--- a/output/boletim_tributario.docx
+++ b/output/boletim_tributario.docx
@@ -52,7 +52,7 @@
                 <w:color w:val="FFFFFF"/>
                 <w:sz w:val="28"/>
               </w:rPr>
-              <w:t>3 de julho de 2026</w:t>
+              <w:t>6 de julho de 2026</w:t>
             </w:r>
           </w:p>
         </w:tc>
@@ -87,7 +87,7 @@
                 <w:color w:val="1A4D2E"/>
                 <w:sz w:val="56"/>
               </w:rPr>
-              <w:t>14</w:t>
+              <w:t>23</w:t>
             </w:r>
           </w:p>
         </w:tc>
@@ -106,7 +106,7 @@
                 <w:color w:val="C0392B"/>
                 <w:sz w:val="56"/>
               </w:rPr>
-              <w:t>7</w:t>
+              <w:t>11</w:t>
             </w:r>
           </w:p>
         </w:tc>
@@ -125,7 +125,7 @@
                 <w:color w:val="D68910"/>
                 <w:sz w:val="56"/>
               </w:rPr>
-              <w:t>6</w:t>
+              <w:t>8</w:t>
             </w:r>
           </w:p>
         </w:tc>
@@ -144,7 +144,7 @@
                 <w:color w:val="7F8C8D"/>
                 <w:sz w:val="56"/>
               </w:rPr>
-              <w:t>1</w:t>
+              <w:t>4</w:t>
             </w:r>
           </w:p>
         </w:tc>
@@ -346,7 +346,7 @@
                   <w:u w:val="single"/>
                   <w:b/>
                 </w:rPr>
-                <w:t>Lei nº 15.455, de 1º.7.2026</w:t>
+                <w:t>Lei nº 15.458, de 3.7.2026 - Abre crédito extraordinário em favor do Ministério da Integração e do Desenvolvimento Regional, no valor de R$ 266.512.000,00 (duzentos e sessenta e seis milhões quinhentos e doze mil reais), para os fins que especifica.</w:t>
               </w:r>
             </w:hyperlink>
           </w:p>
@@ -359,7 +359,7 @@
                 <w:color w:val="4A4A4A"/>
                 <w:sz w:val="18"/>
               </w:rPr>
-              <w:t>Estabelece medidas de proteção e acolhimento de trabalhadores resgatados de condição análoga à de escravo. Altera o Código Penal e outras leis para incluir disposições referentes ao combate a essa prática.</w:t>
+              <w:t>Abre crédito extraordinário para o Ministério da Integração e do Desenvolvimento Regional, no valor de R$ 266.512.000,00.</w:t>
             </w:r>
           </w:p>
         </w:tc>
@@ -404,7 +404,7 @@
                   <w:u w:val="single"/>
                   <w:b/>
                 </w:rPr>
-                <w:t>Lei Complementar nº 233, de 1º.7.2026</w:t>
+                <w:t>Medida Provisória nº 1.375, de 3.7.2026 - Amplia o rol de Carreiras e Planos Especiais de Cargos cujos ocupantes fazem jus à indenização de que trata a Lei nº 12.855, de 2 de setembro de 2013, altera a Lei nº 15.367, de 30 de março de 2026, para admitir que as pessoas de que tratam o art. 6º da Emenda Constitucional nº 79, de 27 de maio de 2014, e o art. 6º da Emenda Constitucional nº 98, de 6 de dezembro de 2017, exerçam o direito de opção de que tratam os art. 52 a art. 54 da referida Lei, e transforma cargos efetivos vagos.</w:t>
               </w:r>
             </w:hyperlink>
           </w:p>
@@ -417,7 +417,7 @@
                 <w:color w:val="4A4A4A"/>
                 <w:sz w:val="18"/>
               </w:rPr>
-              <w:t>Altera a Lei Complementar nº 79/1994 para destinar recursos do Fundo Penitenciário Nacional (Funpen) à formação e capacitação continuada de servidores do sistema penitenciário e policiais penais.</w:t>
+              <w:t>MP amplia rol de carreiras com direito a indenização, altera leis sobre opção de cargos e transforma cargos vagos.</w:t>
             </w:r>
           </w:p>
         </w:tc>
@@ -448,7 +448,7 @@
                 <w:color w:val="1A4D2E"/>
                 <w:sz w:val="16"/>
               </w:rPr>
-              <w:t>BANCO CENTRAL | NORMAS</w:t>
+              <w:t>PLANALTO | RESENHA DIARIA</w:t>
             </w:r>
           </w:p>
           <w:p>
@@ -462,7 +462,7 @@
                   <w:u w:val="single"/>
                   <w:b/>
                 </w:rPr>
-                <w:t>Comunicado n° 45.502, 2/7/2026</w:t>
+                <w:t>Decreto nº 13.054, de 3.7.2026 - Altera o Regulamento da Previdência Social, aprovado pelo Decreto nº 3.048, de 6 de maio de 1999, para dispor sobre a condição de segurado especial dos associados em cooperativas.</w:t>
               </w:r>
             </w:hyperlink>
           </w:p>
@@ -475,7 +475,7 @@
                 <w:color w:val="4A4A4A"/>
                 <w:sz w:val="18"/>
               </w:rPr>
-              <w:t>Divulga condições para a realização de operações compromissadas com instituições financeiras participantes do módulo Oferta Pública (Ofpub), impactando a liquidez e gestão de ativos.</w:t>
+              <w:t>Altera o Regulamento da Previdência Social para incluir associados em cooperativas como segurados especiais.</w:t>
             </w:r>
           </w:p>
         </w:tc>
@@ -506,7 +506,7 @@
                 <w:color w:val="1A4D2E"/>
                 <w:sz w:val="16"/>
               </w:rPr>
-              <w:t>BANCO CENTRAL | NORMAS</w:t>
+              <w:t>PLANALTO | RESENHA DIARIA</w:t>
             </w:r>
           </w:p>
           <w:p>
@@ -520,7 +520,7 @@
                   <w:u w:val="single"/>
                   <w:b/>
                 </w:rPr>
-                <w:t>Instrução Normativa BCB n° 756, 2/7/2026</w:t>
+                <w:t>Decreto nº 13.052, de 3.7.2026 - Altera o Decreto nº 11.002, de 17 de março de 2022, que regulamenta a Lei nº 13.954, de 16 de dezembro de 2019, e a Medida Provisória nº 2.215-10, de 31 de agosto de 2001, para dispor sobre a remuneração dos militares na ativa, os proventos na inatividade e as pensões militares.</w:t>
               </w:r>
             </w:hyperlink>
           </w:p>
@@ -533,7 +533,7 @@
                 <w:color w:val="4A4A4A"/>
                 <w:sz w:val="18"/>
               </w:rPr>
-              <w:t>Altera a Instrução Normativa BCB nº 693/2025, estabelecendo novos procedimentos para remessa de informações sobre serviços de ativos virtuais no mercado de câmbio.</w:t>
+              <w:t>Altera decreto sobre remuneração, proventos e pensões de militares na ativa e inatividade.</w:t>
             </w:r>
           </w:p>
         </w:tc>
@@ -564,7 +564,7 @@
                 <w:color w:val="1A4D2E"/>
                 <w:sz w:val="16"/>
               </w:rPr>
-              <w:t>MINISTÉRIO DA FAZENDA | NOTÍCIAS</w:t>
+              <w:t>PLANALTO | RESENHA DIARIA</w:t>
             </w:r>
           </w:p>
           <w:p>
@@ -578,7 +578,7 @@
                   <w:u w:val="single"/>
                   <w:b/>
                 </w:rPr>
-                <w:t>Implantação do Cadastro Nacional da Pessoa Jurídica alfanumérico começa no dia 31 deste mês</w:t>
+                <w:t>Decreto nº 13.050, de 3.7.2026 - Altera o Decreto nº 9.226, de 6 de dezembro de 2017, que regulamenta a Lei nº 12.855, de 2 de setembro de 2013, que institui a indenização devida a ocupante de cargo efetivo das Carreiras e Planos Especiais de Cargos que especifica, em exercício nas unidades situadas em localidades estratégicas vinculadas à prevenção, controle, fiscalização e repressão dos delitos transfronteiriços.</w:t>
               </w:r>
             </w:hyperlink>
           </w:p>
@@ -591,7 +591,7 @@
                 <w:color w:val="4A4A4A"/>
                 <w:sz w:val="18"/>
               </w:rPr>
-              <w:t>Início da implantação do CNPJ alfanumérico, sem necessidade de alteração para CNPJs ativos, mas com recomendação de adaptação de sistemas informatizados.</w:t>
+              <w:t>Altera decreto sobre indenização a servidores em localidades estratégicas de combate a delitos transfronteiriços.</w:t>
             </w:r>
           </w:p>
         </w:tc>
@@ -660,7 +660,7 @@
           <w:color w:val="1A1A1A"/>
           <w:sz w:val="22"/>
         </w:rPr>
-        <w:t xml:space="preserve">Lei nº 15.455, de 1º.7.2026   </w:t>
+        <w:t xml:space="preserve">Lei nº 15.458, de 3.7.2026 - Abre crédito extraordinário em favor do Ministério da Integração e do Desenvolvimento Regional, no valor de R$ 266.512.000,00 (duzentos e sessenta e seis milhões quinhentos e doze mil reais), para os fins que especifica.   </w:t>
       </w:r>
       <w:r>
         <w:rPr>
@@ -680,7 +680,7 @@
           <w:color w:val="4A4A4A"/>
           <w:sz w:val="20"/>
         </w:rPr>
-        <w:t>Estabelece medidas de proteção e acolhimento de trabalhadores resgatados de condição análoga à de escravo. Altera o Código Penal e outras leis para incluir disposições referentes ao combate a essa prática.</w:t>
+        <w:t>Abre crédito extraordinário para o Ministério da Integração e do Desenvolvimento Regional, no valor de R$ 266.512.000,00.</w:t>
       </w:r>
     </w:p>
     <w:p>
@@ -700,7 +700,7 @@
           <w:color w:val="888888"/>
           <w:sz w:val="18"/>
         </w:rPr>
-        <w:t xml:space="preserve">2026-07-02   </w:t>
+        <w:t xml:space="preserve">2026-07-06   </w:t>
       </w:r>
       <w:hyperlink r:id="rId9">
         <w:r>
@@ -723,7 +723,7 @@
           <w:color w:val="888888"/>
           <w:sz w:val="16"/>
         </w:rPr>
-        <w:t>Nova legislação com impacto social e jurídico significativo, alterando leis importantes para o combate ao trabalho análogo à escravidão.</w:t>
+        <w:t>Legislação federal com impacto orçamentário significativo.</w:t>
       </w:r>
     </w:p>
     <w:p>
@@ -736,7 +736,83 @@
           <w:color w:val="1A1A1A"/>
           <w:sz w:val="22"/>
         </w:rPr>
-        <w:t xml:space="preserve">Lei Complementar nº 233, de 1º.7.2026   </w:t>
+        <w:t xml:space="preserve">Decreto nº 13.055, de 3.7.2026 - Altera o Decreto nº 11.712, de 20 de setembro de 2023, que qualifica organizações militares da Marinha como Organizações Militares Prestadoras de Serviços, com autonomia de gestão.   </w:t>
+      </w:r>
+      <w:r>
+        <w:rPr>
+          <w:b/>
+          <w:color w:val="D68910"/>
+          <w:sz w:val="16"/>
+        </w:rPr>
+        <w:t>[MÉDIA]</w:t>
+      </w:r>
+    </w:p>
+    <w:p>
+      <w:pPr>
+        <w:spacing w:after="40"/>
+      </w:pPr>
+      <w:r>
+        <w:rPr>
+          <w:color w:val="4A4A4A"/>
+          <w:sz w:val="20"/>
+        </w:rPr>
+        <w:t>Altera decreto que qualifica organizações militares da Marinha como prestadoras de serviços com autonomia de gestão.</w:t>
+      </w:r>
+    </w:p>
+    <w:p>
+      <w:pPr>
+        <w:spacing w:after="40"/>
+      </w:pPr>
+      <w:r>
+        <w:rPr>
+          <w:b/>
+          <w:color w:val="888888"/>
+          <w:sz w:val="18"/>
+        </w:rPr>
+        <w:t xml:space="preserve">Publicado: </w:t>
+      </w:r>
+      <w:r>
+        <w:rPr>
+          <w:color w:val="888888"/>
+          <w:sz w:val="18"/>
+        </w:rPr>
+        <w:t xml:space="preserve">2026-07-06   </w:t>
+      </w:r>
+      <w:hyperlink r:id="rId14">
+        <w:r>
+          <w:rPr>
+            <w:color w:val="1A4D2E"/>
+            <w:u w:val="single"/>
+            <w:b/>
+          </w:rPr>
+          <w:t>Acessar materia</w:t>
+        </w:r>
+      </w:hyperlink>
+    </w:p>
+    <w:p>
+      <w:pPr>
+        <w:spacing w:after="120"/>
+      </w:pPr>
+      <w:r>
+        <w:rPr>
+          <w:i/>
+          <w:color w:val="888888"/>
+          <w:sz w:val="16"/>
+        </w:rPr>
+        <w:t>Ato administrativo que impacta a gestão de órgãos públicos.</w:t>
+      </w:r>
+    </w:p>
+    <w:p>
+      <w:pPr>
+        <w:spacing w:before="160" w:after="40"/>
+      </w:pPr>
+      <w:r>
+        <w:rPr>
+          <w:b/>
+          <w:color w:val="1A1A1A"/>
+          <w:sz w:val="22"/>
+        </w:rPr>
+        <w:t xml:space="preserve">Medida Provisória nº 1.375, de 3.7.2026 - Amplia o rol de Carreiras e Planos Especiais de Cargos cujos ocupantes fazem jus à indenização de que trata a Lei nº 12.855, de 2 de setembro de 2013, altera a Lei nº 15.367, de 30 de março de 2026, para admitir que as pessoas de que tratam o art. 6º da Emenda Constitucional nº 79, de 27 de maio de 2014, e o art. 6º da Emenda Constitucional nº 98, de 6 de dezembro de 2017, exerçam o direito de opção de que tratam os art. 52 a art. 54 da referida Lei, e transforma cargos efetivos vagos.   </w:t>
       </w:r>
       <w:r>
         <w:rPr>
@@ -756,7 +832,7 @@
           <w:color w:val="4A4A4A"/>
           <w:sz w:val="20"/>
         </w:rPr>
-        <w:t>Altera a Lei Complementar nº 79/1994 para destinar recursos do Fundo Penitenciário Nacional (Funpen) à formação e capacitação continuada de servidores do sistema penitenciário e policiais penais.</w:t>
+        <w:t>MP amplia rol de carreiras com direito a indenização, altera leis sobre opção de cargos e transforma cargos vagos.</w:t>
       </w:r>
     </w:p>
     <w:p>
@@ -776,7 +852,7 @@
           <w:color w:val="888888"/>
           <w:sz w:val="18"/>
         </w:rPr>
-        <w:t xml:space="preserve">2026-07-02   </w:t>
+        <w:t xml:space="preserve">2026-07-03   </w:t>
       </w:r>
       <w:hyperlink r:id="rId10">
         <w:r>
@@ -799,7 +875,7 @@
           <w:color w:val="888888"/>
           <w:sz w:val="16"/>
         </w:rPr>
-        <w:t>Altera lei complementar, impactando diretamente o financiamento e a capacitação de profissionais do sistema penitenciário e policiais penais.</w:t>
+        <w:t>Legislação federal com impacto em carreiras e planos de cargos públicos.</w:t>
       </w:r>
     </w:p>
     <w:p>
@@ -812,15 +888,15 @@
           <w:color w:val="1A1A1A"/>
           <w:sz w:val="22"/>
         </w:rPr>
-        <w:t xml:space="preserve">Decreto nº 13.047, de 1º.7.2026   </w:t>
+        <w:t xml:space="preserve">Decreto nº 13.054, de 3.7.2026 - Altera o Regulamento da Previdência Social, aprovado pelo Decreto nº 3.048, de 6 de maio de 1999, para dispor sobre a condição de segurado especial dos associados em cooperativas.   </w:t>
       </w:r>
       <w:r>
         <w:rPr>
           <w:b/>
-          <w:color w:val="D68910"/>
+          <w:color w:val="C0392B"/>
           <w:sz w:val="16"/>
         </w:rPr>
-        <w:t>[MÉDIA]</w:t>
+        <w:t>[ALTA]</w:t>
       </w:r>
     </w:p>
     <w:p>
@@ -832,7 +908,7 @@
           <w:color w:val="4A4A4A"/>
           <w:sz w:val="20"/>
         </w:rPr>
-        <w:t>Promulga o Acordo para a Proteção de Informação Classificada entre Brasil e Portugal, firmado em 2005, visando a proteção mútua de dados sensíveis.</w:t>
+        <w:t>Altera o Regulamento da Previdência Social para incluir associados em cooperativas como segurados especiais.</w:t>
       </w:r>
     </w:p>
     <w:p>
@@ -852,9 +928,9 @@
           <w:color w:val="888888"/>
           <w:sz w:val="18"/>
         </w:rPr>
-        <w:t xml:space="preserve">2026-07-02   </w:t>
+        <w:t xml:space="preserve">2026-07-03   </w:t>
       </w:r>
-      <w:hyperlink r:id="rId14">
+      <w:hyperlink r:id="rId11">
         <w:r>
           <w:rPr>
             <w:color w:val="1A4D2E"/>
@@ -875,7 +951,7 @@
           <w:color w:val="888888"/>
           <w:sz w:val="16"/>
         </w:rPr>
-        <w:t>Promulgação de acordo internacional que afeta a proteção de informações classificadas entre países.</w:t>
+        <w:t>Legislação federal com impacto direto na previdência social e cooperativas.</w:t>
       </w:r>
     </w:p>
     <w:p>
@@ -888,7 +964,7 @@
           <w:color w:val="1A1A1A"/>
           <w:sz w:val="22"/>
         </w:rPr>
-        <w:t xml:space="preserve">Decreto nº 13.046, de 1º.7.2026   </w:t>
+        <w:t xml:space="preserve">Decreto nº 13.053, de 3.7.2026 - Altera o Decreto nº 11.329, de 1º de janeiro de 2023, que aprova a Estrutura Regimental e o Quadro Demonstrativo dos Cargos em Comissão, das Funções de Confiança e das Gratificações da Casa Civil da Presidência da República e remaneja e transforma cargos em comissão, funções de confiança e gratificações.   </w:t>
       </w:r>
       <w:r>
         <w:rPr>
@@ -908,7 +984,7 @@
           <w:color w:val="4A4A4A"/>
           <w:sz w:val="20"/>
         </w:rPr>
-        <w:t>Promulga o Acordo entre Brasil e Eslovênia sobre a Troca e Proteção Mútua de Informações Classificadas, firmado em 2023, reforçando a segurança de dados entre as nações.</w:t>
+        <w:t>Altera estrutura regimental e quadro de cargos da Casa Civil da Presidência da República.</w:t>
       </w:r>
     </w:p>
     <w:p>
@@ -928,7 +1004,7 @@
           <w:color w:val="888888"/>
           <w:sz w:val="18"/>
         </w:rPr>
-        <w:t xml:space="preserve">2026-07-02   </w:t>
+        <w:t xml:space="preserve">2026-07-03   </w:t>
       </w:r>
       <w:hyperlink r:id="rId15">
         <w:r>
@@ -951,7 +1027,7 @@
           <w:color w:val="888888"/>
           <w:sz w:val="16"/>
         </w:rPr>
-        <w:t>Promulgação de acordo internacional que afeta a proteção de informações classificadas entre países.</w:t>
+        <w:t>Ato administrativo que reorganiza a estrutura de cargos na administração pública.</w:t>
       </w:r>
     </w:p>
     <w:p>
@@ -964,15 +1040,15 @@
           <w:color w:val="1A1A1A"/>
           <w:sz w:val="22"/>
         </w:rPr>
-        <w:t xml:space="preserve">Lei nº 15.454, de 1º.7.2026   </w:t>
+        <w:t xml:space="preserve">Decreto nº 13.052, de 3.7.2026 - Altera o Decreto nº 11.002, de 17 de março de 2022, que regulamenta a Lei nº 13.954, de 16 de dezembro de 2019, e a Medida Provisória nº 2.215-10, de 31 de agosto de 2001, para dispor sobre a remuneração dos militares na ativa, os proventos na inatividade e as pensões militares.   </w:t>
       </w:r>
       <w:r>
         <w:rPr>
           <w:b/>
-          <w:color w:val="7F8C8D"/>
+          <w:color w:val="C0392B"/>
           <w:sz w:val="16"/>
         </w:rPr>
-        <w:t>[BAIXA]</w:t>
+        <w:t>[ALTA]</w:t>
       </w:r>
     </w:p>
     <w:p>
@@ -984,7 +1060,7 @@
           <w:color w:val="4A4A4A"/>
           <w:sz w:val="20"/>
         </w:rPr>
-        <w:t>Dispõe sobre a transferência simbólica da sede do governo federal para Salvador, Bahia, em 2 de julho de cada ano, em caráter comemorativo.</w:t>
+        <w:t>Altera decreto sobre remuneração, proventos e pensões de militares na ativa e inatividade.</w:t>
       </w:r>
     </w:p>
     <w:p>
@@ -1004,7 +1080,83 @@
           <w:color w:val="888888"/>
           <w:sz w:val="18"/>
         </w:rPr>
-        <w:t xml:space="preserve">2026-07-02   </w:t>
+        <w:t xml:space="preserve">2026-07-03   </w:t>
+      </w:r>
+      <w:hyperlink r:id="rId12">
+        <w:r>
+          <w:rPr>
+            <w:color w:val="1A4D2E"/>
+            <w:u w:val="single"/>
+            <w:b/>
+          </w:rPr>
+          <w:t>Acessar materia</w:t>
+        </w:r>
+      </w:hyperlink>
+    </w:p>
+    <w:p>
+      <w:pPr>
+        <w:spacing w:after="120"/>
+      </w:pPr>
+      <w:r>
+        <w:rPr>
+          <w:i/>
+          <w:color w:val="888888"/>
+          <w:sz w:val="16"/>
+        </w:rPr>
+        <w:t>Legislação federal com impacto direto em direitos e remuneração de militares.</w:t>
+      </w:r>
+    </w:p>
+    <w:p>
+      <w:pPr>
+        <w:spacing w:before="160" w:after="40"/>
+      </w:pPr>
+      <w:r>
+        <w:rPr>
+          <w:b/>
+          <w:color w:val="1A1A1A"/>
+          <w:sz w:val="22"/>
+        </w:rPr>
+        <w:t xml:space="preserve">Decreto nº 13.051, de 3.7.2026 - Dispõe sobre a distribuição do quantitativo de Gratificação Temporária de Execução e Apoio a Atividades Técnicas e Administrativas – GTATA.   </w:t>
+      </w:r>
+      <w:r>
+        <w:rPr>
+          <w:b/>
+          <w:color w:val="D68910"/>
+          <w:sz w:val="16"/>
+        </w:rPr>
+        <w:t>[MÉDIA]</w:t>
+      </w:r>
+    </w:p>
+    <w:p>
+      <w:pPr>
+        <w:spacing w:after="40"/>
+      </w:pPr>
+      <w:r>
+        <w:rPr>
+          <w:color w:val="4A4A4A"/>
+          <w:sz w:val="20"/>
+        </w:rPr>
+        <w:t>Dispõe sobre a distribuição de Gratificação Temporária para atividades técnicas e administrativas (GTATA).</w:t>
+      </w:r>
+    </w:p>
+    <w:p>
+      <w:pPr>
+        <w:spacing w:after="40"/>
+      </w:pPr>
+      <w:r>
+        <w:rPr>
+          <w:b/>
+          <w:color w:val="888888"/>
+          <w:sz w:val="18"/>
+        </w:rPr>
+        <w:t xml:space="preserve">Publicado: </w:t>
+      </w:r>
+      <w:r>
+        <w:rPr>
+          <w:color w:val="888888"/>
+          <w:sz w:val="18"/>
+        </w:rPr>
+        <w:t xml:space="preserve">2026-07-03   </w:t>
       </w:r>
       <w:hyperlink r:id="rId16">
         <w:r>
@@ -1027,7 +1179,387 @@
           <w:color w:val="888888"/>
           <w:sz w:val="16"/>
         </w:rPr>
-        <w:t>Ato de caráter simbólico e institucional, sem impacto regulatório ou econômico direto.</w:t>
+        <w:t>Ato administrativo que impacta a remuneração de servidores.</w:t>
+      </w:r>
+    </w:p>
+    <w:p>
+      <w:pPr>
+        <w:spacing w:before="160" w:after="40"/>
+      </w:pPr>
+      <w:r>
+        <w:rPr>
+          <w:b/>
+          <w:color w:val="1A1A1A"/>
+          <w:sz w:val="22"/>
+        </w:rPr>
+        <w:t xml:space="preserve">Decreto nº 13.050, de 3.7.2026 - Altera o Decreto nº 9.226, de 6 de dezembro de 2017, que regulamenta a Lei nº 12.855, de 2 de setembro de 2013, que institui a indenização devida a ocupante de cargo efetivo das Carreiras e Planos Especiais de Cargos que especifica, em exercício nas unidades situadas em localidades estratégicas vinculadas à prevenção, controle, fiscalização e repressão dos delitos transfronteiriços.   </w:t>
+      </w:r>
+      <w:r>
+        <w:rPr>
+          <w:b/>
+          <w:color w:val="C0392B"/>
+          <w:sz w:val="16"/>
+        </w:rPr>
+        <w:t>[ALTA]</w:t>
+      </w:r>
+    </w:p>
+    <w:p>
+      <w:pPr>
+        <w:spacing w:after="40"/>
+      </w:pPr>
+      <w:r>
+        <w:rPr>
+          <w:color w:val="4A4A4A"/>
+          <w:sz w:val="20"/>
+        </w:rPr>
+        <w:t>Altera decreto sobre indenização a servidores em localidades estratégicas de combate a delitos transfronteiriços.</w:t>
+      </w:r>
+    </w:p>
+    <w:p>
+      <w:pPr>
+        <w:spacing w:after="40"/>
+      </w:pPr>
+      <w:r>
+        <w:rPr>
+          <w:b/>
+          <w:color w:val="888888"/>
+          <w:sz w:val="18"/>
+        </w:rPr>
+        <w:t xml:space="preserve">Publicado: </w:t>
+      </w:r>
+      <w:r>
+        <w:rPr>
+          <w:color w:val="888888"/>
+          <w:sz w:val="18"/>
+        </w:rPr>
+        <w:t xml:space="preserve">2026-07-03   </w:t>
+      </w:r>
+      <w:hyperlink r:id="rId13">
+        <w:r>
+          <w:rPr>
+            <w:color w:val="1A4D2E"/>
+            <w:u w:val="single"/>
+            <w:b/>
+          </w:rPr>
+          <w:t>Acessar materia</w:t>
+        </w:r>
+      </w:hyperlink>
+    </w:p>
+    <w:p>
+      <w:pPr>
+        <w:spacing w:after="120"/>
+      </w:pPr>
+      <w:r>
+        <w:rPr>
+          <w:i/>
+          <w:color w:val="888888"/>
+          <w:sz w:val="16"/>
+        </w:rPr>
+        <w:t>Legislação federal com impacto em direitos de servidores públicos.</w:t>
+      </w:r>
+    </w:p>
+    <w:p>
+      <w:pPr>
+        <w:spacing w:before="160" w:after="40"/>
+      </w:pPr>
+      <w:r>
+        <w:rPr>
+          <w:b/>
+          <w:color w:val="1A1A1A"/>
+          <w:sz w:val="22"/>
+        </w:rPr>
+        <w:t xml:space="preserve">Decreto nº 13.049, de 3.7.2026 - Regulamenta a Lei nº 12.855, de 2 de setembro de 2013, que institui a indenização devida a ocupante de cargo efetivo das Carreiras e Planos Especiais de Cargos que especifica, em exercício nas unidades situadas em localidades estratégicas vinculadas à prevenção, controle, fiscalização e repressão dos delitos transfronteiriços, quanto às Carreiras e aos Planos de Cargos que especifica.   </w:t>
+      </w:r>
+      <w:r>
+        <w:rPr>
+          <w:b/>
+          <w:color w:val="C0392B"/>
+          <w:sz w:val="16"/>
+        </w:rPr>
+        <w:t>[ALTA]</w:t>
+      </w:r>
+    </w:p>
+    <w:p>
+      <w:pPr>
+        <w:spacing w:after="40"/>
+      </w:pPr>
+      <w:r>
+        <w:rPr>
+          <w:color w:val="4A4A4A"/>
+          <w:sz w:val="20"/>
+        </w:rPr>
+        <w:t>Regulamenta lei sobre indenização a servidores em localidades estratégicas de combate a delitos transfronteiriços.</w:t>
+      </w:r>
+    </w:p>
+    <w:p>
+      <w:pPr>
+        <w:spacing w:after="40"/>
+      </w:pPr>
+      <w:r>
+        <w:rPr>
+          <w:b/>
+          <w:color w:val="888888"/>
+          <w:sz w:val="18"/>
+        </w:rPr>
+        <w:t xml:space="preserve">Publicado: </w:t>
+      </w:r>
+      <w:r>
+        <w:rPr>
+          <w:color w:val="888888"/>
+          <w:sz w:val="18"/>
+        </w:rPr>
+        <w:t xml:space="preserve">2026-07-03   </w:t>
+      </w:r>
+      <w:hyperlink r:id="rId17">
+        <w:r>
+          <w:rPr>
+            <w:color w:val="1A4D2E"/>
+            <w:u w:val="single"/>
+            <w:b/>
+          </w:rPr>
+          <w:t>Acessar materia</w:t>
+        </w:r>
+      </w:hyperlink>
+    </w:p>
+    <w:p>
+      <w:pPr>
+        <w:spacing w:after="120"/>
+      </w:pPr>
+      <w:r>
+        <w:rPr>
+          <w:i/>
+          <w:color w:val="888888"/>
+          <w:sz w:val="16"/>
+        </w:rPr>
+        <w:t>Legislação federal com impacto em direitos de servidores públicos.</w:t>
+      </w:r>
+    </w:p>
+    <w:p>
+      <w:pPr>
+        <w:spacing w:before="160" w:after="40"/>
+      </w:pPr>
+      <w:r>
+        <w:rPr>
+          <w:b/>
+          <w:color w:val="1A1A1A"/>
+          <w:sz w:val="22"/>
+        </w:rPr>
+        <w:t xml:space="preserve">Decreto nº 13.048, de 3.7.2026 - Estabelece os critérios e os procedimentos para a concessão do Reconhecimento de Saberes e Competências aos servidores ocupantes dos cargos do Plano de Carreira dos Cargos Técnico-Administrativos em Educação.   </w:t>
+      </w:r>
+      <w:r>
+        <w:rPr>
+          <w:b/>
+          <w:color w:val="D68910"/>
+          <w:sz w:val="16"/>
+        </w:rPr>
+        <w:t>[MÉDIA]</w:t>
+      </w:r>
+    </w:p>
+    <w:p>
+      <w:pPr>
+        <w:spacing w:after="40"/>
+      </w:pPr>
+      <w:r>
+        <w:rPr>
+          <w:color w:val="4A4A4A"/>
+          <w:sz w:val="20"/>
+        </w:rPr>
+        <w:t>Estabelece critérios para concessão de Reconhecimento de Saberes e Competências a servidores técnico-administrativos em Educação.</w:t>
+      </w:r>
+    </w:p>
+    <w:p>
+      <w:pPr>
+        <w:spacing w:after="40"/>
+      </w:pPr>
+      <w:r>
+        <w:rPr>
+          <w:b/>
+          <w:color w:val="888888"/>
+          <w:sz w:val="18"/>
+        </w:rPr>
+        <w:t xml:space="preserve">Publicado: </w:t>
+      </w:r>
+      <w:r>
+        <w:rPr>
+          <w:color w:val="888888"/>
+          <w:sz w:val="18"/>
+        </w:rPr>
+        <w:t xml:space="preserve">2026-07-03   </w:t>
+      </w:r>
+      <w:hyperlink r:id="rId18">
+        <w:r>
+          <w:rPr>
+            <w:color w:val="1A4D2E"/>
+            <w:u w:val="single"/>
+            <w:b/>
+          </w:rPr>
+          <w:t>Acessar materia</w:t>
+        </w:r>
+      </w:hyperlink>
+    </w:p>
+    <w:p>
+      <w:pPr>
+        <w:spacing w:after="120"/>
+      </w:pPr>
+      <w:r>
+        <w:rPr>
+          <w:i/>
+          <w:color w:val="888888"/>
+          <w:sz w:val="16"/>
+        </w:rPr>
+        <w:t>Ato administrativo que impacta a carreira de servidores públicos.</w:t>
+      </w:r>
+    </w:p>
+    <w:p>
+      <w:pPr>
+        <w:spacing w:before="160" w:after="40"/>
+      </w:pPr>
+      <w:r>
+        <w:rPr>
+          <w:b/>
+          <w:color w:val="1A1A1A"/>
+          <w:sz w:val="22"/>
+        </w:rPr>
+        <w:t xml:space="preserve">Lei nº 15.457, de 3.7.2026 - Cria a Universidade Federal do Esporte.   </w:t>
+      </w:r>
+      <w:r>
+        <w:rPr>
+          <w:b/>
+          <w:color w:val="C0392B"/>
+          <w:sz w:val="16"/>
+        </w:rPr>
+        <w:t>[ALTA]</w:t>
+      </w:r>
+    </w:p>
+    <w:p>
+      <w:pPr>
+        <w:spacing w:after="40"/>
+      </w:pPr>
+      <w:r>
+        <w:rPr>
+          <w:color w:val="4A4A4A"/>
+          <w:sz w:val="20"/>
+        </w:rPr>
+        <w:t>Cria a Universidade Federal do Esporte.</w:t>
+      </w:r>
+    </w:p>
+    <w:p>
+      <w:pPr>
+        <w:spacing w:after="40"/>
+      </w:pPr>
+      <w:r>
+        <w:rPr>
+          <w:b/>
+          <w:color w:val="888888"/>
+          <w:sz w:val="18"/>
+        </w:rPr>
+        <w:t xml:space="preserve">Publicado: </w:t>
+      </w:r>
+      <w:r>
+        <w:rPr>
+          <w:color w:val="888888"/>
+          <w:sz w:val="18"/>
+        </w:rPr>
+        <w:t xml:space="preserve">2026-07-03   </w:t>
+      </w:r>
+      <w:hyperlink r:id="rId19">
+        <w:r>
+          <w:rPr>
+            <w:color w:val="1A4D2E"/>
+            <w:u w:val="single"/>
+            <w:b/>
+          </w:rPr>
+          <w:t>Acessar materia</w:t>
+        </w:r>
+      </w:hyperlink>
+    </w:p>
+    <w:p>
+      <w:pPr>
+        <w:spacing w:after="120"/>
+      </w:pPr>
+      <w:r>
+        <w:rPr>
+          <w:i/>
+          <w:color w:val="888888"/>
+          <w:sz w:val="16"/>
+        </w:rPr>
+        <w:t>Legislação federal que cria uma nova instituição de ensino superior.</w:t>
+      </w:r>
+    </w:p>
+    <w:p>
+      <w:pPr>
+        <w:spacing w:before="160" w:after="40"/>
+      </w:pPr>
+      <w:r>
+        <w:rPr>
+          <w:b/>
+          <w:color w:val="1A1A1A"/>
+          <w:sz w:val="22"/>
+        </w:rPr>
+        <w:t xml:space="preserve">Lei nº 15.456, de 3.7.2026 - Regulamenta a profissão de protesista/ortesista ortopédico.   </w:t>
+      </w:r>
+      <w:r>
+        <w:rPr>
+          <w:b/>
+          <w:color w:val="C0392B"/>
+          <w:sz w:val="16"/>
+        </w:rPr>
+        <w:t>[ALTA]</w:t>
+      </w:r>
+    </w:p>
+    <w:p>
+      <w:pPr>
+        <w:spacing w:after="40"/>
+      </w:pPr>
+      <w:r>
+        <w:rPr>
+          <w:color w:val="4A4A4A"/>
+          <w:sz w:val="20"/>
+        </w:rPr>
+        <w:t>Regulamenta a profissão de protesista/ortesista ortopédico.</w:t>
+      </w:r>
+    </w:p>
+    <w:p>
+      <w:pPr>
+        <w:spacing w:after="40"/>
+      </w:pPr>
+      <w:r>
+        <w:rPr>
+          <w:b/>
+          <w:color w:val="888888"/>
+          <w:sz w:val="18"/>
+        </w:rPr>
+        <w:t xml:space="preserve">Publicado: </w:t>
+      </w:r>
+      <w:r>
+        <w:rPr>
+          <w:color w:val="888888"/>
+          <w:sz w:val="18"/>
+        </w:rPr>
+        <w:t xml:space="preserve">2026-07-03   </w:t>
+      </w:r>
+      <w:hyperlink r:id="rId20">
+        <w:r>
+          <w:rPr>
+            <w:color w:val="1A4D2E"/>
+            <w:u w:val="single"/>
+            <w:b/>
+          </w:rPr>
+          <w:t>Acessar materia</w:t>
+        </w:r>
+      </w:hyperlink>
+    </w:p>
+    <w:p>
+      <w:pPr>
+        <w:spacing w:after="120"/>
+      </w:pPr>
+      <w:r>
+        <w:rPr>
+          <w:i/>
+          <w:color w:val="888888"/>
+          <w:sz w:val="16"/>
+        </w:rPr>
+        <w:t>Legislação federal que regulamenta uma profissão.</w:t>
       </w:r>
     </w:p>
     <w:p/>
@@ -1093,6 +1625,614 @@
           <w:color w:val="1A1A1A"/>
           <w:sz w:val="22"/>
         </w:rPr>
+        <w:t xml:space="preserve">Comunicado n° 45.509, 6/7/2026   </w:t>
+      </w:r>
+      <w:r>
+        <w:rPr>
+          <w:b/>
+          <w:color w:val="7F8C8D"/>
+          <w:sz w:val="16"/>
+        </w:rPr>
+        <w:t>[BAIXA]</w:t>
+      </w:r>
+    </w:p>
+    <w:p>
+      <w:pPr>
+        <w:spacing w:after="40"/>
+      </w:pPr>
+      <w:r>
+        <w:rPr>
+          <w:color w:val="4A4A4A"/>
+          <w:sz w:val="20"/>
+        </w:rPr>
+        <w:t>Divulga nomes de pessoas eleitas ou nomeadas para cargos de administração em instituições autorizadas a funcionar, para recebimento de eventuais objeções.</w:t>
+      </w:r>
+    </w:p>
+    <w:p>
+      <w:pPr>
+        <w:spacing w:after="40"/>
+      </w:pPr>
+      <w:r>
+        <w:rPr>
+          <w:b/>
+          <w:color w:val="888888"/>
+          <w:sz w:val="18"/>
+        </w:rPr>
+        <w:t xml:space="preserve">Publicado: </w:t>
+      </w:r>
+      <w:r>
+        <w:rPr>
+          <w:color w:val="888888"/>
+          <w:sz w:val="18"/>
+        </w:rPr>
+        <w:t xml:space="preserve">2026-07-06T10:07   </w:t>
+      </w:r>
+      <w:hyperlink r:id="rId21">
+        <w:r>
+          <w:rPr>
+            <w:color w:val="1A4D2E"/>
+            <w:u w:val="single"/>
+            <w:b/>
+          </w:rPr>
+          <w:t>Acessar materia</w:t>
+        </w:r>
+      </w:hyperlink>
+    </w:p>
+    <w:p>
+      <w:pPr>
+        <w:spacing w:after="120"/>
+      </w:pPr>
+      <w:r>
+        <w:rPr>
+          <w:i/>
+          <w:color w:val="888888"/>
+          <w:sz w:val="16"/>
+        </w:rPr>
+        <w:t>Notícia administrativa sobre nomeações em instituições financeiras.</w:t>
+      </w:r>
+    </w:p>
+    <w:p>
+      <w:pPr>
+        <w:spacing w:before="160" w:after="40"/>
+      </w:pPr>
+      <w:r>
+        <w:rPr>
+          <w:b/>
+          <w:color w:val="1A1A1A"/>
+          <w:sz w:val="22"/>
+        </w:rPr>
+        <w:t xml:space="preserve">Comunicado n° 45.508, 6/7/2026   </w:t>
+      </w:r>
+      <w:r>
+        <w:rPr>
+          <w:b/>
+          <w:color w:val="7F8C8D"/>
+          <w:sz w:val="16"/>
+        </w:rPr>
+        <w:t>[BAIXA]</w:t>
+      </w:r>
+    </w:p>
+    <w:p>
+      <w:pPr>
+        <w:spacing w:after="40"/>
+      </w:pPr>
+      <w:r>
+        <w:rPr>
+          <w:color w:val="4A4A4A"/>
+          <w:sz w:val="20"/>
+        </w:rPr>
+        <w:t>Divulga nome aprovado de pessoas eleitas/nomeadas para cargos de órgãos estatutários ou contratuais de sociedades autorizadas a funcionar pelo Banco Central do Brasil.</w:t>
+      </w:r>
+    </w:p>
+    <w:p>
+      <w:pPr>
+        <w:spacing w:after="40"/>
+      </w:pPr>
+      <w:r>
+        <w:rPr>
+          <w:b/>
+          <w:color w:val="888888"/>
+          <w:sz w:val="18"/>
+        </w:rPr>
+        <w:t xml:space="preserve">Publicado: </w:t>
+      </w:r>
+      <w:r>
+        <w:rPr>
+          <w:color w:val="888888"/>
+          <w:sz w:val="18"/>
+        </w:rPr>
+        <w:t xml:space="preserve">2026-07-06T10:06   </w:t>
+      </w:r>
+      <w:hyperlink r:id="rId22">
+        <w:r>
+          <w:rPr>
+            <w:color w:val="1A4D2E"/>
+            <w:u w:val="single"/>
+            <w:b/>
+          </w:rPr>
+          <w:t>Acessar materia</w:t>
+        </w:r>
+      </w:hyperlink>
+    </w:p>
+    <w:p>
+      <w:pPr>
+        <w:spacing w:after="120"/>
+      </w:pPr>
+      <w:r>
+        <w:rPr>
+          <w:i/>
+          <w:color w:val="888888"/>
+          <w:sz w:val="16"/>
+        </w:rPr>
+        <w:t>Notícia administrativa sobre aprovação de nomes em instituições financeiras.</w:t>
+      </w:r>
+    </w:p>
+    <w:p>
+      <w:pPr>
+        <w:spacing w:before="160" w:after="40"/>
+      </w:pPr>
+      <w:r>
+        <w:rPr>
+          <w:b/>
+          <w:color w:val="1A1A1A"/>
+          <w:sz w:val="22"/>
+        </w:rPr>
+        <w:t xml:space="preserve">Comunicado n° 45.507, 6/7/2026   </w:t>
+      </w:r>
+      <w:r>
+        <w:rPr>
+          <w:b/>
+          <w:color w:val="D68910"/>
+          <w:sz w:val="16"/>
+        </w:rPr>
+        <w:t>[MÉDIA]</w:t>
+      </w:r>
+    </w:p>
+    <w:p>
+      <w:pPr>
+        <w:spacing w:after="40"/>
+      </w:pPr>
+      <w:r>
+        <w:rPr>
+          <w:color w:val="4A4A4A"/>
+          <w:sz w:val="20"/>
+        </w:rPr>
+        <w:t>Divulga a Taxa Básica Financeira (TBF), o Redutor "R" e a Taxa Referencial (TR) relativos a 3 de julho de 2026.</w:t>
+      </w:r>
+    </w:p>
+    <w:p>
+      <w:pPr>
+        <w:spacing w:after="40"/>
+      </w:pPr>
+      <w:r>
+        <w:rPr>
+          <w:b/>
+          <w:color w:val="888888"/>
+          <w:sz w:val="18"/>
+        </w:rPr>
+        <w:t xml:space="preserve">Publicado: </w:t>
+      </w:r>
+      <w:r>
+        <w:rPr>
+          <w:color w:val="888888"/>
+          <w:sz w:val="18"/>
+        </w:rPr>
+        <w:t xml:space="preserve">2026-07-06T09:01   </w:t>
+      </w:r>
+      <w:hyperlink r:id="rId23">
+        <w:r>
+          <w:rPr>
+            <w:color w:val="1A4D2E"/>
+            <w:u w:val="single"/>
+            <w:b/>
+          </w:rPr>
+          <w:t>Acessar materia</w:t>
+        </w:r>
+      </w:hyperlink>
+    </w:p>
+    <w:p>
+      <w:pPr>
+        <w:spacing w:after="120"/>
+      </w:pPr>
+      <w:r>
+        <w:rPr>
+          <w:i/>
+          <w:color w:val="888888"/>
+          <w:sz w:val="16"/>
+        </w:rPr>
+        <w:t>Informação relevante para o mercado financeiro sobre taxas de referência.</w:t>
+      </w:r>
+    </w:p>
+    <w:p>
+      <w:pPr>
+        <w:spacing w:before="160" w:after="40"/>
+      </w:pPr>
+      <w:r>
+        <w:rPr>
+          <w:b/>
+          <w:color w:val="1A1A1A"/>
+          <w:sz w:val="22"/>
+        </w:rPr>
+        <w:t xml:space="preserve">Comunicado n° 45.506, 3/7/2026   </w:t>
+      </w:r>
+      <w:r>
+        <w:rPr>
+          <w:b/>
+          <w:color w:val="D68910"/>
+          <w:sz w:val="16"/>
+        </w:rPr>
+        <w:t>[MÉDIA]</w:t>
+      </w:r>
+    </w:p>
+    <w:p>
+      <w:pPr>
+        <w:spacing w:after="40"/>
+      </w:pPr>
+      <w:r>
+        <w:rPr>
+          <w:color w:val="4A4A4A"/>
+          <w:sz w:val="20"/>
+        </w:rPr>
+        <w:t>Divulga condições para a realização de operações compromissadas com instituições financeiras participantes do módulo Oferta Pública (Ofpub).</w:t>
+      </w:r>
+    </w:p>
+    <w:p>
+      <w:pPr>
+        <w:spacing w:after="40"/>
+      </w:pPr>
+      <w:r>
+        <w:rPr>
+          <w:b/>
+          <w:color w:val="888888"/>
+          <w:sz w:val="18"/>
+        </w:rPr>
+        <w:t xml:space="preserve">Publicado: </w:t>
+      </w:r>
+      <w:r>
+        <w:rPr>
+          <w:color w:val="888888"/>
+          <w:sz w:val="18"/>
+        </w:rPr>
+        <w:t xml:space="preserve">2026-07-03T18:30   </w:t>
+      </w:r>
+      <w:hyperlink r:id="rId24">
+        <w:r>
+          <w:rPr>
+            <w:color w:val="1A4D2E"/>
+            <w:u w:val="single"/>
+            <w:b/>
+          </w:rPr>
+          <w:t>Acessar materia</w:t>
+        </w:r>
+      </w:hyperlink>
+    </w:p>
+    <w:p>
+      <w:pPr>
+        <w:spacing w:after="120"/>
+      </w:pPr>
+      <w:r>
+        <w:rPr>
+          <w:i/>
+          <w:color w:val="888888"/>
+          <w:sz w:val="16"/>
+        </w:rPr>
+        <w:t>Impacta operações financeiras e participantes do mercado.</w:t>
+      </w:r>
+    </w:p>
+    <w:p>
+      <w:pPr>
+        <w:spacing w:before="160" w:after="40"/>
+      </w:pPr>
+      <w:r>
+        <w:rPr>
+          <w:b/>
+          <w:color w:val="1A1A1A"/>
+          <w:sz w:val="22"/>
+        </w:rPr>
+        <w:t xml:space="preserve">Resolução CMN n° 5.326, 3/7/2026   </w:t>
+      </w:r>
+      <w:r>
+        <w:rPr>
+          <w:b/>
+          <w:color w:val="C0392B"/>
+          <w:sz w:val="16"/>
+        </w:rPr>
+        <w:t>[ALTA]</w:t>
+      </w:r>
+    </w:p>
+    <w:p>
+      <w:pPr>
+        <w:spacing w:after="40"/>
+      </w:pPr>
+      <w:r>
+        <w:rPr>
+          <w:color w:val="4A4A4A"/>
+          <w:sz w:val="20"/>
+        </w:rPr>
+        <w:t>Estabelece as condições, os encargos financeiros e os prazos aplicáveis à linha de crédito reembolsável de que trata o art. 3º da Medida Provisória nº 1.373, de 29 de junho de 2026.</w:t>
+      </w:r>
+    </w:p>
+    <w:p>
+      <w:pPr>
+        <w:spacing w:after="40"/>
+      </w:pPr>
+      <w:r>
+        <w:rPr>
+          <w:b/>
+          <w:color w:val="888888"/>
+          <w:sz w:val="18"/>
+        </w:rPr>
+        <w:t xml:space="preserve">Publicado: </w:t>
+      </w:r>
+      <w:r>
+        <w:rPr>
+          <w:color w:val="888888"/>
+          <w:sz w:val="18"/>
+        </w:rPr>
+        <w:t xml:space="preserve">2026-07-03T18:01   </w:t>
+      </w:r>
+      <w:hyperlink r:id="rId25">
+        <w:r>
+          <w:rPr>
+            <w:color w:val="1A4D2E"/>
+            <w:u w:val="single"/>
+            <w:b/>
+          </w:rPr>
+          <w:t>Acessar materia</w:t>
+        </w:r>
+      </w:hyperlink>
+    </w:p>
+    <w:p>
+      <w:pPr>
+        <w:spacing w:after="120"/>
+      </w:pPr>
+      <w:r>
+        <w:rPr>
+          <w:i/>
+          <w:color w:val="888888"/>
+          <w:sz w:val="16"/>
+        </w:rPr>
+        <w:t>Norma regulatória com impacto direto em linhas de crédito.</w:t>
+      </w:r>
+    </w:p>
+    <w:p>
+      <w:pPr>
+        <w:spacing w:before="160" w:after="40"/>
+      </w:pPr>
+      <w:r>
+        <w:rPr>
+          <w:b/>
+          <w:color w:val="1A1A1A"/>
+          <w:sz w:val="22"/>
+        </w:rPr>
+        <w:t xml:space="preserve">Resolução CMN n° 5.325, 3/7/2026   </w:t>
+      </w:r>
+      <w:r>
+        <w:rPr>
+          <w:b/>
+          <w:color w:val="C0392B"/>
+          <w:sz w:val="16"/>
+        </w:rPr>
+        <w:t>[ALTA]</w:t>
+      </w:r>
+    </w:p>
+    <w:p>
+      <w:pPr>
+        <w:spacing w:after="40"/>
+      </w:pPr>
+      <w:r>
+        <w:rPr>
+          <w:color w:val="4A4A4A"/>
+          <w:sz w:val="20"/>
+        </w:rPr>
+        <w:t>Estabelece as condições, os encargos financeiros, os prazos e as demais normas regulamentadoras aplicáveis às linhas de financiamento para beneficiários adimplentes do Fundo de Financiamento Estudantil – Fies.</w:t>
+      </w:r>
+    </w:p>
+    <w:p>
+      <w:pPr>
+        <w:spacing w:after="40"/>
+      </w:pPr>
+      <w:r>
+        <w:rPr>
+          <w:b/>
+          <w:color w:val="888888"/>
+          <w:sz w:val="18"/>
+        </w:rPr>
+        <w:t xml:space="preserve">Publicado: </w:t>
+      </w:r>
+      <w:r>
+        <w:rPr>
+          <w:color w:val="888888"/>
+          <w:sz w:val="18"/>
+        </w:rPr>
+        <w:t xml:space="preserve">2026-07-03T18:01   </w:t>
+      </w:r>
+      <w:hyperlink r:id="rId26">
+        <w:r>
+          <w:rPr>
+            <w:color w:val="1A4D2E"/>
+            <w:u w:val="single"/>
+            <w:b/>
+          </w:rPr>
+          <w:t>Acessar materia</w:t>
+        </w:r>
+      </w:hyperlink>
+    </w:p>
+    <w:p>
+      <w:pPr>
+        <w:spacing w:after="120"/>
+      </w:pPr>
+      <w:r>
+        <w:rPr>
+          <w:i/>
+          <w:color w:val="888888"/>
+          <w:sz w:val="16"/>
+        </w:rPr>
+        <w:t>Norma regulatória com impacto direto em financiamentos estudantis.</w:t>
+      </w:r>
+    </w:p>
+    <w:p>
+      <w:pPr>
+        <w:spacing w:before="160" w:after="40"/>
+      </w:pPr>
+      <w:r>
+        <w:rPr>
+          <w:b/>
+          <w:color w:val="1A1A1A"/>
+          <w:sz w:val="22"/>
+        </w:rPr>
+        <w:t xml:space="preserve">Comunicado n° 45.505, 3/7/2026   </w:t>
+      </w:r>
+      <w:r>
+        <w:rPr>
+          <w:b/>
+          <w:color w:val="7F8C8D"/>
+          <w:sz w:val="16"/>
+        </w:rPr>
+        <w:t>[BAIXA]</w:t>
+      </w:r>
+    </w:p>
+    <w:p>
+      <w:pPr>
+        <w:spacing w:after="40"/>
+      </w:pPr>
+      <w:r>
+        <w:rPr>
+          <w:color w:val="4A4A4A"/>
+          <w:sz w:val="20"/>
+        </w:rPr>
+        <w:t>Divulga nomes de pessoas eleitas ou nomeadas para ocupar cargos de administração em instituições autorizadas a funcionar, para recebimento de eventuais objeções.</w:t>
+      </w:r>
+    </w:p>
+    <w:p>
+      <w:pPr>
+        <w:spacing w:after="40"/>
+      </w:pPr>
+      <w:r>
+        <w:rPr>
+          <w:b/>
+          <w:color w:val="888888"/>
+          <w:sz w:val="18"/>
+        </w:rPr>
+        <w:t xml:space="preserve">Publicado: </w:t>
+      </w:r>
+      <w:r>
+        <w:rPr>
+          <w:color w:val="888888"/>
+          <w:sz w:val="18"/>
+        </w:rPr>
+        <w:t xml:space="preserve">2026-07-03T09:54   </w:t>
+      </w:r>
+      <w:hyperlink r:id="rId27">
+        <w:r>
+          <w:rPr>
+            <w:color w:val="1A4D2E"/>
+            <w:u w:val="single"/>
+            <w:b/>
+          </w:rPr>
+          <w:t>Acessar materia</w:t>
+        </w:r>
+      </w:hyperlink>
+    </w:p>
+    <w:p>
+      <w:pPr>
+        <w:spacing w:after="120"/>
+      </w:pPr>
+      <w:r>
+        <w:rPr>
+          <w:i/>
+          <w:color w:val="888888"/>
+          <w:sz w:val="16"/>
+        </w:rPr>
+        <w:t>Notícia administrativa sobre nomeações em instituições financeiras.</w:t>
+      </w:r>
+    </w:p>
+    <w:p>
+      <w:pPr>
+        <w:spacing w:before="160" w:after="40"/>
+      </w:pPr>
+      <w:r>
+        <w:rPr>
+          <w:b/>
+          <w:color w:val="1A1A1A"/>
+          <w:sz w:val="22"/>
+        </w:rPr>
+        <w:t xml:space="preserve">Comunicado n° 45.504, 3/7/2026   </w:t>
+      </w:r>
+      <w:r>
+        <w:rPr>
+          <w:b/>
+          <w:color w:val="7F8C8D"/>
+          <w:sz w:val="16"/>
+        </w:rPr>
+        <w:t>[BAIXA]</w:t>
+      </w:r>
+    </w:p>
+    <w:p>
+      <w:pPr>
+        <w:spacing w:after="40"/>
+      </w:pPr>
+      <w:r>
+        <w:rPr>
+          <w:color w:val="4A4A4A"/>
+          <w:sz w:val="20"/>
+        </w:rPr>
+        <w:t>Divulga nome aprovado de pessoas eleitas/nomeadas para cargos de órgãos estatutários ou contratuais de sociedades autorizadas a funcionar pelo Banco Central do Brasil.</w:t>
+      </w:r>
+    </w:p>
+    <w:p>
+      <w:pPr>
+        <w:spacing w:after="40"/>
+      </w:pPr>
+      <w:r>
+        <w:rPr>
+          <w:b/>
+          <w:color w:val="888888"/>
+          <w:sz w:val="18"/>
+        </w:rPr>
+        <w:t xml:space="preserve">Publicado: </w:t>
+      </w:r>
+      <w:r>
+        <w:rPr>
+          <w:color w:val="888888"/>
+          <w:sz w:val="18"/>
+        </w:rPr>
+        <w:t xml:space="preserve">2026-07-03T09:53   </w:t>
+      </w:r>
+      <w:hyperlink r:id="rId28">
+        <w:r>
+          <w:rPr>
+            <w:color w:val="1A4D2E"/>
+            <w:u w:val="single"/>
+            <w:b/>
+          </w:rPr>
+          <w:t>Acessar materia</w:t>
+        </w:r>
+      </w:hyperlink>
+    </w:p>
+    <w:p>
+      <w:pPr>
+        <w:spacing w:after="120"/>
+      </w:pPr>
+      <w:r>
+        <w:rPr>
+          <w:i/>
+          <w:color w:val="888888"/>
+          <w:sz w:val="16"/>
+        </w:rPr>
+        <w:t>Notícia administrativa sobre aprovação de nomes em instituições financeiras.</w:t>
+      </w:r>
+    </w:p>
+    <w:p>
+      <w:pPr>
+        <w:spacing w:before="160" w:after="40"/>
+      </w:pPr>
+      <w:r>
+        <w:rPr>
+          <w:b/>
+          <w:color w:val="1A1A1A"/>
+          <w:sz w:val="22"/>
+        </w:rPr>
         <w:t xml:space="preserve">Comunicado n° 45.503, 3/7/2026   </w:t>
       </w:r>
       <w:r>
@@ -1113,7 +2253,7 @@
           <w:color w:val="4A4A4A"/>
           <w:sz w:val="20"/>
         </w:rPr>
-        <w:t>Divulga a Taxa Básica Financeira (TBF), o Redutor "R" e a Taxa Referencial (TR) relativos a 2 de julho de 2026, parâmetros essenciais para o mercado financeiro.</w:t>
+        <w:t>Divulga a Taxa Básica Financeira (TBF), o Redutor "R" e a Taxa Referencial (TR) relativos a 2 de julho de 2026.</w:t>
       </w:r>
     </w:p>
     <w:p>
@@ -1135,7 +2275,7 @@
         </w:rPr>
         <w:t xml:space="preserve">2026-07-03T09:01   </w:t>
       </w:r>
-      <w:hyperlink r:id="rId17">
+      <w:hyperlink r:id="rId29">
         <w:r>
           <w:rPr>
             <w:color w:val="1A4D2E"/>
@@ -1156,235 +2296,7 @@
           <w:color w:val="888888"/>
           <w:sz w:val="16"/>
         </w:rPr>
-        <w:t>Informação de mercado relevante para cálculos financeiros e investimentos.</w:t>
-      </w:r>
-    </w:p>
-    <w:p>
-      <w:pPr>
-        <w:spacing w:before="160" w:after="40"/>
-      </w:pPr>
-      <w:r>
-        <w:rPr>
-          <w:b/>
-          <w:color w:val="1A1A1A"/>
-          <w:sz w:val="22"/>
-        </w:rPr>
-        <w:t xml:space="preserve">Comunicado n° 45.502, 2/7/2026   </w:t>
-      </w:r>
-      <w:r>
-        <w:rPr>
-          <w:b/>
-          <w:color w:val="C0392B"/>
-          <w:sz w:val="16"/>
-        </w:rPr>
-        <w:t>[ALTA]</w:t>
-      </w:r>
-    </w:p>
-    <w:p>
-      <w:pPr>
-        <w:spacing w:after="40"/>
-      </w:pPr>
-      <w:r>
-        <w:rPr>
-          <w:color w:val="4A4A4A"/>
-          <w:sz w:val="20"/>
-        </w:rPr>
-        <w:t>Divulga condições para a realização de operações compromissadas com instituições financeiras participantes do módulo Oferta Pública (Ofpub), impactando a liquidez e gestão de ativos.</w:t>
-      </w:r>
-    </w:p>
-    <w:p>
-      <w:pPr>
-        <w:spacing w:after="40"/>
-      </w:pPr>
-      <w:r>
-        <w:rPr>
-          <w:b/>
-          <w:color w:val="888888"/>
-          <w:sz w:val="18"/>
-        </w:rPr>
-        <w:t xml:space="preserve">Publicado: </w:t>
-      </w:r>
-      <w:r>
-        <w:rPr>
-          <w:color w:val="888888"/>
-          <w:sz w:val="18"/>
-        </w:rPr>
-        <w:t xml:space="preserve">2026-07-02T18:32   </w:t>
-      </w:r>
-      <w:hyperlink r:id="rId11">
-        <w:r>
-          <w:rPr>
-            <w:color w:val="1A4D2E"/>
-            <w:u w:val="single"/>
-            <w:b/>
-          </w:rPr>
-          <w:t>Acessar materia</w:t>
-        </w:r>
-      </w:hyperlink>
-    </w:p>
-    <w:p>
-      <w:pPr>
-        <w:spacing w:after="120"/>
-      </w:pPr>
-      <w:r>
-        <w:rPr>
-          <w:i/>
-          <w:color w:val="888888"/>
-          <w:sz w:val="16"/>
-        </w:rPr>
-        <w:t>Novas condições para operações financeiras, com impacto direto em instituições financeiras.</w:t>
-      </w:r>
-    </w:p>
-    <w:p>
-      <w:pPr>
-        <w:spacing w:before="160" w:after="40"/>
-      </w:pPr>
-      <w:r>
-        <w:rPr>
-          <w:b/>
-          <w:color w:val="1A1A1A"/>
-          <w:sz w:val="22"/>
-        </w:rPr>
-        <w:t xml:space="preserve">Instrução Normativa BCB n° 756, 2/7/2026   </w:t>
-      </w:r>
-      <w:r>
-        <w:rPr>
-          <w:b/>
-          <w:color w:val="C0392B"/>
-          <w:sz w:val="16"/>
-        </w:rPr>
-        <w:t>[ALTA]</w:t>
-      </w:r>
-    </w:p>
-    <w:p>
-      <w:pPr>
-        <w:spacing w:after="40"/>
-      </w:pPr>
-      <w:r>
-        <w:rPr>
-          <w:color w:val="4A4A4A"/>
-          <w:sz w:val="20"/>
-        </w:rPr>
-        <w:t>Altera a Instrução Normativa BCB nº 693/2025, estabelecendo novos procedimentos para remessa de informações sobre serviços de ativos virtuais no mercado de câmbio.</w:t>
-      </w:r>
-    </w:p>
-    <w:p>
-      <w:pPr>
-        <w:spacing w:after="40"/>
-      </w:pPr>
-      <w:r>
-        <w:rPr>
-          <w:b/>
-          <w:color w:val="888888"/>
-          <w:sz w:val="18"/>
-        </w:rPr>
-        <w:t xml:space="preserve">Publicado: </w:t>
-      </w:r>
-      <w:r>
-        <w:rPr>
-          <w:color w:val="888888"/>
-          <w:sz w:val="18"/>
-        </w:rPr>
-        <w:t xml:space="preserve">2026-07-02T15:18   </w:t>
-      </w:r>
-      <w:hyperlink r:id="rId12">
-        <w:r>
-          <w:rPr>
-            <w:color w:val="1A4D2E"/>
-            <w:u w:val="single"/>
-            <w:b/>
-          </w:rPr>
-          <w:t>Acessar materia</w:t>
-        </w:r>
-      </w:hyperlink>
-    </w:p>
-    <w:p>
-      <w:pPr>
-        <w:spacing w:after="120"/>
-      </w:pPr>
-      <w:r>
-        <w:rPr>
-          <w:i/>
-          <w:color w:val="888888"/>
-          <w:sz w:val="16"/>
-        </w:rPr>
-        <w:t>Altera norma regulatória com impacto direto em prestadores de serviços de ativos virtuais e no mercado de câmbio.</w:t>
-      </w:r>
-    </w:p>
-    <w:p>
-      <w:pPr>
-        <w:spacing w:before="160" w:after="40"/>
-      </w:pPr>
-      <w:r>
-        <w:rPr>
-          <w:b/>
-          <w:color w:val="1A1A1A"/>
-          <w:sz w:val="22"/>
-        </w:rPr>
-        <w:t xml:space="preserve">Comunicado n° 45.499, 2/7/2026   </w:t>
-      </w:r>
-      <w:r>
-        <w:rPr>
-          <w:b/>
-          <w:color w:val="D68910"/>
-          <w:sz w:val="16"/>
-        </w:rPr>
-        <w:t>[MÉDIA]</w:t>
-      </w:r>
-    </w:p>
-    <w:p>
-      <w:pPr>
-        <w:spacing w:after="40"/>
-      </w:pPr>
-      <w:r>
-        <w:rPr>
-          <w:color w:val="4A4A4A"/>
-          <w:sz w:val="20"/>
-        </w:rPr>
-        <w:t>Divulga as Taxas Básicas Financeiras (TBF), os Redutores "R" e as Taxas Referenciais (TR) relativos a 1 de julho de 2026, utilizados como referência em diversas operações financeiras.</w:t>
-      </w:r>
-    </w:p>
-    <w:p>
-      <w:pPr>
-        <w:spacing w:after="40"/>
-      </w:pPr>
-      <w:r>
-        <w:rPr>
-          <w:b/>
-          <w:color w:val="888888"/>
-          <w:sz w:val="18"/>
-        </w:rPr>
-        <w:t xml:space="preserve">Publicado: </w:t>
-      </w:r>
-      <w:r>
-        <w:rPr>
-          <w:color w:val="888888"/>
-          <w:sz w:val="18"/>
-        </w:rPr>
-        <w:t xml:space="preserve">2026-07-02T09:02   </w:t>
-      </w:r>
-      <w:hyperlink r:id="rId18">
-        <w:r>
-          <w:rPr>
-            <w:color w:val="1A4D2E"/>
-            <w:u w:val="single"/>
-            <w:b/>
-          </w:rPr>
-          <w:t>Acessar materia</w:t>
-        </w:r>
-      </w:hyperlink>
-    </w:p>
-    <w:p>
-      <w:pPr>
-        <w:spacing w:after="120"/>
-      </w:pPr>
-      <w:r>
-        <w:rPr>
-          <w:i/>
-          <w:color w:val="888888"/>
-          <w:sz w:val="16"/>
-        </w:rPr>
-        <w:t>Informação de mercado relevante para cálculos financeiros e investimentos.</w:t>
+        <w:t>Informação relevante para o mercado financeiro sobre taxas de referência.</w:t>
       </w:r>
     </w:p>
     <w:p/>
@@ -1450,7 +2362,7 @@
           <w:color w:val="1A1A1A"/>
           <w:sz w:val="22"/>
         </w:rPr>
-        <w:t xml:space="preserve">Implantação do Cadastro Nacional da Pessoa Jurídica alfanumérico começa no dia 31 deste mês   </w:t>
+        <w:t xml:space="preserve">Renegociação de dívidas está disponível para famílias, estudantes com financiamento do Fies, empresas e agricultores familiares   </w:t>
       </w:r>
       <w:r>
         <w:rPr>
@@ -1470,7 +2382,7 @@
           <w:color w:val="4A4A4A"/>
           <w:sz w:val="20"/>
         </w:rPr>
-        <w:t>Início da implantação do CNPJ alfanumérico, sem necessidade de alteração para CNPJs ativos, mas com recomendação de adaptação de sistemas informatizados.</w:t>
+        <w:t>Confira as condições para cada categoria de renegociação de dívidas, incluindo famílias, estudantes do Fies, empresas e agricultores familiares.</w:t>
       </w:r>
     </w:p>
     <w:p>
@@ -1490,9 +2402,9 @@
           <w:color w:val="888888"/>
           <w:sz w:val="18"/>
         </w:rPr>
-        <w:t xml:space="preserve">2026-07-02   </w:t>
+        <w:t xml:space="preserve">2026-07-03   </w:t>
       </w:r>
-      <w:hyperlink r:id="rId13">
+      <w:hyperlink r:id="rId30">
         <w:r>
           <w:rPr>
             <w:color w:val="1A4D2E"/>
@@ -1513,7 +2425,7 @@
           <w:color w:val="888888"/>
           <w:sz w:val="16"/>
         </w:rPr>
-        <w:t>Mudança administrativa significativa no formato do CNPJ, exigindo adaptação de sistemas corporativos.</w:t>
+        <w:t>Notícia com impacto direto em diversos setores da economia e cidadãos.</w:t>
       </w:r>
     </w:p>
     <w:p>
@@ -1526,15 +2438,15 @@
           <w:color w:val="1A1A1A"/>
           <w:sz w:val="22"/>
         </w:rPr>
-        <w:t xml:space="preserve">Instrução normativa da Receita Federal regulamenta regras de Imposto de Renda para plataformas digitais   </w:t>
+        <w:t xml:space="preserve">Plataforma centralizada de autoexclusão permite bloquear sites de apostas autorizados de uma só vez   </w:t>
       </w:r>
       <w:r>
         <w:rPr>
           <w:b/>
-          <w:color w:val="C0392B"/>
+          <w:color w:val="D68910"/>
           <w:sz w:val="16"/>
         </w:rPr>
-        <w:t>[ALTA]</w:t>
+        <w:t>[MÉDIA]</w:t>
       </w:r>
     </w:p>
     <w:p>
@@ -1546,7 +2458,7 @@
           <w:color w:val="4A4A4A"/>
           <w:sz w:val="20"/>
         </w:rPr>
-        <w:t>Nova instrução normativa da Receita Federal regulamenta as regras de Imposto de Renda aplicáveis a plataformas digitais, resultado do programa Receita Soluciona.</w:t>
+        <w:t>Nova plataforma permite que usuários solicitem a autoexclusão para bloquear sites de apostas autorizados.</w:t>
       </w:r>
     </w:p>
     <w:p>
@@ -1566,9 +2478,9 @@
           <w:color w:val="888888"/>
           <w:sz w:val="18"/>
         </w:rPr>
-        <w:t xml:space="preserve">2026-07-02   </w:t>
+        <w:t xml:space="preserve">2026-07-03   </w:t>
       </w:r>
-      <w:hyperlink r:id="rId19">
+      <w:hyperlink r:id="rId31">
         <w:r>
           <w:rPr>
             <w:color w:val="1A4D2E"/>
@@ -1589,235 +2501,7 @@
           <w:color w:val="888888"/>
           <w:sz w:val="16"/>
         </w:rPr>
-        <w:t>Nova regulamentação tributária com impacto direto em empresas que operam plataformas digitais.</w:t>
-      </w:r>
-    </w:p>
-    <w:p>
-      <w:pPr>
-        <w:spacing w:before="160" w:after="40"/>
-      </w:pPr>
-      <w:r>
-        <w:rPr>
-          <w:b/>
-          <w:color w:val="1A1A1A"/>
-          <w:sz w:val="22"/>
-        </w:rPr>
-        <w:t xml:space="preserve">Secretário de Reformas Econômicas participa do lançamento do ecossistema de duplicatas escriturais   </w:t>
-      </w:r>
-      <w:r>
-        <w:rPr>
-          <w:b/>
-          <w:color w:val="C0392B"/>
-          <w:sz w:val="16"/>
-        </w:rPr>
-        <w:t>[ALTA]</w:t>
-      </w:r>
-    </w:p>
-    <w:p>
-      <w:pPr>
-        <w:spacing w:after="40"/>
-      </w:pPr>
-      <w:r>
-        <w:rPr>
-          <w:color w:val="4A4A4A"/>
-          <w:sz w:val="20"/>
-        </w:rPr>
-        <w:t>Lançamento do ecossistema de duplicatas escriturais moderniza o crédito no País, beneficiando especialmente pequenas e médias empresas.</w:t>
-      </w:r>
-    </w:p>
-    <w:p>
-      <w:pPr>
-        <w:spacing w:after="40"/>
-      </w:pPr>
-      <w:r>
-        <w:rPr>
-          <w:b/>
-          <w:color w:val="888888"/>
-          <w:sz w:val="18"/>
-        </w:rPr>
-        <w:t xml:space="preserve">Publicado: </w:t>
-      </w:r>
-      <w:r>
-        <w:rPr>
-          <w:color w:val="888888"/>
-          <w:sz w:val="18"/>
-        </w:rPr>
-        <w:t xml:space="preserve">2026-07-02   </w:t>
-      </w:r>
-      <w:hyperlink r:id="rId20">
-        <w:r>
-          <w:rPr>
-            <w:color w:val="1A4D2E"/>
-            <w:u w:val="single"/>
-            <w:b/>
-          </w:rPr>
-          <w:t>Acessar materia</w:t>
-        </w:r>
-      </w:hyperlink>
-    </w:p>
-    <w:p>
-      <w:pPr>
-        <w:spacing w:after="120"/>
-      </w:pPr>
-      <w:r>
-        <w:rPr>
-          <w:i/>
-          <w:color w:val="888888"/>
-          <w:sz w:val="16"/>
-        </w:rPr>
-        <w:t>Iniciativa que moderniza instrumentos de crédito, com impacto significativo no mercado financeiro e para PMEs.</w:t>
-      </w:r>
-    </w:p>
-    <w:p>
-      <w:pPr>
-        <w:spacing w:before="160" w:after="40"/>
-      </w:pPr>
-      <w:r>
-        <w:rPr>
-          <w:b/>
-          <w:color w:val="1A1A1A"/>
-          <w:sz w:val="22"/>
-        </w:rPr>
-        <w:t xml:space="preserve">Ministro da Fazenda apresenta ações federais para a transformação ecológica brasileira   </w:t>
-      </w:r>
-      <w:r>
-        <w:rPr>
-          <w:b/>
-          <w:color w:val="D68910"/>
-          <w:sz w:val="16"/>
-        </w:rPr>
-        <w:t>[MÉDIA]</w:t>
-      </w:r>
-    </w:p>
-    <w:p>
-      <w:pPr>
-        <w:spacing w:after="40"/>
-      </w:pPr>
-      <w:r>
-        <w:rPr>
-          <w:color w:val="4A4A4A"/>
-          <w:sz w:val="20"/>
-        </w:rPr>
-        <w:t>Ministro Dario Durigan apresenta ações federais para a transformação ecológica brasileira no 1º Fórum Econômico Brasil Mais Verde, no Rio de Janeiro.</w:t>
-      </w:r>
-    </w:p>
-    <w:p>
-      <w:pPr>
-        <w:spacing w:after="40"/>
-      </w:pPr>
-      <w:r>
-        <w:rPr>
-          <w:b/>
-          <w:color w:val="888888"/>
-          <w:sz w:val="18"/>
-        </w:rPr>
-        <w:t xml:space="preserve">Publicado: </w:t>
-      </w:r>
-      <w:r>
-        <w:rPr>
-          <w:color w:val="888888"/>
-          <w:sz w:val="18"/>
-        </w:rPr>
-        <w:t xml:space="preserve">2026-07-02   </w:t>
-      </w:r>
-      <w:hyperlink r:id="rId21">
-        <w:r>
-          <w:rPr>
-            <w:color w:val="1A4D2E"/>
-            <w:u w:val="single"/>
-            <w:b/>
-          </w:rPr>
-          <w:t>Acessar materia</w:t>
-        </w:r>
-      </w:hyperlink>
-    </w:p>
-    <w:p>
-      <w:pPr>
-        <w:spacing w:after="120"/>
-      </w:pPr>
-      <w:r>
-        <w:rPr>
-          <w:i/>
-          <w:color w:val="888888"/>
-          <w:sz w:val="16"/>
-        </w:rPr>
-        <w:t>Apresentação de diretrizes políticas sobre transformação ecológica, indicando futuras ações governamentais.</w:t>
-      </w:r>
-    </w:p>
-    <w:p>
-      <w:pPr>
-        <w:spacing w:before="160" w:after="40"/>
-      </w:pPr>
-      <w:r>
-        <w:rPr>
-          <w:b/>
-          <w:color w:val="1A1A1A"/>
-          <w:sz w:val="22"/>
-        </w:rPr>
-        <w:t xml:space="preserve">Receita abre consulta ao lote especial de restituição automática do IRPF a partir de quarta-feira, dia 8   </w:t>
-      </w:r>
-      <w:r>
-        <w:rPr>
-          <w:b/>
-          <w:color w:val="D68910"/>
-          <w:sz w:val="16"/>
-        </w:rPr>
-        <w:t>[MÉDIA]</w:t>
-      </w:r>
-    </w:p>
-    <w:p>
-      <w:pPr>
-        <w:spacing w:after="40"/>
-      </w:pPr>
-      <w:r>
-        <w:rPr>
-          <w:color w:val="4A4A4A"/>
-          <w:sz w:val="20"/>
-        </w:rPr>
-        <w:t>Receita Federal abre consulta para lote especial de restituição automática do IRPF, com pagamento via cashback no dia 15, diretamente na conta do contribuinte.</w:t>
-      </w:r>
-    </w:p>
-    <w:p>
-      <w:pPr>
-        <w:spacing w:after="40"/>
-      </w:pPr>
-      <w:r>
-        <w:rPr>
-          <w:b/>
-          <w:color w:val="888888"/>
-          <w:sz w:val="18"/>
-        </w:rPr>
-        <w:t xml:space="preserve">Publicado: </w:t>
-      </w:r>
-      <w:r>
-        <w:rPr>
-          <w:color w:val="888888"/>
-          <w:sz w:val="18"/>
-        </w:rPr>
-        <w:t xml:space="preserve">2026-07-02   </w:t>
-      </w:r>
-      <w:hyperlink r:id="rId22">
-        <w:r>
-          <w:rPr>
-            <w:color w:val="1A4D2E"/>
-            <w:u w:val="single"/>
-            <w:b/>
-          </w:rPr>
-          <w:t>Acessar materia</w:t>
-        </w:r>
-      </w:hyperlink>
-    </w:p>
-    <w:p>
-      <w:pPr>
-        <w:spacing w:after="120"/>
-      </w:pPr>
-      <w:r>
-        <w:rPr>
-          <w:i/>
-          <w:color w:val="888888"/>
-          <w:sz w:val="16"/>
-        </w:rPr>
-        <w:t>Anúncio de restituição de IRPF, impactando diretamente contribuintes.</w:t>
+        <w:t>Notícia sobre nova ferramenta de regulação de apostas online.</w:t>
       </w:r>
     </w:p>
     <w:p/>
@@ -1870,7 +2554,7 @@
           <w:color w:val="4A4A4A"/>
           <w:sz w:val="18"/>
         </w:rPr>
-        <w:t>ANP | Notícias - Nenhuma publicação encontrada na janela temporal de 2026-07-02T00:00 a 2026-07-03T09:57.</w:t>
+        <w:t>ANPD | Notícias - Nenhum resultado foi encontrado na janela temporal.</w:t>
       </w:r>
     </w:p>
     <w:p>
@@ -1882,7 +2566,7 @@
           <w:color w:val="4A4A4A"/>
           <w:sz w:val="18"/>
         </w:rPr>
-        <w:t>ONS | Notícias - A fonte explicitamente indica 'Nenhum item encontrado' para o período.</w:t>
+        <w:t>Secretaria de Prêmios e Apostas | Notícias - Nenhum resultado foi encontrado na janela temporal.</w:t>
       </w:r>
     </w:p>
     <w:p>
@@ -1894,7 +2578,7 @@
           <w:color w:val="4A4A4A"/>
           <w:sz w:val="18"/>
         </w:rPr>
-        <w:t>Secretaria de Prêmios e Apostas | Notícias - Nenhuma publicação encontrada na janela temporal de 2026-07-02T00:00 a 2026-07-03T09:57.</w:t>
+        <w:t>INPI | Notícias - Nenhuma publicação encontrada na janela temporal.</w:t>
       </w:r>
     </w:p>
     <w:p>
@@ -1916,7 +2600,7 @@
           <w:color w:val="4A4A4A"/>
           <w:sz w:val="18"/>
         </w:rPr>
-        <w:t>Destaques do D.O.U. - A fonte é uma interface de busca e não lista notícias ou atos diretamente para extração de itens.</w:t>
+        <w:t>Receita Federal | Normas - Página de busca, sem conteúdo direto ou resultados identificáveis na janela.</w:t>
       </w:r>
     </w:p>
     <w:p>
@@ -1928,7 +2612,7 @@
           <w:color w:val="4A4A4A"/>
           <w:sz w:val="18"/>
         </w:rPr>
-        <w:t>Receita Federal | Normas - A fonte é uma interface de busca e não lista normas diretamente para extração de itens.</w:t>
+        <w:t>CGU | Notícias - Conteúdo restrito, requer autenticação para visualização.</w:t>
       </w:r>
     </w:p>
     <w:p>
@@ -1940,7 +2624,41 @@
           <w:color w:val="4A4A4A"/>
           <w:sz w:val="18"/>
         </w:rPr>
-        <w:t>COAF | Notícias - A fonte exibe 'Carregando' e não apresenta notícias para extração de itens.</w:t>
+        <w:t>Ministério do Meio Ambiente | Notícias - Conteúdo restrito, requer autenticação para visualização.</w:t>
+      </w:r>
+    </w:p>
+    <w:p>
+      <w:pPr>
+        <w:pStyle w:val="ListBullet"/>
+      </w:pPr>
+      <w:r>
+        <w:rPr>
+          <w:color w:val="4A4A4A"/>
+          <w:sz w:val="18"/>
+        </w:rPr>
+        <w:t>SENACON | Notícias - Conteúdo restrito, requer autenticação para visualização.</w:t>
+      </w:r>
+    </w:p>
+    <w:p>
+      <w:r>
+        <w:rPr>
+          <w:b/>
+          <w:color w:val="C0392B"/>
+          <w:sz w:val="20"/>
+        </w:rPr>
+        <w:t>Fontes com erro tecnico:</w:t>
+      </w:r>
+    </w:p>
+    <w:p>
+      <w:pPr>
+        <w:pStyle w:val="ListBullet"/>
+      </w:pPr>
+      <w:r>
+        <w:rPr>
+          <w:color w:val="4A4A4A"/>
+          <w:sz w:val="18"/>
+        </w:rPr>
+        <w:t>Destaques do D.O.U. - Conteudo muito curto (15 chars) - pagina possivelmente vazia, fora do ar ou bloqueando scraping</w:t>
       </w:r>
     </w:p>
     <w:p/>
@@ -1988,7 +2706,7 @@
           <w:color w:val="888888"/>
           <w:sz w:val="16"/>
         </w:rPr>
-        <w:t>Janela analisada: 2026-07-02T00:00 ate 2026-07-03T09:57</w:t>
+        <w:t>Janela analisada: 2026-07-03T00:00 ate 2026-07-06T11:28</w:t>
       </w:r>
     </w:p>
     <w:sectPr>

--- a/output/boletim_tributario.docx
+++ b/output/boletim_tributario.docx
@@ -52,7 +52,7 @@
                 <w:color w:val="FFFFFF"/>
                 <w:sz w:val="28"/>
               </w:rPr>
-              <w:t>6 de julho de 2026</w:t>
+              <w:t>7 de julho de 2026</w:t>
             </w:r>
           </w:p>
         </w:tc>
@@ -87,7 +87,7 @@
                 <w:color w:val="1A4D2E"/>
                 <w:sz w:val="56"/>
               </w:rPr>
-              <w:t>23</w:t>
+              <w:t>12</w:t>
             </w:r>
           </w:p>
         </w:tc>
@@ -106,7 +106,7 @@
                 <w:color w:val="C0392B"/>
                 <w:sz w:val="56"/>
               </w:rPr>
-              <w:t>11</w:t>
+              <w:t>5</w:t>
             </w:r>
           </w:p>
         </w:tc>
@@ -125,7 +125,7 @@
                 <w:color w:val="D68910"/>
                 <w:sz w:val="56"/>
               </w:rPr>
-              <w:t>8</w:t>
+              <w:t>7</w:t>
             </w:r>
           </w:p>
         </w:tc>
@@ -144,7 +144,7 @@
                 <w:color w:val="7F8C8D"/>
                 <w:sz w:val="56"/>
               </w:rPr>
-              <w:t>4</w:t>
+              <w:t>0</w:t>
             </w:r>
           </w:p>
         </w:tc>
@@ -346,7 +346,7 @@
                   <w:u w:val="single"/>
                   <w:b/>
                 </w:rPr>
-                <w:t>Lei nº 15.458, de 3.7.2026 - Abre crédito extraordinário em favor do Ministério da Integração e do Desenvolvimento Regional, no valor de R$ 266.512.000,00 (duzentos e sessenta e seis milhões quinhentos e doze mil reais), para os fins que especifica.</w:t>
+                <w:t>Decreto nº 13.056, de 6.7.2026 - Altera o Decreto nº 12.301, de 9 de dezembro de 2024, que dispõe sobre a aprovação de diretrizes e de estratégias relativas à governança corporativa nas empresas estatais federais e à administração das participações societárias da União.</w:t>
               </w:r>
             </w:hyperlink>
           </w:p>
@@ -359,7 +359,7 @@
                 <w:color w:val="4A4A4A"/>
                 <w:sz w:val="18"/>
               </w:rPr>
-              <w:t>Abre crédito extraordinário para o Ministério da Integração e do Desenvolvimento Regional, no valor de R$ 266.512.000,00.</w:t>
+              <w:t>Altera decreto sobre diretrizes e estratégias de governança corporativa e administração de participações societárias em empresas estatais federais.</w:t>
             </w:r>
           </w:p>
         </w:tc>
@@ -390,7 +390,7 @@
                 <w:color w:val="1A4D2E"/>
                 <w:sz w:val="16"/>
               </w:rPr>
-              <w:t>PLANALTO | RESENHA DIARIA</w:t>
+              <w:t>BANCO CENTRAL | NORMAS</w:t>
             </w:r>
           </w:p>
           <w:p>
@@ -404,7 +404,7 @@
                   <w:u w:val="single"/>
                   <w:b/>
                 </w:rPr>
-                <w:t>Medida Provisória nº 1.375, de 3.7.2026 - Amplia o rol de Carreiras e Planos Especiais de Cargos cujos ocupantes fazem jus à indenização de que trata a Lei nº 12.855, de 2 de setembro de 2013, altera a Lei nº 15.367, de 30 de março de 2026, para admitir que as pessoas de que tratam o art. 6º da Emenda Constitucional nº 79, de 27 de maio de 2014, e o art. 6º da Emenda Constitucional nº 98, de 6 de dezembro de 2017, exerçam o direito de opção de que tratam os art. 52 a art. 54 da referida Lei, e transforma cargos efetivos vagos.</w:t>
+                <w:t>Comunicado n° 45.511, 7/7/2026</w:t>
               </w:r>
             </w:hyperlink>
           </w:p>
@@ -417,7 +417,7 @@
                 <w:color w:val="4A4A4A"/>
                 <w:sz w:val="18"/>
               </w:rPr>
-              <w:t>MP amplia rol de carreiras com direito a indenização, altera leis sobre opção de cargos e transforma cargos vagos.</w:t>
+              <w:t>Divulga as Taxas Básicas Financeiras (TBF), os Redutores "R" e as Taxas Referenciais (TR) relativos a 4, 5 e 6 de julho de 2026.</w:t>
             </w:r>
           </w:p>
         </w:tc>
@@ -448,7 +448,7 @@
                 <w:color w:val="1A4D2E"/>
                 <w:sz w:val="16"/>
               </w:rPr>
-              <w:t>PLANALTO | RESENHA DIARIA</w:t>
+              <w:t>BANCO CENTRAL | NORMAS</w:t>
             </w:r>
           </w:p>
           <w:p>
@@ -462,7 +462,7 @@
                   <w:u w:val="single"/>
                   <w:b/>
                 </w:rPr>
-                <w:t>Decreto nº 13.054, de 3.7.2026 - Altera o Regulamento da Previdência Social, aprovado pelo Decreto nº 3.048, de 6 de maio de 1999, para dispor sobre a condição de segurado especial dos associados em cooperativas.</w:t>
+                <w:t>Comunicado n° 45.510, 6/7/2026</w:t>
               </w:r>
             </w:hyperlink>
           </w:p>
@@ -475,7 +475,7 @@
                 <w:color w:val="4A4A4A"/>
                 <w:sz w:val="18"/>
               </w:rPr>
-              <w:t>Altera o Regulamento da Previdência Social para incluir associados em cooperativas como segurados especiais.</w:t>
+              <w:t>Divulga condições para a realização de operações compromissadas com instituições financeiras participantes do módulo Oferta Pública (Ofpub).</w:t>
             </w:r>
           </w:p>
         </w:tc>
@@ -506,7 +506,7 @@
                 <w:color w:val="1A4D2E"/>
                 <w:sz w:val="16"/>
               </w:rPr>
-              <w:t>PLANALTO | RESENHA DIARIA</w:t>
+              <w:t>BANCO CENTRAL | NORMAS</w:t>
             </w:r>
           </w:p>
           <w:p>
@@ -520,7 +520,7 @@
                   <w:u w:val="single"/>
                   <w:b/>
                 </w:rPr>
-                <w:t>Decreto nº 13.052, de 3.7.2026 - Altera o Decreto nº 11.002, de 17 de março de 2022, que regulamenta a Lei nº 13.954, de 16 de dezembro de 2019, e a Medida Provisória nº 2.215-10, de 31 de agosto de 2001, para dispor sobre a remuneração dos militares na ativa, os proventos na inatividade e as pensões militares.</w:t>
+                <w:t>Comunicado n° 45.507, 6/7/2026</w:t>
               </w:r>
             </w:hyperlink>
           </w:p>
@@ -533,7 +533,7 @@
                 <w:color w:val="4A4A4A"/>
                 <w:sz w:val="18"/>
               </w:rPr>
-              <w:t>Altera decreto sobre remuneração, proventos e pensões de militares na ativa e inatividade.</w:t>
+              <w:t>Divulga a Taxa Básica Financeira (TBF), o Redutor "R" e a Taxa Referencial (TR) relativos a 3 de julho de 2026.</w:t>
             </w:r>
           </w:p>
         </w:tc>
@@ -564,7 +564,7 @@
                 <w:color w:val="1A4D2E"/>
                 <w:sz w:val="16"/>
               </w:rPr>
-              <w:t>PLANALTO | RESENHA DIARIA</w:t>
+              <w:t>MINISTÉRIO DA FAZENDA | NOTÍCIAS</w:t>
             </w:r>
           </w:p>
           <w:p>
@@ -578,7 +578,7 @@
                   <w:u w:val="single"/>
                   <w:b/>
                 </w:rPr>
-                <w:t>Decreto nº 13.050, de 3.7.2026 - Altera o Decreto nº 9.226, de 6 de dezembro de 2017, que regulamenta a Lei nº 12.855, de 2 de setembro de 2013, que institui a indenização devida a ocupante de cargo efetivo das Carreiras e Planos Especiais de Cargos que especifica, em exercício nas unidades situadas em localidades estratégicas vinculadas à prevenção, controle, fiscalização e repressão dos delitos transfronteiriços.</w:t>
+                <w:t>Polícia Federal apura esquema de lavagem de dinheiro ligado a apostas ilegais</w:t>
               </w:r>
             </w:hyperlink>
           </w:p>
@@ -591,7 +591,7 @@
                 <w:color w:val="4A4A4A"/>
                 <w:sz w:val="18"/>
               </w:rPr>
-              <w:t>Altera decreto sobre indenização a servidores em localidades estratégicas de combate a delitos transfronteiriços.</w:t>
+              <w:t>Informações da Secretaria de Prêmios e Apostas (SPA) auxiliam investigação da Polícia Federal sobre lavagem de dinheiro em apostas ilegais.</w:t>
             </w:r>
           </w:p>
         </w:tc>
@@ -660,7 +660,7 @@
           <w:color w:val="1A1A1A"/>
           <w:sz w:val="22"/>
         </w:rPr>
-        <w:t xml:space="preserve">Lei nº 15.458, de 3.7.2026 - Abre crédito extraordinário em favor do Ministério da Integração e do Desenvolvimento Regional, no valor de R$ 266.512.000,00 (duzentos e sessenta e seis milhões quinhentos e doze mil reais), para os fins que especifica.   </w:t>
+        <w:t xml:space="preserve">Decreto nº 13.056, de 6.7.2026 - Altera o Decreto nº 12.301, de 9 de dezembro de 2024, que dispõe sobre a aprovação de diretrizes e de estratégias relativas à governança corporativa nas empresas estatais federais e à administração das participações societárias da União.   </w:t>
       </w:r>
       <w:r>
         <w:rPr>
@@ -680,7 +680,7 @@
           <w:color w:val="4A4A4A"/>
           <w:sz w:val="20"/>
         </w:rPr>
-        <w:t>Abre crédito extraordinário para o Ministério da Integração e do Desenvolvimento Regional, no valor de R$ 266.512.000,00.</w:t>
+        <w:t>Altera decreto sobre diretrizes e estratégias de governança corporativa e administração de participações societárias em empresas estatais federais.</w:t>
       </w:r>
     </w:p>
     <w:p>
@@ -723,7 +723,83 @@
           <w:color w:val="888888"/>
           <w:sz w:val="16"/>
         </w:rPr>
-        <w:t>Legislação federal com impacto orçamentário significativo.</w:t>
+        <w:t>Legislação nova com impacto direto em governança corporativa de estatais federais.</w:t>
+      </w:r>
+    </w:p>
+    <w:p>
+      <w:pPr>
+        <w:spacing w:before="160" w:after="40"/>
+      </w:pPr>
+      <w:r>
+        <w:rPr>
+          <w:b/>
+          <w:color w:val="1A1A1A"/>
+          <w:sz w:val="22"/>
+        </w:rPr>
+        <w:t xml:space="preserve">Lei nº 15.458, de 3.7.2026 - Abre crédito extraordinário em favor do Ministério da Integração e do Desenvolvimento Regional, no valor de R$ 266.512.000,00 (duzentos e sessenta e seis milhões quinhentos e doze mil reais), para os fins que especifica.   </w:t>
+      </w:r>
+      <w:r>
+        <w:rPr>
+          <w:b/>
+          <w:color w:val="D68910"/>
+          <w:sz w:val="16"/>
+        </w:rPr>
+        <w:t>[MÉDIA]</w:t>
+      </w:r>
+    </w:p>
+    <w:p>
+      <w:pPr>
+        <w:spacing w:after="40"/>
+      </w:pPr>
+      <w:r>
+        <w:rPr>
+          <w:color w:val="4A4A4A"/>
+          <w:sz w:val="20"/>
+        </w:rPr>
+        <w:t>Abre crédito extraordinário de R$ 266,5 milhões para o Ministério da Integração e do Desenvolvimento Regional.</w:t>
+      </w:r>
+    </w:p>
+    <w:p>
+      <w:pPr>
+        <w:spacing w:after="40"/>
+      </w:pPr>
+      <w:r>
+        <w:rPr>
+          <w:b/>
+          <w:color w:val="888888"/>
+          <w:sz w:val="18"/>
+        </w:rPr>
+        <w:t xml:space="preserve">Publicado: </w:t>
+      </w:r>
+      <w:r>
+        <w:rPr>
+          <w:color w:val="888888"/>
+          <w:sz w:val="18"/>
+        </w:rPr>
+        <w:t xml:space="preserve">2026-07-06   </w:t>
+      </w:r>
+      <w:hyperlink r:id="rId14">
+        <w:r>
+          <w:rPr>
+            <w:color w:val="1A4D2E"/>
+            <w:u w:val="single"/>
+            <w:b/>
+          </w:rPr>
+          <w:t>Acessar materia</w:t>
+        </w:r>
+      </w:hyperlink>
+    </w:p>
+    <w:p>
+      <w:pPr>
+        <w:spacing w:after="120"/>
+      </w:pPr>
+      <w:r>
+        <w:rPr>
+          <w:i/>
+          <w:color w:val="888888"/>
+          <w:sz w:val="16"/>
+        </w:rPr>
+        <w:t>Abertura de crédito extraordinário com impacto orçamentário.</w:t>
       </w:r>
     </w:p>
     <w:p>
@@ -778,234 +854,6 @@
         </w:rPr>
         <w:t xml:space="preserve">2026-07-06   </w:t>
       </w:r>
-      <w:hyperlink r:id="rId14">
-        <w:r>
-          <w:rPr>
-            <w:color w:val="1A4D2E"/>
-            <w:u w:val="single"/>
-            <w:b/>
-          </w:rPr>
-          <w:t>Acessar materia</w:t>
-        </w:r>
-      </w:hyperlink>
-    </w:p>
-    <w:p>
-      <w:pPr>
-        <w:spacing w:after="120"/>
-      </w:pPr>
-      <w:r>
-        <w:rPr>
-          <w:i/>
-          <w:color w:val="888888"/>
-          <w:sz w:val="16"/>
-        </w:rPr>
-        <w:t>Ato administrativo que impacta a gestão de órgãos públicos.</w:t>
-      </w:r>
-    </w:p>
-    <w:p>
-      <w:pPr>
-        <w:spacing w:before="160" w:after="40"/>
-      </w:pPr>
-      <w:r>
-        <w:rPr>
-          <w:b/>
-          <w:color w:val="1A1A1A"/>
-          <w:sz w:val="22"/>
-        </w:rPr>
-        <w:t xml:space="preserve">Medida Provisória nº 1.375, de 3.7.2026 - Amplia o rol de Carreiras e Planos Especiais de Cargos cujos ocupantes fazem jus à indenização de que trata a Lei nº 12.855, de 2 de setembro de 2013, altera a Lei nº 15.367, de 30 de março de 2026, para admitir que as pessoas de que tratam o art. 6º da Emenda Constitucional nº 79, de 27 de maio de 2014, e o art. 6º da Emenda Constitucional nº 98, de 6 de dezembro de 2017, exerçam o direito de opção de que tratam os art. 52 a art. 54 da referida Lei, e transforma cargos efetivos vagos.   </w:t>
-      </w:r>
-      <w:r>
-        <w:rPr>
-          <w:b/>
-          <w:color w:val="C0392B"/>
-          <w:sz w:val="16"/>
-        </w:rPr>
-        <w:t>[ALTA]</w:t>
-      </w:r>
-    </w:p>
-    <w:p>
-      <w:pPr>
-        <w:spacing w:after="40"/>
-      </w:pPr>
-      <w:r>
-        <w:rPr>
-          <w:color w:val="4A4A4A"/>
-          <w:sz w:val="20"/>
-        </w:rPr>
-        <w:t>MP amplia rol de carreiras com direito a indenização, altera leis sobre opção de cargos e transforma cargos vagos.</w:t>
-      </w:r>
-    </w:p>
-    <w:p>
-      <w:pPr>
-        <w:spacing w:after="40"/>
-      </w:pPr>
-      <w:r>
-        <w:rPr>
-          <w:b/>
-          <w:color w:val="888888"/>
-          <w:sz w:val="18"/>
-        </w:rPr>
-        <w:t xml:space="preserve">Publicado: </w:t>
-      </w:r>
-      <w:r>
-        <w:rPr>
-          <w:color w:val="888888"/>
-          <w:sz w:val="18"/>
-        </w:rPr>
-        <w:t xml:space="preserve">2026-07-03   </w:t>
-      </w:r>
-      <w:hyperlink r:id="rId10">
-        <w:r>
-          <w:rPr>
-            <w:color w:val="1A4D2E"/>
-            <w:u w:val="single"/>
-            <w:b/>
-          </w:rPr>
-          <w:t>Acessar materia</w:t>
-        </w:r>
-      </w:hyperlink>
-    </w:p>
-    <w:p>
-      <w:pPr>
-        <w:spacing w:after="120"/>
-      </w:pPr>
-      <w:r>
-        <w:rPr>
-          <w:i/>
-          <w:color w:val="888888"/>
-          <w:sz w:val="16"/>
-        </w:rPr>
-        <w:t>Legislação federal com impacto em carreiras e planos de cargos públicos.</w:t>
-      </w:r>
-    </w:p>
-    <w:p>
-      <w:pPr>
-        <w:spacing w:before="160" w:after="40"/>
-      </w:pPr>
-      <w:r>
-        <w:rPr>
-          <w:b/>
-          <w:color w:val="1A1A1A"/>
-          <w:sz w:val="22"/>
-        </w:rPr>
-        <w:t xml:space="preserve">Decreto nº 13.054, de 3.7.2026 - Altera o Regulamento da Previdência Social, aprovado pelo Decreto nº 3.048, de 6 de maio de 1999, para dispor sobre a condição de segurado especial dos associados em cooperativas.   </w:t>
-      </w:r>
-      <w:r>
-        <w:rPr>
-          <w:b/>
-          <w:color w:val="C0392B"/>
-          <w:sz w:val="16"/>
-        </w:rPr>
-        <w:t>[ALTA]</w:t>
-      </w:r>
-    </w:p>
-    <w:p>
-      <w:pPr>
-        <w:spacing w:after="40"/>
-      </w:pPr>
-      <w:r>
-        <w:rPr>
-          <w:color w:val="4A4A4A"/>
-          <w:sz w:val="20"/>
-        </w:rPr>
-        <w:t>Altera o Regulamento da Previdência Social para incluir associados em cooperativas como segurados especiais.</w:t>
-      </w:r>
-    </w:p>
-    <w:p>
-      <w:pPr>
-        <w:spacing w:after="40"/>
-      </w:pPr>
-      <w:r>
-        <w:rPr>
-          <w:b/>
-          <w:color w:val="888888"/>
-          <w:sz w:val="18"/>
-        </w:rPr>
-        <w:t xml:space="preserve">Publicado: </w:t>
-      </w:r>
-      <w:r>
-        <w:rPr>
-          <w:color w:val="888888"/>
-          <w:sz w:val="18"/>
-        </w:rPr>
-        <w:t xml:space="preserve">2026-07-03   </w:t>
-      </w:r>
-      <w:hyperlink r:id="rId11">
-        <w:r>
-          <w:rPr>
-            <w:color w:val="1A4D2E"/>
-            <w:u w:val="single"/>
-            <w:b/>
-          </w:rPr>
-          <w:t>Acessar materia</w:t>
-        </w:r>
-      </w:hyperlink>
-    </w:p>
-    <w:p>
-      <w:pPr>
-        <w:spacing w:after="120"/>
-      </w:pPr>
-      <w:r>
-        <w:rPr>
-          <w:i/>
-          <w:color w:val="888888"/>
-          <w:sz w:val="16"/>
-        </w:rPr>
-        <w:t>Legislação federal com impacto direto na previdência social e cooperativas.</w:t>
-      </w:r>
-    </w:p>
-    <w:p>
-      <w:pPr>
-        <w:spacing w:before="160" w:after="40"/>
-      </w:pPr>
-      <w:r>
-        <w:rPr>
-          <w:b/>
-          <w:color w:val="1A1A1A"/>
-          <w:sz w:val="22"/>
-        </w:rPr>
-        <w:t xml:space="preserve">Decreto nº 13.053, de 3.7.2026 - Altera o Decreto nº 11.329, de 1º de janeiro de 2023, que aprova a Estrutura Regimental e o Quadro Demonstrativo dos Cargos em Comissão, das Funções de Confiança e das Gratificações da Casa Civil da Presidência da República e remaneja e transforma cargos em comissão, funções de confiança e gratificações.   </w:t>
-      </w:r>
-      <w:r>
-        <w:rPr>
-          <w:b/>
-          <w:color w:val="D68910"/>
-          <w:sz w:val="16"/>
-        </w:rPr>
-        <w:t>[MÉDIA]</w:t>
-      </w:r>
-    </w:p>
-    <w:p>
-      <w:pPr>
-        <w:spacing w:after="40"/>
-      </w:pPr>
-      <w:r>
-        <w:rPr>
-          <w:color w:val="4A4A4A"/>
-          <w:sz w:val="20"/>
-        </w:rPr>
-        <w:t>Altera estrutura regimental e quadro de cargos da Casa Civil da Presidência da República.</w:t>
-      </w:r>
-    </w:p>
-    <w:p>
-      <w:pPr>
-        <w:spacing w:after="40"/>
-      </w:pPr>
-      <w:r>
-        <w:rPr>
-          <w:b/>
-          <w:color w:val="888888"/>
-          <w:sz w:val="18"/>
-        </w:rPr>
-        <w:t xml:space="preserve">Publicado: </w:t>
-      </w:r>
-      <w:r>
-        <w:rPr>
-          <w:color w:val="888888"/>
-          <w:sz w:val="18"/>
-        </w:rPr>
-        <w:t xml:space="preserve">2026-07-03   </w:t>
-      </w:r>
       <w:hyperlink r:id="rId15">
         <w:r>
           <w:rPr>
@@ -1027,539 +875,7 @@
           <w:color w:val="888888"/>
           <w:sz w:val="16"/>
         </w:rPr>
-        <w:t>Ato administrativo que reorganiza a estrutura de cargos na administração pública.</w:t>
-      </w:r>
-    </w:p>
-    <w:p>
-      <w:pPr>
-        <w:spacing w:before="160" w:after="40"/>
-      </w:pPr>
-      <w:r>
-        <w:rPr>
-          <w:b/>
-          <w:color w:val="1A1A1A"/>
-          <w:sz w:val="22"/>
-        </w:rPr>
-        <w:t xml:space="preserve">Decreto nº 13.052, de 3.7.2026 - Altera o Decreto nº 11.002, de 17 de março de 2022, que regulamenta a Lei nº 13.954, de 16 de dezembro de 2019, e a Medida Provisória nº 2.215-10, de 31 de agosto de 2001, para dispor sobre a remuneração dos militares na ativa, os proventos na inatividade e as pensões militares.   </w:t>
-      </w:r>
-      <w:r>
-        <w:rPr>
-          <w:b/>
-          <w:color w:val="C0392B"/>
-          <w:sz w:val="16"/>
-        </w:rPr>
-        <w:t>[ALTA]</w:t>
-      </w:r>
-    </w:p>
-    <w:p>
-      <w:pPr>
-        <w:spacing w:after="40"/>
-      </w:pPr>
-      <w:r>
-        <w:rPr>
-          <w:color w:val="4A4A4A"/>
-          <w:sz w:val="20"/>
-        </w:rPr>
-        <w:t>Altera decreto sobre remuneração, proventos e pensões de militares na ativa e inatividade.</w:t>
-      </w:r>
-    </w:p>
-    <w:p>
-      <w:pPr>
-        <w:spacing w:after="40"/>
-      </w:pPr>
-      <w:r>
-        <w:rPr>
-          <w:b/>
-          <w:color w:val="888888"/>
-          <w:sz w:val="18"/>
-        </w:rPr>
-        <w:t xml:space="preserve">Publicado: </w:t>
-      </w:r>
-      <w:r>
-        <w:rPr>
-          <w:color w:val="888888"/>
-          <w:sz w:val="18"/>
-        </w:rPr>
-        <w:t xml:space="preserve">2026-07-03   </w:t>
-      </w:r>
-      <w:hyperlink r:id="rId12">
-        <w:r>
-          <w:rPr>
-            <w:color w:val="1A4D2E"/>
-            <w:u w:val="single"/>
-            <w:b/>
-          </w:rPr>
-          <w:t>Acessar materia</w:t>
-        </w:r>
-      </w:hyperlink>
-    </w:p>
-    <w:p>
-      <w:pPr>
-        <w:spacing w:after="120"/>
-      </w:pPr>
-      <w:r>
-        <w:rPr>
-          <w:i/>
-          <w:color w:val="888888"/>
-          <w:sz w:val="16"/>
-        </w:rPr>
-        <w:t>Legislação federal com impacto direto em direitos e remuneração de militares.</w:t>
-      </w:r>
-    </w:p>
-    <w:p>
-      <w:pPr>
-        <w:spacing w:before="160" w:after="40"/>
-      </w:pPr>
-      <w:r>
-        <w:rPr>
-          <w:b/>
-          <w:color w:val="1A1A1A"/>
-          <w:sz w:val="22"/>
-        </w:rPr>
-        <w:t xml:space="preserve">Decreto nº 13.051, de 3.7.2026 - Dispõe sobre a distribuição do quantitativo de Gratificação Temporária de Execução e Apoio a Atividades Técnicas e Administrativas – GTATA.   </w:t>
-      </w:r>
-      <w:r>
-        <w:rPr>
-          <w:b/>
-          <w:color w:val="D68910"/>
-          <w:sz w:val="16"/>
-        </w:rPr>
-        <w:t>[MÉDIA]</w:t>
-      </w:r>
-    </w:p>
-    <w:p>
-      <w:pPr>
-        <w:spacing w:after="40"/>
-      </w:pPr>
-      <w:r>
-        <w:rPr>
-          <w:color w:val="4A4A4A"/>
-          <w:sz w:val="20"/>
-        </w:rPr>
-        <w:t>Dispõe sobre a distribuição de Gratificação Temporária para atividades técnicas e administrativas (GTATA).</w:t>
-      </w:r>
-    </w:p>
-    <w:p>
-      <w:pPr>
-        <w:spacing w:after="40"/>
-      </w:pPr>
-      <w:r>
-        <w:rPr>
-          <w:b/>
-          <w:color w:val="888888"/>
-          <w:sz w:val="18"/>
-        </w:rPr>
-        <w:t xml:space="preserve">Publicado: </w:t>
-      </w:r>
-      <w:r>
-        <w:rPr>
-          <w:color w:val="888888"/>
-          <w:sz w:val="18"/>
-        </w:rPr>
-        <w:t xml:space="preserve">2026-07-03   </w:t>
-      </w:r>
-      <w:hyperlink r:id="rId16">
-        <w:r>
-          <w:rPr>
-            <w:color w:val="1A4D2E"/>
-            <w:u w:val="single"/>
-            <w:b/>
-          </w:rPr>
-          <w:t>Acessar materia</w:t>
-        </w:r>
-      </w:hyperlink>
-    </w:p>
-    <w:p>
-      <w:pPr>
-        <w:spacing w:after="120"/>
-      </w:pPr>
-      <w:r>
-        <w:rPr>
-          <w:i/>
-          <w:color w:val="888888"/>
-          <w:sz w:val="16"/>
-        </w:rPr>
-        <w:t>Ato administrativo que impacta a remuneração de servidores.</w:t>
-      </w:r>
-    </w:p>
-    <w:p>
-      <w:pPr>
-        <w:spacing w:before="160" w:after="40"/>
-      </w:pPr>
-      <w:r>
-        <w:rPr>
-          <w:b/>
-          <w:color w:val="1A1A1A"/>
-          <w:sz w:val="22"/>
-        </w:rPr>
-        <w:t xml:space="preserve">Decreto nº 13.050, de 3.7.2026 - Altera o Decreto nº 9.226, de 6 de dezembro de 2017, que regulamenta a Lei nº 12.855, de 2 de setembro de 2013, que institui a indenização devida a ocupante de cargo efetivo das Carreiras e Planos Especiais de Cargos que especifica, em exercício nas unidades situadas em localidades estratégicas vinculadas à prevenção, controle, fiscalização e repressão dos delitos transfronteiriços.   </w:t>
-      </w:r>
-      <w:r>
-        <w:rPr>
-          <w:b/>
-          <w:color w:val="C0392B"/>
-          <w:sz w:val="16"/>
-        </w:rPr>
-        <w:t>[ALTA]</w:t>
-      </w:r>
-    </w:p>
-    <w:p>
-      <w:pPr>
-        <w:spacing w:after="40"/>
-      </w:pPr>
-      <w:r>
-        <w:rPr>
-          <w:color w:val="4A4A4A"/>
-          <w:sz w:val="20"/>
-        </w:rPr>
-        <w:t>Altera decreto sobre indenização a servidores em localidades estratégicas de combate a delitos transfronteiriços.</w:t>
-      </w:r>
-    </w:p>
-    <w:p>
-      <w:pPr>
-        <w:spacing w:after="40"/>
-      </w:pPr>
-      <w:r>
-        <w:rPr>
-          <w:b/>
-          <w:color w:val="888888"/>
-          <w:sz w:val="18"/>
-        </w:rPr>
-        <w:t xml:space="preserve">Publicado: </w:t>
-      </w:r>
-      <w:r>
-        <w:rPr>
-          <w:color w:val="888888"/>
-          <w:sz w:val="18"/>
-        </w:rPr>
-        <w:t xml:space="preserve">2026-07-03   </w:t>
-      </w:r>
-      <w:hyperlink r:id="rId13">
-        <w:r>
-          <w:rPr>
-            <w:color w:val="1A4D2E"/>
-            <w:u w:val="single"/>
-            <w:b/>
-          </w:rPr>
-          <w:t>Acessar materia</w:t>
-        </w:r>
-      </w:hyperlink>
-    </w:p>
-    <w:p>
-      <w:pPr>
-        <w:spacing w:after="120"/>
-      </w:pPr>
-      <w:r>
-        <w:rPr>
-          <w:i/>
-          <w:color w:val="888888"/>
-          <w:sz w:val="16"/>
-        </w:rPr>
-        <w:t>Legislação federal com impacto em direitos de servidores públicos.</w:t>
-      </w:r>
-    </w:p>
-    <w:p>
-      <w:pPr>
-        <w:spacing w:before="160" w:after="40"/>
-      </w:pPr>
-      <w:r>
-        <w:rPr>
-          <w:b/>
-          <w:color w:val="1A1A1A"/>
-          <w:sz w:val="22"/>
-        </w:rPr>
-        <w:t xml:space="preserve">Decreto nº 13.049, de 3.7.2026 - Regulamenta a Lei nº 12.855, de 2 de setembro de 2013, que institui a indenização devida a ocupante de cargo efetivo das Carreiras e Planos Especiais de Cargos que especifica, em exercício nas unidades situadas em localidades estratégicas vinculadas à prevenção, controle, fiscalização e repressão dos delitos transfronteiriços, quanto às Carreiras e aos Planos de Cargos que especifica.   </w:t>
-      </w:r>
-      <w:r>
-        <w:rPr>
-          <w:b/>
-          <w:color w:val="C0392B"/>
-          <w:sz w:val="16"/>
-        </w:rPr>
-        <w:t>[ALTA]</w:t>
-      </w:r>
-    </w:p>
-    <w:p>
-      <w:pPr>
-        <w:spacing w:after="40"/>
-      </w:pPr>
-      <w:r>
-        <w:rPr>
-          <w:color w:val="4A4A4A"/>
-          <w:sz w:val="20"/>
-        </w:rPr>
-        <w:t>Regulamenta lei sobre indenização a servidores em localidades estratégicas de combate a delitos transfronteiriços.</w:t>
-      </w:r>
-    </w:p>
-    <w:p>
-      <w:pPr>
-        <w:spacing w:after="40"/>
-      </w:pPr>
-      <w:r>
-        <w:rPr>
-          <w:b/>
-          <w:color w:val="888888"/>
-          <w:sz w:val="18"/>
-        </w:rPr>
-        <w:t xml:space="preserve">Publicado: </w:t>
-      </w:r>
-      <w:r>
-        <w:rPr>
-          <w:color w:val="888888"/>
-          <w:sz w:val="18"/>
-        </w:rPr>
-        <w:t xml:space="preserve">2026-07-03   </w:t>
-      </w:r>
-      <w:hyperlink r:id="rId17">
-        <w:r>
-          <w:rPr>
-            <w:color w:val="1A4D2E"/>
-            <w:u w:val="single"/>
-            <w:b/>
-          </w:rPr>
-          <w:t>Acessar materia</w:t>
-        </w:r>
-      </w:hyperlink>
-    </w:p>
-    <w:p>
-      <w:pPr>
-        <w:spacing w:after="120"/>
-      </w:pPr>
-      <w:r>
-        <w:rPr>
-          <w:i/>
-          <w:color w:val="888888"/>
-          <w:sz w:val="16"/>
-        </w:rPr>
-        <w:t>Legislação federal com impacto em direitos de servidores públicos.</w:t>
-      </w:r>
-    </w:p>
-    <w:p>
-      <w:pPr>
-        <w:spacing w:before="160" w:after="40"/>
-      </w:pPr>
-      <w:r>
-        <w:rPr>
-          <w:b/>
-          <w:color w:val="1A1A1A"/>
-          <w:sz w:val="22"/>
-        </w:rPr>
-        <w:t xml:space="preserve">Decreto nº 13.048, de 3.7.2026 - Estabelece os critérios e os procedimentos para a concessão do Reconhecimento de Saberes e Competências aos servidores ocupantes dos cargos do Plano de Carreira dos Cargos Técnico-Administrativos em Educação.   </w:t>
-      </w:r>
-      <w:r>
-        <w:rPr>
-          <w:b/>
-          <w:color w:val="D68910"/>
-          <w:sz w:val="16"/>
-        </w:rPr>
-        <w:t>[MÉDIA]</w:t>
-      </w:r>
-    </w:p>
-    <w:p>
-      <w:pPr>
-        <w:spacing w:after="40"/>
-      </w:pPr>
-      <w:r>
-        <w:rPr>
-          <w:color w:val="4A4A4A"/>
-          <w:sz w:val="20"/>
-        </w:rPr>
-        <w:t>Estabelece critérios para concessão de Reconhecimento de Saberes e Competências a servidores técnico-administrativos em Educação.</w:t>
-      </w:r>
-    </w:p>
-    <w:p>
-      <w:pPr>
-        <w:spacing w:after="40"/>
-      </w:pPr>
-      <w:r>
-        <w:rPr>
-          <w:b/>
-          <w:color w:val="888888"/>
-          <w:sz w:val="18"/>
-        </w:rPr>
-        <w:t xml:space="preserve">Publicado: </w:t>
-      </w:r>
-      <w:r>
-        <w:rPr>
-          <w:color w:val="888888"/>
-          <w:sz w:val="18"/>
-        </w:rPr>
-        <w:t xml:space="preserve">2026-07-03   </w:t>
-      </w:r>
-      <w:hyperlink r:id="rId18">
-        <w:r>
-          <w:rPr>
-            <w:color w:val="1A4D2E"/>
-            <w:u w:val="single"/>
-            <w:b/>
-          </w:rPr>
-          <w:t>Acessar materia</w:t>
-        </w:r>
-      </w:hyperlink>
-    </w:p>
-    <w:p>
-      <w:pPr>
-        <w:spacing w:after="120"/>
-      </w:pPr>
-      <w:r>
-        <w:rPr>
-          <w:i/>
-          <w:color w:val="888888"/>
-          <w:sz w:val="16"/>
-        </w:rPr>
-        <w:t>Ato administrativo que impacta a carreira de servidores públicos.</w:t>
-      </w:r>
-    </w:p>
-    <w:p>
-      <w:pPr>
-        <w:spacing w:before="160" w:after="40"/>
-      </w:pPr>
-      <w:r>
-        <w:rPr>
-          <w:b/>
-          <w:color w:val="1A1A1A"/>
-          <w:sz w:val="22"/>
-        </w:rPr>
-        <w:t xml:space="preserve">Lei nº 15.457, de 3.7.2026 - Cria a Universidade Federal do Esporte.   </w:t>
-      </w:r>
-      <w:r>
-        <w:rPr>
-          <w:b/>
-          <w:color w:val="C0392B"/>
-          <w:sz w:val="16"/>
-        </w:rPr>
-        <w:t>[ALTA]</w:t>
-      </w:r>
-    </w:p>
-    <w:p>
-      <w:pPr>
-        <w:spacing w:after="40"/>
-      </w:pPr>
-      <w:r>
-        <w:rPr>
-          <w:color w:val="4A4A4A"/>
-          <w:sz w:val="20"/>
-        </w:rPr>
-        <w:t>Cria a Universidade Federal do Esporte.</w:t>
-      </w:r>
-    </w:p>
-    <w:p>
-      <w:pPr>
-        <w:spacing w:after="40"/>
-      </w:pPr>
-      <w:r>
-        <w:rPr>
-          <w:b/>
-          <w:color w:val="888888"/>
-          <w:sz w:val="18"/>
-        </w:rPr>
-        <w:t xml:space="preserve">Publicado: </w:t>
-      </w:r>
-      <w:r>
-        <w:rPr>
-          <w:color w:val="888888"/>
-          <w:sz w:val="18"/>
-        </w:rPr>
-        <w:t xml:space="preserve">2026-07-03   </w:t>
-      </w:r>
-      <w:hyperlink r:id="rId19">
-        <w:r>
-          <w:rPr>
-            <w:color w:val="1A4D2E"/>
-            <w:u w:val="single"/>
-            <w:b/>
-          </w:rPr>
-          <w:t>Acessar materia</w:t>
-        </w:r>
-      </w:hyperlink>
-    </w:p>
-    <w:p>
-      <w:pPr>
-        <w:spacing w:after="120"/>
-      </w:pPr>
-      <w:r>
-        <w:rPr>
-          <w:i/>
-          <w:color w:val="888888"/>
-          <w:sz w:val="16"/>
-        </w:rPr>
-        <w:t>Legislação federal que cria uma nova instituição de ensino superior.</w:t>
-      </w:r>
-    </w:p>
-    <w:p>
-      <w:pPr>
-        <w:spacing w:before="160" w:after="40"/>
-      </w:pPr>
-      <w:r>
-        <w:rPr>
-          <w:b/>
-          <w:color w:val="1A1A1A"/>
-          <w:sz w:val="22"/>
-        </w:rPr>
-        <w:t xml:space="preserve">Lei nº 15.456, de 3.7.2026 - Regulamenta a profissão de protesista/ortesista ortopédico.   </w:t>
-      </w:r>
-      <w:r>
-        <w:rPr>
-          <w:b/>
-          <w:color w:val="C0392B"/>
-          <w:sz w:val="16"/>
-        </w:rPr>
-        <w:t>[ALTA]</w:t>
-      </w:r>
-    </w:p>
-    <w:p>
-      <w:pPr>
-        <w:spacing w:after="40"/>
-      </w:pPr>
-      <w:r>
-        <w:rPr>
-          <w:color w:val="4A4A4A"/>
-          <w:sz w:val="20"/>
-        </w:rPr>
-        <w:t>Regulamenta a profissão de protesista/ortesista ortopédico.</w:t>
-      </w:r>
-    </w:p>
-    <w:p>
-      <w:pPr>
-        <w:spacing w:after="40"/>
-      </w:pPr>
-      <w:r>
-        <w:rPr>
-          <w:b/>
-          <w:color w:val="888888"/>
-          <w:sz w:val="18"/>
-        </w:rPr>
-        <w:t xml:space="preserve">Publicado: </w:t>
-      </w:r>
-      <w:r>
-        <w:rPr>
-          <w:color w:val="888888"/>
-          <w:sz w:val="18"/>
-        </w:rPr>
-        <w:t xml:space="preserve">2026-07-03   </w:t>
-      </w:r>
-      <w:hyperlink r:id="rId20">
-        <w:r>
-          <w:rPr>
-            <w:color w:val="1A4D2E"/>
-            <w:u w:val="single"/>
-            <w:b/>
-          </w:rPr>
-          <w:t>Acessar materia</w:t>
-        </w:r>
-      </w:hyperlink>
-    </w:p>
-    <w:p>
-      <w:pPr>
-        <w:spacing w:after="120"/>
-      </w:pPr>
-      <w:r>
-        <w:rPr>
-          <w:i/>
-          <w:color w:val="888888"/>
-          <w:sz w:val="16"/>
-        </w:rPr>
-        <w:t>Legislação federal que regulamenta uma profissão.</w:t>
+        <w:t>Alteração de decreto administrativo com impacto na gestão de organizações militares.</w:t>
       </w:r>
     </w:p>
     <w:p/>
@@ -1625,15 +941,15 @@
           <w:color w:val="1A1A1A"/>
           <w:sz w:val="22"/>
         </w:rPr>
-        <w:t xml:space="preserve">Comunicado n° 45.509, 6/7/2026   </w:t>
+        <w:t xml:space="preserve">Comunicado n° 45.513, 7/7/2026   </w:t>
       </w:r>
       <w:r>
         <w:rPr>
           <w:b/>
-          <w:color w:val="7F8C8D"/>
+          <w:color w:val="D68910"/>
           <w:sz w:val="16"/>
         </w:rPr>
-        <w:t>[BAIXA]</w:t>
+        <w:t>[MÉDIA]</w:t>
       </w:r>
     </w:p>
     <w:p>
@@ -1645,7 +961,311 @@
           <w:color w:val="4A4A4A"/>
           <w:sz w:val="20"/>
         </w:rPr>
-        <w:t>Divulga nomes de pessoas eleitas ou nomeadas para cargos de administração em instituições autorizadas a funcionar, para recebimento de eventuais objeções.</w:t>
+        <w:t>Divulga nomes de pessoas eleitas ou nomeadas para cargos de administração em instituições autorizadas a funcionar, para recebimento de objeções.</w:t>
+      </w:r>
+    </w:p>
+    <w:p>
+      <w:pPr>
+        <w:spacing w:after="40"/>
+      </w:pPr>
+      <w:r>
+        <w:rPr>
+          <w:b/>
+          <w:color w:val="888888"/>
+          <w:sz w:val="18"/>
+        </w:rPr>
+        <w:t xml:space="preserve">Publicado: </w:t>
+      </w:r>
+      <w:r>
+        <w:rPr>
+          <w:color w:val="888888"/>
+          <w:sz w:val="18"/>
+        </w:rPr>
+        <w:t xml:space="preserve">2026-07-07T09:32   </w:t>
+      </w:r>
+      <w:hyperlink r:id="rId16">
+        <w:r>
+          <w:rPr>
+            <w:color w:val="1A4D2E"/>
+            <w:u w:val="single"/>
+            <w:b/>
+          </w:rPr>
+          <w:t>Acessar materia</w:t>
+        </w:r>
+      </w:hyperlink>
+    </w:p>
+    <w:p>
+      <w:pPr>
+        <w:spacing w:after="120"/>
+      </w:pPr>
+      <w:r>
+        <w:rPr>
+          <w:i/>
+          <w:color w:val="888888"/>
+          <w:sz w:val="16"/>
+        </w:rPr>
+        <w:t>Comunicado administrativo sobre nomeações em instituições financeiras.</w:t>
+      </w:r>
+    </w:p>
+    <w:p>
+      <w:pPr>
+        <w:spacing w:before="160" w:after="40"/>
+      </w:pPr>
+      <w:r>
+        <w:rPr>
+          <w:b/>
+          <w:color w:val="1A1A1A"/>
+          <w:sz w:val="22"/>
+        </w:rPr>
+        <w:t xml:space="preserve">Comunicado n° 45.512, 7/7/2026   </w:t>
+      </w:r>
+      <w:r>
+        <w:rPr>
+          <w:b/>
+          <w:color w:val="D68910"/>
+          <w:sz w:val="16"/>
+        </w:rPr>
+        <w:t>[MÉDIA]</w:t>
+      </w:r>
+    </w:p>
+    <w:p>
+      <w:pPr>
+        <w:spacing w:after="40"/>
+      </w:pPr>
+      <w:r>
+        <w:rPr>
+          <w:color w:val="4A4A4A"/>
+          <w:sz w:val="20"/>
+        </w:rPr>
+        <w:t>Divulga nomes aprovados para cargos em órgãos estatutários ou contratuais de sociedades autorizadas a funcionar pelo Banco Central do Brasil.</w:t>
+      </w:r>
+    </w:p>
+    <w:p>
+      <w:pPr>
+        <w:spacing w:after="40"/>
+      </w:pPr>
+      <w:r>
+        <w:rPr>
+          <w:b/>
+          <w:color w:val="888888"/>
+          <w:sz w:val="18"/>
+        </w:rPr>
+        <w:t xml:space="preserve">Publicado: </w:t>
+      </w:r>
+      <w:r>
+        <w:rPr>
+          <w:color w:val="888888"/>
+          <w:sz w:val="18"/>
+        </w:rPr>
+        <w:t xml:space="preserve">2026-07-07T09:30   </w:t>
+      </w:r>
+      <w:hyperlink r:id="rId17">
+        <w:r>
+          <w:rPr>
+            <w:color w:val="1A4D2E"/>
+            <w:u w:val="single"/>
+            <w:b/>
+          </w:rPr>
+          <w:t>Acessar materia</w:t>
+        </w:r>
+      </w:hyperlink>
+    </w:p>
+    <w:p>
+      <w:pPr>
+        <w:spacing w:after="120"/>
+      </w:pPr>
+      <w:r>
+        <w:rPr>
+          <w:i/>
+          <w:color w:val="888888"/>
+          <w:sz w:val="16"/>
+        </w:rPr>
+        <w:t>Comunicado administrativo sobre aprovação de nomes em instituições financeiras.</w:t>
+      </w:r>
+    </w:p>
+    <w:p>
+      <w:pPr>
+        <w:spacing w:before="160" w:after="40"/>
+      </w:pPr>
+      <w:r>
+        <w:rPr>
+          <w:b/>
+          <w:color w:val="1A1A1A"/>
+          <w:sz w:val="22"/>
+        </w:rPr>
+        <w:t xml:space="preserve">Comunicado n° 45.511, 7/7/2026   </w:t>
+      </w:r>
+      <w:r>
+        <w:rPr>
+          <w:b/>
+          <w:color w:val="C0392B"/>
+          <w:sz w:val="16"/>
+        </w:rPr>
+        <w:t>[ALTA]</w:t>
+      </w:r>
+    </w:p>
+    <w:p>
+      <w:pPr>
+        <w:spacing w:after="40"/>
+      </w:pPr>
+      <w:r>
+        <w:rPr>
+          <w:color w:val="4A4A4A"/>
+          <w:sz w:val="20"/>
+        </w:rPr>
+        <w:t>Divulga as Taxas Básicas Financeiras (TBF), os Redutores "R" e as Taxas Referenciais (TR) relativos a 4, 5 e 6 de julho de 2026.</w:t>
+      </w:r>
+    </w:p>
+    <w:p>
+      <w:pPr>
+        <w:spacing w:after="40"/>
+      </w:pPr>
+      <w:r>
+        <w:rPr>
+          <w:b/>
+          <w:color w:val="888888"/>
+          <w:sz w:val="18"/>
+        </w:rPr>
+        <w:t xml:space="preserve">Publicado: </w:t>
+      </w:r>
+      <w:r>
+        <w:rPr>
+          <w:color w:val="888888"/>
+          <w:sz w:val="18"/>
+        </w:rPr>
+        <w:t xml:space="preserve">2026-07-07T09:06   </w:t>
+      </w:r>
+      <w:hyperlink r:id="rId10">
+        <w:r>
+          <w:rPr>
+            <w:color w:val="1A4D2E"/>
+            <w:u w:val="single"/>
+            <w:b/>
+          </w:rPr>
+          <w:t>Acessar materia</w:t>
+        </w:r>
+      </w:hyperlink>
+    </w:p>
+    <w:p>
+      <w:pPr>
+        <w:spacing w:after="120"/>
+      </w:pPr>
+      <w:r>
+        <w:rPr>
+          <w:i/>
+          <w:color w:val="888888"/>
+          <w:sz w:val="16"/>
+        </w:rPr>
+        <w:t>Divulgação de taxas financeiras de referência com impacto no mercado.</w:t>
+      </w:r>
+    </w:p>
+    <w:p>
+      <w:pPr>
+        <w:spacing w:before="160" w:after="40"/>
+      </w:pPr>
+      <w:r>
+        <w:rPr>
+          <w:b/>
+          <w:color w:val="1A1A1A"/>
+          <w:sz w:val="22"/>
+        </w:rPr>
+        <w:t xml:space="preserve">Comunicado n° 45.510, 6/7/2026   </w:t>
+      </w:r>
+      <w:r>
+        <w:rPr>
+          <w:b/>
+          <w:color w:val="C0392B"/>
+          <w:sz w:val="16"/>
+        </w:rPr>
+        <w:t>[ALTA]</w:t>
+      </w:r>
+    </w:p>
+    <w:p>
+      <w:pPr>
+        <w:spacing w:after="40"/>
+      </w:pPr>
+      <w:r>
+        <w:rPr>
+          <w:color w:val="4A4A4A"/>
+          <w:sz w:val="20"/>
+        </w:rPr>
+        <w:t>Divulga condições para a realização de operações compromissadas com instituições financeiras participantes do módulo Oferta Pública (Ofpub).</w:t>
+      </w:r>
+    </w:p>
+    <w:p>
+      <w:pPr>
+        <w:spacing w:after="40"/>
+      </w:pPr>
+      <w:r>
+        <w:rPr>
+          <w:b/>
+          <w:color w:val="888888"/>
+          <w:sz w:val="18"/>
+        </w:rPr>
+        <w:t xml:space="preserve">Publicado: </w:t>
+      </w:r>
+      <w:r>
+        <w:rPr>
+          <w:color w:val="888888"/>
+          <w:sz w:val="18"/>
+        </w:rPr>
+        <w:t xml:space="preserve">2026-07-06T18:30   </w:t>
+      </w:r>
+      <w:hyperlink r:id="rId11">
+        <w:r>
+          <w:rPr>
+            <w:color w:val="1A4D2E"/>
+            <w:u w:val="single"/>
+            <w:b/>
+          </w:rPr>
+          <w:t>Acessar materia</w:t>
+        </w:r>
+      </w:hyperlink>
+    </w:p>
+    <w:p>
+      <w:pPr>
+        <w:spacing w:after="120"/>
+      </w:pPr>
+      <w:r>
+        <w:rPr>
+          <w:i/>
+          <w:color w:val="888888"/>
+          <w:sz w:val="16"/>
+        </w:rPr>
+        <w:t>Normativa sobre operações financeiras no mercado, impactando instituições financeiras.</w:t>
+      </w:r>
+    </w:p>
+    <w:p>
+      <w:pPr>
+        <w:spacing w:before="160" w:after="40"/>
+      </w:pPr>
+      <w:r>
+        <w:rPr>
+          <w:b/>
+          <w:color w:val="1A1A1A"/>
+          <w:sz w:val="22"/>
+        </w:rPr>
+        <w:t xml:space="preserve">Comunicado n° 45.509, 6/7/2026   </w:t>
+      </w:r>
+      <w:r>
+        <w:rPr>
+          <w:b/>
+          <w:color w:val="D68910"/>
+          <w:sz w:val="16"/>
+        </w:rPr>
+        <w:t>[MÉDIA]</w:t>
+      </w:r>
+    </w:p>
+    <w:p>
+      <w:pPr>
+        <w:spacing w:after="40"/>
+      </w:pPr>
+      <w:r>
+        <w:rPr>
+          <w:color w:val="4A4A4A"/>
+          <w:sz w:val="20"/>
+        </w:rPr>
+        <w:t>Divulga nomes de pessoas eleitas ou nomeadas para cargos de administração em instituições autorizadas a funcionar, para recebimento de objeções.</w:t>
       </w:r>
     </w:p>
     <w:p>
@@ -1667,7 +1287,7 @@
         </w:rPr>
         <w:t xml:space="preserve">2026-07-06T10:07   </w:t>
       </w:r>
-      <w:hyperlink r:id="rId21">
+      <w:hyperlink r:id="rId18">
         <w:r>
           <w:rPr>
             <w:color w:val="1A4D2E"/>
@@ -1688,7 +1308,7 @@
           <w:color w:val="888888"/>
           <w:sz w:val="16"/>
         </w:rPr>
-        <w:t>Notícia administrativa sobre nomeações em instituições financeiras.</w:t>
+        <w:t>Comunicado administrativo sobre nomeações em instituições financeiras.</w:t>
       </w:r>
     </w:p>
     <w:p>
@@ -1706,10 +1326,10 @@
       <w:r>
         <w:rPr>
           <w:b/>
-          <w:color w:val="7F8C8D"/>
+          <w:color w:val="D68910"/>
           <w:sz w:val="16"/>
         </w:rPr>
-        <w:t>[BAIXA]</w:t>
+        <w:t>[MÉDIA]</w:t>
       </w:r>
     </w:p>
     <w:p>
@@ -1721,7 +1341,7 @@
           <w:color w:val="4A4A4A"/>
           <w:sz w:val="20"/>
         </w:rPr>
-        <w:t>Divulga nome aprovado de pessoas eleitas/nomeadas para cargos de órgãos estatutários ou contratuais de sociedades autorizadas a funcionar pelo Banco Central do Brasil.</w:t>
+        <w:t>Divulga nomes aprovados de pessoas eleitas/nomeadas para cargos de órgãos estatutários ou contratuais de sociedades autorizadas a funcionar pelo Banco Central do Brasil.</w:t>
       </w:r>
     </w:p>
     <w:p>
@@ -1743,7 +1363,7 @@
         </w:rPr>
         <w:t xml:space="preserve">2026-07-06T10:06   </w:t>
       </w:r>
-      <w:hyperlink r:id="rId22">
+      <w:hyperlink r:id="rId19">
         <w:r>
           <w:rPr>
             <w:color w:val="1A4D2E"/>
@@ -1764,7 +1384,7 @@
           <w:color w:val="888888"/>
           <w:sz w:val="16"/>
         </w:rPr>
-        <w:t>Notícia administrativa sobre aprovação de nomes em instituições financeiras.</w:t>
+        <w:t>Comunicado administrativo sobre aprovação de nomes em instituições financeiras.</w:t>
       </w:r>
     </w:p>
     <w:p>
@@ -1782,10 +1402,10 @@
       <w:r>
         <w:rPr>
           <w:b/>
-          <w:color w:val="D68910"/>
+          <w:color w:val="C0392B"/>
           <w:sz w:val="16"/>
         </w:rPr>
-        <w:t>[MÉDIA]</w:t>
+        <w:t>[ALTA]</w:t>
       </w:r>
     </w:p>
     <w:p>
@@ -1819,7 +1439,7 @@
         </w:rPr>
         <w:t xml:space="preserve">2026-07-06T09:01   </w:t>
       </w:r>
-      <w:hyperlink r:id="rId23">
+      <w:hyperlink r:id="rId12">
         <w:r>
           <w:rPr>
             <w:color w:val="1A4D2E"/>
@@ -1840,463 +1460,7 @@
           <w:color w:val="888888"/>
           <w:sz w:val="16"/>
         </w:rPr>
-        <w:t>Informação relevante para o mercado financeiro sobre taxas de referência.</w:t>
-      </w:r>
-    </w:p>
-    <w:p>
-      <w:pPr>
-        <w:spacing w:before="160" w:after="40"/>
-      </w:pPr>
-      <w:r>
-        <w:rPr>
-          <w:b/>
-          <w:color w:val="1A1A1A"/>
-          <w:sz w:val="22"/>
-        </w:rPr>
-        <w:t xml:space="preserve">Comunicado n° 45.506, 3/7/2026   </w:t>
-      </w:r>
-      <w:r>
-        <w:rPr>
-          <w:b/>
-          <w:color w:val="D68910"/>
-          <w:sz w:val="16"/>
-        </w:rPr>
-        <w:t>[MÉDIA]</w:t>
-      </w:r>
-    </w:p>
-    <w:p>
-      <w:pPr>
-        <w:spacing w:after="40"/>
-      </w:pPr>
-      <w:r>
-        <w:rPr>
-          <w:color w:val="4A4A4A"/>
-          <w:sz w:val="20"/>
-        </w:rPr>
-        <w:t>Divulga condições para a realização de operações compromissadas com instituições financeiras participantes do módulo Oferta Pública (Ofpub).</w:t>
-      </w:r>
-    </w:p>
-    <w:p>
-      <w:pPr>
-        <w:spacing w:after="40"/>
-      </w:pPr>
-      <w:r>
-        <w:rPr>
-          <w:b/>
-          <w:color w:val="888888"/>
-          <w:sz w:val="18"/>
-        </w:rPr>
-        <w:t xml:space="preserve">Publicado: </w:t>
-      </w:r>
-      <w:r>
-        <w:rPr>
-          <w:color w:val="888888"/>
-          <w:sz w:val="18"/>
-        </w:rPr>
-        <w:t xml:space="preserve">2026-07-03T18:30   </w:t>
-      </w:r>
-      <w:hyperlink r:id="rId24">
-        <w:r>
-          <w:rPr>
-            <w:color w:val="1A4D2E"/>
-            <w:u w:val="single"/>
-            <w:b/>
-          </w:rPr>
-          <w:t>Acessar materia</w:t>
-        </w:r>
-      </w:hyperlink>
-    </w:p>
-    <w:p>
-      <w:pPr>
-        <w:spacing w:after="120"/>
-      </w:pPr>
-      <w:r>
-        <w:rPr>
-          <w:i/>
-          <w:color w:val="888888"/>
-          <w:sz w:val="16"/>
-        </w:rPr>
-        <w:t>Impacta operações financeiras e participantes do mercado.</w:t>
-      </w:r>
-    </w:p>
-    <w:p>
-      <w:pPr>
-        <w:spacing w:before="160" w:after="40"/>
-      </w:pPr>
-      <w:r>
-        <w:rPr>
-          <w:b/>
-          <w:color w:val="1A1A1A"/>
-          <w:sz w:val="22"/>
-        </w:rPr>
-        <w:t xml:space="preserve">Resolução CMN n° 5.326, 3/7/2026   </w:t>
-      </w:r>
-      <w:r>
-        <w:rPr>
-          <w:b/>
-          <w:color w:val="C0392B"/>
-          <w:sz w:val="16"/>
-        </w:rPr>
-        <w:t>[ALTA]</w:t>
-      </w:r>
-    </w:p>
-    <w:p>
-      <w:pPr>
-        <w:spacing w:after="40"/>
-      </w:pPr>
-      <w:r>
-        <w:rPr>
-          <w:color w:val="4A4A4A"/>
-          <w:sz w:val="20"/>
-        </w:rPr>
-        <w:t>Estabelece as condições, os encargos financeiros e os prazos aplicáveis à linha de crédito reembolsável de que trata o art. 3º da Medida Provisória nº 1.373, de 29 de junho de 2026.</w:t>
-      </w:r>
-    </w:p>
-    <w:p>
-      <w:pPr>
-        <w:spacing w:after="40"/>
-      </w:pPr>
-      <w:r>
-        <w:rPr>
-          <w:b/>
-          <w:color w:val="888888"/>
-          <w:sz w:val="18"/>
-        </w:rPr>
-        <w:t xml:space="preserve">Publicado: </w:t>
-      </w:r>
-      <w:r>
-        <w:rPr>
-          <w:color w:val="888888"/>
-          <w:sz w:val="18"/>
-        </w:rPr>
-        <w:t xml:space="preserve">2026-07-03T18:01   </w:t>
-      </w:r>
-      <w:hyperlink r:id="rId25">
-        <w:r>
-          <w:rPr>
-            <w:color w:val="1A4D2E"/>
-            <w:u w:val="single"/>
-            <w:b/>
-          </w:rPr>
-          <w:t>Acessar materia</w:t>
-        </w:r>
-      </w:hyperlink>
-    </w:p>
-    <w:p>
-      <w:pPr>
-        <w:spacing w:after="120"/>
-      </w:pPr>
-      <w:r>
-        <w:rPr>
-          <w:i/>
-          <w:color w:val="888888"/>
-          <w:sz w:val="16"/>
-        </w:rPr>
-        <w:t>Norma regulatória com impacto direto em linhas de crédito.</w:t>
-      </w:r>
-    </w:p>
-    <w:p>
-      <w:pPr>
-        <w:spacing w:before="160" w:after="40"/>
-      </w:pPr>
-      <w:r>
-        <w:rPr>
-          <w:b/>
-          <w:color w:val="1A1A1A"/>
-          <w:sz w:val="22"/>
-        </w:rPr>
-        <w:t xml:space="preserve">Resolução CMN n° 5.325, 3/7/2026   </w:t>
-      </w:r>
-      <w:r>
-        <w:rPr>
-          <w:b/>
-          <w:color w:val="C0392B"/>
-          <w:sz w:val="16"/>
-        </w:rPr>
-        <w:t>[ALTA]</w:t>
-      </w:r>
-    </w:p>
-    <w:p>
-      <w:pPr>
-        <w:spacing w:after="40"/>
-      </w:pPr>
-      <w:r>
-        <w:rPr>
-          <w:color w:val="4A4A4A"/>
-          <w:sz w:val="20"/>
-        </w:rPr>
-        <w:t>Estabelece as condições, os encargos financeiros, os prazos e as demais normas regulamentadoras aplicáveis às linhas de financiamento para beneficiários adimplentes do Fundo de Financiamento Estudantil – Fies.</w:t>
-      </w:r>
-    </w:p>
-    <w:p>
-      <w:pPr>
-        <w:spacing w:after="40"/>
-      </w:pPr>
-      <w:r>
-        <w:rPr>
-          <w:b/>
-          <w:color w:val="888888"/>
-          <w:sz w:val="18"/>
-        </w:rPr>
-        <w:t xml:space="preserve">Publicado: </w:t>
-      </w:r>
-      <w:r>
-        <w:rPr>
-          <w:color w:val="888888"/>
-          <w:sz w:val="18"/>
-        </w:rPr>
-        <w:t xml:space="preserve">2026-07-03T18:01   </w:t>
-      </w:r>
-      <w:hyperlink r:id="rId26">
-        <w:r>
-          <w:rPr>
-            <w:color w:val="1A4D2E"/>
-            <w:u w:val="single"/>
-            <w:b/>
-          </w:rPr>
-          <w:t>Acessar materia</w:t>
-        </w:r>
-      </w:hyperlink>
-    </w:p>
-    <w:p>
-      <w:pPr>
-        <w:spacing w:after="120"/>
-      </w:pPr>
-      <w:r>
-        <w:rPr>
-          <w:i/>
-          <w:color w:val="888888"/>
-          <w:sz w:val="16"/>
-        </w:rPr>
-        <w:t>Norma regulatória com impacto direto em financiamentos estudantis.</w:t>
-      </w:r>
-    </w:p>
-    <w:p>
-      <w:pPr>
-        <w:spacing w:before="160" w:after="40"/>
-      </w:pPr>
-      <w:r>
-        <w:rPr>
-          <w:b/>
-          <w:color w:val="1A1A1A"/>
-          <w:sz w:val="22"/>
-        </w:rPr>
-        <w:t xml:space="preserve">Comunicado n° 45.505, 3/7/2026   </w:t>
-      </w:r>
-      <w:r>
-        <w:rPr>
-          <w:b/>
-          <w:color w:val="7F8C8D"/>
-          <w:sz w:val="16"/>
-        </w:rPr>
-        <w:t>[BAIXA]</w:t>
-      </w:r>
-    </w:p>
-    <w:p>
-      <w:pPr>
-        <w:spacing w:after="40"/>
-      </w:pPr>
-      <w:r>
-        <w:rPr>
-          <w:color w:val="4A4A4A"/>
-          <w:sz w:val="20"/>
-        </w:rPr>
-        <w:t>Divulga nomes de pessoas eleitas ou nomeadas para ocupar cargos de administração em instituições autorizadas a funcionar, para recebimento de eventuais objeções.</w:t>
-      </w:r>
-    </w:p>
-    <w:p>
-      <w:pPr>
-        <w:spacing w:after="40"/>
-      </w:pPr>
-      <w:r>
-        <w:rPr>
-          <w:b/>
-          <w:color w:val="888888"/>
-          <w:sz w:val="18"/>
-        </w:rPr>
-        <w:t xml:space="preserve">Publicado: </w:t>
-      </w:r>
-      <w:r>
-        <w:rPr>
-          <w:color w:val="888888"/>
-          <w:sz w:val="18"/>
-        </w:rPr>
-        <w:t xml:space="preserve">2026-07-03T09:54   </w:t>
-      </w:r>
-      <w:hyperlink r:id="rId27">
-        <w:r>
-          <w:rPr>
-            <w:color w:val="1A4D2E"/>
-            <w:u w:val="single"/>
-            <w:b/>
-          </w:rPr>
-          <w:t>Acessar materia</w:t>
-        </w:r>
-      </w:hyperlink>
-    </w:p>
-    <w:p>
-      <w:pPr>
-        <w:spacing w:after="120"/>
-      </w:pPr>
-      <w:r>
-        <w:rPr>
-          <w:i/>
-          <w:color w:val="888888"/>
-          <w:sz w:val="16"/>
-        </w:rPr>
-        <w:t>Notícia administrativa sobre nomeações em instituições financeiras.</w:t>
-      </w:r>
-    </w:p>
-    <w:p>
-      <w:pPr>
-        <w:spacing w:before="160" w:after="40"/>
-      </w:pPr>
-      <w:r>
-        <w:rPr>
-          <w:b/>
-          <w:color w:val="1A1A1A"/>
-          <w:sz w:val="22"/>
-        </w:rPr>
-        <w:t xml:space="preserve">Comunicado n° 45.504, 3/7/2026   </w:t>
-      </w:r>
-      <w:r>
-        <w:rPr>
-          <w:b/>
-          <w:color w:val="7F8C8D"/>
-          <w:sz w:val="16"/>
-        </w:rPr>
-        <w:t>[BAIXA]</w:t>
-      </w:r>
-    </w:p>
-    <w:p>
-      <w:pPr>
-        <w:spacing w:after="40"/>
-      </w:pPr>
-      <w:r>
-        <w:rPr>
-          <w:color w:val="4A4A4A"/>
-          <w:sz w:val="20"/>
-        </w:rPr>
-        <w:t>Divulga nome aprovado de pessoas eleitas/nomeadas para cargos de órgãos estatutários ou contratuais de sociedades autorizadas a funcionar pelo Banco Central do Brasil.</w:t>
-      </w:r>
-    </w:p>
-    <w:p>
-      <w:pPr>
-        <w:spacing w:after="40"/>
-      </w:pPr>
-      <w:r>
-        <w:rPr>
-          <w:b/>
-          <w:color w:val="888888"/>
-          <w:sz w:val="18"/>
-        </w:rPr>
-        <w:t xml:space="preserve">Publicado: </w:t>
-      </w:r>
-      <w:r>
-        <w:rPr>
-          <w:color w:val="888888"/>
-          <w:sz w:val="18"/>
-        </w:rPr>
-        <w:t xml:space="preserve">2026-07-03T09:53   </w:t>
-      </w:r>
-      <w:hyperlink r:id="rId28">
-        <w:r>
-          <w:rPr>
-            <w:color w:val="1A4D2E"/>
-            <w:u w:val="single"/>
-            <w:b/>
-          </w:rPr>
-          <w:t>Acessar materia</w:t>
-        </w:r>
-      </w:hyperlink>
-    </w:p>
-    <w:p>
-      <w:pPr>
-        <w:spacing w:after="120"/>
-      </w:pPr>
-      <w:r>
-        <w:rPr>
-          <w:i/>
-          <w:color w:val="888888"/>
-          <w:sz w:val="16"/>
-        </w:rPr>
-        <w:t>Notícia administrativa sobre aprovação de nomes em instituições financeiras.</w:t>
-      </w:r>
-    </w:p>
-    <w:p>
-      <w:pPr>
-        <w:spacing w:before="160" w:after="40"/>
-      </w:pPr>
-      <w:r>
-        <w:rPr>
-          <w:b/>
-          <w:color w:val="1A1A1A"/>
-          <w:sz w:val="22"/>
-        </w:rPr>
-        <w:t xml:space="preserve">Comunicado n° 45.503, 3/7/2026   </w:t>
-      </w:r>
-      <w:r>
-        <w:rPr>
-          <w:b/>
-          <w:color w:val="D68910"/>
-          <w:sz w:val="16"/>
-        </w:rPr>
-        <w:t>[MÉDIA]</w:t>
-      </w:r>
-    </w:p>
-    <w:p>
-      <w:pPr>
-        <w:spacing w:after="40"/>
-      </w:pPr>
-      <w:r>
-        <w:rPr>
-          <w:color w:val="4A4A4A"/>
-          <w:sz w:val="20"/>
-        </w:rPr>
-        <w:t>Divulga a Taxa Básica Financeira (TBF), o Redutor "R" e a Taxa Referencial (TR) relativos a 2 de julho de 2026.</w:t>
-      </w:r>
-    </w:p>
-    <w:p>
-      <w:pPr>
-        <w:spacing w:after="40"/>
-      </w:pPr>
-      <w:r>
-        <w:rPr>
-          <w:b/>
-          <w:color w:val="888888"/>
-          <w:sz w:val="18"/>
-        </w:rPr>
-        <w:t xml:space="preserve">Publicado: </w:t>
-      </w:r>
-      <w:r>
-        <w:rPr>
-          <w:color w:val="888888"/>
-          <w:sz w:val="18"/>
-        </w:rPr>
-        <w:t xml:space="preserve">2026-07-03T09:01   </w:t>
-      </w:r>
-      <w:hyperlink r:id="rId29">
-        <w:r>
-          <w:rPr>
-            <w:color w:val="1A4D2E"/>
-            <w:u w:val="single"/>
-            <w:b/>
-          </w:rPr>
-          <w:t>Acessar materia</w:t>
-        </w:r>
-      </w:hyperlink>
-    </w:p>
-    <w:p>
-      <w:pPr>
-        <w:spacing w:after="120"/>
-      </w:pPr>
-      <w:r>
-        <w:rPr>
-          <w:i/>
-          <w:color w:val="888888"/>
-          <w:sz w:val="16"/>
-        </w:rPr>
-        <w:t>Informação relevante para o mercado financeiro sobre taxas de referência.</w:t>
+        <w:t>Divulgação de taxas financeiras de referência com impacto no mercado.</w:t>
       </w:r>
     </w:p>
     <w:p/>
@@ -2362,7 +1526,7 @@
           <w:color w:val="1A1A1A"/>
           <w:sz w:val="22"/>
         </w:rPr>
-        <w:t xml:space="preserve">Renegociação de dívidas está disponível para famílias, estudantes com financiamento do Fies, empresas e agricultores familiares   </w:t>
+        <w:t xml:space="preserve">Polícia Federal apura esquema de lavagem de dinheiro ligado a apostas ilegais   </w:t>
       </w:r>
       <w:r>
         <w:rPr>
@@ -2382,7 +1546,7 @@
           <w:color w:val="4A4A4A"/>
           <w:sz w:val="20"/>
         </w:rPr>
-        <w:t>Confira as condições para cada categoria de renegociação de dívidas, incluindo famílias, estudantes do Fies, empresas e agricultores familiares.</w:t>
+        <w:t>Informações da Secretaria de Prêmios e Apostas (SPA) auxiliam investigação da Polícia Federal sobre lavagem de dinheiro em apostas ilegais.</w:t>
       </w:r>
     </w:p>
     <w:p>
@@ -2402,9 +1566,9 @@
           <w:color w:val="888888"/>
           <w:sz w:val="18"/>
         </w:rPr>
-        <w:t xml:space="preserve">2026-07-03   </w:t>
+        <w:t xml:space="preserve">2026-07-06   </w:t>
       </w:r>
-      <w:hyperlink r:id="rId30">
+      <w:hyperlink r:id="rId13">
         <w:r>
           <w:rPr>
             <w:color w:val="1A4D2E"/>
@@ -2425,8 +1589,29 @@
           <w:color w:val="888888"/>
           <w:sz w:val="16"/>
         </w:rPr>
-        <w:t>Notícia com impacto direto em diversos setores da economia e cidadãos.</w:t>
+        <w:t>Notícia sobre investigação criminal e regulatória com potencial impacto no setor de apostas e lavagem de dinheiro.</w:t>
       </w:r>
+    </w:p>
+    <w:p>
+      <w:pPr>
+        <w:spacing w:before="240" w:after="80"/>
+      </w:pPr>
+      <w:r>
+        <w:rPr>
+          <w:b/>
+          <w:color w:val="1A4D2E"/>
+          <w:sz w:val="20"/>
+        </w:rPr>
+        <w:t>COAF | NOTÍCIAS</w:t>
+      </w:r>
+    </w:p>
+    <w:p>
+      <w:pPr>
+        <w:spacing w:before="0" w:after="40"/>
+        <w:pBdr>
+          <w:bottom w:val="single" w:sz="8" w:space="1" w:color="1A4D2E"/>
+        </w:pBdr>
+      </w:pPr>
     </w:p>
     <w:p>
       <w:pPr>
@@ -2438,7 +1623,7 @@
           <w:color w:val="1A1A1A"/>
           <w:sz w:val="22"/>
         </w:rPr>
-        <w:t xml:space="preserve">Plataforma centralizada de autoexclusão permite bloquear sites de apostas autorizados de uma só vez   </w:t>
+        <w:t xml:space="preserve">Atenção! O Coaf não bloqueia, libera ou retém dinheiro, bens ou qualquer outro tipo de recurso financeiro   </w:t>
       </w:r>
       <w:r>
         <w:rPr>
@@ -2458,7 +1643,7 @@
           <w:color w:val="4A4A4A"/>
           <w:sz w:val="20"/>
         </w:rPr>
-        <w:t>Nova plataforma permite que usuários solicitem a autoexclusão para bloquear sites de apostas autorizados.</w:t>
+        <w:t>O Coaf alerta a população sobre falsas comunicações, esclarecendo que não realiza bloqueio, liberação ou retenção de recursos financeiros.</w:t>
       </w:r>
     </w:p>
     <w:p>
@@ -2478,9 +1663,9 @@
           <w:color w:val="888888"/>
           <w:sz w:val="18"/>
         </w:rPr>
-        <w:t xml:space="preserve">2026-07-03   </w:t>
+        <w:t xml:space="preserve">2026-07-06T18:21   </w:t>
       </w:r>
-      <w:hyperlink r:id="rId31">
+      <w:hyperlink r:id="rId20">
         <w:r>
           <w:rPr>
             <w:color w:val="1A4D2E"/>
@@ -2501,7 +1686,7 @@
           <w:color w:val="888888"/>
           <w:sz w:val="16"/>
         </w:rPr>
-        <w:t>Notícia sobre nova ferramenta de regulação de apostas online.</w:t>
+        <w:t>Esclarecimento público importante para evitar golpes e desinformação sobre a atuação do órgão.</w:t>
       </w:r>
     </w:p>
     <w:p/>
@@ -2566,6 +1751,54 @@
           <w:color w:val="4A4A4A"/>
           <w:sz w:val="18"/>
         </w:rPr>
+        <w:t>B3 | Ofícios e Comunicados - Todos os itens encontrados estão fora da janela temporal.</w:t>
+      </w:r>
+    </w:p>
+    <w:p>
+      <w:pPr>
+        <w:pStyle w:val="ListBullet"/>
+      </w:pPr>
+      <w:r>
+        <w:rPr>
+          <w:color w:val="4A4A4A"/>
+          <w:sz w:val="18"/>
+        </w:rPr>
+        <w:t>MME | Notícias - Todos os itens encontrados estão fora da janela temporal.</w:t>
+      </w:r>
+    </w:p>
+    <w:p>
+      <w:pPr>
+        <w:pStyle w:val="ListBullet"/>
+      </w:pPr>
+      <w:r>
+        <w:rPr>
+          <w:color w:val="4A4A4A"/>
+          <w:sz w:val="18"/>
+        </w:rPr>
+        <w:t>ONS | Notícias - Nenhum item encontrado na janela temporal.</w:t>
+      </w:r>
+    </w:p>
+    <w:p>
+      <w:pPr>
+        <w:pStyle w:val="ListBullet"/>
+      </w:pPr>
+      <w:r>
+        <w:rPr>
+          <w:color w:val="4A4A4A"/>
+          <w:sz w:val="18"/>
+        </w:rPr>
+        <w:t>ANEEL | Últimas Notícias - Todos os itens encontrados estão fora da janela temporal.</w:t>
+      </w:r>
+    </w:p>
+    <w:p>
+      <w:pPr>
+        <w:pStyle w:val="ListBullet"/>
+      </w:pPr>
+      <w:r>
+        <w:rPr>
+          <w:color w:val="4A4A4A"/>
+          <w:sz w:val="18"/>
+        </w:rPr>
         <w:t>Secretaria de Prêmios e Apostas | Notícias - Nenhum resultado foi encontrado na janela temporal.</w:t>
       </w:r>
     </w:p>
@@ -2578,7 +1811,31 @@
           <w:color w:val="4A4A4A"/>
           <w:sz w:val="18"/>
         </w:rPr>
-        <w:t>INPI | Notícias - Nenhuma publicação encontrada na janela temporal.</w:t>
+        <w:t>Ministério da Agricultura | Notícias - Todos os itens encontrados estão fora da janela temporal.</w:t>
+      </w:r>
+    </w:p>
+    <w:p>
+      <w:pPr>
+        <w:pStyle w:val="ListBullet"/>
+      </w:pPr>
+      <w:r>
+        <w:rPr>
+          <w:color w:val="4A4A4A"/>
+          <w:sz w:val="18"/>
+        </w:rPr>
+        <w:t>ANM | Notícias - Todos os itens encontrados estão fora da janela temporal.</w:t>
+      </w:r>
+    </w:p>
+    <w:p>
+      <w:pPr>
+        <w:pStyle w:val="ListBullet"/>
+      </w:pPr>
+      <w:r>
+        <w:rPr>
+          <w:color w:val="4A4A4A"/>
+          <w:sz w:val="18"/>
+        </w:rPr>
+        <w:t>EPE | Notícias - Todos os itens encontrados estão fora da janela temporal.</w:t>
       </w:r>
     </w:p>
     <w:p>
@@ -2600,7 +1857,7 @@
           <w:color w:val="4A4A4A"/>
           <w:sz w:val="18"/>
         </w:rPr>
-        <w:t>Receita Federal | Normas - Página de busca, sem conteúdo direto ou resultados identificáveis na janela.</w:t>
+        <w:t>Receita Federal | Normas - Conteúdo da fonte é um formulário de busca, não listagem de normas recentes.</w:t>
       </w:r>
     </w:p>
     <w:p>
@@ -2625,18 +1882,6 @@
           <w:sz w:val="18"/>
         </w:rPr>
         <w:t>Ministério do Meio Ambiente | Notícias - Conteúdo restrito, requer autenticação para visualização.</w:t>
-      </w:r>
-    </w:p>
-    <w:p>
-      <w:pPr>
-        <w:pStyle w:val="ListBullet"/>
-      </w:pPr>
-      <w:r>
-        <w:rPr>
-          <w:color w:val="4A4A4A"/>
-          <w:sz w:val="18"/>
-        </w:rPr>
-        <w:t>SENACON | Notícias - Conteúdo restrito, requer autenticação para visualização.</w:t>
       </w:r>
     </w:p>
     <w:p>
@@ -2706,7 +1951,7 @@
           <w:color w:val="888888"/>
           <w:sz w:val="16"/>
         </w:rPr>
-        <w:t>Janela analisada: 2026-07-03T00:00 ate 2026-07-06T11:28</w:t>
+        <w:t>Janela analisada: 2026-07-06T00:00 ate 2026-07-07T10:22</w:t>
       </w:r>
     </w:p>
     <w:sectPr>

--- a/output/boletim_tributario.docx
+++ b/output/boletim_tributario.docx
@@ -52,7 +52,7 @@
                 <w:color w:val="FFFFFF"/>
                 <w:sz w:val="28"/>
               </w:rPr>
-              <w:t>7 de julho de 2026</w:t>
+              <w:t>8 de julho de 2026</w:t>
             </w:r>
           </w:p>
         </w:tc>
@@ -87,7 +87,7 @@
                 <w:color w:val="1A4D2E"/>
                 <w:sz w:val="56"/>
               </w:rPr>
-              <w:t>12</w:t>
+              <w:t>16</w:t>
             </w:r>
           </w:p>
         </w:tc>
@@ -106,7 +106,7 @@
                 <w:color w:val="C0392B"/>
                 <w:sz w:val="56"/>
               </w:rPr>
-              <w:t>5</w:t>
+              <w:t>6</w:t>
             </w:r>
           </w:p>
         </w:tc>
@@ -125,7 +125,7 @@
                 <w:color w:val="D68910"/>
                 <w:sz w:val="56"/>
               </w:rPr>
-              <w:t>7</w:t>
+              <w:t>5</w:t>
             </w:r>
           </w:p>
         </w:tc>
@@ -144,7 +144,7 @@
                 <w:color w:val="7F8C8D"/>
                 <w:sz w:val="56"/>
               </w:rPr>
-              <w:t>0</w:t>
+              <w:t>5</w:t>
             </w:r>
           </w:p>
         </w:tc>
@@ -332,7 +332,7 @@
                 <w:color w:val="1A4D2E"/>
                 <w:sz w:val="16"/>
               </w:rPr>
-              <w:t>PLANALTO | RESENHA DIARIA</w:t>
+              <w:t>BANCO CENTRAL | NORMAS</w:t>
             </w:r>
           </w:p>
           <w:p>
@@ -346,7 +346,7 @@
                   <w:u w:val="single"/>
                   <w:b/>
                 </w:rPr>
-                <w:t>Decreto nº 13.056, de 6.7.2026 - Altera o Decreto nº 12.301, de 9 de dezembro de 2024, que dispõe sobre a aprovação de diretrizes e de estratégias relativas à governança corporativa nas empresas estatais federais e à administração das participações societárias da União.</w:t>
+                <w:t>Comunicado n° 45.517, 8/7/2026</w:t>
               </w:r>
             </w:hyperlink>
           </w:p>
@@ -359,7 +359,7 @@
                 <w:color w:val="4A4A4A"/>
                 <w:sz w:val="18"/>
               </w:rPr>
-              <w:t>Altera decreto sobre diretrizes e estratégias de governança corporativa e administração de participações societárias em empresas estatais federais.</w:t>
+              <w:t>Divulga a Taxa Básica Financeira (TBF), o Redutor "R" e a Taxa Referencial (TR) relativos a 7 de julho de 2026.</w:t>
             </w:r>
           </w:p>
         </w:tc>
@@ -404,65 +404,7 @@
                   <w:u w:val="single"/>
                   <w:b/>
                 </w:rPr>
-                <w:t>Comunicado n° 45.511, 7/7/2026</w:t>
-              </w:r>
-            </w:hyperlink>
-          </w:p>
-          <w:p>
-            <w:pPr>
-              <w:spacing w:after="120"/>
-            </w:pPr>
-            <w:r>
-              <w:rPr>
-                <w:color w:val="4A4A4A"/>
-                <w:sz w:val="18"/>
-              </w:rPr>
-              <w:t>Divulga as Taxas Básicas Financeiras (TBF), os Redutores "R" e as Taxas Referenciais (TR) relativos a 4, 5 e 6 de julho de 2026.</w:t>
-            </w:r>
-          </w:p>
-        </w:tc>
-      </w:tr>
-    </w:tbl>
-    <w:tbl>
-      <w:tblPr>
-        <w:tblW w:type="auto" w:w="0"/>
-        <w:tblLayout w:type="fixed"/>
-        <w:tblLook w:firstColumn="1" w:firstRow="1" w:lastColumn="0" w:lastRow="0" w:noHBand="0" w:noVBand="1" w:val="04A0"/>
-      </w:tblPr>
-      <w:tblGrid>
-        <w:gridCol w:w="9638"/>
-      </w:tblGrid>
-      <w:tr>
-        <w:tc>
-          <w:tcPr>
-            <w:tcW w:type="dxa" w:w="9638"/>
-            <w:shd w:val="clear" w:color="auto" w:fill="F0F7F2"/>
-          </w:tcPr>
-          <w:p>
-            <w:pPr>
-              <w:spacing w:before="120" w:after="40"/>
-            </w:pPr>
-            <w:r>
-              <w:rPr>
-                <w:b/>
-                <w:color w:val="1A4D2E"/>
-                <w:sz w:val="16"/>
-              </w:rPr>
-              <w:t>BANCO CENTRAL | NORMAS</w:t>
-            </w:r>
-          </w:p>
-          <w:p>
-            <w:pPr>
-              <w:spacing w:after="40"/>
-            </w:pPr>
-            <w:hyperlink r:id="rId11">
-              <w:r>
-                <w:rPr>
-                  <w:color w:val="1A1A1A"/>
-                  <w:u w:val="single"/>
-                  <w:b/>
-                </w:rPr>
-                <w:t>Comunicado n° 45.510, 6/7/2026</w:t>
+                <w:t>Comunicado n° 45.516, 7/7/2026</w:t>
               </w:r>
             </w:hyperlink>
           </w:p>
@@ -513,14 +455,14 @@
             <w:pPr>
               <w:spacing w:after="40"/>
             </w:pPr>
-            <w:hyperlink r:id="rId12">
+            <w:hyperlink r:id="rId11">
               <w:r>
                 <w:rPr>
                   <w:color w:val="1A1A1A"/>
                   <w:u w:val="single"/>
                   <w:b/>
                 </w:rPr>
-                <w:t>Comunicado n° 45.507, 6/7/2026</w:t>
+                <w:t>Comunicado n° 45.515, 7/7/2026</w:t>
               </w:r>
             </w:hyperlink>
           </w:p>
@@ -533,7 +475,7 @@
                 <w:color w:val="4A4A4A"/>
                 <w:sz w:val="18"/>
               </w:rPr>
-              <w:t>Divulga a Taxa Básica Financeira (TBF), o Redutor "R" e a Taxa Referencial (TR) relativos a 3 de julho de 2026.</w:t>
+              <w:t>Divulga as condições de oferta pública para a realização de operações de swap para fins de rolagem do vencimento de 03/08/2026.</w:t>
             </w:r>
           </w:p>
         </w:tc>
@@ -564,7 +506,65 @@
                 <w:color w:val="1A4D2E"/>
                 <w:sz w:val="16"/>
               </w:rPr>
-              <w:t>MINISTÉRIO DA FAZENDA | NOTÍCIAS</w:t>
+              <w:t>BANCO CENTRAL | NORMAS</w:t>
+            </w:r>
+          </w:p>
+          <w:p>
+            <w:pPr>
+              <w:spacing w:after="40"/>
+            </w:pPr>
+            <w:hyperlink r:id="rId12">
+              <w:r>
+                <w:rPr>
+                  <w:color w:val="1A1A1A"/>
+                  <w:u w:val="single"/>
+                  <w:b/>
+                </w:rPr>
+                <w:t>Comunicado n° 45.514, 7/7/2026</w:t>
+              </w:r>
+            </w:hyperlink>
+          </w:p>
+          <w:p>
+            <w:pPr>
+              <w:spacing w:after="120"/>
+            </w:pPr>
+            <w:r>
+              <w:rPr>
+                <w:color w:val="4A4A4A"/>
+                <w:sz w:val="18"/>
+              </w:rPr>
+              <w:t>Divulga comunicado do Grupo de Ação Financeira contra a Lavagem de Dinheiro e o Financiamento do Terrorismo (GAFI/FATF).</w:t>
+            </w:r>
+          </w:p>
+        </w:tc>
+      </w:tr>
+    </w:tbl>
+    <w:tbl>
+      <w:tblPr>
+        <w:tblW w:type="auto" w:w="0"/>
+        <w:tblLayout w:type="fixed"/>
+        <w:tblLook w:firstColumn="1" w:firstRow="1" w:lastColumn="0" w:lastRow="0" w:noHBand="0" w:noVBand="1" w:val="04A0"/>
+      </w:tblPr>
+      <w:tblGrid>
+        <w:gridCol w:w="9638"/>
+      </w:tblGrid>
+      <w:tr>
+        <w:tc>
+          <w:tcPr>
+            <w:tcW w:type="dxa" w:w="9638"/>
+            <w:shd w:val="clear" w:color="auto" w:fill="F0F7F2"/>
+          </w:tcPr>
+          <w:p>
+            <w:pPr>
+              <w:spacing w:before="120" w:after="40"/>
+            </w:pPr>
+            <w:r>
+              <w:rPr>
+                <w:b/>
+                <w:color w:val="1A4D2E"/>
+                <w:sz w:val="16"/>
+              </w:rPr>
+              <w:t>BANCO CENTRAL | NORMAS</w:t>
             </w:r>
           </w:p>
           <w:p>
@@ -578,7 +578,7 @@
                   <w:u w:val="single"/>
                   <w:b/>
                 </w:rPr>
-                <w:t>Polícia Federal apura esquema de lavagem de dinheiro ligado a apostas ilegais</w:t>
+                <w:t>Comunicado n° 45.511, 7/7/2026</w:t>
               </w:r>
             </w:hyperlink>
           </w:p>
@@ -591,7 +591,7 @@
                 <w:color w:val="4A4A4A"/>
                 <w:sz w:val="18"/>
               </w:rPr>
-              <w:t>Informações da Secretaria de Prêmios e Apostas (SPA) auxiliam investigação da Polícia Federal sobre lavagem de dinheiro em apostas ilegais.</w:t>
+              <w:t>Divulga as Taxas Básicas Financeiras (TBF), os Redutores "R" e as Taxas Referenciais (TR) relativos a 4, 5 e 6 de julho de 2026.</w:t>
             </w:r>
           </w:p>
         </w:tc>
@@ -660,15 +660,15 @@
           <w:color w:val="1A1A1A"/>
           <w:sz w:val="22"/>
         </w:rPr>
-        <w:t xml:space="preserve">Decreto nº 13.056, de 6.7.2026 - Altera o Decreto nº 12.301, de 9 de dezembro de 2024, que dispõe sobre a aprovação de diretrizes e de estratégias relativas à governança corporativa nas empresas estatais federais e à administração das participações societárias da União.   </w:t>
+        <w:t xml:space="preserve">Lei nº 15.461, de 7.7.2026 - Confere o título de Capital Nacional da Maior Onda do Brasil ao Município de Jaguaruna, no Estado de Santa Catarina.   </w:t>
       </w:r>
       <w:r>
         <w:rPr>
           <w:b/>
-          <w:color w:val="C0392B"/>
+          <w:color w:val="7F8C8D"/>
           <w:sz w:val="16"/>
         </w:rPr>
-        <w:t>[ALTA]</w:t>
+        <w:t>[BAIXA]</w:t>
       </w:r>
     </w:p>
     <w:p>
@@ -680,7 +680,7 @@
           <w:color w:val="4A4A4A"/>
           <w:sz w:val="20"/>
         </w:rPr>
-        <w:t>Altera decreto sobre diretrizes e estratégias de governança corporativa e administração de participações societárias em empresas estatais federais.</w:t>
+        <w:t>Confere o título de Capital Nacional da Maior Onda do Brasil ao Município de Jaguaruna, no Estado de Santa Catarina.</w:t>
       </w:r>
     </w:p>
     <w:p>
@@ -700,83 +700,7 @@
           <w:color w:val="888888"/>
           <w:sz w:val="18"/>
         </w:rPr>
-        <w:t xml:space="preserve">2026-07-06   </w:t>
-      </w:r>
-      <w:hyperlink r:id="rId9">
-        <w:r>
-          <w:rPr>
-            <w:color w:val="1A4D2E"/>
-            <w:u w:val="single"/>
-            <w:b/>
-          </w:rPr>
-          <w:t>Acessar materia</w:t>
-        </w:r>
-      </w:hyperlink>
-    </w:p>
-    <w:p>
-      <w:pPr>
-        <w:spacing w:after="120"/>
-      </w:pPr>
-      <w:r>
-        <w:rPr>
-          <w:i/>
-          <w:color w:val="888888"/>
-          <w:sz w:val="16"/>
-        </w:rPr>
-        <w:t>Legislação nova com impacto direto em governança corporativa de estatais federais.</w:t>
-      </w:r>
-    </w:p>
-    <w:p>
-      <w:pPr>
-        <w:spacing w:before="160" w:after="40"/>
-      </w:pPr>
-      <w:r>
-        <w:rPr>
-          <w:b/>
-          <w:color w:val="1A1A1A"/>
-          <w:sz w:val="22"/>
-        </w:rPr>
-        <w:t xml:space="preserve">Lei nº 15.458, de 3.7.2026 - Abre crédito extraordinário em favor do Ministério da Integração e do Desenvolvimento Regional, no valor de R$ 266.512.000,00 (duzentos e sessenta e seis milhões quinhentos e doze mil reais), para os fins que especifica.   </w:t>
-      </w:r>
-      <w:r>
-        <w:rPr>
-          <w:b/>
-          <w:color w:val="D68910"/>
-          <w:sz w:val="16"/>
-        </w:rPr>
-        <w:t>[MÉDIA]</w:t>
-      </w:r>
-    </w:p>
-    <w:p>
-      <w:pPr>
-        <w:spacing w:after="40"/>
-      </w:pPr>
-      <w:r>
-        <w:rPr>
-          <w:color w:val="4A4A4A"/>
-          <w:sz w:val="20"/>
-        </w:rPr>
-        <w:t>Abre crédito extraordinário de R$ 266,5 milhões para o Ministério da Integração e do Desenvolvimento Regional.</w:t>
-      </w:r>
-    </w:p>
-    <w:p>
-      <w:pPr>
-        <w:spacing w:after="40"/>
-      </w:pPr>
-      <w:r>
-        <w:rPr>
-          <w:b/>
-          <w:color w:val="888888"/>
-          <w:sz w:val="18"/>
-        </w:rPr>
-        <w:t xml:space="preserve">Publicado: </w:t>
-      </w:r>
-      <w:r>
-        <w:rPr>
-          <w:color w:val="888888"/>
-          <w:sz w:val="18"/>
-        </w:rPr>
-        <w:t xml:space="preserve">2026-07-06   </w:t>
+        <w:t xml:space="preserve">2026-07-08   </w:t>
       </w:r>
       <w:hyperlink r:id="rId14">
         <w:r>
@@ -799,7 +723,7 @@
           <w:color w:val="888888"/>
           <w:sz w:val="16"/>
         </w:rPr>
-        <w:t>Abertura de crédito extraordinário com impacto orçamentário.</w:t>
+        <w:t>Lei com caráter honorífico, sem impacto direto a clientes corporativos.</w:t>
       </w:r>
     </w:p>
     <w:p>
@@ -812,15 +736,15 @@
           <w:color w:val="1A1A1A"/>
           <w:sz w:val="22"/>
         </w:rPr>
-        <w:t xml:space="preserve">Decreto nº 13.055, de 3.7.2026 - Altera o Decreto nº 11.712, de 20 de setembro de 2023, que qualifica organizações militares da Marinha como Organizações Militares Prestadoras de Serviços, com autonomia de gestão.   </w:t>
+        <w:t xml:space="preserve">Lei nº 15.460, de 7.7.2026 - Institui o Dia Nacional do Vinho, a ser comemorado no primeiro domingo do mês de junho.   </w:t>
       </w:r>
       <w:r>
         <w:rPr>
           <w:b/>
-          <w:color w:val="D68910"/>
+          <w:color w:val="7F8C8D"/>
           <w:sz w:val="16"/>
         </w:rPr>
-        <w:t>[MÉDIA]</w:t>
+        <w:t>[BAIXA]</w:t>
       </w:r>
     </w:p>
     <w:p>
@@ -832,7 +756,7 @@
           <w:color w:val="4A4A4A"/>
           <w:sz w:val="20"/>
         </w:rPr>
-        <w:t>Altera decreto que qualifica organizações militares da Marinha como prestadoras de serviços com autonomia de gestão.</w:t>
+        <w:t>Institui o Dia Nacional do Vinho, a ser comemorado no primeiro domingo do mês de junho.</w:t>
       </w:r>
     </w:p>
     <w:p>
@@ -852,7 +776,7 @@
           <w:color w:val="888888"/>
           <w:sz w:val="18"/>
         </w:rPr>
-        <w:t xml:space="preserve">2026-07-06   </w:t>
+        <w:t xml:space="preserve">2026-07-08   </w:t>
       </w:r>
       <w:hyperlink r:id="rId15">
         <w:r>
@@ -875,7 +799,387 @@
           <w:color w:val="888888"/>
           <w:sz w:val="16"/>
         </w:rPr>
-        <w:t>Alteração de decreto administrativo com impacto na gestão de organizações militares.</w:t>
+        <w:t>Lei com caráter comemorativo, sem impacto direto a clientes corporativos.</w:t>
+      </w:r>
+    </w:p>
+    <w:p>
+      <w:pPr>
+        <w:spacing w:before="160" w:after="40"/>
+      </w:pPr>
+      <w:r>
+        <w:rPr>
+          <w:b/>
+          <w:color w:val="1A1A1A"/>
+          <w:sz w:val="22"/>
+        </w:rPr>
+        <w:t xml:space="preserve">Lei nº 15.459, de 7.7.2026 - Altera a Lei nº 7.405, de 12 de novembro de 1985, para estabelecer a utilização do Símbolo Internacional de Acessibilidade.   </w:t>
+      </w:r>
+      <w:r>
+        <w:rPr>
+          <w:b/>
+          <w:color w:val="D68910"/>
+          <w:sz w:val="16"/>
+        </w:rPr>
+        <w:t>[MÉDIA]</w:t>
+      </w:r>
+    </w:p>
+    <w:p>
+      <w:pPr>
+        <w:spacing w:after="40"/>
+      </w:pPr>
+      <w:r>
+        <w:rPr>
+          <w:color w:val="4A4A4A"/>
+          <w:sz w:val="20"/>
+        </w:rPr>
+        <w:t>Altera a Lei nº 7.405, de 1985, para estabelecer a utilização do Símbolo Internacional de Acessibilidade.</w:t>
+      </w:r>
+    </w:p>
+    <w:p>
+      <w:pPr>
+        <w:spacing w:after="40"/>
+      </w:pPr>
+      <w:r>
+        <w:rPr>
+          <w:b/>
+          <w:color w:val="888888"/>
+          <w:sz w:val="18"/>
+        </w:rPr>
+        <w:t xml:space="preserve">Publicado: </w:t>
+      </w:r>
+      <w:r>
+        <w:rPr>
+          <w:color w:val="888888"/>
+          <w:sz w:val="18"/>
+        </w:rPr>
+        <w:t xml:space="preserve">2026-07-08   </w:t>
+      </w:r>
+      <w:hyperlink r:id="rId16">
+        <w:r>
+          <w:rPr>
+            <w:color w:val="1A4D2E"/>
+            <w:u w:val="single"/>
+            <w:b/>
+          </w:rPr>
+          <w:t>Acessar materia</w:t>
+        </w:r>
+      </w:hyperlink>
+    </w:p>
+    <w:p>
+      <w:pPr>
+        <w:spacing w:after="120"/>
+      </w:pPr>
+      <w:r>
+        <w:rPr>
+          <w:i/>
+          <w:color w:val="888888"/>
+          <w:sz w:val="16"/>
+        </w:rPr>
+        <w:t>Alteração de lei que pode ter implicações para empresas em termos de acessibilidade e conformidade.</w:t>
+      </w:r>
+    </w:p>
+    <w:p>
+      <w:pPr>
+        <w:spacing w:before="160" w:after="40"/>
+      </w:pPr>
+      <w:r>
+        <w:rPr>
+          <w:b/>
+          <w:color w:val="1A1A1A"/>
+          <w:sz w:val="22"/>
+        </w:rPr>
+        <w:t xml:space="preserve">Decreto nº 13.060, de 7.7.2026 - Altera o Decreto nº 10.172, de 11 de dezembro de 2019, para alterar a composição do Conselho Fiscal do Serviço Autônomo Embratur – Agência Brasileira de Promoção Internacional do Turismo.   </w:t>
+      </w:r>
+      <w:r>
+        <w:rPr>
+          <w:b/>
+          <w:color w:val="7F8C8D"/>
+          <w:sz w:val="16"/>
+        </w:rPr>
+        <w:t>[BAIXA]</w:t>
+      </w:r>
+    </w:p>
+    <w:p>
+      <w:pPr>
+        <w:spacing w:after="40"/>
+      </w:pPr>
+      <w:r>
+        <w:rPr>
+          <w:color w:val="4A4A4A"/>
+          <w:sz w:val="20"/>
+        </w:rPr>
+        <w:t>Altera a composição do Conselho Fiscal do Serviço Autônomo Embratur – Agência Brasileira de Promoção Internacional do Turismo.</w:t>
+      </w:r>
+    </w:p>
+    <w:p>
+      <w:pPr>
+        <w:spacing w:after="40"/>
+      </w:pPr>
+      <w:r>
+        <w:rPr>
+          <w:b/>
+          <w:color w:val="888888"/>
+          <w:sz w:val="18"/>
+        </w:rPr>
+        <w:t xml:space="preserve">Publicado: </w:t>
+      </w:r>
+      <w:r>
+        <w:rPr>
+          <w:color w:val="888888"/>
+          <w:sz w:val="18"/>
+        </w:rPr>
+        <w:t xml:space="preserve">2026-07-08   </w:t>
+      </w:r>
+      <w:hyperlink r:id="rId17">
+        <w:r>
+          <w:rPr>
+            <w:color w:val="1A4D2E"/>
+            <w:u w:val="single"/>
+            <w:b/>
+          </w:rPr>
+          <w:t>Acessar materia</w:t>
+        </w:r>
+      </w:hyperlink>
+    </w:p>
+    <w:p>
+      <w:pPr>
+        <w:spacing w:after="120"/>
+      </w:pPr>
+      <w:r>
+        <w:rPr>
+          <w:i/>
+          <w:color w:val="888888"/>
+          <w:sz w:val="16"/>
+        </w:rPr>
+        <w:t>Alteração administrativa interna de órgão público, com baixo impacto corporativo direto.</w:t>
+      </w:r>
+    </w:p>
+    <w:p>
+      <w:pPr>
+        <w:spacing w:before="160" w:after="40"/>
+      </w:pPr>
+      <w:r>
+        <w:rPr>
+          <w:b/>
+          <w:color w:val="1A1A1A"/>
+          <w:sz w:val="22"/>
+        </w:rPr>
+        <w:t xml:space="preserve">Decreto nº 13.059, de 7.7.2026 - Remaneja, em caráter temporário, cargo em comissão e funções de confiança para o Ministério das Relações Exteriores.   </w:t>
+      </w:r>
+      <w:r>
+        <w:rPr>
+          <w:b/>
+          <w:color w:val="7F8C8D"/>
+          <w:sz w:val="16"/>
+        </w:rPr>
+        <w:t>[BAIXA]</w:t>
+      </w:r>
+    </w:p>
+    <w:p>
+      <w:pPr>
+        <w:spacing w:after="40"/>
+      </w:pPr>
+      <w:r>
+        <w:rPr>
+          <w:color w:val="4A4A4A"/>
+          <w:sz w:val="20"/>
+        </w:rPr>
+        <w:t>Remaneja, em caráter temporário, cargo em comissão e funções de confiança para o Ministério das Relações Exteriores.</w:t>
+      </w:r>
+    </w:p>
+    <w:p>
+      <w:pPr>
+        <w:spacing w:after="40"/>
+      </w:pPr>
+      <w:r>
+        <w:rPr>
+          <w:b/>
+          <w:color w:val="888888"/>
+          <w:sz w:val="18"/>
+        </w:rPr>
+        <w:t xml:space="preserve">Publicado: </w:t>
+      </w:r>
+      <w:r>
+        <w:rPr>
+          <w:color w:val="888888"/>
+          <w:sz w:val="18"/>
+        </w:rPr>
+        <w:t xml:space="preserve">2026-07-08   </w:t>
+      </w:r>
+      <w:hyperlink r:id="rId18">
+        <w:r>
+          <w:rPr>
+            <w:color w:val="1A4D2E"/>
+            <w:u w:val="single"/>
+            <w:b/>
+          </w:rPr>
+          <w:t>Acessar materia</w:t>
+        </w:r>
+      </w:hyperlink>
+    </w:p>
+    <w:p>
+      <w:pPr>
+        <w:spacing w:after="120"/>
+      </w:pPr>
+      <w:r>
+        <w:rPr>
+          <w:i/>
+          <w:color w:val="888888"/>
+          <w:sz w:val="16"/>
+        </w:rPr>
+        <w:t>Alteração administrativa interna de órgão público, com baixo impacto corporativo direto.</w:t>
+      </w:r>
+    </w:p>
+    <w:p>
+      <w:pPr>
+        <w:spacing w:before="160" w:after="40"/>
+      </w:pPr>
+      <w:r>
+        <w:rPr>
+          <w:b/>
+          <w:color w:val="1A1A1A"/>
+          <w:sz w:val="22"/>
+        </w:rPr>
+        <w:t xml:space="preserve">Decreto nº 13.058, de 7.7.2026 - Altera o Decreto nº 11.198, de 15 de setembro de 2022, que aprova a Estrutura Regimental e o Quadro Demonstrativo dos Cargos em Comissão e das Funções de Confiança do Departamento Nacional de Obras Contra as Secas, e remaneja e transforma cargos em comissão e funções de confiança.   </w:t>
+      </w:r>
+      <w:r>
+        <w:rPr>
+          <w:b/>
+          <w:color w:val="7F8C8D"/>
+          <w:sz w:val="16"/>
+        </w:rPr>
+        <w:t>[BAIXA]</w:t>
+      </w:r>
+    </w:p>
+    <w:p>
+      <w:pPr>
+        <w:spacing w:after="40"/>
+      </w:pPr>
+      <w:r>
+        <w:rPr>
+          <w:color w:val="4A4A4A"/>
+          <w:sz w:val="20"/>
+        </w:rPr>
+        <w:t>Altera a Estrutura Regimental e o Quadro Demonstrativo de Cargos e Funções do Departamento Nacional de Obras Contra as Secas (DNOCS).</w:t>
+      </w:r>
+    </w:p>
+    <w:p>
+      <w:pPr>
+        <w:spacing w:after="40"/>
+      </w:pPr>
+      <w:r>
+        <w:rPr>
+          <w:b/>
+          <w:color w:val="888888"/>
+          <w:sz w:val="18"/>
+        </w:rPr>
+        <w:t xml:space="preserve">Publicado: </w:t>
+      </w:r>
+      <w:r>
+        <w:rPr>
+          <w:color w:val="888888"/>
+          <w:sz w:val="18"/>
+        </w:rPr>
+        <w:t xml:space="preserve">2026-07-08   </w:t>
+      </w:r>
+      <w:hyperlink r:id="rId19">
+        <w:r>
+          <w:rPr>
+            <w:color w:val="1A4D2E"/>
+            <w:u w:val="single"/>
+            <w:b/>
+          </w:rPr>
+          <w:t>Acessar materia</w:t>
+        </w:r>
+      </w:hyperlink>
+    </w:p>
+    <w:p>
+      <w:pPr>
+        <w:spacing w:after="120"/>
+      </w:pPr>
+      <w:r>
+        <w:rPr>
+          <w:i/>
+          <w:color w:val="888888"/>
+          <w:sz w:val="16"/>
+        </w:rPr>
+        <w:t>Alteração administrativa interna de órgão público, com baixo impacto corporativo direto.</w:t>
+      </w:r>
+    </w:p>
+    <w:p>
+      <w:pPr>
+        <w:spacing w:before="160" w:after="40"/>
+      </w:pPr>
+      <w:r>
+        <w:rPr>
+          <w:b/>
+          <w:color w:val="1A1A1A"/>
+          <w:sz w:val="22"/>
+        </w:rPr>
+        <w:t xml:space="preserve">Decreto nº 13.057, de 7.7.2026 - Altera o Decreto nº 2.338, de 7 de outubro de 1997, que aprova o Regulamento da Agência Nacional de Telecomunicações, e remaneja e transforma cargos em comissão e funções de confiança.   </w:t>
+      </w:r>
+      <w:r>
+        <w:rPr>
+          <w:b/>
+          <w:color w:val="D68910"/>
+          <w:sz w:val="16"/>
+        </w:rPr>
+        <w:t>[MÉDIA]</w:t>
+      </w:r>
+    </w:p>
+    <w:p>
+      <w:pPr>
+        <w:spacing w:after="40"/>
+      </w:pPr>
+      <w:r>
+        <w:rPr>
+          <w:color w:val="4A4A4A"/>
+          <w:sz w:val="20"/>
+        </w:rPr>
+        <w:t>Altera o Regulamento da Agência Nacional de Telecomunicações (ANATEL) e remaneja cargos e funções de confiança.</w:t>
+      </w:r>
+    </w:p>
+    <w:p>
+      <w:pPr>
+        <w:spacing w:after="40"/>
+      </w:pPr>
+      <w:r>
+        <w:rPr>
+          <w:b/>
+          <w:color w:val="888888"/>
+          <w:sz w:val="18"/>
+        </w:rPr>
+        <w:t xml:space="preserve">Publicado: </w:t>
+      </w:r>
+      <w:r>
+        <w:rPr>
+          <w:color w:val="888888"/>
+          <w:sz w:val="18"/>
+        </w:rPr>
+        <w:t xml:space="preserve">2026-07-08   </w:t>
+      </w:r>
+      <w:hyperlink r:id="rId20">
+        <w:r>
+          <w:rPr>
+            <w:color w:val="1A4D2E"/>
+            <w:u w:val="single"/>
+            <w:b/>
+          </w:rPr>
+          <w:t>Acessar materia</w:t>
+        </w:r>
+      </w:hyperlink>
+    </w:p>
+    <w:p>
+      <w:pPr>
+        <w:spacing w:after="120"/>
+      </w:pPr>
+      <w:r>
+        <w:rPr>
+          <w:i/>
+          <w:color w:val="888888"/>
+          <w:sz w:val="16"/>
+        </w:rPr>
+        <w:t>Alteração no regulamento de uma agência reguladora, podendo ter impacto setorial.</w:t>
       </w:r>
     </w:p>
     <w:p/>
@@ -941,6 +1245,310 @@
           <w:color w:val="1A1A1A"/>
           <w:sz w:val="22"/>
         </w:rPr>
+        <w:t xml:space="preserve">Comunicado n° 45.517, 8/7/2026   </w:t>
+      </w:r>
+      <w:r>
+        <w:rPr>
+          <w:b/>
+          <w:color w:val="C0392B"/>
+          <w:sz w:val="16"/>
+        </w:rPr>
+        <w:t>[ALTA]</w:t>
+      </w:r>
+    </w:p>
+    <w:p>
+      <w:pPr>
+        <w:spacing w:after="40"/>
+      </w:pPr>
+      <w:r>
+        <w:rPr>
+          <w:color w:val="4A4A4A"/>
+          <w:sz w:val="20"/>
+        </w:rPr>
+        <w:t>Divulga a Taxa Básica Financeira (TBF), o Redutor "R" e a Taxa Referencial (TR) relativos a 7 de julho de 2026.</w:t>
+      </w:r>
+    </w:p>
+    <w:p>
+      <w:pPr>
+        <w:spacing w:after="40"/>
+      </w:pPr>
+      <w:r>
+        <w:rPr>
+          <w:b/>
+          <w:color w:val="888888"/>
+          <w:sz w:val="18"/>
+        </w:rPr>
+        <w:t xml:space="preserve">Publicado: </w:t>
+      </w:r>
+      <w:r>
+        <w:rPr>
+          <w:color w:val="888888"/>
+          <w:sz w:val="18"/>
+        </w:rPr>
+        <w:t xml:space="preserve">2026-07-08T09:01   </w:t>
+      </w:r>
+      <w:hyperlink r:id="rId9">
+        <w:r>
+          <w:rPr>
+            <w:color w:val="1A4D2E"/>
+            <w:u w:val="single"/>
+            <w:b/>
+          </w:rPr>
+          <w:t>Acessar materia</w:t>
+        </w:r>
+      </w:hyperlink>
+    </w:p>
+    <w:p>
+      <w:pPr>
+        <w:spacing w:after="120"/>
+      </w:pPr>
+      <w:r>
+        <w:rPr>
+          <w:i/>
+          <w:color w:val="888888"/>
+          <w:sz w:val="16"/>
+        </w:rPr>
+        <w:t>Divulgação de taxas financeiras de referência, crucial para o mercado financeiro.</w:t>
+      </w:r>
+    </w:p>
+    <w:p>
+      <w:pPr>
+        <w:spacing w:before="160" w:after="40"/>
+      </w:pPr>
+      <w:r>
+        <w:rPr>
+          <w:b/>
+          <w:color w:val="1A1A1A"/>
+          <w:sz w:val="22"/>
+        </w:rPr>
+        <w:t xml:space="preserve">Comunicado n° 45.516, 7/7/2026   </w:t>
+      </w:r>
+      <w:r>
+        <w:rPr>
+          <w:b/>
+          <w:color w:val="C0392B"/>
+          <w:sz w:val="16"/>
+        </w:rPr>
+        <w:t>[ALTA]</w:t>
+      </w:r>
+    </w:p>
+    <w:p>
+      <w:pPr>
+        <w:spacing w:after="40"/>
+      </w:pPr>
+      <w:r>
+        <w:rPr>
+          <w:color w:val="4A4A4A"/>
+          <w:sz w:val="20"/>
+        </w:rPr>
+        <w:t>Divulga condições para a realização de operações compromissadas com instituições financeiras participantes do módulo Oferta Pública (Ofpub).</w:t>
+      </w:r>
+    </w:p>
+    <w:p>
+      <w:pPr>
+        <w:spacing w:after="40"/>
+      </w:pPr>
+      <w:r>
+        <w:rPr>
+          <w:b/>
+          <w:color w:val="888888"/>
+          <w:sz w:val="18"/>
+        </w:rPr>
+        <w:t xml:space="preserve">Publicado: </w:t>
+      </w:r>
+      <w:r>
+        <w:rPr>
+          <w:color w:val="888888"/>
+          <w:sz w:val="18"/>
+        </w:rPr>
+        <w:t xml:space="preserve">2026-07-07T18:30   </w:t>
+      </w:r>
+      <w:hyperlink r:id="rId10">
+        <w:r>
+          <w:rPr>
+            <w:color w:val="1A4D2E"/>
+            <w:u w:val="single"/>
+            <w:b/>
+          </w:rPr>
+          <w:t>Acessar materia</w:t>
+        </w:r>
+      </w:hyperlink>
+    </w:p>
+    <w:p>
+      <w:pPr>
+        <w:spacing w:after="120"/>
+      </w:pPr>
+      <w:r>
+        <w:rPr>
+          <w:i/>
+          <w:color w:val="888888"/>
+          <w:sz w:val="16"/>
+        </w:rPr>
+        <w:t>Impacto direto em operações de instituições financeiras no mercado.</w:t>
+      </w:r>
+    </w:p>
+    <w:p>
+      <w:pPr>
+        <w:spacing w:before="160" w:after="40"/>
+      </w:pPr>
+      <w:r>
+        <w:rPr>
+          <w:b/>
+          <w:color w:val="1A1A1A"/>
+          <w:sz w:val="22"/>
+        </w:rPr>
+        <w:t xml:space="preserve">Comunicado n° 45.515, 7/7/2026   </w:t>
+      </w:r>
+      <w:r>
+        <w:rPr>
+          <w:b/>
+          <w:color w:val="C0392B"/>
+          <w:sz w:val="16"/>
+        </w:rPr>
+        <w:t>[ALTA]</w:t>
+      </w:r>
+    </w:p>
+    <w:p>
+      <w:pPr>
+        <w:spacing w:after="40"/>
+      </w:pPr>
+      <w:r>
+        <w:rPr>
+          <w:color w:val="4A4A4A"/>
+          <w:sz w:val="20"/>
+        </w:rPr>
+        <w:t>Divulga as condições de oferta pública para a realização de operações de swap para fins de rolagem do vencimento de 03/08/2026.</w:t>
+      </w:r>
+    </w:p>
+    <w:p>
+      <w:pPr>
+        <w:spacing w:after="40"/>
+      </w:pPr>
+      <w:r>
+        <w:rPr>
+          <w:b/>
+          <w:color w:val="888888"/>
+          <w:sz w:val="18"/>
+        </w:rPr>
+        <w:t xml:space="preserve">Publicado: </w:t>
+      </w:r>
+      <w:r>
+        <w:rPr>
+          <w:color w:val="888888"/>
+          <w:sz w:val="18"/>
+        </w:rPr>
+        <w:t xml:space="preserve">2026-07-07T18:30   </w:t>
+      </w:r>
+      <w:hyperlink r:id="rId11">
+        <w:r>
+          <w:rPr>
+            <w:color w:val="1A4D2E"/>
+            <w:u w:val="single"/>
+            <w:b/>
+          </w:rPr>
+          <w:t>Acessar materia</w:t>
+        </w:r>
+      </w:hyperlink>
+    </w:p>
+    <w:p>
+      <w:pPr>
+        <w:spacing w:after="120"/>
+      </w:pPr>
+      <w:r>
+        <w:rPr>
+          <w:i/>
+          <w:color w:val="888888"/>
+          <w:sz w:val="16"/>
+        </w:rPr>
+        <w:t>Impacto direto em operações de mercado financeiro, como swaps.</w:t>
+      </w:r>
+    </w:p>
+    <w:p>
+      <w:pPr>
+        <w:spacing w:before="160" w:after="40"/>
+      </w:pPr>
+      <w:r>
+        <w:rPr>
+          <w:b/>
+          <w:color w:val="1A1A1A"/>
+          <w:sz w:val="22"/>
+        </w:rPr>
+        <w:t xml:space="preserve">Comunicado n° 45.514, 7/7/2026   </w:t>
+      </w:r>
+      <w:r>
+        <w:rPr>
+          <w:b/>
+          <w:color w:val="C0392B"/>
+          <w:sz w:val="16"/>
+        </w:rPr>
+        <w:t>[ALTA]</w:t>
+      </w:r>
+    </w:p>
+    <w:p>
+      <w:pPr>
+        <w:spacing w:after="40"/>
+      </w:pPr>
+      <w:r>
+        <w:rPr>
+          <w:color w:val="4A4A4A"/>
+          <w:sz w:val="20"/>
+        </w:rPr>
+        <w:t>Divulga comunicado do Grupo de Ação Financeira contra a Lavagem de Dinheiro e o Financiamento do Terrorismo (GAFI/FATF).</w:t>
+      </w:r>
+    </w:p>
+    <w:p>
+      <w:pPr>
+        <w:spacing w:after="40"/>
+      </w:pPr>
+      <w:r>
+        <w:rPr>
+          <w:b/>
+          <w:color w:val="888888"/>
+          <w:sz w:val="18"/>
+        </w:rPr>
+        <w:t xml:space="preserve">Publicado: </w:t>
+      </w:r>
+      <w:r>
+        <w:rPr>
+          <w:color w:val="888888"/>
+          <w:sz w:val="18"/>
+        </w:rPr>
+        <w:t xml:space="preserve">2026-07-07T15:28   </w:t>
+      </w:r>
+      <w:hyperlink r:id="rId12">
+        <w:r>
+          <w:rPr>
+            <w:color w:val="1A4D2E"/>
+            <w:u w:val="single"/>
+            <w:b/>
+          </w:rPr>
+          <w:t>Acessar materia</w:t>
+        </w:r>
+      </w:hyperlink>
+    </w:p>
+    <w:p>
+      <w:pPr>
+        <w:spacing w:after="120"/>
+      </w:pPr>
+      <w:r>
+        <w:rPr>
+          <w:i/>
+          <w:color w:val="888888"/>
+          <w:sz w:val="16"/>
+        </w:rPr>
+        <w:t>Norma regulatória internacional com impacto em compliance de instituições financeiras.</w:t>
+      </w:r>
+    </w:p>
+    <w:p>
+      <w:pPr>
+        <w:spacing w:before="160" w:after="40"/>
+      </w:pPr>
+      <w:r>
+        <w:rPr>
+          <w:b/>
+          <w:color w:val="1A1A1A"/>
+          <w:sz w:val="22"/>
+        </w:rPr>
         <w:t xml:space="preserve">Comunicado n° 45.513, 7/7/2026   </w:t>
       </w:r>
       <w:r>
@@ -961,7 +1569,7 @@
           <w:color w:val="4A4A4A"/>
           <w:sz w:val="20"/>
         </w:rPr>
-        <w:t>Divulga nomes de pessoas eleitas ou nomeadas para cargos de administração em instituições autorizadas a funcionar, para recebimento de objeções.</w:t>
+        <w:t>Divulga nomes de pessoas eleitas ou nomeadas para cargos de administração em instituições autorizadas a funcionar, para fins de objeções.</w:t>
       </w:r>
     </w:p>
     <w:p>
@@ -983,7 +1591,7 @@
         </w:rPr>
         <w:t xml:space="preserve">2026-07-07T09:32   </w:t>
       </w:r>
-      <w:hyperlink r:id="rId16">
+      <w:hyperlink r:id="rId21">
         <w:r>
           <w:rPr>
             <w:color w:val="1A4D2E"/>
@@ -1004,7 +1612,7 @@
           <w:color w:val="888888"/>
           <w:sz w:val="16"/>
         </w:rPr>
-        <w:t>Comunicado administrativo sobre nomeações em instituições financeiras.</w:t>
+        <w:t>Atualização administrativa relevante para o setor financeiro.</w:t>
       </w:r>
     </w:p>
     <w:p>
@@ -1037,7 +1645,7 @@
           <w:color w:val="4A4A4A"/>
           <w:sz w:val="20"/>
         </w:rPr>
-        <w:t>Divulga nomes aprovados para cargos em órgãos estatutários ou contratuais de sociedades autorizadas a funcionar pelo Banco Central do Brasil.</w:t>
+        <w:t>Divulga nome aprovado de pessoas eleitas/nomeadas para cargos de órgãos estatutários ou contratuais de sociedades autorizadas a funcionar pelo Banco Central.</w:t>
       </w:r>
     </w:p>
     <w:p>
@@ -1059,7 +1667,7 @@
         </w:rPr>
         <w:t xml:space="preserve">2026-07-07T09:30   </w:t>
       </w:r>
-      <w:hyperlink r:id="rId17">
+      <w:hyperlink r:id="rId22">
         <w:r>
           <w:rPr>
             <w:color w:val="1A4D2E"/>
@@ -1080,7 +1688,7 @@
           <w:color w:val="888888"/>
           <w:sz w:val="16"/>
         </w:rPr>
-        <w:t>Comunicado administrativo sobre aprovação de nomes em instituições financeiras.</w:t>
+        <w:t>Atualização administrativa relevante para o setor financeiro.</w:t>
       </w:r>
     </w:p>
     <w:p>
@@ -1135,7 +1743,7 @@
         </w:rPr>
         <w:t xml:space="preserve">2026-07-07T09:06   </w:t>
       </w:r>
-      <w:hyperlink r:id="rId10">
+      <w:hyperlink r:id="rId13">
         <w:r>
           <w:rPr>
             <w:color w:val="1A4D2E"/>
@@ -1156,311 +1764,7 @@
           <w:color w:val="888888"/>
           <w:sz w:val="16"/>
         </w:rPr>
-        <w:t>Divulgação de taxas financeiras de referência com impacto no mercado.</w:t>
-      </w:r>
-    </w:p>
-    <w:p>
-      <w:pPr>
-        <w:spacing w:before="160" w:after="40"/>
-      </w:pPr>
-      <w:r>
-        <w:rPr>
-          <w:b/>
-          <w:color w:val="1A1A1A"/>
-          <w:sz w:val="22"/>
-        </w:rPr>
-        <w:t xml:space="preserve">Comunicado n° 45.510, 6/7/2026   </w:t>
-      </w:r>
-      <w:r>
-        <w:rPr>
-          <w:b/>
-          <w:color w:val="C0392B"/>
-          <w:sz w:val="16"/>
-        </w:rPr>
-        <w:t>[ALTA]</w:t>
-      </w:r>
-    </w:p>
-    <w:p>
-      <w:pPr>
-        <w:spacing w:after="40"/>
-      </w:pPr>
-      <w:r>
-        <w:rPr>
-          <w:color w:val="4A4A4A"/>
-          <w:sz w:val="20"/>
-        </w:rPr>
-        <w:t>Divulga condições para a realização de operações compromissadas com instituições financeiras participantes do módulo Oferta Pública (Ofpub).</w:t>
-      </w:r>
-    </w:p>
-    <w:p>
-      <w:pPr>
-        <w:spacing w:after="40"/>
-      </w:pPr>
-      <w:r>
-        <w:rPr>
-          <w:b/>
-          <w:color w:val="888888"/>
-          <w:sz w:val="18"/>
-        </w:rPr>
-        <w:t xml:space="preserve">Publicado: </w:t>
-      </w:r>
-      <w:r>
-        <w:rPr>
-          <w:color w:val="888888"/>
-          <w:sz w:val="18"/>
-        </w:rPr>
-        <w:t xml:space="preserve">2026-07-06T18:30   </w:t>
-      </w:r>
-      <w:hyperlink r:id="rId11">
-        <w:r>
-          <w:rPr>
-            <w:color w:val="1A4D2E"/>
-            <w:u w:val="single"/>
-            <w:b/>
-          </w:rPr>
-          <w:t>Acessar materia</w:t>
-        </w:r>
-      </w:hyperlink>
-    </w:p>
-    <w:p>
-      <w:pPr>
-        <w:spacing w:after="120"/>
-      </w:pPr>
-      <w:r>
-        <w:rPr>
-          <w:i/>
-          <w:color w:val="888888"/>
-          <w:sz w:val="16"/>
-        </w:rPr>
-        <w:t>Normativa sobre operações financeiras no mercado, impactando instituições financeiras.</w:t>
-      </w:r>
-    </w:p>
-    <w:p>
-      <w:pPr>
-        <w:spacing w:before="160" w:after="40"/>
-      </w:pPr>
-      <w:r>
-        <w:rPr>
-          <w:b/>
-          <w:color w:val="1A1A1A"/>
-          <w:sz w:val="22"/>
-        </w:rPr>
-        <w:t xml:space="preserve">Comunicado n° 45.509, 6/7/2026   </w:t>
-      </w:r>
-      <w:r>
-        <w:rPr>
-          <w:b/>
-          <w:color w:val="D68910"/>
-          <w:sz w:val="16"/>
-        </w:rPr>
-        <w:t>[MÉDIA]</w:t>
-      </w:r>
-    </w:p>
-    <w:p>
-      <w:pPr>
-        <w:spacing w:after="40"/>
-      </w:pPr>
-      <w:r>
-        <w:rPr>
-          <w:color w:val="4A4A4A"/>
-          <w:sz w:val="20"/>
-        </w:rPr>
-        <w:t>Divulga nomes de pessoas eleitas ou nomeadas para cargos de administração em instituições autorizadas a funcionar, para recebimento de objeções.</w:t>
-      </w:r>
-    </w:p>
-    <w:p>
-      <w:pPr>
-        <w:spacing w:after="40"/>
-      </w:pPr>
-      <w:r>
-        <w:rPr>
-          <w:b/>
-          <w:color w:val="888888"/>
-          <w:sz w:val="18"/>
-        </w:rPr>
-        <w:t xml:space="preserve">Publicado: </w:t>
-      </w:r>
-      <w:r>
-        <w:rPr>
-          <w:color w:val="888888"/>
-          <w:sz w:val="18"/>
-        </w:rPr>
-        <w:t xml:space="preserve">2026-07-06T10:07   </w:t>
-      </w:r>
-      <w:hyperlink r:id="rId18">
-        <w:r>
-          <w:rPr>
-            <w:color w:val="1A4D2E"/>
-            <w:u w:val="single"/>
-            <w:b/>
-          </w:rPr>
-          <w:t>Acessar materia</w:t>
-        </w:r>
-      </w:hyperlink>
-    </w:p>
-    <w:p>
-      <w:pPr>
-        <w:spacing w:after="120"/>
-      </w:pPr>
-      <w:r>
-        <w:rPr>
-          <w:i/>
-          <w:color w:val="888888"/>
-          <w:sz w:val="16"/>
-        </w:rPr>
-        <w:t>Comunicado administrativo sobre nomeações em instituições financeiras.</w:t>
-      </w:r>
-    </w:p>
-    <w:p>
-      <w:pPr>
-        <w:spacing w:before="160" w:after="40"/>
-      </w:pPr>
-      <w:r>
-        <w:rPr>
-          <w:b/>
-          <w:color w:val="1A1A1A"/>
-          <w:sz w:val="22"/>
-        </w:rPr>
-        <w:t xml:space="preserve">Comunicado n° 45.508, 6/7/2026   </w:t>
-      </w:r>
-      <w:r>
-        <w:rPr>
-          <w:b/>
-          <w:color w:val="D68910"/>
-          <w:sz w:val="16"/>
-        </w:rPr>
-        <w:t>[MÉDIA]</w:t>
-      </w:r>
-    </w:p>
-    <w:p>
-      <w:pPr>
-        <w:spacing w:after="40"/>
-      </w:pPr>
-      <w:r>
-        <w:rPr>
-          <w:color w:val="4A4A4A"/>
-          <w:sz w:val="20"/>
-        </w:rPr>
-        <w:t>Divulga nomes aprovados de pessoas eleitas/nomeadas para cargos de órgãos estatutários ou contratuais de sociedades autorizadas a funcionar pelo Banco Central do Brasil.</w:t>
-      </w:r>
-    </w:p>
-    <w:p>
-      <w:pPr>
-        <w:spacing w:after="40"/>
-      </w:pPr>
-      <w:r>
-        <w:rPr>
-          <w:b/>
-          <w:color w:val="888888"/>
-          <w:sz w:val="18"/>
-        </w:rPr>
-        <w:t xml:space="preserve">Publicado: </w:t>
-      </w:r>
-      <w:r>
-        <w:rPr>
-          <w:color w:val="888888"/>
-          <w:sz w:val="18"/>
-        </w:rPr>
-        <w:t xml:space="preserve">2026-07-06T10:06   </w:t>
-      </w:r>
-      <w:hyperlink r:id="rId19">
-        <w:r>
-          <w:rPr>
-            <w:color w:val="1A4D2E"/>
-            <w:u w:val="single"/>
-            <w:b/>
-          </w:rPr>
-          <w:t>Acessar materia</w:t>
-        </w:r>
-      </w:hyperlink>
-    </w:p>
-    <w:p>
-      <w:pPr>
-        <w:spacing w:after="120"/>
-      </w:pPr>
-      <w:r>
-        <w:rPr>
-          <w:i/>
-          <w:color w:val="888888"/>
-          <w:sz w:val="16"/>
-        </w:rPr>
-        <w:t>Comunicado administrativo sobre aprovação de nomes em instituições financeiras.</w:t>
-      </w:r>
-    </w:p>
-    <w:p>
-      <w:pPr>
-        <w:spacing w:before="160" w:after="40"/>
-      </w:pPr>
-      <w:r>
-        <w:rPr>
-          <w:b/>
-          <w:color w:val="1A1A1A"/>
-          <w:sz w:val="22"/>
-        </w:rPr>
-        <w:t xml:space="preserve">Comunicado n° 45.507, 6/7/2026   </w:t>
-      </w:r>
-      <w:r>
-        <w:rPr>
-          <w:b/>
-          <w:color w:val="C0392B"/>
-          <w:sz w:val="16"/>
-        </w:rPr>
-        <w:t>[ALTA]</w:t>
-      </w:r>
-    </w:p>
-    <w:p>
-      <w:pPr>
-        <w:spacing w:after="40"/>
-      </w:pPr>
-      <w:r>
-        <w:rPr>
-          <w:color w:val="4A4A4A"/>
-          <w:sz w:val="20"/>
-        </w:rPr>
-        <w:t>Divulga a Taxa Básica Financeira (TBF), o Redutor "R" e a Taxa Referencial (TR) relativos a 3 de julho de 2026.</w:t>
-      </w:r>
-    </w:p>
-    <w:p>
-      <w:pPr>
-        <w:spacing w:after="40"/>
-      </w:pPr>
-      <w:r>
-        <w:rPr>
-          <w:b/>
-          <w:color w:val="888888"/>
-          <w:sz w:val="18"/>
-        </w:rPr>
-        <w:t xml:space="preserve">Publicado: </w:t>
-      </w:r>
-      <w:r>
-        <w:rPr>
-          <w:color w:val="888888"/>
-          <w:sz w:val="18"/>
-        </w:rPr>
-        <w:t xml:space="preserve">2026-07-06T09:01   </w:t>
-      </w:r>
-      <w:hyperlink r:id="rId12">
-        <w:r>
-          <w:rPr>
-            <w:color w:val="1A4D2E"/>
-            <w:u w:val="single"/>
-            <w:b/>
-          </w:rPr>
-          <w:t>Acessar materia</w:t>
-        </w:r>
-      </w:hyperlink>
-    </w:p>
-    <w:p>
-      <w:pPr>
-        <w:spacing w:after="120"/>
-      </w:pPr>
-      <w:r>
-        <w:rPr>
-          <w:i/>
-          <w:color w:val="888888"/>
-          <w:sz w:val="16"/>
-        </w:rPr>
-        <w:t>Divulgação de taxas financeiras de referência com impacto no mercado.</w:t>
+        <w:t>Divulgação de taxas financeiras de referência, crucial para o mercado financeiro.</w:t>
       </w:r>
     </w:p>
     <w:p/>
@@ -1526,7 +1830,7 @@
           <w:color w:val="1A1A1A"/>
           <w:sz w:val="22"/>
         </w:rPr>
-        <w:t xml:space="preserve">Polícia Federal apura esquema de lavagem de dinheiro ligado a apostas ilegais   </w:t>
+        <w:t xml:space="preserve">Workshop debate Governança dos Gastos Tributários   </w:t>
       </w:r>
       <w:r>
         <w:rPr>
@@ -1546,7 +1850,7 @@
           <w:color w:val="4A4A4A"/>
           <w:sz w:val="20"/>
         </w:rPr>
-        <w:t>Informações da Secretaria de Prêmios e Apostas (SPA) auxiliam investigação da Polícia Federal sobre lavagem de dinheiro em apostas ilegais.</w:t>
+        <w:t>Evento reuniu representantes para discutir contribuições à regulamentação da Lei Complementar nº 224/2025 e ao fortalecimento da governança dos gastos tributários.</w:t>
       </w:r>
     </w:p>
     <w:p>
@@ -1566,9 +1870,9 @@
           <w:color w:val="888888"/>
           <w:sz w:val="18"/>
         </w:rPr>
-        <w:t xml:space="preserve">2026-07-06   </w:t>
+        <w:t xml:space="preserve">2026-07-07   </w:t>
       </w:r>
-      <w:hyperlink r:id="rId13">
+      <w:hyperlink r:id="rId23">
         <w:r>
           <w:rPr>
             <w:color w:val="1A4D2E"/>
@@ -1589,29 +1893,8 @@
           <w:color w:val="888888"/>
           <w:sz w:val="16"/>
         </w:rPr>
-        <w:t>Notícia sobre investigação criminal e regulatória com potencial impacto no setor de apostas e lavagem de dinheiro.</w:t>
+        <w:t>Discussão sobre regulamentação de lei complementar e governança tributária, com potencial impacto em políticas fiscais.</w:t>
       </w:r>
-    </w:p>
-    <w:p>
-      <w:pPr>
-        <w:spacing w:before="240" w:after="80"/>
-      </w:pPr>
-      <w:r>
-        <w:rPr>
-          <w:b/>
-          <w:color w:val="1A4D2E"/>
-          <w:sz w:val="20"/>
-        </w:rPr>
-        <w:t>COAF | NOTÍCIAS</w:t>
-      </w:r>
-    </w:p>
-    <w:p>
-      <w:pPr>
-        <w:spacing w:before="0" w:after="40"/>
-        <w:pBdr>
-          <w:bottom w:val="single" w:sz="8" w:space="1" w:color="1A4D2E"/>
-        </w:pBdr>
-      </w:pPr>
     </w:p>
     <w:p>
       <w:pPr>
@@ -1623,7 +1906,7 @@
           <w:color w:val="1A1A1A"/>
           <w:sz w:val="22"/>
         </w:rPr>
-        <w:t xml:space="preserve">Atenção! O Coaf não bloqueia, libera ou retém dinheiro, bens ou qualquer outro tipo de recurso financeiro   </w:t>
+        <w:t xml:space="preserve">Consulta sobre a restituição automática (cashback) pode ser feita a partir desta quarta (8/7) no site da Receita   </w:t>
       </w:r>
       <w:r>
         <w:rPr>
@@ -1643,7 +1926,7 @@
           <w:color w:val="4A4A4A"/>
           <w:sz w:val="20"/>
         </w:rPr>
-        <w:t>O Coaf alerta a população sobre falsas comunicações, esclarecendo que não realiza bloqueio, liberação ou retenção de recursos financeiros.</w:t>
+        <w:t>Informação sobre a consulta da restituição automática (cashback) do IRPF, com pagamento previsto para 15/7.</w:t>
       </w:r>
     </w:p>
     <w:p>
@@ -1663,9 +1946,9 @@
           <w:color w:val="888888"/>
           <w:sz w:val="18"/>
         </w:rPr>
-        <w:t xml:space="preserve">2026-07-06T18:21   </w:t>
+        <w:t xml:space="preserve">2026-07-07   </w:t>
       </w:r>
-      <w:hyperlink r:id="rId20">
+      <w:hyperlink r:id="rId24">
         <w:r>
           <w:rPr>
             <w:color w:val="1A4D2E"/>
@@ -1686,7 +1969,7 @@
           <w:color w:val="888888"/>
           <w:sz w:val="16"/>
         </w:rPr>
-        <w:t>Esclarecimento público importante para evitar golpes e desinformação sobre a atuação do órgão.</w:t>
+        <w:t>Comunicado sobre serviço público com impacto direto em contribuintes e empresas.</w:t>
       </w:r>
     </w:p>
     <w:p/>
@@ -1739,7 +2022,7 @@
           <w:color w:val="4A4A4A"/>
           <w:sz w:val="18"/>
         </w:rPr>
-        <w:t>ANPD | Notícias - Nenhum resultado foi encontrado na janela temporal.</w:t>
+        <w:t>MME | Notícias - Nenhuma publicação encontrada na janela temporal.</w:t>
       </w:r>
     </w:p>
     <w:p>
@@ -1751,7 +2034,7 @@
           <w:color w:val="4A4A4A"/>
           <w:sz w:val="18"/>
         </w:rPr>
-        <w:t>B3 | Ofícios e Comunicados - Todos os itens encontrados estão fora da janela temporal.</w:t>
+        <w:t>ONS | Notícias - A fonte explicitamente indica 'Nenhum item encontrado' para o período.</w:t>
       </w:r>
     </w:p>
     <w:p>
@@ -1763,7 +2046,7 @@
           <w:color w:val="4A4A4A"/>
           <w:sz w:val="18"/>
         </w:rPr>
-        <w:t>MME | Notícias - Todos os itens encontrados estão fora da janela temporal.</w:t>
+        <w:t>Secretaria de Prêmios e Apostas | Notícias - A fonte explicitamente indica 'Nenhum resultado foi encontrado'.</w:t>
       </w:r>
     </w:p>
     <w:p>
@@ -1775,7 +2058,7 @@
           <w:color w:val="4A4A4A"/>
           <w:sz w:val="18"/>
         </w:rPr>
-        <w:t>ONS | Notícias - Nenhum item encontrado na janela temporal.</w:t>
+        <w:t>Ministério da Agricultura | Notícias - Nenhuma publicação encontrada na janela temporal.</w:t>
       </w:r>
     </w:p>
     <w:p>
@@ -1787,55 +2070,7 @@
           <w:color w:val="4A4A4A"/>
           <w:sz w:val="18"/>
         </w:rPr>
-        <w:t>ANEEL | Últimas Notícias - Todos os itens encontrados estão fora da janela temporal.</w:t>
-      </w:r>
-    </w:p>
-    <w:p>
-      <w:pPr>
-        <w:pStyle w:val="ListBullet"/>
-      </w:pPr>
-      <w:r>
-        <w:rPr>
-          <w:color w:val="4A4A4A"/>
-          <w:sz w:val="18"/>
-        </w:rPr>
-        <w:t>Secretaria de Prêmios e Apostas | Notícias - Nenhum resultado foi encontrado na janela temporal.</w:t>
-      </w:r>
-    </w:p>
-    <w:p>
-      <w:pPr>
-        <w:pStyle w:val="ListBullet"/>
-      </w:pPr>
-      <w:r>
-        <w:rPr>
-          <w:color w:val="4A4A4A"/>
-          <w:sz w:val="18"/>
-        </w:rPr>
-        <w:t>Ministério da Agricultura | Notícias - Todos os itens encontrados estão fora da janela temporal.</w:t>
-      </w:r>
-    </w:p>
-    <w:p>
-      <w:pPr>
-        <w:pStyle w:val="ListBullet"/>
-      </w:pPr>
-      <w:r>
-        <w:rPr>
-          <w:color w:val="4A4A4A"/>
-          <w:sz w:val="18"/>
-        </w:rPr>
-        <w:t>ANM | Notícias - Todos os itens encontrados estão fora da janela temporal.</w:t>
-      </w:r>
-    </w:p>
-    <w:p>
-      <w:pPr>
-        <w:pStyle w:val="ListBullet"/>
-      </w:pPr>
-      <w:r>
-        <w:rPr>
-          <w:color w:val="4A4A4A"/>
-          <w:sz w:val="18"/>
-        </w:rPr>
-        <w:t>EPE | Notícias - Todos os itens encontrados estão fora da janela temporal.</w:t>
+        <w:t>COAF | Notícias - Nenhuma publicação encontrada na janela temporal.</w:t>
       </w:r>
     </w:p>
     <w:p>
@@ -1857,7 +2092,17 @@
           <w:color w:val="4A4A4A"/>
           <w:sz w:val="18"/>
         </w:rPr>
-        <w:t>Receita Federal | Normas - Conteúdo da fonte é um formulário de busca, não listagem de normas recentes.</w:t>
+        <w:t>Receita Federal | Normas - A página contém apenas filtros de busca e não exibe resultados de normas diretamente.</w:t>
+      </w:r>
+    </w:p>
+    <w:p>
+      <w:r>
+        <w:rPr>
+          <w:b/>
+          <w:color w:val="C0392B"/>
+          <w:sz w:val="20"/>
+        </w:rPr>
+        <w:t>Fontes com erro tecnico:</w:t>
       </w:r>
     </w:p>
     <w:p>
@@ -1885,16 +2130,6 @@
       </w:r>
     </w:p>
     <w:p>
-      <w:r>
-        <w:rPr>
-          <w:b/>
-          <w:color w:val="C0392B"/>
-          <w:sz w:val="20"/>
-        </w:rPr>
-        <w:t>Fontes com erro tecnico:</w:t>
-      </w:r>
-    </w:p>
-    <w:p>
       <w:pPr>
         <w:pStyle w:val="ListBullet"/>
       </w:pPr>
@@ -1903,7 +2138,7 @@
           <w:color w:val="4A4A4A"/>
           <w:sz w:val="18"/>
         </w:rPr>
-        <w:t>Destaques do D.O.U. - Conteudo muito curto (15 chars) - pagina possivelmente vazia, fora do ar ou bloqueando scraping</w:t>
+        <w:t>SENACON | Notícias - Conteúdo restrito, requer autenticação para visualização.</w:t>
       </w:r>
     </w:p>
     <w:p/>
@@ -1951,7 +2186,7 @@
           <w:color w:val="888888"/>
           <w:sz w:val="16"/>
         </w:rPr>
-        <w:t>Janela analisada: 2026-07-06T00:00 ate 2026-07-07T10:22</w:t>
+        <w:t>Janela analisada: 2026-07-07T00:00 ate 2026-07-08T09:22</w:t>
       </w:r>
     </w:p>
     <w:sectPr>

--- a/output/boletim_tributario.docx
+++ b/output/boletim_tributario.docx
@@ -52,7 +52,7 @@
                 <w:color w:val="FFFFFF"/>
                 <w:sz w:val="28"/>
               </w:rPr>
-              <w:t>8 de julho de 2026</w:t>
+              <w:t>9 de julho de 2026</w:t>
             </w:r>
           </w:p>
         </w:tc>
@@ -87,7 +87,7 @@
                 <w:color w:val="1A4D2E"/>
                 <w:sz w:val="56"/>
               </w:rPr>
-              <w:t>16</w:t>
+              <w:t>28</w:t>
             </w:r>
           </w:p>
         </w:tc>
@@ -125,7 +125,7 @@
                 <w:color w:val="D68910"/>
                 <w:sz w:val="56"/>
               </w:rPr>
-              <w:t>5</w:t>
+              <w:t>14</w:t>
             </w:r>
           </w:p>
         </w:tc>
@@ -144,7 +144,7 @@
                 <w:color w:val="7F8C8D"/>
                 <w:sz w:val="56"/>
               </w:rPr>
-              <w:t>5</w:t>
+              <w:t>8</w:t>
             </w:r>
           </w:p>
         </w:tc>
@@ -346,7 +346,7 @@
                   <w:u w:val="single"/>
                   <w:b/>
                 </w:rPr>
-                <w:t>Comunicado n° 45.517, 8/7/2026</w:t>
+                <w:t>Comunicado n° 45.526, 9/7/2026</w:t>
               </w:r>
             </w:hyperlink>
           </w:p>
@@ -359,7 +359,7 @@
                 <w:color w:val="4A4A4A"/>
                 <w:sz w:val="18"/>
               </w:rPr>
-              <w:t>Divulga a Taxa Básica Financeira (TBF), o Redutor "R" e a Taxa Referencial (TR) relativos a 7 de julho de 2026.</w:t>
+              <w:t>Divulga a Taxa Básica Financeira (TBF), o Redutor 'R' e a Taxa Referencial (TR) relativos a 8 de julho de 2026.</w:t>
             </w:r>
           </w:p>
         </w:tc>
@@ -404,7 +404,65 @@
                   <w:u w:val="single"/>
                   <w:b/>
                 </w:rPr>
-                <w:t>Comunicado n° 45.516, 7/7/2026</w:t>
+                <w:t>Comunicado n° 45.525, 8/7/2026</w:t>
+              </w:r>
+            </w:hyperlink>
+          </w:p>
+          <w:p>
+            <w:pPr>
+              <w:spacing w:after="120"/>
+            </w:pPr>
+            <w:r>
+              <w:rPr>
+                <w:color w:val="4A4A4A"/>
+                <w:sz w:val="18"/>
+              </w:rPr>
+              <w:t>Divulga as condições de oferta pública para a realização de operações de swap para fins de rolagem do vencimento de 03/08/2026.</w:t>
+            </w:r>
+          </w:p>
+        </w:tc>
+      </w:tr>
+    </w:tbl>
+    <w:tbl>
+      <w:tblPr>
+        <w:tblW w:type="auto" w:w="0"/>
+        <w:tblLayout w:type="fixed"/>
+        <w:tblLook w:firstColumn="1" w:firstRow="1" w:lastColumn="0" w:lastRow="0" w:noHBand="0" w:noVBand="1" w:val="04A0"/>
+      </w:tblPr>
+      <w:tblGrid>
+        <w:gridCol w:w="9638"/>
+      </w:tblGrid>
+      <w:tr>
+        <w:tc>
+          <w:tcPr>
+            <w:tcW w:type="dxa" w:w="9638"/>
+            <w:shd w:val="clear" w:color="auto" w:fill="F0F7F2"/>
+          </w:tcPr>
+          <w:p>
+            <w:pPr>
+              <w:spacing w:before="120" w:after="40"/>
+            </w:pPr>
+            <w:r>
+              <w:rPr>
+                <w:b/>
+                <w:color w:val="1A4D2E"/>
+                <w:sz w:val="16"/>
+              </w:rPr>
+              <w:t>BANCO CENTRAL | NORMAS</w:t>
+            </w:r>
+          </w:p>
+          <w:p>
+            <w:pPr>
+              <w:spacing w:after="40"/>
+            </w:pPr>
+            <w:hyperlink r:id="rId11">
+              <w:r>
+                <w:rPr>
+                  <w:color w:val="1A1A1A"/>
+                  <w:u w:val="single"/>
+                  <w:b/>
+                </w:rPr>
+                <w:t>Comunicado n° 45.524, 8/7/2026</w:t>
               </w:r>
             </w:hyperlink>
           </w:p>
@@ -455,14 +513,14 @@
             <w:pPr>
               <w:spacing w:after="40"/>
             </w:pPr>
-            <w:hyperlink r:id="rId11">
+            <w:hyperlink r:id="rId12">
               <w:r>
                 <w:rPr>
                   <w:color w:val="1A1A1A"/>
                   <w:u w:val="single"/>
                   <w:b/>
                 </w:rPr>
-                <w:t>Comunicado n° 45.515, 7/7/2026</w:t>
+                <w:t>Instrução Normativa BCB n° 758, 8/7/2026</w:t>
               </w:r>
             </w:hyperlink>
           </w:p>
@@ -475,65 +533,7 @@
                 <w:color w:val="4A4A4A"/>
                 <w:sz w:val="18"/>
               </w:rPr>
-              <w:t>Divulga as condições de oferta pública para a realização de operações de swap para fins de rolagem do vencimento de 03/08/2026.</w:t>
-            </w:r>
-          </w:p>
-        </w:tc>
-      </w:tr>
-    </w:tbl>
-    <w:tbl>
-      <w:tblPr>
-        <w:tblW w:type="auto" w:w="0"/>
-        <w:tblLayout w:type="fixed"/>
-        <w:tblLook w:firstColumn="1" w:firstRow="1" w:lastColumn="0" w:lastRow="0" w:noHBand="0" w:noVBand="1" w:val="04A0"/>
-      </w:tblPr>
-      <w:tblGrid>
-        <w:gridCol w:w="9638"/>
-      </w:tblGrid>
-      <w:tr>
-        <w:tc>
-          <w:tcPr>
-            <w:tcW w:type="dxa" w:w="9638"/>
-            <w:shd w:val="clear" w:color="auto" w:fill="F0F7F2"/>
-          </w:tcPr>
-          <w:p>
-            <w:pPr>
-              <w:spacing w:before="120" w:after="40"/>
-            </w:pPr>
-            <w:r>
-              <w:rPr>
-                <w:b/>
-                <w:color w:val="1A4D2E"/>
-                <w:sz w:val="16"/>
-              </w:rPr>
-              <w:t>BANCO CENTRAL | NORMAS</w:t>
-            </w:r>
-          </w:p>
-          <w:p>
-            <w:pPr>
-              <w:spacing w:after="40"/>
-            </w:pPr>
-            <w:hyperlink r:id="rId12">
-              <w:r>
-                <w:rPr>
-                  <w:color w:val="1A1A1A"/>
-                  <w:u w:val="single"/>
-                  <w:b/>
-                </w:rPr>
-                <w:t>Comunicado n° 45.514, 7/7/2026</w:t>
-              </w:r>
-            </w:hyperlink>
-          </w:p>
-          <w:p>
-            <w:pPr>
-              <w:spacing w:after="120"/>
-            </w:pPr>
-            <w:r>
-              <w:rPr>
-                <w:color w:val="4A4A4A"/>
-                <w:sz w:val="18"/>
-              </w:rPr>
-              <w:t>Divulga comunicado do Grupo de Ação Financeira contra a Lavagem de Dinheiro e o Financiamento do Terrorismo (GAFI/FATF).</w:t>
+              <w:t>Altera o Manual de Crédito Rural (MCR) para ajustar prazos e orientar instituições financeiras sobre procedimentos de reversão de desclassificação no Sicor.</w:t>
             </w:r>
           </w:p>
         </w:tc>
@@ -578,7 +578,7 @@
                   <w:u w:val="single"/>
                   <w:b/>
                 </w:rPr>
-                <w:t>Comunicado n° 45.511, 7/7/2026</w:t>
+                <w:t>Instrução Normativa BCB n° 757, 8/7/2026</w:t>
               </w:r>
             </w:hyperlink>
           </w:p>
@@ -591,7 +591,7 @@
                 <w:color w:val="4A4A4A"/>
                 <w:sz w:val="18"/>
               </w:rPr>
-              <w:t>Divulga as Taxas Básicas Financeiras (TBF), os Redutores "R" e as Taxas Referenciais (TR) relativos a 4, 5 e 6 de julho de 2026.</w:t>
+              <w:t>Estabelece procedimentos para a prestação de informações ao Banco Central do Brasil relativas a contas de depósito em moeda estrangeira.</w:t>
             </w:r>
           </w:p>
         </w:tc>
@@ -660,7 +660,7 @@
           <w:color w:val="1A1A1A"/>
           <w:sz w:val="22"/>
         </w:rPr>
-        <w:t xml:space="preserve">Lei nº 15.461, de 7.7.2026 - Confere o título de Capital Nacional da Maior Onda do Brasil ao Município de Jaguaruna, no Estado de Santa Catarina.   </w:t>
+        <w:t xml:space="preserve">Lei nº 15.463, de 8.7.2026   </w:t>
       </w:r>
       <w:r>
         <w:rPr>
@@ -680,7 +680,7 @@
           <w:color w:val="4A4A4A"/>
           <w:sz w:val="20"/>
         </w:rPr>
-        <w:t>Confere o título de Capital Nacional da Maior Onda do Brasil ao Município de Jaguaruna, no Estado de Santa Catarina.</w:t>
+        <w:t>Institui o Dia Nacional dos Congados e Reinados, a ser comemorado anualmente em 7 de outubro.</w:t>
       </w:r>
     </w:p>
     <w:p>
@@ -700,7 +700,7 @@
           <w:color w:val="888888"/>
           <w:sz w:val="18"/>
         </w:rPr>
-        <w:t xml:space="preserve">2026-07-08   </w:t>
+        <w:t xml:space="preserve">2026-07-09   </w:t>
       </w:r>
       <w:hyperlink r:id="rId14">
         <w:r>
@@ -723,7 +723,7 @@
           <w:color w:val="888888"/>
           <w:sz w:val="16"/>
         </w:rPr>
-        <w:t>Lei com caráter honorífico, sem impacto direto a clientes corporativos.</w:t>
+        <w:t>Institui data comemorativa, sem impacto direto a clientes corporativos.</w:t>
       </w:r>
     </w:p>
     <w:p>
@@ -736,15 +736,15 @@
           <w:color w:val="1A1A1A"/>
           <w:sz w:val="22"/>
         </w:rPr>
-        <w:t xml:space="preserve">Lei nº 15.460, de 7.7.2026 - Institui o Dia Nacional do Vinho, a ser comemorado no primeiro domingo do mês de junho.   </w:t>
+        <w:t xml:space="preserve">Lei nº 15.462, de 8.7.2026   </w:t>
       </w:r>
       <w:r>
         <w:rPr>
           <w:b/>
-          <w:color w:val="7F8C8D"/>
+          <w:color w:val="D68910"/>
           <w:sz w:val="16"/>
         </w:rPr>
-        <w:t>[BAIXA]</w:t>
+        <w:t>[MÉDIA]</w:t>
       </w:r>
     </w:p>
     <w:p>
@@ -756,7 +756,7 @@
           <w:color w:val="4A4A4A"/>
           <w:sz w:val="20"/>
         </w:rPr>
-        <w:t>Institui o Dia Nacional do Vinho, a ser comemorado no primeiro domingo do mês de junho.</w:t>
+        <w:t>Altera a Lei de Diretrizes e Bases da Educação Nacional (Lei nº 9.394/1996) para especificar atividades de aperfeiçoamento profissional continuado dos profissionais da educação básica pública.</w:t>
       </w:r>
     </w:p>
     <w:p>
@@ -776,7 +776,7 @@
           <w:color w:val="888888"/>
           <w:sz w:val="18"/>
         </w:rPr>
-        <w:t xml:space="preserve">2026-07-08   </w:t>
+        <w:t xml:space="preserve">2026-07-09   </w:t>
       </w:r>
       <w:hyperlink r:id="rId15">
         <w:r>
@@ -799,7 +799,7 @@
           <w:color w:val="888888"/>
           <w:sz w:val="16"/>
         </w:rPr>
-        <w:t>Lei com caráter comemorativo, sem impacto direto a clientes corporativos.</w:t>
+        <w:t>Alteração de legislação educacional com impacto em profissionais da educação.</w:t>
       </w:r>
     </w:p>
     <w:p>
@@ -812,15 +812,15 @@
           <w:color w:val="1A1A1A"/>
           <w:sz w:val="22"/>
         </w:rPr>
-        <w:t xml:space="preserve">Lei nº 15.459, de 7.7.2026 - Altera a Lei nº 7.405, de 12 de novembro de 1985, para estabelecer a utilização do Símbolo Internacional de Acessibilidade.   </w:t>
+        <w:t xml:space="preserve">Lei nº 15.461, de 7.7.2026   </w:t>
       </w:r>
       <w:r>
         <w:rPr>
           <w:b/>
-          <w:color w:val="D68910"/>
+          <w:color w:val="7F8C8D"/>
           <w:sz w:val="16"/>
         </w:rPr>
-        <w:t>[MÉDIA]</w:t>
+        <w:t>[BAIXA]</w:t>
       </w:r>
     </w:p>
     <w:p>
@@ -832,7 +832,7 @@
           <w:color w:val="4A4A4A"/>
           <w:sz w:val="20"/>
         </w:rPr>
-        <w:t>Altera a Lei nº 7.405, de 1985, para estabelecer a utilização do Símbolo Internacional de Acessibilidade.</w:t>
+        <w:t>Confere o título de Capital Nacional da Maior Onda do Brasil ao Município de Jaguaruna, no Estado de Santa Catarina.</w:t>
       </w:r>
     </w:p>
     <w:p>
@@ -875,7 +875,7 @@
           <w:color w:val="888888"/>
           <w:sz w:val="16"/>
         </w:rPr>
-        <w:t>Alteração de lei que pode ter implicações para empresas em termos de acessibilidade e conformidade.</w:t>
+        <w:t>Confere título honorífico a município, sem impacto direto a clientes corporativos.</w:t>
       </w:r>
     </w:p>
     <w:p>
@@ -888,7 +888,7 @@
           <w:color w:val="1A1A1A"/>
           <w:sz w:val="22"/>
         </w:rPr>
-        <w:t xml:space="preserve">Decreto nº 13.060, de 7.7.2026 - Altera o Decreto nº 10.172, de 11 de dezembro de 2019, para alterar a composição do Conselho Fiscal do Serviço Autônomo Embratur – Agência Brasileira de Promoção Internacional do Turismo.   </w:t>
+        <w:t xml:space="preserve">Lei nº 15.460, de 7.7.2026   </w:t>
       </w:r>
       <w:r>
         <w:rPr>
@@ -908,7 +908,7 @@
           <w:color w:val="4A4A4A"/>
           <w:sz w:val="20"/>
         </w:rPr>
-        <w:t>Altera a composição do Conselho Fiscal do Serviço Autônomo Embratur – Agência Brasileira de Promoção Internacional do Turismo.</w:t>
+        <w:t>Institui o Dia Nacional do Vinho, a ser comemorado no primeiro domingo do mês de junho.</w:t>
       </w:r>
     </w:p>
     <w:p>
@@ -951,7 +951,7 @@
           <w:color w:val="888888"/>
           <w:sz w:val="16"/>
         </w:rPr>
-        <w:t>Alteração administrativa interna de órgão público, com baixo impacto corporativo direto.</w:t>
+        <w:t>Institui data comemorativa, sem impacto direto a clientes corporativos.</w:t>
       </w:r>
     </w:p>
     <w:p>
@@ -964,15 +964,15 @@
           <w:color w:val="1A1A1A"/>
           <w:sz w:val="22"/>
         </w:rPr>
-        <w:t xml:space="preserve">Decreto nº 13.059, de 7.7.2026 - Remaneja, em caráter temporário, cargo em comissão e funções de confiança para o Ministério das Relações Exteriores.   </w:t>
+        <w:t xml:space="preserve">Lei nº 15.459, de 7.7.2026   </w:t>
       </w:r>
       <w:r>
         <w:rPr>
           <w:b/>
-          <w:color w:val="7F8C8D"/>
+          <w:color w:val="D68910"/>
           <w:sz w:val="16"/>
         </w:rPr>
-        <w:t>[BAIXA]</w:t>
+        <w:t>[MÉDIA]</w:t>
       </w:r>
     </w:p>
     <w:p>
@@ -984,7 +984,7 @@
           <w:color w:val="4A4A4A"/>
           <w:sz w:val="20"/>
         </w:rPr>
-        <w:t>Remaneja, em caráter temporário, cargo em comissão e funções de confiança para o Ministério das Relações Exteriores.</w:t>
+        <w:t>Altera a Lei nº 7.405, de 12 de novembro de 1985, para estabelecer a utilização do Símbolo Internacional de Acessibilidade.</w:t>
       </w:r>
     </w:p>
     <w:p>
@@ -1027,7 +1027,7 @@
           <w:color w:val="888888"/>
           <w:sz w:val="16"/>
         </w:rPr>
-        <w:t>Alteração administrativa interna de órgão público, com baixo impacto corporativo direto.</w:t>
+        <w:t>Alteração de lei para estabelecer símbolo de acessibilidade, com potencial impacto em infraestrutura e serviços.</w:t>
       </w:r>
     </w:p>
     <w:p>
@@ -1040,7 +1040,7 @@
           <w:color w:val="1A1A1A"/>
           <w:sz w:val="22"/>
         </w:rPr>
-        <w:t xml:space="preserve">Decreto nº 13.058, de 7.7.2026 - Altera o Decreto nº 11.198, de 15 de setembro de 2022, que aprova a Estrutura Regimental e o Quadro Demonstrativo dos Cargos em Comissão e das Funções de Confiança do Departamento Nacional de Obras Contra as Secas, e remaneja e transforma cargos em comissão e funções de confiança.   </w:t>
+        <w:t xml:space="preserve">Decreto nº 13.060, de 7.7.2026   </w:t>
       </w:r>
       <w:r>
         <w:rPr>
@@ -1060,7 +1060,7 @@
           <w:color w:val="4A4A4A"/>
           <w:sz w:val="20"/>
         </w:rPr>
-        <w:t>Altera a Estrutura Regimental e o Quadro Demonstrativo de Cargos e Funções do Departamento Nacional de Obras Contra as Secas (DNOCS).</w:t>
+        <w:t>Altera o Decreto nº 10.172/2019 para modificar a composição do Conselho Fiscal do Serviço Autônomo Embratur – Agência Brasileira de Promoção Internacional do Turismo.</w:t>
       </w:r>
     </w:p>
     <w:p>
@@ -1103,7 +1103,7 @@
           <w:color w:val="888888"/>
           <w:sz w:val="16"/>
         </w:rPr>
-        <w:t>Alteração administrativa interna de órgão público, com baixo impacto corporativo direto.</w:t>
+        <w:t>Alteração de composição de conselho fiscal de autarquia, de natureza administrativa interna.</w:t>
       </w:r>
     </w:p>
     <w:p>
@@ -1116,15 +1116,15 @@
           <w:color w:val="1A1A1A"/>
           <w:sz w:val="22"/>
         </w:rPr>
-        <w:t xml:space="preserve">Decreto nº 13.057, de 7.7.2026 - Altera o Decreto nº 2.338, de 7 de outubro de 1997, que aprova o Regulamento da Agência Nacional de Telecomunicações, e remaneja e transforma cargos em comissão e funções de confiança.   </w:t>
+        <w:t xml:space="preserve">Decreto nº 13.059, de 7.7.2026   </w:t>
       </w:r>
       <w:r>
         <w:rPr>
           <w:b/>
-          <w:color w:val="D68910"/>
+          <w:color w:val="7F8C8D"/>
           <w:sz w:val="16"/>
         </w:rPr>
-        <w:t>[MÉDIA]</w:t>
+        <w:t>[BAIXA]</w:t>
       </w:r>
     </w:p>
     <w:p>
@@ -1136,7 +1136,7 @@
           <w:color w:val="4A4A4A"/>
           <w:sz w:val="20"/>
         </w:rPr>
-        <w:t>Altera o Regulamento da Agência Nacional de Telecomunicações (ANATEL) e remaneja cargos e funções de confiança.</w:t>
+        <w:t>Remaneja, em caráter temporário, cargo em comissão e funções de confiança para o Ministério das Relações Exteriores.</w:t>
       </w:r>
     </w:p>
     <w:p>
@@ -1179,7 +1179,159 @@
           <w:color w:val="888888"/>
           <w:sz w:val="16"/>
         </w:rPr>
-        <w:t>Alteração no regulamento de uma agência reguladora, podendo ter impacto setorial.</w:t>
+        <w:t>Remanejamento de cargos administrativos, de natureza interna.</w:t>
+      </w:r>
+    </w:p>
+    <w:p>
+      <w:pPr>
+        <w:spacing w:before="160" w:after="40"/>
+      </w:pPr>
+      <w:r>
+        <w:rPr>
+          <w:b/>
+          <w:color w:val="1A1A1A"/>
+          <w:sz w:val="22"/>
+        </w:rPr>
+        <w:t xml:space="preserve">Decreto nº 13.058, de 7.7.2026   </w:t>
+      </w:r>
+      <w:r>
+        <w:rPr>
+          <w:b/>
+          <w:color w:val="7F8C8D"/>
+          <w:sz w:val="16"/>
+        </w:rPr>
+        <w:t>[BAIXA]</w:t>
+      </w:r>
+    </w:p>
+    <w:p>
+      <w:pPr>
+        <w:spacing w:after="40"/>
+      </w:pPr>
+      <w:r>
+        <w:rPr>
+          <w:color w:val="4A4A4A"/>
+          <w:sz w:val="20"/>
+        </w:rPr>
+        <w:t>Altera o Decreto nº 11.198/2022, que aprova a Estrutura Regimental e o Quadro Demonstrativo de Cargos e Funções do Departamento Nacional de Obras Contra as Secas (DNOCS), e remaneja e transforma cargos.</w:t>
+      </w:r>
+    </w:p>
+    <w:p>
+      <w:pPr>
+        <w:spacing w:after="40"/>
+      </w:pPr>
+      <w:r>
+        <w:rPr>
+          <w:b/>
+          <w:color w:val="888888"/>
+          <w:sz w:val="18"/>
+        </w:rPr>
+        <w:t xml:space="preserve">Publicado: </w:t>
+      </w:r>
+      <w:r>
+        <w:rPr>
+          <w:color w:val="888888"/>
+          <w:sz w:val="18"/>
+        </w:rPr>
+        <w:t xml:space="preserve">2026-07-08   </w:t>
+      </w:r>
+      <w:hyperlink r:id="rId21">
+        <w:r>
+          <w:rPr>
+            <w:color w:val="1A4D2E"/>
+            <w:u w:val="single"/>
+            <w:b/>
+          </w:rPr>
+          <w:t>Acessar materia</w:t>
+        </w:r>
+      </w:hyperlink>
+    </w:p>
+    <w:p>
+      <w:pPr>
+        <w:spacing w:after="120"/>
+      </w:pPr>
+      <w:r>
+        <w:rPr>
+          <w:i/>
+          <w:color w:val="888888"/>
+          <w:sz w:val="16"/>
+        </w:rPr>
+        <w:t>Alteração de estrutura regimental e remanejamento de cargos, de natureza administrativa interna.</w:t>
+      </w:r>
+    </w:p>
+    <w:p>
+      <w:pPr>
+        <w:spacing w:before="160" w:after="40"/>
+      </w:pPr>
+      <w:r>
+        <w:rPr>
+          <w:b/>
+          <w:color w:val="1A1A1A"/>
+          <w:sz w:val="22"/>
+        </w:rPr>
+        <w:t xml:space="preserve">Decreto nº 13.057, de 7.7.2026   </w:t>
+      </w:r>
+      <w:r>
+        <w:rPr>
+          <w:b/>
+          <w:color w:val="D68910"/>
+          <w:sz w:val="16"/>
+        </w:rPr>
+        <w:t>[MÉDIA]</w:t>
+      </w:r>
+    </w:p>
+    <w:p>
+      <w:pPr>
+        <w:spacing w:after="40"/>
+      </w:pPr>
+      <w:r>
+        <w:rPr>
+          <w:color w:val="4A4A4A"/>
+          <w:sz w:val="20"/>
+        </w:rPr>
+        <w:t>Altera o Decreto nº 2.338/1997, que aprova o Regulamento da Agência Nacional de Telecomunicações (Anatel), e remaneja e transforma cargos em comissão e funções de confiança.</w:t>
+      </w:r>
+    </w:p>
+    <w:p>
+      <w:pPr>
+        <w:spacing w:after="40"/>
+      </w:pPr>
+      <w:r>
+        <w:rPr>
+          <w:b/>
+          <w:color w:val="888888"/>
+          <w:sz w:val="18"/>
+        </w:rPr>
+        <w:t xml:space="preserve">Publicado: </w:t>
+      </w:r>
+      <w:r>
+        <w:rPr>
+          <w:color w:val="888888"/>
+          <w:sz w:val="18"/>
+        </w:rPr>
+        <w:t xml:space="preserve">2026-07-08   </w:t>
+      </w:r>
+      <w:hyperlink r:id="rId22">
+        <w:r>
+          <w:rPr>
+            <w:color w:val="1A4D2E"/>
+            <w:u w:val="single"/>
+            <w:b/>
+          </w:rPr>
+          <w:t>Acessar materia</w:t>
+        </w:r>
+      </w:hyperlink>
+    </w:p>
+    <w:p>
+      <w:pPr>
+        <w:spacing w:after="120"/>
+      </w:pPr>
+      <w:r>
+        <w:rPr>
+          <w:i/>
+          <w:color w:val="888888"/>
+          <w:sz w:val="16"/>
+        </w:rPr>
+        <w:t>Alteração de regulamento de agência reguladora (Anatel) e remanejamento de cargos, com potencial impacto setorial.</w:t>
       </w:r>
     </w:p>
     <w:p/>
@@ -1245,15 +1397,15 @@
           <w:color w:val="1A1A1A"/>
           <w:sz w:val="22"/>
         </w:rPr>
-        <w:t xml:space="preserve">Comunicado n° 45.517, 8/7/2026   </w:t>
+        <w:t xml:space="preserve">Comunicado n° 45.529, 9/7/2026   </w:t>
       </w:r>
       <w:r>
         <w:rPr>
           <w:b/>
-          <w:color w:val="C0392B"/>
+          <w:color w:val="D68910"/>
           <w:sz w:val="16"/>
         </w:rPr>
-        <w:t>[ALTA]</w:t>
+        <w:t>[MÉDIA]</w:t>
       </w:r>
     </w:p>
     <w:p>
@@ -1265,7 +1417,7 @@
           <w:color w:val="4A4A4A"/>
           <w:sz w:val="20"/>
         </w:rPr>
-        <w:t>Divulga a Taxa Básica Financeira (TBF), o Redutor "R" e a Taxa Referencial (TR) relativos a 7 de julho de 2026.</w:t>
+        <w:t>Divulga nome de pessoa com interesse em participar do controle de Instituição de Pagamento.</w:t>
       </w:r>
     </w:p>
     <w:p>
@@ -1285,7 +1437,235 @@
           <w:color w:val="888888"/>
           <w:sz w:val="18"/>
         </w:rPr>
-        <w:t xml:space="preserve">2026-07-08T09:01   </w:t>
+        <w:t xml:space="preserve">2026-07-09T10:21   </w:t>
+      </w:r>
+      <w:hyperlink r:id="rId23">
+        <w:r>
+          <w:rPr>
+            <w:color w:val="1A4D2E"/>
+            <w:u w:val="single"/>
+            <w:b/>
+          </w:rPr>
+          <w:t>Acessar materia</w:t>
+        </w:r>
+      </w:hyperlink>
+    </w:p>
+    <w:p>
+      <w:pPr>
+        <w:spacing w:after="120"/>
+      </w:pPr>
+      <w:r>
+        <w:rPr>
+          <w:i/>
+          <w:color w:val="888888"/>
+          <w:sz w:val="16"/>
+        </w:rPr>
+        <w:t>Divulgação de interesse em controle de instituição de pagamento, relevante para o setor financeiro.</w:t>
+      </w:r>
+    </w:p>
+    <w:p>
+      <w:pPr>
+        <w:spacing w:before="160" w:after="40"/>
+      </w:pPr>
+      <w:r>
+        <w:rPr>
+          <w:b/>
+          <w:color w:val="1A1A1A"/>
+          <w:sz w:val="22"/>
+        </w:rPr>
+        <w:t xml:space="preserve">Comunicado n° 45.528, 9/7/2026   </w:t>
+      </w:r>
+      <w:r>
+        <w:rPr>
+          <w:b/>
+          <w:color w:val="D68910"/>
+          <w:sz w:val="16"/>
+        </w:rPr>
+        <w:t>[MÉDIA]</w:t>
+      </w:r>
+    </w:p>
+    <w:p>
+      <w:pPr>
+        <w:spacing w:after="40"/>
+      </w:pPr>
+      <w:r>
+        <w:rPr>
+          <w:color w:val="4A4A4A"/>
+          <w:sz w:val="20"/>
+        </w:rPr>
+        <w:t>Divulga, para fins de recebimento de eventuais objeções, nomes de pessoas eleitas ou nomeadas para ocupar cargos de administração em instituições autorizadas a funcionar.</w:t>
+      </w:r>
+    </w:p>
+    <w:p>
+      <w:pPr>
+        <w:spacing w:after="40"/>
+      </w:pPr>
+      <w:r>
+        <w:rPr>
+          <w:b/>
+          <w:color w:val="888888"/>
+          <w:sz w:val="18"/>
+        </w:rPr>
+        <w:t xml:space="preserve">Publicado: </w:t>
+      </w:r>
+      <w:r>
+        <w:rPr>
+          <w:color w:val="888888"/>
+          <w:sz w:val="18"/>
+        </w:rPr>
+        <w:t xml:space="preserve">2026-07-09T09:36   </w:t>
+      </w:r>
+      <w:hyperlink r:id="rId24">
+        <w:r>
+          <w:rPr>
+            <w:color w:val="1A4D2E"/>
+            <w:u w:val="single"/>
+            <w:b/>
+          </w:rPr>
+          <w:t>Acessar materia</w:t>
+        </w:r>
+      </w:hyperlink>
+    </w:p>
+    <w:p>
+      <w:pPr>
+        <w:spacing w:after="120"/>
+      </w:pPr>
+      <w:r>
+        <w:rPr>
+          <w:i/>
+          <w:color w:val="888888"/>
+          <w:sz w:val="16"/>
+        </w:rPr>
+        <w:t>Divulgação de nomes para cargos de administração em instituições financeiras, importante para governança corporativa.</w:t>
+      </w:r>
+    </w:p>
+    <w:p>
+      <w:pPr>
+        <w:spacing w:before="160" w:after="40"/>
+      </w:pPr>
+      <w:r>
+        <w:rPr>
+          <w:b/>
+          <w:color w:val="1A1A1A"/>
+          <w:sz w:val="22"/>
+        </w:rPr>
+        <w:t xml:space="preserve">Comunicado n° 45.527, 9/7/2026   </w:t>
+      </w:r>
+      <w:r>
+        <w:rPr>
+          <w:b/>
+          <w:color w:val="D68910"/>
+          <w:sz w:val="16"/>
+        </w:rPr>
+        <w:t>[MÉDIA]</w:t>
+      </w:r>
+    </w:p>
+    <w:p>
+      <w:pPr>
+        <w:spacing w:after="40"/>
+      </w:pPr>
+      <w:r>
+        <w:rPr>
+          <w:color w:val="4A4A4A"/>
+          <w:sz w:val="20"/>
+        </w:rPr>
+        <w:t>Divulga nome aprovado de pessoas eleitas/nomeadas para cargos de órgãos estatutários ou contratuais de sociedades autorizadas a funcionar pelo Banco Central do Brasil.</w:t>
+      </w:r>
+    </w:p>
+    <w:p>
+      <w:pPr>
+        <w:spacing w:after="40"/>
+      </w:pPr>
+      <w:r>
+        <w:rPr>
+          <w:b/>
+          <w:color w:val="888888"/>
+          <w:sz w:val="18"/>
+        </w:rPr>
+        <w:t xml:space="preserve">Publicado: </w:t>
+      </w:r>
+      <w:r>
+        <w:rPr>
+          <w:color w:val="888888"/>
+          <w:sz w:val="18"/>
+        </w:rPr>
+        <w:t xml:space="preserve">2026-07-09T09:35   </w:t>
+      </w:r>
+      <w:hyperlink r:id="rId25">
+        <w:r>
+          <w:rPr>
+            <w:color w:val="1A4D2E"/>
+            <w:u w:val="single"/>
+            <w:b/>
+          </w:rPr>
+          <w:t>Acessar materia</w:t>
+        </w:r>
+      </w:hyperlink>
+    </w:p>
+    <w:p>
+      <w:pPr>
+        <w:spacing w:after="120"/>
+      </w:pPr>
+      <w:r>
+        <w:rPr>
+          <w:i/>
+          <w:color w:val="888888"/>
+          <w:sz w:val="16"/>
+        </w:rPr>
+        <w:t>Divulgação de nomes aprovados para cargos em instituições financeiras, importante para governança corporativa.</w:t>
+      </w:r>
+    </w:p>
+    <w:p>
+      <w:pPr>
+        <w:spacing w:before="160" w:after="40"/>
+      </w:pPr>
+      <w:r>
+        <w:rPr>
+          <w:b/>
+          <w:color w:val="1A1A1A"/>
+          <w:sz w:val="22"/>
+        </w:rPr>
+        <w:t xml:space="preserve">Comunicado n° 45.526, 9/7/2026   </w:t>
+      </w:r>
+      <w:r>
+        <w:rPr>
+          <w:b/>
+          <w:color w:val="C0392B"/>
+          <w:sz w:val="16"/>
+        </w:rPr>
+        <w:t>[ALTA]</w:t>
+      </w:r>
+    </w:p>
+    <w:p>
+      <w:pPr>
+        <w:spacing w:after="40"/>
+      </w:pPr>
+      <w:r>
+        <w:rPr>
+          <w:color w:val="4A4A4A"/>
+          <w:sz w:val="20"/>
+        </w:rPr>
+        <w:t>Divulga a Taxa Básica Financeira (TBF), o Redutor 'R' e a Taxa Referencial (TR) relativos a 8 de julho de 2026.</w:t>
+      </w:r>
+    </w:p>
+    <w:p>
+      <w:pPr>
+        <w:spacing w:after="40"/>
+      </w:pPr>
+      <w:r>
+        <w:rPr>
+          <w:b/>
+          <w:color w:val="888888"/>
+          <w:sz w:val="18"/>
+        </w:rPr>
+        <w:t xml:space="preserve">Publicado: </w:t>
+      </w:r>
+      <w:r>
+        <w:rPr>
+          <w:color w:val="888888"/>
+          <w:sz w:val="18"/>
+        </w:rPr>
+        <w:t xml:space="preserve">2026-07-09T09:02   </w:t>
       </w:r>
       <w:hyperlink r:id="rId9">
         <w:r>
@@ -1308,7 +1688,7 @@
           <w:color w:val="888888"/>
           <w:sz w:val="16"/>
         </w:rPr>
-        <w:t>Divulgação de taxas financeiras de referência, crucial para o mercado financeiro.</w:t>
+        <w:t>Divulgação de taxas financeiras de referência, com impacto direto no mercado e operações financeiras.</w:t>
       </w:r>
     </w:p>
     <w:p>
@@ -1321,7 +1701,7 @@
           <w:color w:val="1A1A1A"/>
           <w:sz w:val="22"/>
         </w:rPr>
-        <w:t xml:space="preserve">Comunicado n° 45.516, 7/7/2026   </w:t>
+        <w:t xml:space="preserve">Comunicado n° 45.525, 8/7/2026   </w:t>
       </w:r>
       <w:r>
         <w:rPr>
@@ -1341,7 +1721,7 @@
           <w:color w:val="4A4A4A"/>
           <w:sz w:val="20"/>
         </w:rPr>
-        <w:t>Divulga condições para a realização de operações compromissadas com instituições financeiras participantes do módulo Oferta Pública (Ofpub).</w:t>
+        <w:t>Divulga as condições de oferta pública para a realização de operações de swap para fins de rolagem do vencimento de 03/08/2026.</w:t>
       </w:r>
     </w:p>
     <w:p>
@@ -1361,7 +1741,7 @@
           <w:color w:val="888888"/>
           <w:sz w:val="18"/>
         </w:rPr>
-        <w:t xml:space="preserve">2026-07-07T18:30   </w:t>
+        <w:t xml:space="preserve">2026-07-08T18:31   </w:t>
       </w:r>
       <w:hyperlink r:id="rId10">
         <w:r>
@@ -1384,7 +1764,7 @@
           <w:color w:val="888888"/>
           <w:sz w:val="16"/>
         </w:rPr>
-        <w:t>Impacto direto em operações de instituições financeiras no mercado.</w:t>
+        <w:t>Condições de oferta pública para operações de swap, relevante para o mercado financeiro e gestão de dívida.</w:t>
       </w:r>
     </w:p>
     <w:p>
@@ -1397,7 +1777,7 @@
           <w:color w:val="1A1A1A"/>
           <w:sz w:val="22"/>
         </w:rPr>
-        <w:t xml:space="preserve">Comunicado n° 45.515, 7/7/2026   </w:t>
+        <w:t xml:space="preserve">Comunicado n° 45.524, 8/7/2026   </w:t>
       </w:r>
       <w:r>
         <w:rPr>
@@ -1417,7 +1797,7 @@
           <w:color w:val="4A4A4A"/>
           <w:sz w:val="20"/>
         </w:rPr>
-        <w:t>Divulga as condições de oferta pública para a realização de operações de swap para fins de rolagem do vencimento de 03/08/2026.</w:t>
+        <w:t>Divulga condições para a realização de operações compromissadas com instituições financeiras participantes do módulo Oferta Pública (Ofpub).</w:t>
       </w:r>
     </w:p>
     <w:p>
@@ -1437,7 +1817,7 @@
           <w:color w:val="888888"/>
           <w:sz w:val="18"/>
         </w:rPr>
-        <w:t xml:space="preserve">2026-07-07T18:30   </w:t>
+        <w:t xml:space="preserve">2026-07-08T18:30   </w:t>
       </w:r>
       <w:hyperlink r:id="rId11">
         <w:r>
@@ -1460,7 +1840,7 @@
           <w:color w:val="888888"/>
           <w:sz w:val="16"/>
         </w:rPr>
-        <w:t>Impacto direto em operações de mercado financeiro, como swaps.</w:t>
+        <w:t>Condições para operações compromissadas, com impacto direto nas instituições financeiras e no mercado.</w:t>
       </w:r>
     </w:p>
     <w:p>
@@ -1473,15 +1853,15 @@
           <w:color w:val="1A1A1A"/>
           <w:sz w:val="22"/>
         </w:rPr>
-        <w:t xml:space="preserve">Comunicado n° 45.514, 7/7/2026   </w:t>
+        <w:t xml:space="preserve">Comunicado n° 45.523, 8/7/2026   </w:t>
       </w:r>
       <w:r>
         <w:rPr>
           <w:b/>
-          <w:color w:val="C0392B"/>
+          <w:color w:val="D68910"/>
           <w:sz w:val="16"/>
         </w:rPr>
-        <w:t>[ALTA]</w:t>
+        <w:t>[MÉDIA]</w:t>
       </w:r>
     </w:p>
     <w:p>
@@ -1493,7 +1873,7 @@
           <w:color w:val="4A4A4A"/>
           <w:sz w:val="20"/>
         </w:rPr>
-        <w:t>Divulga comunicado do Grupo de Ação Financeira contra a Lavagem de Dinheiro e o Financiamento do Terrorismo (GAFI/FATF).</w:t>
+        <w:t>Divulga nome de pessoas com interesse em exercer o controle de Instituição de Pagamento.</w:t>
       </w:r>
     </w:p>
     <w:p>
@@ -1513,7 +1893,83 @@
           <w:color w:val="888888"/>
           <w:sz w:val="18"/>
         </w:rPr>
-        <w:t xml:space="preserve">2026-07-07T15:28   </w:t>
+        <w:t xml:space="preserve">2026-07-08T17:40   </w:t>
+      </w:r>
+      <w:hyperlink r:id="rId26">
+        <w:r>
+          <w:rPr>
+            <w:color w:val="1A4D2E"/>
+            <w:u w:val="single"/>
+            <w:b/>
+          </w:rPr>
+          <w:t>Acessar materia</w:t>
+        </w:r>
+      </w:hyperlink>
+    </w:p>
+    <w:p>
+      <w:pPr>
+        <w:spacing w:after="120"/>
+      </w:pPr>
+      <w:r>
+        <w:rPr>
+          <w:i/>
+          <w:color w:val="888888"/>
+          <w:sz w:val="16"/>
+        </w:rPr>
+        <w:t>Divulgação de interesse em controle de instituição de pagamento, relevante para o setor financeiro.</w:t>
+      </w:r>
+    </w:p>
+    <w:p>
+      <w:pPr>
+        <w:spacing w:before="160" w:after="40"/>
+      </w:pPr>
+      <w:r>
+        <w:rPr>
+          <w:b/>
+          <w:color w:val="1A1A1A"/>
+          <w:sz w:val="22"/>
+        </w:rPr>
+        <w:t xml:space="preserve">Instrução Normativa BCB n° 758, 8/7/2026   </w:t>
+      </w:r>
+      <w:r>
+        <w:rPr>
+          <w:b/>
+          <w:color w:val="C0392B"/>
+          <w:sz w:val="16"/>
+        </w:rPr>
+        <w:t>[ALTA]</w:t>
+      </w:r>
+    </w:p>
+    <w:p>
+      <w:pPr>
+        <w:spacing w:after="40"/>
+      </w:pPr>
+      <w:r>
+        <w:rPr>
+          <w:color w:val="4A4A4A"/>
+          <w:sz w:val="20"/>
+        </w:rPr>
+        <w:t>Altera o Manual de Crédito Rural (MCR) para ajustar prazos e orientar instituições financeiras sobre procedimentos de reversão de desclassificação no Sicor.</w:t>
+      </w:r>
+    </w:p>
+    <w:p>
+      <w:pPr>
+        <w:spacing w:after="40"/>
+      </w:pPr>
+      <w:r>
+        <w:rPr>
+          <w:b/>
+          <w:color w:val="888888"/>
+          <w:sz w:val="18"/>
+        </w:rPr>
+        <w:t xml:space="preserve">Publicado: </w:t>
+      </w:r>
+      <w:r>
+        <w:rPr>
+          <w:color w:val="888888"/>
+          <w:sz w:val="18"/>
+        </w:rPr>
+        <w:t xml:space="preserve">2026-07-08T16:43   </w:t>
       </w:r>
       <w:hyperlink r:id="rId12">
         <w:r>
@@ -1536,7 +1992,7 @@
           <w:color w:val="888888"/>
           <w:sz w:val="16"/>
         </w:rPr>
-        <w:t>Norma regulatória internacional com impacto em compliance de instituições financeiras.</w:t>
+        <w:t>Alteração de norma que afeta o crédito rural, com impacto direto em instituições financeiras e produtores.</w:t>
       </w:r>
     </w:p>
     <w:p>
@@ -1549,7 +2005,7 @@
           <w:color w:val="1A1A1A"/>
           <w:sz w:val="22"/>
         </w:rPr>
-        <w:t xml:space="preserve">Comunicado n° 45.513, 7/7/2026   </w:t>
+        <w:t xml:space="preserve">Comunicado n° 45.522, 8/7/2026   </w:t>
       </w:r>
       <w:r>
         <w:rPr>
@@ -1569,7 +2025,7 @@
           <w:color w:val="4A4A4A"/>
           <w:sz w:val="20"/>
         </w:rPr>
-        <w:t>Divulga nomes de pessoas eleitas ou nomeadas para cargos de administração em instituições autorizadas a funcionar, para fins de objeções.</w:t>
+        <w:t>Divulga o resultado de leilões de swap.</w:t>
       </w:r>
     </w:p>
     <w:p>
@@ -1589,9 +2045,9 @@
           <w:color w:val="888888"/>
           <w:sz w:val="18"/>
         </w:rPr>
-        <w:t xml:space="preserve">2026-07-07T09:32   </w:t>
+        <w:t xml:space="preserve">2026-07-08T11:46   </w:t>
       </w:r>
-      <w:hyperlink r:id="rId21">
+      <w:hyperlink r:id="rId27">
         <w:r>
           <w:rPr>
             <w:color w:val="1A4D2E"/>
@@ -1612,7 +2068,7 @@
           <w:color w:val="888888"/>
           <w:sz w:val="16"/>
         </w:rPr>
-        <w:t>Atualização administrativa relevante para o setor financeiro.</w:t>
+        <w:t>Divulgação de resultados de leilões de swap, com relevância para o mercado financeiro.</w:t>
       </w:r>
     </w:p>
     <w:p>
@@ -1625,7 +2081,7 @@
           <w:color w:val="1A1A1A"/>
           <w:sz w:val="22"/>
         </w:rPr>
-        <w:t xml:space="preserve">Comunicado n° 45.512, 7/7/2026   </w:t>
+        <w:t xml:space="preserve">Comunicado n° 45.521, 8/7/2026   </w:t>
       </w:r>
       <w:r>
         <w:rPr>
@@ -1645,7 +2101,7 @@
           <w:color w:val="4A4A4A"/>
           <w:sz w:val="20"/>
         </w:rPr>
-        <w:t>Divulga nome aprovado de pessoas eleitas/nomeadas para cargos de órgãos estatutários ou contratuais de sociedades autorizadas a funcionar pelo Banco Central.</w:t>
+        <w:t>Divulga a realização de leilão de Swap Cambial Tradicional para fins de rolagem.</w:t>
       </w:r>
     </w:p>
     <w:p>
@@ -1665,9 +2121,9 @@
           <w:color w:val="888888"/>
           <w:sz w:val="18"/>
         </w:rPr>
-        <w:t xml:space="preserve">2026-07-07T09:30   </w:t>
+        <w:t xml:space="preserve">2026-07-08T11:30   </w:t>
       </w:r>
-      <w:hyperlink r:id="rId22">
+      <w:hyperlink r:id="rId28">
         <w:r>
           <w:rPr>
             <w:color w:val="1A4D2E"/>
@@ -1688,7 +2144,7 @@
           <w:color w:val="888888"/>
           <w:sz w:val="16"/>
         </w:rPr>
-        <w:t>Atualização administrativa relevante para o setor financeiro.</w:t>
+        <w:t>Divulgação de leilão de swap cambial, com impacto no mercado de câmbio.</w:t>
       </w:r>
     </w:p>
     <w:p>
@@ -1701,15 +2157,15 @@
           <w:color w:val="1A1A1A"/>
           <w:sz w:val="22"/>
         </w:rPr>
-        <w:t xml:space="preserve">Comunicado n° 45.511, 7/7/2026   </w:t>
+        <w:t xml:space="preserve">Comunicado n° 45.520, 8/7/2026   </w:t>
       </w:r>
       <w:r>
         <w:rPr>
           <w:b/>
-          <w:color w:val="C0392B"/>
+          <w:color w:val="D68910"/>
           <w:sz w:val="16"/>
         </w:rPr>
-        <w:t>[ALTA]</w:t>
+        <w:t>[MÉDIA]</w:t>
       </w:r>
     </w:p>
     <w:p>
@@ -1721,7 +2177,7 @@
           <w:color w:val="4A4A4A"/>
           <w:sz w:val="20"/>
         </w:rPr>
-        <w:t>Divulga as Taxas Básicas Financeiras (TBF), os Redutores "R" e as Taxas Referenciais (TR) relativos a 4, 5 e 6 de julho de 2026.</w:t>
+        <w:t>Divulga a realização de leilão de Swap Cambial Tradicional para fins de rolagem.</w:t>
       </w:r>
     </w:p>
     <w:p>
@@ -1741,7 +2197,83 @@
           <w:color w:val="888888"/>
           <w:sz w:val="18"/>
         </w:rPr>
-        <w:t xml:space="preserve">2026-07-07T09:06   </w:t>
+        <w:t xml:space="preserve">2026-07-08T11:30   </w:t>
+      </w:r>
+      <w:hyperlink r:id="rId29">
+        <w:r>
+          <w:rPr>
+            <w:color w:val="1A4D2E"/>
+            <w:u w:val="single"/>
+            <w:b/>
+          </w:rPr>
+          <w:t>Acessar materia</w:t>
+        </w:r>
+      </w:hyperlink>
+    </w:p>
+    <w:p>
+      <w:pPr>
+        <w:spacing w:after="120"/>
+      </w:pPr>
+      <w:r>
+        <w:rPr>
+          <w:i/>
+          <w:color w:val="888888"/>
+          <w:sz w:val="16"/>
+        </w:rPr>
+        <w:t>Divulgação de leilão de swap cambial, com impacto no mercado de câmbio.</w:t>
+      </w:r>
+    </w:p>
+    <w:p>
+      <w:pPr>
+        <w:spacing w:before="160" w:after="40"/>
+      </w:pPr>
+      <w:r>
+        <w:rPr>
+          <w:b/>
+          <w:color w:val="1A1A1A"/>
+          <w:sz w:val="22"/>
+        </w:rPr>
+        <w:t xml:space="preserve">Instrução Normativa BCB n° 757, 8/7/2026   </w:t>
+      </w:r>
+      <w:r>
+        <w:rPr>
+          <w:b/>
+          <w:color w:val="C0392B"/>
+          <w:sz w:val="16"/>
+        </w:rPr>
+        <w:t>[ALTA]</w:t>
+      </w:r>
+    </w:p>
+    <w:p>
+      <w:pPr>
+        <w:spacing w:after="40"/>
+      </w:pPr>
+      <w:r>
+        <w:rPr>
+          <w:color w:val="4A4A4A"/>
+          <w:sz w:val="20"/>
+        </w:rPr>
+        <w:t>Estabelece procedimentos para a prestação de informações ao Banco Central do Brasil relativas a contas de depósito em moeda estrangeira.</w:t>
+      </w:r>
+    </w:p>
+    <w:p>
+      <w:pPr>
+        <w:spacing w:after="40"/>
+      </w:pPr>
+      <w:r>
+        <w:rPr>
+          <w:b/>
+          <w:color w:val="888888"/>
+          <w:sz w:val="18"/>
+        </w:rPr>
+        <w:t xml:space="preserve">Publicado: </w:t>
+      </w:r>
+      <w:r>
+        <w:rPr>
+          <w:color w:val="888888"/>
+          <w:sz w:val="18"/>
+        </w:rPr>
+        <w:t xml:space="preserve">2026-07-08T10:39   </w:t>
       </w:r>
       <w:hyperlink r:id="rId13">
         <w:r>
@@ -1764,7 +2296,364 @@
           <w:color w:val="888888"/>
           <w:sz w:val="16"/>
         </w:rPr>
-        <w:t>Divulgação de taxas financeiras de referência, crucial para o mercado financeiro.</w:t>
+        <w:t>Norma que estabelece procedimentos para informações sobre contas em moeda estrangeira, com impacto em instituições financeiras e compliance.</w:t>
+      </w:r>
+    </w:p>
+    <w:p>
+      <w:pPr>
+        <w:spacing w:before="160" w:after="40"/>
+      </w:pPr>
+      <w:r>
+        <w:rPr>
+          <w:b/>
+          <w:color w:val="1A1A1A"/>
+          <w:sz w:val="22"/>
+        </w:rPr>
+        <w:t xml:space="preserve">Comunicado n° 45.519, 8/7/2026   </w:t>
+      </w:r>
+      <w:r>
+        <w:rPr>
+          <w:b/>
+          <w:color w:val="D68910"/>
+          <w:sz w:val="16"/>
+        </w:rPr>
+        <w:t>[MÉDIA]</w:t>
+      </w:r>
+    </w:p>
+    <w:p>
+      <w:pPr>
+        <w:spacing w:after="40"/>
+      </w:pPr>
+      <w:r>
+        <w:rPr>
+          <w:color w:val="4A4A4A"/>
+          <w:sz w:val="20"/>
+        </w:rPr>
+        <w:t>Divulga, para fins de recebimento de eventuais objeções, nomes de pessoas eleitas ou nomeadas para ocupar cargos de administração em instituições autorizadas a funcionar.</w:t>
+      </w:r>
+    </w:p>
+    <w:p>
+      <w:pPr>
+        <w:spacing w:after="40"/>
+      </w:pPr>
+      <w:r>
+        <w:rPr>
+          <w:b/>
+          <w:color w:val="888888"/>
+          <w:sz w:val="18"/>
+        </w:rPr>
+        <w:t xml:space="preserve">Publicado: </w:t>
+      </w:r>
+      <w:r>
+        <w:rPr>
+          <w:color w:val="888888"/>
+          <w:sz w:val="18"/>
+        </w:rPr>
+        <w:t xml:space="preserve">2026-07-08T09:53   </w:t>
+      </w:r>
+      <w:hyperlink r:id="rId30">
+        <w:r>
+          <w:rPr>
+            <w:color w:val="1A4D2E"/>
+            <w:u w:val="single"/>
+            <w:b/>
+          </w:rPr>
+          <w:t>Acessar materia</w:t>
+        </w:r>
+      </w:hyperlink>
+    </w:p>
+    <w:p>
+      <w:pPr>
+        <w:spacing w:after="120"/>
+      </w:pPr>
+      <w:r>
+        <w:rPr>
+          <w:i/>
+          <w:color w:val="888888"/>
+          <w:sz w:val="16"/>
+        </w:rPr>
+        <w:t>Divulgação de nomes para cargos de administração em instituições financeiras, importante para governança corporativa.</w:t>
+      </w:r>
+    </w:p>
+    <w:p>
+      <w:pPr>
+        <w:spacing w:before="160" w:after="40"/>
+      </w:pPr>
+      <w:r>
+        <w:rPr>
+          <w:b/>
+          <w:color w:val="1A1A1A"/>
+          <w:sz w:val="22"/>
+        </w:rPr>
+        <w:t xml:space="preserve">Comunicado n° 45.518, 8/7/2026   </w:t>
+      </w:r>
+      <w:r>
+        <w:rPr>
+          <w:b/>
+          <w:color w:val="D68910"/>
+          <w:sz w:val="16"/>
+        </w:rPr>
+        <w:t>[MÉDIA]</w:t>
+      </w:r>
+    </w:p>
+    <w:p>
+      <w:pPr>
+        <w:spacing w:after="40"/>
+      </w:pPr>
+      <w:r>
+        <w:rPr>
+          <w:color w:val="4A4A4A"/>
+          <w:sz w:val="20"/>
+        </w:rPr>
+        <w:t>Divulga nome aprovado de pessoas eleitas/nomeadas para cargos de órgãos estatutários ou contratuais de sociedades autorizadas a funcionar pelo Banco Central do Brasil.</w:t>
+      </w:r>
+    </w:p>
+    <w:p>
+      <w:pPr>
+        <w:spacing w:after="40"/>
+      </w:pPr>
+      <w:r>
+        <w:rPr>
+          <w:b/>
+          <w:color w:val="888888"/>
+          <w:sz w:val="18"/>
+        </w:rPr>
+        <w:t xml:space="preserve">Publicado: </w:t>
+      </w:r>
+      <w:r>
+        <w:rPr>
+          <w:color w:val="888888"/>
+          <w:sz w:val="18"/>
+        </w:rPr>
+        <w:t xml:space="preserve">2026-07-08T09:46   </w:t>
+      </w:r>
+      <w:hyperlink r:id="rId31">
+        <w:r>
+          <w:rPr>
+            <w:color w:val="1A4D2E"/>
+            <w:u w:val="single"/>
+            <w:b/>
+          </w:rPr>
+          <w:t>Acessar materia</w:t>
+        </w:r>
+      </w:hyperlink>
+    </w:p>
+    <w:p>
+      <w:pPr>
+        <w:spacing w:after="120"/>
+      </w:pPr>
+      <w:r>
+        <w:rPr>
+          <w:i/>
+          <w:color w:val="888888"/>
+          <w:sz w:val="16"/>
+        </w:rPr>
+        <w:t>Divulgação de nomes aprovados para cargos em instituições financeiras, importante para governança corporativa.</w:t>
+      </w:r>
+    </w:p>
+    <w:p/>
+    <w:tbl>
+      <w:tblPr>
+        <w:tblW w:type="auto" w:w="0"/>
+        <w:tblLayout w:type="fixed"/>
+        <w:tblLook w:firstColumn="1" w:firstRow="1" w:lastColumn="0" w:lastRow="0" w:noHBand="0" w:noVBand="1" w:val="04A0"/>
+      </w:tblPr>
+      <w:tblGrid>
+        <w:gridCol w:w="9638"/>
+      </w:tblGrid>
+      <w:tr>
+        <w:tc>
+          <w:tcPr>
+            <w:tcW w:type="dxa" w:w="9638"/>
+            <w:shd w:val="clear" w:color="auto" w:fill="1A4D2E"/>
+          </w:tcPr>
+          <w:p>
+            <w:pPr>
+              <w:spacing w:before="120" w:after="40"/>
+            </w:pPr>
+            <w:r>
+              <w:rPr>
+                <w:b w:val="0"/>
+                <w:color w:val="FFFFFF"/>
+                <w:sz w:val="32"/>
+              </w:rPr>
+              <w:t>Legislação Federal</w:t>
+            </w:r>
+          </w:p>
+        </w:tc>
+      </w:tr>
+    </w:tbl>
+    <w:p>
+      <w:pPr>
+        <w:spacing w:before="240" w:after="80"/>
+      </w:pPr>
+      <w:r>
+        <w:rPr>
+          <w:b/>
+          <w:color w:val="1A4D2E"/>
+          <w:sz w:val="20"/>
+        </w:rPr>
+        <w:t>DESTAQUES DO D.O.U.</w:t>
+      </w:r>
+    </w:p>
+    <w:p>
+      <w:pPr>
+        <w:spacing w:before="0" w:after="40"/>
+        <w:pBdr>
+          <w:bottom w:val="single" w:sz="8" w:space="1" w:color="1A4D2E"/>
+        </w:pBdr>
+      </w:pPr>
+    </w:p>
+    <w:p>
+      <w:pPr>
+        <w:spacing w:before="160" w:after="40"/>
+      </w:pPr>
+      <w:r>
+        <w:rPr>
+          <w:b/>
+          <w:color w:val="1A1A1A"/>
+          <w:sz w:val="22"/>
+        </w:rPr>
+        <w:t xml:space="preserve">RETIFICAÇÃO   </w:t>
+      </w:r>
+      <w:r>
+        <w:rPr>
+          <w:b/>
+          <w:color w:val="7F8C8D"/>
+          <w:sz w:val="16"/>
+        </w:rPr>
+        <w:t>[BAIXA]</w:t>
+      </w:r>
+    </w:p>
+    <w:p>
+      <w:pPr>
+        <w:spacing w:after="40"/>
+      </w:pPr>
+      <w:r>
+        <w:rPr>
+          <w:color w:val="4A4A4A"/>
+          <w:sz w:val="20"/>
+        </w:rPr>
+        <w:t>Retificação no Decreto nº 13.015, de 10 de junho de 2026, referente às assinaturas.</w:t>
+      </w:r>
+    </w:p>
+    <w:p>
+      <w:pPr>
+        <w:spacing w:after="40"/>
+      </w:pPr>
+      <w:r>
+        <w:rPr>
+          <w:b/>
+          <w:color w:val="888888"/>
+          <w:sz w:val="18"/>
+        </w:rPr>
+        <w:t xml:space="preserve">Publicado: </w:t>
+      </w:r>
+      <w:r>
+        <w:rPr>
+          <w:color w:val="888888"/>
+          <w:sz w:val="18"/>
+        </w:rPr>
+        <w:t xml:space="preserve">2026-07-09   </w:t>
+      </w:r>
+      <w:hyperlink r:id="rId32">
+        <w:r>
+          <w:rPr>
+            <w:color w:val="1A4D2E"/>
+            <w:u w:val="single"/>
+            <w:b/>
+          </w:rPr>
+          <w:t>Acessar materia</w:t>
+        </w:r>
+      </w:hyperlink>
+    </w:p>
+    <w:p>
+      <w:pPr>
+        <w:spacing w:after="120"/>
+      </w:pPr>
+      <w:r>
+        <w:rPr>
+          <w:i/>
+          <w:color w:val="888888"/>
+          <w:sz w:val="16"/>
+        </w:rPr>
+        <w:t>Retificação de decreto anterior, de natureza administrativa.</w:t>
+      </w:r>
+    </w:p>
+    <w:p>
+      <w:pPr>
+        <w:spacing w:before="160" w:after="40"/>
+      </w:pPr>
+      <w:r>
+        <w:rPr>
+          <w:b/>
+          <w:color w:val="1A1A1A"/>
+          <w:sz w:val="22"/>
+        </w:rPr>
+        <w:t xml:space="preserve">DESPACHOS DO PRESIDENTE DA REPÚBLICA   </w:t>
+      </w:r>
+      <w:r>
+        <w:rPr>
+          <w:b/>
+          <w:color w:val="7F8C8D"/>
+          <w:sz w:val="16"/>
+        </w:rPr>
+        <w:t>[BAIXA]</w:t>
+      </w:r>
+    </w:p>
+    <w:p>
+      <w:pPr>
+        <w:spacing w:after="40"/>
+      </w:pPr>
+      <w:r>
+        <w:rPr>
+          <w:color w:val="4A4A4A"/>
+          <w:sz w:val="20"/>
+        </w:rPr>
+        <w:t>Despachos presidenciais referentes à restituição de autógrafos de Projetos de Lei ao Congresso Nacional, que se transformam nas Leis nº 15.462 e nº 15.463, de 8 de julho de 2026.</w:t>
+      </w:r>
+    </w:p>
+    <w:p>
+      <w:pPr>
+        <w:spacing w:after="40"/>
+      </w:pPr>
+      <w:r>
+        <w:rPr>
+          <w:b/>
+          <w:color w:val="888888"/>
+          <w:sz w:val="18"/>
+        </w:rPr>
+        <w:t xml:space="preserve">Publicado: </w:t>
+      </w:r>
+      <w:r>
+        <w:rPr>
+          <w:color w:val="888888"/>
+          <w:sz w:val="18"/>
+        </w:rPr>
+        <w:t xml:space="preserve">2026-07-09   </w:t>
+      </w:r>
+      <w:hyperlink r:id="rId33">
+        <w:r>
+          <w:rPr>
+            <w:color w:val="1A4D2E"/>
+            <w:u w:val="single"/>
+            <w:b/>
+          </w:rPr>
+          <w:t>Acessar materia</w:t>
+        </w:r>
+      </w:hyperlink>
+    </w:p>
+    <w:p>
+      <w:pPr>
+        <w:spacing w:after="120"/>
+      </w:pPr>
+      <w:r>
+        <w:rPr>
+          <w:i/>
+          <w:color w:val="888888"/>
+          <w:sz w:val="16"/>
+        </w:rPr>
+        <w:t>Despachos administrativos sobre o processo legislativo, sem impacto direto a clientes corporativos.</w:t>
       </w:r>
     </w:p>
     <w:p/>
@@ -1830,15 +2719,15 @@
           <w:color w:val="1A1A1A"/>
           <w:sz w:val="22"/>
         </w:rPr>
-        <w:t xml:space="preserve">Workshop debate Governança dos Gastos Tributários   </w:t>
+        <w:t xml:space="preserve">Receita Federal envia comunicações a contribuintes com Selo Sintonia A+   </w:t>
       </w:r>
       <w:r>
         <w:rPr>
           <w:b/>
-          <w:color w:val="C0392B"/>
+          <w:color w:val="D68910"/>
           <w:sz w:val="16"/>
         </w:rPr>
-        <w:t>[ALTA]</w:t>
+        <w:t>[MÉDIA]</w:t>
       </w:r>
     </w:p>
     <w:p>
@@ -1850,7 +2739,7 @@
           <w:color w:val="4A4A4A"/>
           <w:sz w:val="20"/>
         </w:rPr>
-        <w:t>Evento reuniu representantes para discutir contribuições à regulamentação da Lei Complementar nº 224/2025 e ao fortalecimento da governança dos gastos tributários.</w:t>
+        <w:t>Público com essa classificação será informado sobre eventual existência de débitos em aberto pela Receita Federal.</w:t>
       </w:r>
     </w:p>
     <w:p>
@@ -1870,9 +2759,9 @@
           <w:color w:val="888888"/>
           <w:sz w:val="18"/>
         </w:rPr>
-        <w:t xml:space="preserve">2026-07-07   </w:t>
+        <w:t xml:space="preserve">2026-07-08   </w:t>
       </w:r>
-      <w:hyperlink r:id="rId23">
+      <w:hyperlink r:id="rId34">
         <w:r>
           <w:rPr>
             <w:color w:val="1A4D2E"/>
@@ -1893,7 +2782,7 @@
           <w:color w:val="888888"/>
           <w:sz w:val="16"/>
         </w:rPr>
-        <w:t>Discussão sobre regulamentação de lei complementar e governança tributária, com potencial impacto em políticas fiscais.</w:t>
+        <w:t>Comunicações da Receita Federal sobre débitos, relevante para compliance fiscal de empresas.</w:t>
       </w:r>
     </w:p>
     <w:p>
@@ -1906,15 +2795,15 @@
           <w:color w:val="1A1A1A"/>
           <w:sz w:val="22"/>
         </w:rPr>
-        <w:t xml:space="preserve">Consulta sobre a restituição automática (cashback) pode ser feita a partir desta quarta (8/7) no site da Receita   </w:t>
+        <w:t xml:space="preserve">Receita Federal divulga orientações sobre Adicional da CSLL prevista nas Regras GloBE   </w:t>
       </w:r>
       <w:r>
         <w:rPr>
           <w:b/>
-          <w:color w:val="D68910"/>
+          <w:color w:val="C0392B"/>
           <w:sz w:val="16"/>
         </w:rPr>
-        <w:t>[MÉDIA]</w:t>
+        <w:t>[ALTA]</w:t>
       </w:r>
     </w:p>
     <w:p>
@@ -1926,7 +2815,7 @@
           <w:color w:val="4A4A4A"/>
           <w:sz w:val="20"/>
         </w:rPr>
-        <w:t>Informação sobre a consulta da restituição automática (cashback) do IRPF, com pagamento previsto para 15/7.</w:t>
+        <w:t>Entidades constituintes devem atentar para normas sobre o pagamento, prestação de informações na DCTFWeb e entrega da obrigação acessória, conforme as Regras GloBE.</w:t>
       </w:r>
     </w:p>
     <w:p>
@@ -1946,9 +2835,9 @@
           <w:color w:val="888888"/>
           <w:sz w:val="18"/>
         </w:rPr>
-        <w:t xml:space="preserve">2026-07-07   </w:t>
+        <w:t xml:space="preserve">2026-07-08   </w:t>
       </w:r>
-      <w:hyperlink r:id="rId24">
+      <w:hyperlink r:id="rId35">
         <w:r>
           <w:rPr>
             <w:color w:val="1A4D2E"/>
@@ -1969,7 +2858,83 @@
           <w:color w:val="888888"/>
           <w:sz w:val="16"/>
         </w:rPr>
-        <w:t>Comunicado sobre serviço público com impacto direto em contribuintes e empresas.</w:t>
+        <w:t>Orientações sobre adicional da CSLL e regras GloBE, com impacto direto em empresas e obrigações fiscais.</w:t>
+      </w:r>
+    </w:p>
+    <w:p>
+      <w:pPr>
+        <w:spacing w:before="160" w:after="40"/>
+      </w:pPr>
+      <w:r>
+        <w:rPr>
+          <w:b/>
+          <w:color w:val="1A1A1A"/>
+          <w:sz w:val="22"/>
+        </w:rPr>
+        <w:t xml:space="preserve">Ação integrada combate organização criminosa responsável pela exploração de bets ilegais na Paraíba   </w:t>
+      </w:r>
+      <w:r>
+        <w:rPr>
+          <w:b/>
+          <w:color w:val="D68910"/>
+          <w:sz w:val="16"/>
+        </w:rPr>
+        <w:t>[MÉDIA]</w:t>
+      </w:r>
+    </w:p>
+    <w:p>
+      <w:pPr>
+        <w:spacing w:after="40"/>
+      </w:pPr>
+      <w:r>
+        <w:rPr>
+          <w:color w:val="4A4A4A"/>
+          <w:sz w:val="20"/>
+        </w:rPr>
+        <w:t>Operação conjunta resultou no bloqueio de R$ 100 milhões em combate à exploração de apostas ilegais na Paraíba.</w:t>
+      </w:r>
+    </w:p>
+    <w:p>
+      <w:pPr>
+        <w:spacing w:after="40"/>
+      </w:pPr>
+      <w:r>
+        <w:rPr>
+          <w:b/>
+          <w:color w:val="888888"/>
+          <w:sz w:val="18"/>
+        </w:rPr>
+        <w:t xml:space="preserve">Publicado: </w:t>
+      </w:r>
+      <w:r>
+        <w:rPr>
+          <w:color w:val="888888"/>
+          <w:sz w:val="18"/>
+        </w:rPr>
+        <w:t xml:space="preserve">2026-07-08   </w:t>
+      </w:r>
+      <w:hyperlink r:id="rId36">
+        <w:r>
+          <w:rPr>
+            <w:color w:val="1A4D2E"/>
+            <w:u w:val="single"/>
+            <w:b/>
+          </w:rPr>
+          <w:t>Acessar materia</w:t>
+        </w:r>
+      </w:hyperlink>
+    </w:p>
+    <w:p>
+      <w:pPr>
+        <w:spacing w:after="120"/>
+      </w:pPr>
+      <w:r>
+        <w:rPr>
+          <w:i/>
+          <w:color w:val="888888"/>
+          <w:sz w:val="16"/>
+        </w:rPr>
+        <w:t>Notícia sobre operação de combate a crimes financeiros, relevante para o ambiente de negócios e compliance.</w:t>
       </w:r>
     </w:p>
     <w:p/>
@@ -2022,7 +2987,7 @@
           <w:color w:val="4A4A4A"/>
           <w:sz w:val="18"/>
         </w:rPr>
-        <w:t>MME | Notícias - Nenhuma publicação encontrada na janela temporal.</w:t>
+        <w:t>B3 | Ofícios e Comunicados - Nenhuma publicação encontrada na janela temporal.</w:t>
       </w:r>
     </w:p>
     <w:p>
@@ -2034,7 +2999,31 @@
           <w:color w:val="4A4A4A"/>
           <w:sz w:val="18"/>
         </w:rPr>
-        <w:t>ONS | Notícias - A fonte explicitamente indica 'Nenhum item encontrado' para o período.</w:t>
+        <w:t>ANP | Notícias - Nenhuma publicação encontrada na janela temporal.</w:t>
+      </w:r>
+    </w:p>
+    <w:p>
+      <w:pPr>
+        <w:pStyle w:val="ListBullet"/>
+      </w:pPr>
+      <w:r>
+        <w:rPr>
+          <w:color w:val="4A4A4A"/>
+          <w:sz w:val="18"/>
+        </w:rPr>
+        <w:t>ONS | Notícias - Nenhuma publicação encontrada na janela temporal.</w:t>
+      </w:r>
+    </w:p>
+    <w:p>
+      <w:pPr>
+        <w:pStyle w:val="ListBullet"/>
+      </w:pPr>
+      <w:r>
+        <w:rPr>
+          <w:color w:val="4A4A4A"/>
+          <w:sz w:val="18"/>
+        </w:rPr>
+        <w:t>ANEEL | Últimas Notícias - Nenhuma publicação encontrada na janela temporal.</w:t>
       </w:r>
     </w:p>
     <w:p>
@@ -2058,7 +3047,7 @@
           <w:color w:val="4A4A4A"/>
           <w:sz w:val="18"/>
         </w:rPr>
-        <w:t>Ministério da Agricultura | Notícias - Nenhuma publicação encontrada na janela temporal.</w:t>
+        <w:t>COAF | Notícias - Nenhuma publicação encontrada na janela temporal.</w:t>
       </w:r>
     </w:p>
     <w:p>
@@ -2070,7 +3059,19 @@
           <w:color w:val="4A4A4A"/>
           <w:sz w:val="18"/>
         </w:rPr>
-        <w:t>COAF | Notícias - Nenhuma publicação encontrada na janela temporal.</w:t>
+        <w:t>INPI | Notícias - A única publicação recente está fora da janela temporal (após 2026-07-09T10:51).</w:t>
+      </w:r>
+    </w:p>
+    <w:p>
+      <w:pPr>
+        <w:pStyle w:val="ListBullet"/>
+      </w:pPr>
+      <w:r>
+        <w:rPr>
+          <w:color w:val="4A4A4A"/>
+          <w:sz w:val="18"/>
+        </w:rPr>
+        <w:t>ANM | Notícias - A única publicação recente está fora da janela temporal (após 2026-07-09T10:51).</w:t>
       </w:r>
     </w:p>
     <w:p>
@@ -2092,7 +3093,7 @@
           <w:color w:val="4A4A4A"/>
           <w:sz w:val="18"/>
         </w:rPr>
-        <w:t>Receita Federal | Normas - A página contém apenas filtros de busca e não exibe resultados de normas diretamente.</w:t>
+        <w:t>Receita Federal | Normas - A fonte é uma interface de busca e não apresenta conteúdo recente diretamente extraível.</w:t>
       </w:r>
     </w:p>
     <w:p>
@@ -2114,7 +3115,7 @@
           <w:color w:val="4A4A4A"/>
           <w:sz w:val="18"/>
         </w:rPr>
-        <w:t>CGU | Notícias - Conteúdo restrito, requer autenticação para visualização.</w:t>
+        <w:t>CGU | Notícias - Conteúdo restrito, requer autenticação.</w:t>
       </w:r>
     </w:p>
     <w:p>
@@ -2126,19 +3127,7 @@
           <w:color w:val="4A4A4A"/>
           <w:sz w:val="18"/>
         </w:rPr>
-        <w:t>Ministério do Meio Ambiente | Notícias - Conteúdo restrito, requer autenticação para visualização.</w:t>
-      </w:r>
-    </w:p>
-    <w:p>
-      <w:pPr>
-        <w:pStyle w:val="ListBullet"/>
-      </w:pPr>
-      <w:r>
-        <w:rPr>
-          <w:color w:val="4A4A4A"/>
-          <w:sz w:val="18"/>
-        </w:rPr>
-        <w:t>SENACON | Notícias - Conteúdo restrito, requer autenticação para visualização.</w:t>
+        <w:t>Ministério do Meio Ambiente | Notícias - Conteúdo restrito, requer autenticação.</w:t>
       </w:r>
     </w:p>
     <w:p/>
@@ -2186,7 +3175,7 @@
           <w:color w:val="888888"/>
           <w:sz w:val="16"/>
         </w:rPr>
-        <w:t>Janela analisada: 2026-07-07T00:00 ate 2026-07-08T09:22</w:t>
+        <w:t>Janela analisada: 2026-07-08T00:00 ate 2026-07-09T10:51</w:t>
       </w:r>
     </w:p>
     <w:sectPr>

--- a/output/boletim_tributario.docx
+++ b/output/boletim_tributario.docx
@@ -52,7 +52,7 @@
                 <w:color w:val="FFFFFF"/>
                 <w:sz w:val="28"/>
               </w:rPr>
-              <w:t>9 de julho de 2026</w:t>
+              <w:t>10 de julho de 2026</w:t>
             </w:r>
           </w:p>
         </w:tc>
@@ -87,7 +87,7 @@
                 <w:color w:val="1A4D2E"/>
                 <w:sz w:val="56"/>
               </w:rPr>
-              <w:t>28</w:t>
+              <w:t>14</w:t>
             </w:r>
           </w:p>
         </w:tc>
@@ -106,7 +106,7 @@
                 <w:color w:val="C0392B"/>
                 <w:sz w:val="56"/>
               </w:rPr>
-              <w:t>6</w:t>
+              <w:t>4</w:t>
             </w:r>
           </w:p>
         </w:tc>
@@ -125,7 +125,7 @@
                 <w:color w:val="D68910"/>
                 <w:sz w:val="56"/>
               </w:rPr>
-              <w:t>14</w:t>
+              <w:t>10</w:t>
             </w:r>
           </w:p>
         </w:tc>
@@ -144,7 +144,7 @@
                 <w:color w:val="7F8C8D"/>
                 <w:sz w:val="56"/>
               </w:rPr>
-              <w:t>8</w:t>
+              <w:t>0</w:t>
             </w:r>
           </w:p>
         </w:tc>
@@ -346,7 +346,7 @@
                   <w:u w:val="single"/>
                   <w:b/>
                 </w:rPr>
-                <w:t>Comunicado n° 45.526, 9/7/2026</w:t>
+                <w:t>Comunicado n° 45.535, 10/7/2026</w:t>
               </w:r>
             </w:hyperlink>
           </w:p>
@@ -359,7 +359,7 @@
                 <w:color w:val="4A4A4A"/>
                 <w:sz w:val="18"/>
               </w:rPr>
-              <w:t>Divulga a Taxa Básica Financeira (TBF), o Redutor 'R' e a Taxa Referencial (TR) relativos a 8 de julho de 2026.</w:t>
+              <w:t>Divulga a Taxa Básica Financeira (TBF), o Redutor "R" e a Taxa Referencial (TR) relativos a 9 de julho de 2026.</w:t>
             </w:r>
           </w:p>
         </w:tc>
@@ -404,7 +404,65 @@
                   <w:u w:val="single"/>
                   <w:b/>
                 </w:rPr>
-                <w:t>Comunicado n° 45.525, 8/7/2026</w:t>
+                <w:t>Comunicado n° 45.534, 9/7/2026</w:t>
+              </w:r>
+            </w:hyperlink>
+          </w:p>
+          <w:p>
+            <w:pPr>
+              <w:spacing w:after="120"/>
+            </w:pPr>
+            <w:r>
+              <w:rPr>
+                <w:color w:val="4A4A4A"/>
+                <w:sz w:val="18"/>
+              </w:rPr>
+              <w:t>Divulga condições para a realização de operações compromissadas com instituições financeiras participantes do módulo Oferta Pública (Ofpub).</w:t>
+            </w:r>
+          </w:p>
+        </w:tc>
+      </w:tr>
+    </w:tbl>
+    <w:tbl>
+      <w:tblPr>
+        <w:tblW w:type="auto" w:w="0"/>
+        <w:tblLayout w:type="fixed"/>
+        <w:tblLook w:firstColumn="1" w:firstRow="1" w:lastColumn="0" w:lastRow="0" w:noHBand="0" w:noVBand="1" w:val="04A0"/>
+      </w:tblPr>
+      <w:tblGrid>
+        <w:gridCol w:w="9638"/>
+      </w:tblGrid>
+      <w:tr>
+        <w:tc>
+          <w:tcPr>
+            <w:tcW w:type="dxa" w:w="9638"/>
+            <w:shd w:val="clear" w:color="auto" w:fill="F0F7F2"/>
+          </w:tcPr>
+          <w:p>
+            <w:pPr>
+              <w:spacing w:before="120" w:after="40"/>
+            </w:pPr>
+            <w:r>
+              <w:rPr>
+                <w:b/>
+                <w:color w:val="1A4D2E"/>
+                <w:sz w:val="16"/>
+              </w:rPr>
+              <w:t>BANCO CENTRAL | NORMAS</w:t>
+            </w:r>
+          </w:p>
+          <w:p>
+            <w:pPr>
+              <w:spacing w:after="40"/>
+            </w:pPr>
+            <w:hyperlink r:id="rId11">
+              <w:r>
+                <w:rPr>
+                  <w:color w:val="1A1A1A"/>
+                  <w:u w:val="single"/>
+                  <w:b/>
+                </w:rPr>
+                <w:t>Comunicado n° 45.533, 9/7/2026</w:t>
               </w:r>
             </w:hyperlink>
           </w:p>
@@ -455,14 +513,14 @@
             <w:pPr>
               <w:spacing w:after="40"/>
             </w:pPr>
-            <w:hyperlink r:id="rId11">
+            <w:hyperlink r:id="rId12">
               <w:r>
                 <w:rPr>
                   <w:color w:val="1A1A1A"/>
                   <w:u w:val="single"/>
                   <w:b/>
                 </w:rPr>
-                <w:t>Comunicado n° 45.524, 8/7/2026</w:t>
+                <w:t>Instrução Normativa BCB n° 761, 9/7/2026</w:t>
               </w:r>
             </w:hyperlink>
           </w:p>
@@ -475,865 +533,12 @@
                 <w:color w:val="4A4A4A"/>
                 <w:sz w:val="18"/>
               </w:rPr>
-              <w:t>Divulga condições para a realização de operações compromissadas com instituições financeiras participantes do módulo Oferta Pública (Ofpub).</w:t>
+              <w:t>Divulga orientações sobre medidas reforçadas para instituições financeiras em operações com países com deficiências nas recomendações do Gafi.</w:t>
             </w:r>
           </w:p>
         </w:tc>
       </w:tr>
     </w:tbl>
-    <w:tbl>
-      <w:tblPr>
-        <w:tblW w:type="auto" w:w="0"/>
-        <w:tblLayout w:type="fixed"/>
-        <w:tblLook w:firstColumn="1" w:firstRow="1" w:lastColumn="0" w:lastRow="0" w:noHBand="0" w:noVBand="1" w:val="04A0"/>
-      </w:tblPr>
-      <w:tblGrid>
-        <w:gridCol w:w="9638"/>
-      </w:tblGrid>
-      <w:tr>
-        <w:tc>
-          <w:tcPr>
-            <w:tcW w:type="dxa" w:w="9638"/>
-            <w:shd w:val="clear" w:color="auto" w:fill="F0F7F2"/>
-          </w:tcPr>
-          <w:p>
-            <w:pPr>
-              <w:spacing w:before="120" w:after="40"/>
-            </w:pPr>
-            <w:r>
-              <w:rPr>
-                <w:b/>
-                <w:color w:val="1A4D2E"/>
-                <w:sz w:val="16"/>
-              </w:rPr>
-              <w:t>BANCO CENTRAL | NORMAS</w:t>
-            </w:r>
-          </w:p>
-          <w:p>
-            <w:pPr>
-              <w:spacing w:after="40"/>
-            </w:pPr>
-            <w:hyperlink r:id="rId12">
-              <w:r>
-                <w:rPr>
-                  <w:color w:val="1A1A1A"/>
-                  <w:u w:val="single"/>
-                  <w:b/>
-                </w:rPr>
-                <w:t>Instrução Normativa BCB n° 758, 8/7/2026</w:t>
-              </w:r>
-            </w:hyperlink>
-          </w:p>
-          <w:p>
-            <w:pPr>
-              <w:spacing w:after="120"/>
-            </w:pPr>
-            <w:r>
-              <w:rPr>
-                <w:color w:val="4A4A4A"/>
-                <w:sz w:val="18"/>
-              </w:rPr>
-              <w:t>Altera o Manual de Crédito Rural (MCR) para ajustar prazos e orientar instituições financeiras sobre procedimentos de reversão de desclassificação no Sicor.</w:t>
-            </w:r>
-          </w:p>
-        </w:tc>
-      </w:tr>
-    </w:tbl>
-    <w:tbl>
-      <w:tblPr>
-        <w:tblW w:type="auto" w:w="0"/>
-        <w:tblLayout w:type="fixed"/>
-        <w:tblLook w:firstColumn="1" w:firstRow="1" w:lastColumn="0" w:lastRow="0" w:noHBand="0" w:noVBand="1" w:val="04A0"/>
-      </w:tblPr>
-      <w:tblGrid>
-        <w:gridCol w:w="9638"/>
-      </w:tblGrid>
-      <w:tr>
-        <w:tc>
-          <w:tcPr>
-            <w:tcW w:type="dxa" w:w="9638"/>
-            <w:shd w:val="clear" w:color="auto" w:fill="F0F7F2"/>
-          </w:tcPr>
-          <w:p>
-            <w:pPr>
-              <w:spacing w:before="120" w:after="40"/>
-            </w:pPr>
-            <w:r>
-              <w:rPr>
-                <w:b/>
-                <w:color w:val="1A4D2E"/>
-                <w:sz w:val="16"/>
-              </w:rPr>
-              <w:t>BANCO CENTRAL | NORMAS</w:t>
-            </w:r>
-          </w:p>
-          <w:p>
-            <w:pPr>
-              <w:spacing w:after="40"/>
-            </w:pPr>
-            <w:hyperlink r:id="rId13">
-              <w:r>
-                <w:rPr>
-                  <w:color w:val="1A1A1A"/>
-                  <w:u w:val="single"/>
-                  <w:b/>
-                </w:rPr>
-                <w:t>Instrução Normativa BCB n° 757, 8/7/2026</w:t>
-              </w:r>
-            </w:hyperlink>
-          </w:p>
-          <w:p>
-            <w:pPr>
-              <w:spacing w:after="120"/>
-            </w:pPr>
-            <w:r>
-              <w:rPr>
-                <w:color w:val="4A4A4A"/>
-                <w:sz w:val="18"/>
-              </w:rPr>
-              <w:t>Estabelece procedimentos para a prestação de informações ao Banco Central do Brasil relativas a contas de depósito em moeda estrangeira.</w:t>
-            </w:r>
-          </w:p>
-        </w:tc>
-      </w:tr>
-    </w:tbl>
-    <w:p/>
-    <w:tbl>
-      <w:tblPr>
-        <w:tblW w:type="auto" w:w="0"/>
-        <w:tblLayout w:type="fixed"/>
-        <w:tblLook w:firstColumn="1" w:firstRow="1" w:lastColumn="0" w:lastRow="0" w:noHBand="0" w:noVBand="1" w:val="04A0"/>
-      </w:tblPr>
-      <w:tblGrid>
-        <w:gridCol w:w="9638"/>
-      </w:tblGrid>
-      <w:tr>
-        <w:tc>
-          <w:tcPr>
-            <w:tcW w:type="dxa" w:w="9638"/>
-            <w:shd w:val="clear" w:color="auto" w:fill="1A4D2E"/>
-          </w:tcPr>
-          <w:p>
-            <w:pPr>
-              <w:spacing w:before="120" w:after="40"/>
-            </w:pPr>
-            <w:r>
-              <w:rPr>
-                <w:b w:val="0"/>
-                <w:color w:val="FFFFFF"/>
-                <w:sz w:val="32"/>
-              </w:rPr>
-              <w:t>Legislacao Federal</w:t>
-            </w:r>
-          </w:p>
-        </w:tc>
-      </w:tr>
-    </w:tbl>
-    <w:p>
-      <w:pPr>
-        <w:spacing w:before="240" w:after="80"/>
-      </w:pPr>
-      <w:r>
-        <w:rPr>
-          <w:b/>
-          <w:color w:val="1A4D2E"/>
-          <w:sz w:val="20"/>
-        </w:rPr>
-        <w:t>PLANALTO | RESENHA DIARIA</w:t>
-      </w:r>
-    </w:p>
-    <w:p>
-      <w:pPr>
-        <w:spacing w:before="0" w:after="40"/>
-        <w:pBdr>
-          <w:bottom w:val="single" w:sz="8" w:space="1" w:color="1A4D2E"/>
-        </w:pBdr>
-      </w:pPr>
-    </w:p>
-    <w:p>
-      <w:pPr>
-        <w:spacing w:before="160" w:after="40"/>
-      </w:pPr>
-      <w:r>
-        <w:rPr>
-          <w:b/>
-          <w:color w:val="1A1A1A"/>
-          <w:sz w:val="22"/>
-        </w:rPr>
-        <w:t xml:space="preserve">Lei nº 15.463, de 8.7.2026   </w:t>
-      </w:r>
-      <w:r>
-        <w:rPr>
-          <w:b/>
-          <w:color w:val="7F8C8D"/>
-          <w:sz w:val="16"/>
-        </w:rPr>
-        <w:t>[BAIXA]</w:t>
-      </w:r>
-    </w:p>
-    <w:p>
-      <w:pPr>
-        <w:spacing w:after="40"/>
-      </w:pPr>
-      <w:r>
-        <w:rPr>
-          <w:color w:val="4A4A4A"/>
-          <w:sz w:val="20"/>
-        </w:rPr>
-        <w:t>Institui o Dia Nacional dos Congados e Reinados, a ser comemorado anualmente em 7 de outubro.</w:t>
-      </w:r>
-    </w:p>
-    <w:p>
-      <w:pPr>
-        <w:spacing w:after="40"/>
-      </w:pPr>
-      <w:r>
-        <w:rPr>
-          <w:b/>
-          <w:color w:val="888888"/>
-          <w:sz w:val="18"/>
-        </w:rPr>
-        <w:t xml:space="preserve">Publicado: </w:t>
-      </w:r>
-      <w:r>
-        <w:rPr>
-          <w:color w:val="888888"/>
-          <w:sz w:val="18"/>
-        </w:rPr>
-        <w:t xml:space="preserve">2026-07-09   </w:t>
-      </w:r>
-      <w:hyperlink r:id="rId14">
-        <w:r>
-          <w:rPr>
-            <w:color w:val="1A4D2E"/>
-            <w:u w:val="single"/>
-            <w:b/>
-          </w:rPr>
-          <w:t>Acessar materia</w:t>
-        </w:r>
-      </w:hyperlink>
-    </w:p>
-    <w:p>
-      <w:pPr>
-        <w:spacing w:after="120"/>
-      </w:pPr>
-      <w:r>
-        <w:rPr>
-          <w:i/>
-          <w:color w:val="888888"/>
-          <w:sz w:val="16"/>
-        </w:rPr>
-        <w:t>Institui data comemorativa, sem impacto direto a clientes corporativos.</w:t>
-      </w:r>
-    </w:p>
-    <w:p>
-      <w:pPr>
-        <w:spacing w:before="160" w:after="40"/>
-      </w:pPr>
-      <w:r>
-        <w:rPr>
-          <w:b/>
-          <w:color w:val="1A1A1A"/>
-          <w:sz w:val="22"/>
-        </w:rPr>
-        <w:t xml:space="preserve">Lei nº 15.462, de 8.7.2026   </w:t>
-      </w:r>
-      <w:r>
-        <w:rPr>
-          <w:b/>
-          <w:color w:val="D68910"/>
-          <w:sz w:val="16"/>
-        </w:rPr>
-        <w:t>[MÉDIA]</w:t>
-      </w:r>
-    </w:p>
-    <w:p>
-      <w:pPr>
-        <w:spacing w:after="40"/>
-      </w:pPr>
-      <w:r>
-        <w:rPr>
-          <w:color w:val="4A4A4A"/>
-          <w:sz w:val="20"/>
-        </w:rPr>
-        <w:t>Altera a Lei de Diretrizes e Bases da Educação Nacional (Lei nº 9.394/1996) para especificar atividades de aperfeiçoamento profissional continuado dos profissionais da educação básica pública.</w:t>
-      </w:r>
-    </w:p>
-    <w:p>
-      <w:pPr>
-        <w:spacing w:after="40"/>
-      </w:pPr>
-      <w:r>
-        <w:rPr>
-          <w:b/>
-          <w:color w:val="888888"/>
-          <w:sz w:val="18"/>
-        </w:rPr>
-        <w:t xml:space="preserve">Publicado: </w:t>
-      </w:r>
-      <w:r>
-        <w:rPr>
-          <w:color w:val="888888"/>
-          <w:sz w:val="18"/>
-        </w:rPr>
-        <w:t xml:space="preserve">2026-07-09   </w:t>
-      </w:r>
-      <w:hyperlink r:id="rId15">
-        <w:r>
-          <w:rPr>
-            <w:color w:val="1A4D2E"/>
-            <w:u w:val="single"/>
-            <w:b/>
-          </w:rPr>
-          <w:t>Acessar materia</w:t>
-        </w:r>
-      </w:hyperlink>
-    </w:p>
-    <w:p>
-      <w:pPr>
-        <w:spacing w:after="120"/>
-      </w:pPr>
-      <w:r>
-        <w:rPr>
-          <w:i/>
-          <w:color w:val="888888"/>
-          <w:sz w:val="16"/>
-        </w:rPr>
-        <w:t>Alteração de legislação educacional com impacto em profissionais da educação.</w:t>
-      </w:r>
-    </w:p>
-    <w:p>
-      <w:pPr>
-        <w:spacing w:before="160" w:after="40"/>
-      </w:pPr>
-      <w:r>
-        <w:rPr>
-          <w:b/>
-          <w:color w:val="1A1A1A"/>
-          <w:sz w:val="22"/>
-        </w:rPr>
-        <w:t xml:space="preserve">Lei nº 15.461, de 7.7.2026   </w:t>
-      </w:r>
-      <w:r>
-        <w:rPr>
-          <w:b/>
-          <w:color w:val="7F8C8D"/>
-          <w:sz w:val="16"/>
-        </w:rPr>
-        <w:t>[BAIXA]</w:t>
-      </w:r>
-    </w:p>
-    <w:p>
-      <w:pPr>
-        <w:spacing w:after="40"/>
-      </w:pPr>
-      <w:r>
-        <w:rPr>
-          <w:color w:val="4A4A4A"/>
-          <w:sz w:val="20"/>
-        </w:rPr>
-        <w:t>Confere o título de Capital Nacional da Maior Onda do Brasil ao Município de Jaguaruna, no Estado de Santa Catarina.</w:t>
-      </w:r>
-    </w:p>
-    <w:p>
-      <w:pPr>
-        <w:spacing w:after="40"/>
-      </w:pPr>
-      <w:r>
-        <w:rPr>
-          <w:b/>
-          <w:color w:val="888888"/>
-          <w:sz w:val="18"/>
-        </w:rPr>
-        <w:t xml:space="preserve">Publicado: </w:t>
-      </w:r>
-      <w:r>
-        <w:rPr>
-          <w:color w:val="888888"/>
-          <w:sz w:val="18"/>
-        </w:rPr>
-        <w:t xml:space="preserve">2026-07-08   </w:t>
-      </w:r>
-      <w:hyperlink r:id="rId16">
-        <w:r>
-          <w:rPr>
-            <w:color w:val="1A4D2E"/>
-            <w:u w:val="single"/>
-            <w:b/>
-          </w:rPr>
-          <w:t>Acessar materia</w:t>
-        </w:r>
-      </w:hyperlink>
-    </w:p>
-    <w:p>
-      <w:pPr>
-        <w:spacing w:after="120"/>
-      </w:pPr>
-      <w:r>
-        <w:rPr>
-          <w:i/>
-          <w:color w:val="888888"/>
-          <w:sz w:val="16"/>
-        </w:rPr>
-        <w:t>Confere título honorífico a município, sem impacto direto a clientes corporativos.</w:t>
-      </w:r>
-    </w:p>
-    <w:p>
-      <w:pPr>
-        <w:spacing w:before="160" w:after="40"/>
-      </w:pPr>
-      <w:r>
-        <w:rPr>
-          <w:b/>
-          <w:color w:val="1A1A1A"/>
-          <w:sz w:val="22"/>
-        </w:rPr>
-        <w:t xml:space="preserve">Lei nº 15.460, de 7.7.2026   </w:t>
-      </w:r>
-      <w:r>
-        <w:rPr>
-          <w:b/>
-          <w:color w:val="7F8C8D"/>
-          <w:sz w:val="16"/>
-        </w:rPr>
-        <w:t>[BAIXA]</w:t>
-      </w:r>
-    </w:p>
-    <w:p>
-      <w:pPr>
-        <w:spacing w:after="40"/>
-      </w:pPr>
-      <w:r>
-        <w:rPr>
-          <w:color w:val="4A4A4A"/>
-          <w:sz w:val="20"/>
-        </w:rPr>
-        <w:t>Institui o Dia Nacional do Vinho, a ser comemorado no primeiro domingo do mês de junho.</w:t>
-      </w:r>
-    </w:p>
-    <w:p>
-      <w:pPr>
-        <w:spacing w:after="40"/>
-      </w:pPr>
-      <w:r>
-        <w:rPr>
-          <w:b/>
-          <w:color w:val="888888"/>
-          <w:sz w:val="18"/>
-        </w:rPr>
-        <w:t xml:space="preserve">Publicado: </w:t>
-      </w:r>
-      <w:r>
-        <w:rPr>
-          <w:color w:val="888888"/>
-          <w:sz w:val="18"/>
-        </w:rPr>
-        <w:t xml:space="preserve">2026-07-08   </w:t>
-      </w:r>
-      <w:hyperlink r:id="rId17">
-        <w:r>
-          <w:rPr>
-            <w:color w:val="1A4D2E"/>
-            <w:u w:val="single"/>
-            <w:b/>
-          </w:rPr>
-          <w:t>Acessar materia</w:t>
-        </w:r>
-      </w:hyperlink>
-    </w:p>
-    <w:p>
-      <w:pPr>
-        <w:spacing w:after="120"/>
-      </w:pPr>
-      <w:r>
-        <w:rPr>
-          <w:i/>
-          <w:color w:val="888888"/>
-          <w:sz w:val="16"/>
-        </w:rPr>
-        <w:t>Institui data comemorativa, sem impacto direto a clientes corporativos.</w:t>
-      </w:r>
-    </w:p>
-    <w:p>
-      <w:pPr>
-        <w:spacing w:before="160" w:after="40"/>
-      </w:pPr>
-      <w:r>
-        <w:rPr>
-          <w:b/>
-          <w:color w:val="1A1A1A"/>
-          <w:sz w:val="22"/>
-        </w:rPr>
-        <w:t xml:space="preserve">Lei nº 15.459, de 7.7.2026   </w:t>
-      </w:r>
-      <w:r>
-        <w:rPr>
-          <w:b/>
-          <w:color w:val="D68910"/>
-          <w:sz w:val="16"/>
-        </w:rPr>
-        <w:t>[MÉDIA]</w:t>
-      </w:r>
-    </w:p>
-    <w:p>
-      <w:pPr>
-        <w:spacing w:after="40"/>
-      </w:pPr>
-      <w:r>
-        <w:rPr>
-          <w:color w:val="4A4A4A"/>
-          <w:sz w:val="20"/>
-        </w:rPr>
-        <w:t>Altera a Lei nº 7.405, de 12 de novembro de 1985, para estabelecer a utilização do Símbolo Internacional de Acessibilidade.</w:t>
-      </w:r>
-    </w:p>
-    <w:p>
-      <w:pPr>
-        <w:spacing w:after="40"/>
-      </w:pPr>
-      <w:r>
-        <w:rPr>
-          <w:b/>
-          <w:color w:val="888888"/>
-          <w:sz w:val="18"/>
-        </w:rPr>
-        <w:t xml:space="preserve">Publicado: </w:t>
-      </w:r>
-      <w:r>
-        <w:rPr>
-          <w:color w:val="888888"/>
-          <w:sz w:val="18"/>
-        </w:rPr>
-        <w:t xml:space="preserve">2026-07-08   </w:t>
-      </w:r>
-      <w:hyperlink r:id="rId18">
-        <w:r>
-          <w:rPr>
-            <w:color w:val="1A4D2E"/>
-            <w:u w:val="single"/>
-            <w:b/>
-          </w:rPr>
-          <w:t>Acessar materia</w:t>
-        </w:r>
-      </w:hyperlink>
-    </w:p>
-    <w:p>
-      <w:pPr>
-        <w:spacing w:after="120"/>
-      </w:pPr>
-      <w:r>
-        <w:rPr>
-          <w:i/>
-          <w:color w:val="888888"/>
-          <w:sz w:val="16"/>
-        </w:rPr>
-        <w:t>Alteração de lei para estabelecer símbolo de acessibilidade, com potencial impacto em infraestrutura e serviços.</w:t>
-      </w:r>
-    </w:p>
-    <w:p>
-      <w:pPr>
-        <w:spacing w:before="160" w:after="40"/>
-      </w:pPr>
-      <w:r>
-        <w:rPr>
-          <w:b/>
-          <w:color w:val="1A1A1A"/>
-          <w:sz w:val="22"/>
-        </w:rPr>
-        <w:t xml:space="preserve">Decreto nº 13.060, de 7.7.2026   </w:t>
-      </w:r>
-      <w:r>
-        <w:rPr>
-          <w:b/>
-          <w:color w:val="7F8C8D"/>
-          <w:sz w:val="16"/>
-        </w:rPr>
-        <w:t>[BAIXA]</w:t>
-      </w:r>
-    </w:p>
-    <w:p>
-      <w:pPr>
-        <w:spacing w:after="40"/>
-      </w:pPr>
-      <w:r>
-        <w:rPr>
-          <w:color w:val="4A4A4A"/>
-          <w:sz w:val="20"/>
-        </w:rPr>
-        <w:t>Altera o Decreto nº 10.172/2019 para modificar a composição do Conselho Fiscal do Serviço Autônomo Embratur – Agência Brasileira de Promoção Internacional do Turismo.</w:t>
-      </w:r>
-    </w:p>
-    <w:p>
-      <w:pPr>
-        <w:spacing w:after="40"/>
-      </w:pPr>
-      <w:r>
-        <w:rPr>
-          <w:b/>
-          <w:color w:val="888888"/>
-          <w:sz w:val="18"/>
-        </w:rPr>
-        <w:t xml:space="preserve">Publicado: </w:t>
-      </w:r>
-      <w:r>
-        <w:rPr>
-          <w:color w:val="888888"/>
-          <w:sz w:val="18"/>
-        </w:rPr>
-        <w:t xml:space="preserve">2026-07-08   </w:t>
-      </w:r>
-      <w:hyperlink r:id="rId19">
-        <w:r>
-          <w:rPr>
-            <w:color w:val="1A4D2E"/>
-            <w:u w:val="single"/>
-            <w:b/>
-          </w:rPr>
-          <w:t>Acessar materia</w:t>
-        </w:r>
-      </w:hyperlink>
-    </w:p>
-    <w:p>
-      <w:pPr>
-        <w:spacing w:after="120"/>
-      </w:pPr>
-      <w:r>
-        <w:rPr>
-          <w:i/>
-          <w:color w:val="888888"/>
-          <w:sz w:val="16"/>
-        </w:rPr>
-        <w:t>Alteração de composição de conselho fiscal de autarquia, de natureza administrativa interna.</w:t>
-      </w:r>
-    </w:p>
-    <w:p>
-      <w:pPr>
-        <w:spacing w:before="160" w:after="40"/>
-      </w:pPr>
-      <w:r>
-        <w:rPr>
-          <w:b/>
-          <w:color w:val="1A1A1A"/>
-          <w:sz w:val="22"/>
-        </w:rPr>
-        <w:t xml:space="preserve">Decreto nº 13.059, de 7.7.2026   </w:t>
-      </w:r>
-      <w:r>
-        <w:rPr>
-          <w:b/>
-          <w:color w:val="7F8C8D"/>
-          <w:sz w:val="16"/>
-        </w:rPr>
-        <w:t>[BAIXA]</w:t>
-      </w:r>
-    </w:p>
-    <w:p>
-      <w:pPr>
-        <w:spacing w:after="40"/>
-      </w:pPr>
-      <w:r>
-        <w:rPr>
-          <w:color w:val="4A4A4A"/>
-          <w:sz w:val="20"/>
-        </w:rPr>
-        <w:t>Remaneja, em caráter temporário, cargo em comissão e funções de confiança para o Ministério das Relações Exteriores.</w:t>
-      </w:r>
-    </w:p>
-    <w:p>
-      <w:pPr>
-        <w:spacing w:after="40"/>
-      </w:pPr>
-      <w:r>
-        <w:rPr>
-          <w:b/>
-          <w:color w:val="888888"/>
-          <w:sz w:val="18"/>
-        </w:rPr>
-        <w:t xml:space="preserve">Publicado: </w:t>
-      </w:r>
-      <w:r>
-        <w:rPr>
-          <w:color w:val="888888"/>
-          <w:sz w:val="18"/>
-        </w:rPr>
-        <w:t xml:space="preserve">2026-07-08   </w:t>
-      </w:r>
-      <w:hyperlink r:id="rId20">
-        <w:r>
-          <w:rPr>
-            <w:color w:val="1A4D2E"/>
-            <w:u w:val="single"/>
-            <w:b/>
-          </w:rPr>
-          <w:t>Acessar materia</w:t>
-        </w:r>
-      </w:hyperlink>
-    </w:p>
-    <w:p>
-      <w:pPr>
-        <w:spacing w:after="120"/>
-      </w:pPr>
-      <w:r>
-        <w:rPr>
-          <w:i/>
-          <w:color w:val="888888"/>
-          <w:sz w:val="16"/>
-        </w:rPr>
-        <w:t>Remanejamento de cargos administrativos, de natureza interna.</w:t>
-      </w:r>
-    </w:p>
-    <w:p>
-      <w:pPr>
-        <w:spacing w:before="160" w:after="40"/>
-      </w:pPr>
-      <w:r>
-        <w:rPr>
-          <w:b/>
-          <w:color w:val="1A1A1A"/>
-          <w:sz w:val="22"/>
-        </w:rPr>
-        <w:t xml:space="preserve">Decreto nº 13.058, de 7.7.2026   </w:t>
-      </w:r>
-      <w:r>
-        <w:rPr>
-          <w:b/>
-          <w:color w:val="7F8C8D"/>
-          <w:sz w:val="16"/>
-        </w:rPr>
-        <w:t>[BAIXA]</w:t>
-      </w:r>
-    </w:p>
-    <w:p>
-      <w:pPr>
-        <w:spacing w:after="40"/>
-      </w:pPr>
-      <w:r>
-        <w:rPr>
-          <w:color w:val="4A4A4A"/>
-          <w:sz w:val="20"/>
-        </w:rPr>
-        <w:t>Altera o Decreto nº 11.198/2022, que aprova a Estrutura Regimental e o Quadro Demonstrativo de Cargos e Funções do Departamento Nacional de Obras Contra as Secas (DNOCS), e remaneja e transforma cargos.</w:t>
-      </w:r>
-    </w:p>
-    <w:p>
-      <w:pPr>
-        <w:spacing w:after="40"/>
-      </w:pPr>
-      <w:r>
-        <w:rPr>
-          <w:b/>
-          <w:color w:val="888888"/>
-          <w:sz w:val="18"/>
-        </w:rPr>
-        <w:t xml:space="preserve">Publicado: </w:t>
-      </w:r>
-      <w:r>
-        <w:rPr>
-          <w:color w:val="888888"/>
-          <w:sz w:val="18"/>
-        </w:rPr>
-        <w:t xml:space="preserve">2026-07-08   </w:t>
-      </w:r>
-      <w:hyperlink r:id="rId21">
-        <w:r>
-          <w:rPr>
-            <w:color w:val="1A4D2E"/>
-            <w:u w:val="single"/>
-            <w:b/>
-          </w:rPr>
-          <w:t>Acessar materia</w:t>
-        </w:r>
-      </w:hyperlink>
-    </w:p>
-    <w:p>
-      <w:pPr>
-        <w:spacing w:after="120"/>
-      </w:pPr>
-      <w:r>
-        <w:rPr>
-          <w:i/>
-          <w:color w:val="888888"/>
-          <w:sz w:val="16"/>
-        </w:rPr>
-        <w:t>Alteração de estrutura regimental e remanejamento de cargos, de natureza administrativa interna.</w:t>
-      </w:r>
-    </w:p>
-    <w:p>
-      <w:pPr>
-        <w:spacing w:before="160" w:after="40"/>
-      </w:pPr>
-      <w:r>
-        <w:rPr>
-          <w:b/>
-          <w:color w:val="1A1A1A"/>
-          <w:sz w:val="22"/>
-        </w:rPr>
-        <w:t xml:space="preserve">Decreto nº 13.057, de 7.7.2026   </w:t>
-      </w:r>
-      <w:r>
-        <w:rPr>
-          <w:b/>
-          <w:color w:val="D68910"/>
-          <w:sz w:val="16"/>
-        </w:rPr>
-        <w:t>[MÉDIA]</w:t>
-      </w:r>
-    </w:p>
-    <w:p>
-      <w:pPr>
-        <w:spacing w:after="40"/>
-      </w:pPr>
-      <w:r>
-        <w:rPr>
-          <w:color w:val="4A4A4A"/>
-          <w:sz w:val="20"/>
-        </w:rPr>
-        <w:t>Altera o Decreto nº 2.338/1997, que aprova o Regulamento da Agência Nacional de Telecomunicações (Anatel), e remaneja e transforma cargos em comissão e funções de confiança.</w:t>
-      </w:r>
-    </w:p>
-    <w:p>
-      <w:pPr>
-        <w:spacing w:after="40"/>
-      </w:pPr>
-      <w:r>
-        <w:rPr>
-          <w:b/>
-          <w:color w:val="888888"/>
-          <w:sz w:val="18"/>
-        </w:rPr>
-        <w:t xml:space="preserve">Publicado: </w:t>
-      </w:r>
-      <w:r>
-        <w:rPr>
-          <w:color w:val="888888"/>
-          <w:sz w:val="18"/>
-        </w:rPr>
-        <w:t xml:space="preserve">2026-07-08   </w:t>
-      </w:r>
-      <w:hyperlink r:id="rId22">
-        <w:r>
-          <w:rPr>
-            <w:color w:val="1A4D2E"/>
-            <w:u w:val="single"/>
-            <w:b/>
-          </w:rPr>
-          <w:t>Acessar materia</w:t>
-        </w:r>
-      </w:hyperlink>
-    </w:p>
-    <w:p>
-      <w:pPr>
-        <w:spacing w:after="120"/>
-      </w:pPr>
-      <w:r>
-        <w:rPr>
-          <w:i/>
-          <w:color w:val="888888"/>
-          <w:sz w:val="16"/>
-        </w:rPr>
-        <w:t>Alteração de regulamento de agência reguladora (Anatel) e remanejamento de cargos, com potencial impacto setorial.</w:t>
-      </w:r>
-    </w:p>
     <w:p/>
     <w:tbl>
       <w:tblPr>
@@ -1397,6 +602,918 @@
           <w:color w:val="1A1A1A"/>
           <w:sz w:val="22"/>
         </w:rPr>
+        <w:t xml:space="preserve">Comunicado n° 45.538, 10/7/2026   </w:t>
+      </w:r>
+      <w:r>
+        <w:rPr>
+          <w:b/>
+          <w:color w:val="D68910"/>
+          <w:sz w:val="16"/>
+        </w:rPr>
+        <w:t>[MÉDIA]</w:t>
+      </w:r>
+    </w:p>
+    <w:p>
+      <w:pPr>
+        <w:spacing w:after="40"/>
+      </w:pPr>
+      <w:r>
+        <w:rPr>
+          <w:color w:val="4A4A4A"/>
+          <w:sz w:val="20"/>
+        </w:rPr>
+        <w:t>Divulga nome de pessoas com interesse em exercer o controle de Instituição de Pagamento.</w:t>
+      </w:r>
+    </w:p>
+    <w:p>
+      <w:pPr>
+        <w:spacing w:after="40"/>
+      </w:pPr>
+      <w:r>
+        <w:rPr>
+          <w:b/>
+          <w:color w:val="888888"/>
+          <w:sz w:val="18"/>
+        </w:rPr>
+        <w:t xml:space="preserve">Publicado: </w:t>
+      </w:r>
+      <w:r>
+        <w:rPr>
+          <w:color w:val="888888"/>
+          <w:sz w:val="18"/>
+        </w:rPr>
+        <w:t xml:space="preserve">2026-07-10T09:42   </w:t>
+      </w:r>
+      <w:hyperlink r:id="rId13">
+        <w:r>
+          <w:rPr>
+            <w:color w:val="1A4D2E"/>
+            <w:u w:val="single"/>
+            <w:b/>
+          </w:rPr>
+          <w:t>Acessar materia</w:t>
+        </w:r>
+      </w:hyperlink>
+    </w:p>
+    <w:p>
+      <w:pPr>
+        <w:spacing w:after="120"/>
+      </w:pPr>
+      <w:r>
+        <w:rPr>
+          <w:i/>
+          <w:color w:val="888888"/>
+          <w:sz w:val="16"/>
+        </w:rPr>
+        <w:t>Divulgação de nomes de interessados em controle de Instituição de Pagamento, relevante para o mercado financeiro.</w:t>
+      </w:r>
+    </w:p>
+    <w:p>
+      <w:pPr>
+        <w:spacing w:before="160" w:after="40"/>
+      </w:pPr>
+      <w:r>
+        <w:rPr>
+          <w:b/>
+          <w:color w:val="1A1A1A"/>
+          <w:sz w:val="22"/>
+        </w:rPr>
+        <w:t xml:space="preserve">Comunicado n° 45.537, 10/7/2026   </w:t>
+      </w:r>
+      <w:r>
+        <w:rPr>
+          <w:b/>
+          <w:color w:val="D68910"/>
+          <w:sz w:val="16"/>
+        </w:rPr>
+        <w:t>[MÉDIA]</w:t>
+      </w:r>
+    </w:p>
+    <w:p>
+      <w:pPr>
+        <w:spacing w:after="40"/>
+      </w:pPr>
+      <w:r>
+        <w:rPr>
+          <w:color w:val="4A4A4A"/>
+          <w:sz w:val="20"/>
+        </w:rPr>
+        <w:t>Divulga nome de pessoas com interesse em exercer o controle de Instituição de Pagamento.</w:t>
+      </w:r>
+    </w:p>
+    <w:p>
+      <w:pPr>
+        <w:spacing w:after="40"/>
+      </w:pPr>
+      <w:r>
+        <w:rPr>
+          <w:b/>
+          <w:color w:val="888888"/>
+          <w:sz w:val="18"/>
+        </w:rPr>
+        <w:t xml:space="preserve">Publicado: </w:t>
+      </w:r>
+      <w:r>
+        <w:rPr>
+          <w:color w:val="888888"/>
+          <w:sz w:val="18"/>
+        </w:rPr>
+        <w:t xml:space="preserve">2026-07-10T09:39   </w:t>
+      </w:r>
+      <w:hyperlink r:id="rId14">
+        <w:r>
+          <w:rPr>
+            <w:color w:val="1A4D2E"/>
+            <w:u w:val="single"/>
+            <w:b/>
+          </w:rPr>
+          <w:t>Acessar materia</w:t>
+        </w:r>
+      </w:hyperlink>
+    </w:p>
+    <w:p>
+      <w:pPr>
+        <w:spacing w:after="120"/>
+      </w:pPr>
+      <w:r>
+        <w:rPr>
+          <w:i/>
+          <w:color w:val="888888"/>
+          <w:sz w:val="16"/>
+        </w:rPr>
+        <w:t>Divulgação de nomes de interessados em controle de Instituição de Pagamento, relevante para o mercado financeiro.</w:t>
+      </w:r>
+    </w:p>
+    <w:p>
+      <w:pPr>
+        <w:spacing w:before="160" w:after="40"/>
+      </w:pPr>
+      <w:r>
+        <w:rPr>
+          <w:b/>
+          <w:color w:val="1A1A1A"/>
+          <w:sz w:val="22"/>
+        </w:rPr>
+        <w:t xml:space="preserve">Comunicado n° 45.536, 10/7/2026   </w:t>
+      </w:r>
+      <w:r>
+        <w:rPr>
+          <w:b/>
+          <w:color w:val="D68910"/>
+          <w:sz w:val="16"/>
+        </w:rPr>
+        <w:t>[MÉDIA]</w:t>
+      </w:r>
+    </w:p>
+    <w:p>
+      <w:pPr>
+        <w:spacing w:after="40"/>
+      </w:pPr>
+      <w:r>
+        <w:rPr>
+          <w:color w:val="4A4A4A"/>
+          <w:sz w:val="20"/>
+        </w:rPr>
+        <w:t>Divulga nomes de pessoas eleitas ou nomeadas para cargos de administração em instituições autorizadas a funcionar, para fins de objeções.</w:t>
+      </w:r>
+    </w:p>
+    <w:p>
+      <w:pPr>
+        <w:spacing w:after="40"/>
+      </w:pPr>
+      <w:r>
+        <w:rPr>
+          <w:b/>
+          <w:color w:val="888888"/>
+          <w:sz w:val="18"/>
+        </w:rPr>
+        <w:t xml:space="preserve">Publicado: </w:t>
+      </w:r>
+      <w:r>
+        <w:rPr>
+          <w:color w:val="888888"/>
+          <w:sz w:val="18"/>
+        </w:rPr>
+        <w:t xml:space="preserve">2026-07-10T09:34   </w:t>
+      </w:r>
+      <w:hyperlink r:id="rId15">
+        <w:r>
+          <w:rPr>
+            <w:color w:val="1A4D2E"/>
+            <w:u w:val="single"/>
+            <w:b/>
+          </w:rPr>
+          <w:t>Acessar materia</w:t>
+        </w:r>
+      </w:hyperlink>
+    </w:p>
+    <w:p>
+      <w:pPr>
+        <w:spacing w:after="120"/>
+      </w:pPr>
+      <w:r>
+        <w:rPr>
+          <w:i/>
+          <w:color w:val="888888"/>
+          <w:sz w:val="16"/>
+        </w:rPr>
+        <w:t>Divulgação de nomes para cargos de administração em instituições financeiras, relevante para o setor regulado.</w:t>
+      </w:r>
+    </w:p>
+    <w:p>
+      <w:pPr>
+        <w:spacing w:before="160" w:after="40"/>
+      </w:pPr>
+      <w:r>
+        <w:rPr>
+          <w:b/>
+          <w:color w:val="1A1A1A"/>
+          <w:sz w:val="22"/>
+        </w:rPr>
+        <w:t xml:space="preserve">Comunicado n° 45.535, 10/7/2026   </w:t>
+      </w:r>
+      <w:r>
+        <w:rPr>
+          <w:b/>
+          <w:color w:val="C0392B"/>
+          <w:sz w:val="16"/>
+        </w:rPr>
+        <w:t>[ALTA]</w:t>
+      </w:r>
+    </w:p>
+    <w:p>
+      <w:pPr>
+        <w:spacing w:after="40"/>
+      </w:pPr>
+      <w:r>
+        <w:rPr>
+          <w:color w:val="4A4A4A"/>
+          <w:sz w:val="20"/>
+        </w:rPr>
+        <w:t>Divulga a Taxa Básica Financeira (TBF), o Redutor "R" e a Taxa Referencial (TR) relativos a 9 de julho de 2026.</w:t>
+      </w:r>
+    </w:p>
+    <w:p>
+      <w:pPr>
+        <w:spacing w:after="40"/>
+      </w:pPr>
+      <w:r>
+        <w:rPr>
+          <w:b/>
+          <w:color w:val="888888"/>
+          <w:sz w:val="18"/>
+        </w:rPr>
+        <w:t xml:space="preserve">Publicado: </w:t>
+      </w:r>
+      <w:r>
+        <w:rPr>
+          <w:color w:val="888888"/>
+          <w:sz w:val="18"/>
+        </w:rPr>
+        <w:t xml:space="preserve">2026-07-10T09:06   </w:t>
+      </w:r>
+      <w:hyperlink r:id="rId9">
+        <w:r>
+          <w:rPr>
+            <w:color w:val="1A4D2E"/>
+            <w:u w:val="single"/>
+            <w:b/>
+          </w:rPr>
+          <w:t>Acessar materia</w:t>
+        </w:r>
+      </w:hyperlink>
+    </w:p>
+    <w:p>
+      <w:pPr>
+        <w:spacing w:after="120"/>
+      </w:pPr>
+      <w:r>
+        <w:rPr>
+          <w:i/>
+          <w:color w:val="888888"/>
+          <w:sz w:val="16"/>
+        </w:rPr>
+        <w:t>Divulgação de taxas de referência importantes para o mercado financeiro.</w:t>
+      </w:r>
+    </w:p>
+    <w:p>
+      <w:pPr>
+        <w:spacing w:before="160" w:after="40"/>
+      </w:pPr>
+      <w:r>
+        <w:rPr>
+          <w:b/>
+          <w:color w:val="1A1A1A"/>
+          <w:sz w:val="22"/>
+        </w:rPr>
+        <w:t xml:space="preserve">Comunicado n° 45.534, 9/7/2026   </w:t>
+      </w:r>
+      <w:r>
+        <w:rPr>
+          <w:b/>
+          <w:color w:val="C0392B"/>
+          <w:sz w:val="16"/>
+        </w:rPr>
+        <w:t>[ALTA]</w:t>
+      </w:r>
+    </w:p>
+    <w:p>
+      <w:pPr>
+        <w:spacing w:after="40"/>
+      </w:pPr>
+      <w:r>
+        <w:rPr>
+          <w:color w:val="4A4A4A"/>
+          <w:sz w:val="20"/>
+        </w:rPr>
+        <w:t>Divulga condições para a realização de operações compromissadas com instituições financeiras participantes do módulo Oferta Pública (Ofpub).</w:t>
+      </w:r>
+    </w:p>
+    <w:p>
+      <w:pPr>
+        <w:spacing w:after="40"/>
+      </w:pPr>
+      <w:r>
+        <w:rPr>
+          <w:b/>
+          <w:color w:val="888888"/>
+          <w:sz w:val="18"/>
+        </w:rPr>
+        <w:t xml:space="preserve">Publicado: </w:t>
+      </w:r>
+      <w:r>
+        <w:rPr>
+          <w:color w:val="888888"/>
+          <w:sz w:val="18"/>
+        </w:rPr>
+        <w:t xml:space="preserve">2026-07-09T18:31   </w:t>
+      </w:r>
+      <w:hyperlink r:id="rId10">
+        <w:r>
+          <w:rPr>
+            <w:color w:val="1A4D2E"/>
+            <w:u w:val="single"/>
+            <w:b/>
+          </w:rPr>
+          <w:t>Acessar materia</w:t>
+        </w:r>
+      </w:hyperlink>
+    </w:p>
+    <w:p>
+      <w:pPr>
+        <w:spacing w:after="120"/>
+      </w:pPr>
+      <w:r>
+        <w:rPr>
+          <w:i/>
+          <w:color w:val="888888"/>
+          <w:sz w:val="16"/>
+        </w:rPr>
+        <w:t>Estabelece condições para operações financeiras, com impacto direto em instituições do mercado.</w:t>
+      </w:r>
+    </w:p>
+    <w:p>
+      <w:pPr>
+        <w:spacing w:before="160" w:after="40"/>
+      </w:pPr>
+      <w:r>
+        <w:rPr>
+          <w:b/>
+          <w:color w:val="1A1A1A"/>
+          <w:sz w:val="22"/>
+        </w:rPr>
+        <w:t xml:space="preserve">Comunicado n° 45.533, 9/7/2026   </w:t>
+      </w:r>
+      <w:r>
+        <w:rPr>
+          <w:b/>
+          <w:color w:val="C0392B"/>
+          <w:sz w:val="16"/>
+        </w:rPr>
+        <w:t>[ALTA]</w:t>
+      </w:r>
+    </w:p>
+    <w:p>
+      <w:pPr>
+        <w:spacing w:after="40"/>
+      </w:pPr>
+      <w:r>
+        <w:rPr>
+          <w:color w:val="4A4A4A"/>
+          <w:sz w:val="20"/>
+        </w:rPr>
+        <w:t>Divulga as condições de oferta pública para a realização de operações de swap para fins de rolagem do vencimento de 03/08/2026.</w:t>
+      </w:r>
+    </w:p>
+    <w:p>
+      <w:pPr>
+        <w:spacing w:after="40"/>
+      </w:pPr>
+      <w:r>
+        <w:rPr>
+          <w:b/>
+          <w:color w:val="888888"/>
+          <w:sz w:val="18"/>
+        </w:rPr>
+        <w:t xml:space="preserve">Publicado: </w:t>
+      </w:r>
+      <w:r>
+        <w:rPr>
+          <w:color w:val="888888"/>
+          <w:sz w:val="18"/>
+        </w:rPr>
+        <w:t xml:space="preserve">2026-07-09T18:30   </w:t>
+      </w:r>
+      <w:hyperlink r:id="rId11">
+        <w:r>
+          <w:rPr>
+            <w:color w:val="1A4D2E"/>
+            <w:u w:val="single"/>
+            <w:b/>
+          </w:rPr>
+          <w:t>Acessar materia</w:t>
+        </w:r>
+      </w:hyperlink>
+    </w:p>
+    <w:p>
+      <w:pPr>
+        <w:spacing w:after="120"/>
+      </w:pPr>
+      <w:r>
+        <w:rPr>
+          <w:i/>
+          <w:color w:val="888888"/>
+          <w:sz w:val="16"/>
+        </w:rPr>
+        <w:t>Define condições para operações de swap, impactando o mercado de câmbio e derivativos.</w:t>
+      </w:r>
+    </w:p>
+    <w:p>
+      <w:pPr>
+        <w:spacing w:before="160" w:after="40"/>
+      </w:pPr>
+      <w:r>
+        <w:rPr>
+          <w:b/>
+          <w:color w:val="1A1A1A"/>
+          <w:sz w:val="22"/>
+        </w:rPr>
+        <w:t xml:space="preserve">Instrução Normativa BCB n° 761, 9/7/2026   </w:t>
+      </w:r>
+      <w:r>
+        <w:rPr>
+          <w:b/>
+          <w:color w:val="C0392B"/>
+          <w:sz w:val="16"/>
+        </w:rPr>
+        <w:t>[ALTA]</w:t>
+      </w:r>
+    </w:p>
+    <w:p>
+      <w:pPr>
+        <w:spacing w:after="40"/>
+      </w:pPr>
+      <w:r>
+        <w:rPr>
+          <w:color w:val="4A4A4A"/>
+          <w:sz w:val="20"/>
+        </w:rPr>
+        <w:t>Divulga orientações sobre medidas reforçadas para instituições financeiras em operações com países com deficiências nas recomendações do Gafi.</w:t>
+      </w:r>
+    </w:p>
+    <w:p>
+      <w:pPr>
+        <w:spacing w:after="40"/>
+      </w:pPr>
+      <w:r>
+        <w:rPr>
+          <w:b/>
+          <w:color w:val="888888"/>
+          <w:sz w:val="18"/>
+        </w:rPr>
+        <w:t xml:space="preserve">Publicado: </w:t>
+      </w:r>
+      <w:r>
+        <w:rPr>
+          <w:color w:val="888888"/>
+          <w:sz w:val="18"/>
+        </w:rPr>
+        <w:t xml:space="preserve">2026-07-09T16:33   </w:t>
+      </w:r>
+      <w:hyperlink r:id="rId12">
+        <w:r>
+          <w:rPr>
+            <w:color w:val="1A4D2E"/>
+            <w:u w:val="single"/>
+            <w:b/>
+          </w:rPr>
+          <w:t>Acessar materia</w:t>
+        </w:r>
+      </w:hyperlink>
+    </w:p>
+    <w:p>
+      <w:pPr>
+        <w:spacing w:after="120"/>
+      </w:pPr>
+      <w:r>
+        <w:rPr>
+          <w:i/>
+          <w:color w:val="888888"/>
+          <w:sz w:val="16"/>
+        </w:rPr>
+        <w:t>Instrução normativa com impacto regulatório direto sobre compliance e prevenção à lavagem de dinheiro para instituições financeiras.</w:t>
+      </w:r>
+    </w:p>
+    <w:p>
+      <w:pPr>
+        <w:spacing w:before="160" w:after="40"/>
+      </w:pPr>
+      <w:r>
+        <w:rPr>
+          <w:b/>
+          <w:color w:val="1A1A1A"/>
+          <w:sz w:val="22"/>
+        </w:rPr>
+        <w:t xml:space="preserve">Instrução Normativa BCB n° 760, 9/7/2026   </w:t>
+      </w:r>
+      <w:r>
+        <w:rPr>
+          <w:b/>
+          <w:color w:val="D68910"/>
+          <w:sz w:val="16"/>
+        </w:rPr>
+        <w:t>[MÉDIA]</w:t>
+      </w:r>
+    </w:p>
+    <w:p>
+      <w:pPr>
+        <w:spacing w:after="40"/>
+      </w:pPr>
+      <w:r>
+        <w:rPr>
+          <w:color w:val="4A4A4A"/>
+          <w:sz w:val="20"/>
+        </w:rPr>
+        <w:t>Divulga a versão 9.0 do Manual de Experiência do Cliente no Open Finance.</w:t>
+      </w:r>
+    </w:p>
+    <w:p>
+      <w:pPr>
+        <w:spacing w:after="40"/>
+      </w:pPr>
+      <w:r>
+        <w:rPr>
+          <w:b/>
+          <w:color w:val="888888"/>
+          <w:sz w:val="18"/>
+        </w:rPr>
+        <w:t xml:space="preserve">Publicado: </w:t>
+      </w:r>
+      <w:r>
+        <w:rPr>
+          <w:color w:val="888888"/>
+          <w:sz w:val="18"/>
+        </w:rPr>
+        <w:t xml:space="preserve">2026-07-09T13:46   </w:t>
+      </w:r>
+      <w:hyperlink r:id="rId16">
+        <w:r>
+          <w:rPr>
+            <w:color w:val="1A4D2E"/>
+            <w:u w:val="single"/>
+            <w:b/>
+          </w:rPr>
+          <w:t>Acessar materia</w:t>
+        </w:r>
+      </w:hyperlink>
+    </w:p>
+    <w:p>
+      <w:pPr>
+        <w:spacing w:after="120"/>
+      </w:pPr>
+      <w:r>
+        <w:rPr>
+          <w:i/>
+          <w:color w:val="888888"/>
+          <w:sz w:val="16"/>
+        </w:rPr>
+        <w:t>Atualização de manual técnico do Open Finance, com impacto operacional para as instituições.</w:t>
+      </w:r>
+    </w:p>
+    <w:p>
+      <w:pPr>
+        <w:spacing w:before="160" w:after="40"/>
+      </w:pPr>
+      <w:r>
+        <w:rPr>
+          <w:b/>
+          <w:color w:val="1A1A1A"/>
+          <w:sz w:val="22"/>
+        </w:rPr>
+        <w:t xml:space="preserve">Instrução Normativa BCB n° 759, 9/7/2026   </w:t>
+      </w:r>
+      <w:r>
+        <w:rPr>
+          <w:b/>
+          <w:color w:val="D68910"/>
+          <w:sz w:val="16"/>
+        </w:rPr>
+        <w:t>[MÉDIA]</w:t>
+      </w:r>
+    </w:p>
+    <w:p>
+      <w:pPr>
+        <w:spacing w:after="40"/>
+      </w:pPr>
+      <w:r>
+        <w:rPr>
+          <w:color w:val="4A4A4A"/>
+          <w:sz w:val="20"/>
+        </w:rPr>
+        <w:t>Divulga a versão 8.0 do Manual de Escopo de Dados e Serviços do Open Finance.</w:t>
+      </w:r>
+    </w:p>
+    <w:p>
+      <w:pPr>
+        <w:spacing w:after="40"/>
+      </w:pPr>
+      <w:r>
+        <w:rPr>
+          <w:b/>
+          <w:color w:val="888888"/>
+          <w:sz w:val="18"/>
+        </w:rPr>
+        <w:t xml:space="preserve">Publicado: </w:t>
+      </w:r>
+      <w:r>
+        <w:rPr>
+          <w:color w:val="888888"/>
+          <w:sz w:val="18"/>
+        </w:rPr>
+        <w:t xml:space="preserve">2026-07-09T13:26   </w:t>
+      </w:r>
+      <w:hyperlink r:id="rId17">
+        <w:r>
+          <w:rPr>
+            <w:color w:val="1A4D2E"/>
+            <w:u w:val="single"/>
+            <w:b/>
+          </w:rPr>
+          <w:t>Acessar materia</w:t>
+        </w:r>
+      </w:hyperlink>
+    </w:p>
+    <w:p>
+      <w:pPr>
+        <w:spacing w:after="120"/>
+      </w:pPr>
+      <w:r>
+        <w:rPr>
+          <w:i/>
+          <w:color w:val="888888"/>
+          <w:sz w:val="16"/>
+        </w:rPr>
+        <w:t>Atualização de manual técnico do Open Finance, com impacto operacional para as instituições.</w:t>
+      </w:r>
+    </w:p>
+    <w:p>
+      <w:pPr>
+        <w:spacing w:before="160" w:after="40"/>
+      </w:pPr>
+      <w:r>
+        <w:rPr>
+          <w:b/>
+          <w:color w:val="1A1A1A"/>
+          <w:sz w:val="22"/>
+        </w:rPr>
+        <w:t xml:space="preserve">Comunicado n° 45.532, 9/7/2026   </w:t>
+      </w:r>
+      <w:r>
+        <w:rPr>
+          <w:b/>
+          <w:color w:val="D68910"/>
+          <w:sz w:val="16"/>
+        </w:rPr>
+        <w:t>[MÉDIA]</w:t>
+      </w:r>
+    </w:p>
+    <w:p>
+      <w:pPr>
+        <w:spacing w:after="40"/>
+      </w:pPr>
+      <w:r>
+        <w:rPr>
+          <w:color w:val="4A4A4A"/>
+          <w:sz w:val="20"/>
+        </w:rPr>
+        <w:t>Divulga o resultado de leilões de swap.</w:t>
+      </w:r>
+    </w:p>
+    <w:p>
+      <w:pPr>
+        <w:spacing w:after="40"/>
+      </w:pPr>
+      <w:r>
+        <w:rPr>
+          <w:b/>
+          <w:color w:val="888888"/>
+          <w:sz w:val="18"/>
+        </w:rPr>
+        <w:t xml:space="preserve">Publicado: </w:t>
+      </w:r>
+      <w:r>
+        <w:rPr>
+          <w:color w:val="888888"/>
+          <w:sz w:val="18"/>
+        </w:rPr>
+        <w:t xml:space="preserve">2026-07-09T11:44   </w:t>
+      </w:r>
+      <w:hyperlink r:id="rId18">
+        <w:r>
+          <w:rPr>
+            <w:color w:val="1A4D2E"/>
+            <w:u w:val="single"/>
+            <w:b/>
+          </w:rPr>
+          <w:t>Acessar materia</w:t>
+        </w:r>
+      </w:hyperlink>
+    </w:p>
+    <w:p>
+      <w:pPr>
+        <w:spacing w:after="120"/>
+      </w:pPr>
+      <w:r>
+        <w:rPr>
+          <w:i/>
+          <w:color w:val="888888"/>
+          <w:sz w:val="16"/>
+        </w:rPr>
+        <w:t>Informação sobre o resultado de leilões de swap, relevante para o mercado financeiro.</w:t>
+      </w:r>
+    </w:p>
+    <w:p>
+      <w:pPr>
+        <w:spacing w:before="160" w:after="40"/>
+      </w:pPr>
+      <w:r>
+        <w:rPr>
+          <w:b/>
+          <w:color w:val="1A1A1A"/>
+          <w:sz w:val="22"/>
+        </w:rPr>
+        <w:t xml:space="preserve">Comunicado n° 45.531, 9/7/2026   </w:t>
+      </w:r>
+      <w:r>
+        <w:rPr>
+          <w:b/>
+          <w:color w:val="D68910"/>
+          <w:sz w:val="16"/>
+        </w:rPr>
+        <w:t>[MÉDIA]</w:t>
+      </w:r>
+    </w:p>
+    <w:p>
+      <w:pPr>
+        <w:spacing w:after="40"/>
+      </w:pPr>
+      <w:r>
+        <w:rPr>
+          <w:color w:val="4A4A4A"/>
+          <w:sz w:val="20"/>
+        </w:rPr>
+        <w:t>Divulga a realização de leilão de Swap Cambial Tradicional para fins de rolagem.</w:t>
+      </w:r>
+    </w:p>
+    <w:p>
+      <w:pPr>
+        <w:spacing w:after="40"/>
+      </w:pPr>
+      <w:r>
+        <w:rPr>
+          <w:b/>
+          <w:color w:val="888888"/>
+          <w:sz w:val="18"/>
+        </w:rPr>
+        <w:t xml:space="preserve">Publicado: </w:t>
+      </w:r>
+      <w:r>
+        <w:rPr>
+          <w:color w:val="888888"/>
+          <w:sz w:val="18"/>
+        </w:rPr>
+        <w:t xml:space="preserve">2026-07-09T11:30   </w:t>
+      </w:r>
+      <w:hyperlink r:id="rId19">
+        <w:r>
+          <w:rPr>
+            <w:color w:val="1A4D2E"/>
+            <w:u w:val="single"/>
+            <w:b/>
+          </w:rPr>
+          <w:t>Acessar materia</w:t>
+        </w:r>
+      </w:hyperlink>
+    </w:p>
+    <w:p>
+      <w:pPr>
+        <w:spacing w:after="120"/>
+      </w:pPr>
+      <w:r>
+        <w:rPr>
+          <w:i/>
+          <w:color w:val="888888"/>
+          <w:sz w:val="16"/>
+        </w:rPr>
+        <w:t>Anúncio de leilão de swap cambial, relevante para o mercado financeiro.</w:t>
+      </w:r>
+    </w:p>
+    <w:p>
+      <w:pPr>
+        <w:spacing w:before="160" w:after="40"/>
+      </w:pPr>
+      <w:r>
+        <w:rPr>
+          <w:b/>
+          <w:color w:val="1A1A1A"/>
+          <w:sz w:val="22"/>
+        </w:rPr>
+        <w:t xml:space="preserve">Comunicado n° 45.530, 9/7/2026   </w:t>
+      </w:r>
+      <w:r>
+        <w:rPr>
+          <w:b/>
+          <w:color w:val="D68910"/>
+          <w:sz w:val="16"/>
+        </w:rPr>
+        <w:t>[MÉDIA]</w:t>
+      </w:r>
+    </w:p>
+    <w:p>
+      <w:pPr>
+        <w:spacing w:after="40"/>
+      </w:pPr>
+      <w:r>
+        <w:rPr>
+          <w:color w:val="4A4A4A"/>
+          <w:sz w:val="20"/>
+        </w:rPr>
+        <w:t>Divulga a realização de leilão de Swap Cambial Tradicional para fins de rolagem.</w:t>
+      </w:r>
+    </w:p>
+    <w:p>
+      <w:pPr>
+        <w:spacing w:after="40"/>
+      </w:pPr>
+      <w:r>
+        <w:rPr>
+          <w:b/>
+          <w:color w:val="888888"/>
+          <w:sz w:val="18"/>
+        </w:rPr>
+        <w:t xml:space="preserve">Publicado: </w:t>
+      </w:r>
+      <w:r>
+        <w:rPr>
+          <w:color w:val="888888"/>
+          <w:sz w:val="18"/>
+        </w:rPr>
+        <w:t xml:space="preserve">2026-07-09T11:30   </w:t>
+      </w:r>
+      <w:hyperlink r:id="rId20">
+        <w:r>
+          <w:rPr>
+            <w:color w:val="1A4D2E"/>
+            <w:u w:val="single"/>
+            <w:b/>
+          </w:rPr>
+          <w:t>Acessar materia</w:t>
+        </w:r>
+      </w:hyperlink>
+    </w:p>
+    <w:p>
+      <w:pPr>
+        <w:spacing w:after="120"/>
+      </w:pPr>
+      <w:r>
+        <w:rPr>
+          <w:i/>
+          <w:color w:val="888888"/>
+          <w:sz w:val="16"/>
+        </w:rPr>
+        <w:t>Anúncio de leilão de swap cambial, relevante para o mercado financeiro.</w:t>
+      </w:r>
+    </w:p>
+    <w:p>
+      <w:pPr>
+        <w:spacing w:before="160" w:after="40"/>
+      </w:pPr>
+      <w:r>
+        <w:rPr>
+          <w:b/>
+          <w:color w:val="1A1A1A"/>
+          <w:sz w:val="22"/>
+        </w:rPr>
         <w:t xml:space="preserve">Comunicado n° 45.529, 9/7/2026   </w:t>
       </w:r>
       <w:r>
@@ -1439,7 +1556,7 @@
         </w:rPr>
         <w:t xml:space="preserve">2026-07-09T10:21   </w:t>
       </w:r>
-      <w:hyperlink r:id="rId23">
+      <w:hyperlink r:id="rId21">
         <w:r>
           <w:rPr>
             <w:color w:val="1A4D2E"/>
@@ -1460,7 +1577,7 @@
           <w:color w:val="888888"/>
           <w:sz w:val="16"/>
         </w:rPr>
-        <w:t>Divulgação de interesse em controle de instituição de pagamento, relevante para o setor financeiro.</w:t>
+        <w:t>Divulgação de nome de interessado em controle de Instituição de Pagamento, relevante para o mercado financeiro.</w:t>
       </w:r>
     </w:p>
     <w:p>
@@ -1515,7 +1632,7 @@
         </w:rPr>
         <w:t xml:space="preserve">2026-07-09T09:36   </w:t>
       </w:r>
-      <w:hyperlink r:id="rId24">
+      <w:hyperlink r:id="rId22">
         <w:r>
           <w:rPr>
             <w:color w:val="1A4D2E"/>
@@ -1536,1405 +1653,7 @@
           <w:color w:val="888888"/>
           <w:sz w:val="16"/>
         </w:rPr>
-        <w:t>Divulgação de nomes para cargos de administração em instituições financeiras, importante para governança corporativa.</w:t>
-      </w:r>
-    </w:p>
-    <w:p>
-      <w:pPr>
-        <w:spacing w:before="160" w:after="40"/>
-      </w:pPr>
-      <w:r>
-        <w:rPr>
-          <w:b/>
-          <w:color w:val="1A1A1A"/>
-          <w:sz w:val="22"/>
-        </w:rPr>
-        <w:t xml:space="preserve">Comunicado n° 45.527, 9/7/2026   </w:t>
-      </w:r>
-      <w:r>
-        <w:rPr>
-          <w:b/>
-          <w:color w:val="D68910"/>
-          <w:sz w:val="16"/>
-        </w:rPr>
-        <w:t>[MÉDIA]</w:t>
-      </w:r>
-    </w:p>
-    <w:p>
-      <w:pPr>
-        <w:spacing w:after="40"/>
-      </w:pPr>
-      <w:r>
-        <w:rPr>
-          <w:color w:val="4A4A4A"/>
-          <w:sz w:val="20"/>
-        </w:rPr>
-        <w:t>Divulga nome aprovado de pessoas eleitas/nomeadas para cargos de órgãos estatutários ou contratuais de sociedades autorizadas a funcionar pelo Banco Central do Brasil.</w:t>
-      </w:r>
-    </w:p>
-    <w:p>
-      <w:pPr>
-        <w:spacing w:after="40"/>
-      </w:pPr>
-      <w:r>
-        <w:rPr>
-          <w:b/>
-          <w:color w:val="888888"/>
-          <w:sz w:val="18"/>
-        </w:rPr>
-        <w:t xml:space="preserve">Publicado: </w:t>
-      </w:r>
-      <w:r>
-        <w:rPr>
-          <w:color w:val="888888"/>
-          <w:sz w:val="18"/>
-        </w:rPr>
-        <w:t xml:space="preserve">2026-07-09T09:35   </w:t>
-      </w:r>
-      <w:hyperlink r:id="rId25">
-        <w:r>
-          <w:rPr>
-            <w:color w:val="1A4D2E"/>
-            <w:u w:val="single"/>
-            <w:b/>
-          </w:rPr>
-          <w:t>Acessar materia</w:t>
-        </w:r>
-      </w:hyperlink>
-    </w:p>
-    <w:p>
-      <w:pPr>
-        <w:spacing w:after="120"/>
-      </w:pPr>
-      <w:r>
-        <w:rPr>
-          <w:i/>
-          <w:color w:val="888888"/>
-          <w:sz w:val="16"/>
-        </w:rPr>
-        <w:t>Divulgação de nomes aprovados para cargos em instituições financeiras, importante para governança corporativa.</w:t>
-      </w:r>
-    </w:p>
-    <w:p>
-      <w:pPr>
-        <w:spacing w:before="160" w:after="40"/>
-      </w:pPr>
-      <w:r>
-        <w:rPr>
-          <w:b/>
-          <w:color w:val="1A1A1A"/>
-          <w:sz w:val="22"/>
-        </w:rPr>
-        <w:t xml:space="preserve">Comunicado n° 45.526, 9/7/2026   </w:t>
-      </w:r>
-      <w:r>
-        <w:rPr>
-          <w:b/>
-          <w:color w:val="C0392B"/>
-          <w:sz w:val="16"/>
-        </w:rPr>
-        <w:t>[ALTA]</w:t>
-      </w:r>
-    </w:p>
-    <w:p>
-      <w:pPr>
-        <w:spacing w:after="40"/>
-      </w:pPr>
-      <w:r>
-        <w:rPr>
-          <w:color w:val="4A4A4A"/>
-          <w:sz w:val="20"/>
-        </w:rPr>
-        <w:t>Divulga a Taxa Básica Financeira (TBF), o Redutor 'R' e a Taxa Referencial (TR) relativos a 8 de julho de 2026.</w:t>
-      </w:r>
-    </w:p>
-    <w:p>
-      <w:pPr>
-        <w:spacing w:after="40"/>
-      </w:pPr>
-      <w:r>
-        <w:rPr>
-          <w:b/>
-          <w:color w:val="888888"/>
-          <w:sz w:val="18"/>
-        </w:rPr>
-        <w:t xml:space="preserve">Publicado: </w:t>
-      </w:r>
-      <w:r>
-        <w:rPr>
-          <w:color w:val="888888"/>
-          <w:sz w:val="18"/>
-        </w:rPr>
-        <w:t xml:space="preserve">2026-07-09T09:02   </w:t>
-      </w:r>
-      <w:hyperlink r:id="rId9">
-        <w:r>
-          <w:rPr>
-            <w:color w:val="1A4D2E"/>
-            <w:u w:val="single"/>
-            <w:b/>
-          </w:rPr>
-          <w:t>Acessar materia</w:t>
-        </w:r>
-      </w:hyperlink>
-    </w:p>
-    <w:p>
-      <w:pPr>
-        <w:spacing w:after="120"/>
-      </w:pPr>
-      <w:r>
-        <w:rPr>
-          <w:i/>
-          <w:color w:val="888888"/>
-          <w:sz w:val="16"/>
-        </w:rPr>
-        <w:t>Divulgação de taxas financeiras de referência, com impacto direto no mercado e operações financeiras.</w:t>
-      </w:r>
-    </w:p>
-    <w:p>
-      <w:pPr>
-        <w:spacing w:before="160" w:after="40"/>
-      </w:pPr>
-      <w:r>
-        <w:rPr>
-          <w:b/>
-          <w:color w:val="1A1A1A"/>
-          <w:sz w:val="22"/>
-        </w:rPr>
-        <w:t xml:space="preserve">Comunicado n° 45.525, 8/7/2026   </w:t>
-      </w:r>
-      <w:r>
-        <w:rPr>
-          <w:b/>
-          <w:color w:val="C0392B"/>
-          <w:sz w:val="16"/>
-        </w:rPr>
-        <w:t>[ALTA]</w:t>
-      </w:r>
-    </w:p>
-    <w:p>
-      <w:pPr>
-        <w:spacing w:after="40"/>
-      </w:pPr>
-      <w:r>
-        <w:rPr>
-          <w:color w:val="4A4A4A"/>
-          <w:sz w:val="20"/>
-        </w:rPr>
-        <w:t>Divulga as condições de oferta pública para a realização de operações de swap para fins de rolagem do vencimento de 03/08/2026.</w:t>
-      </w:r>
-    </w:p>
-    <w:p>
-      <w:pPr>
-        <w:spacing w:after="40"/>
-      </w:pPr>
-      <w:r>
-        <w:rPr>
-          <w:b/>
-          <w:color w:val="888888"/>
-          <w:sz w:val="18"/>
-        </w:rPr>
-        <w:t xml:space="preserve">Publicado: </w:t>
-      </w:r>
-      <w:r>
-        <w:rPr>
-          <w:color w:val="888888"/>
-          <w:sz w:val="18"/>
-        </w:rPr>
-        <w:t xml:space="preserve">2026-07-08T18:31   </w:t>
-      </w:r>
-      <w:hyperlink r:id="rId10">
-        <w:r>
-          <w:rPr>
-            <w:color w:val="1A4D2E"/>
-            <w:u w:val="single"/>
-            <w:b/>
-          </w:rPr>
-          <w:t>Acessar materia</w:t>
-        </w:r>
-      </w:hyperlink>
-    </w:p>
-    <w:p>
-      <w:pPr>
-        <w:spacing w:after="120"/>
-      </w:pPr>
-      <w:r>
-        <w:rPr>
-          <w:i/>
-          <w:color w:val="888888"/>
-          <w:sz w:val="16"/>
-        </w:rPr>
-        <w:t>Condições de oferta pública para operações de swap, relevante para o mercado financeiro e gestão de dívida.</w:t>
-      </w:r>
-    </w:p>
-    <w:p>
-      <w:pPr>
-        <w:spacing w:before="160" w:after="40"/>
-      </w:pPr>
-      <w:r>
-        <w:rPr>
-          <w:b/>
-          <w:color w:val="1A1A1A"/>
-          <w:sz w:val="22"/>
-        </w:rPr>
-        <w:t xml:space="preserve">Comunicado n° 45.524, 8/7/2026   </w:t>
-      </w:r>
-      <w:r>
-        <w:rPr>
-          <w:b/>
-          <w:color w:val="C0392B"/>
-          <w:sz w:val="16"/>
-        </w:rPr>
-        <w:t>[ALTA]</w:t>
-      </w:r>
-    </w:p>
-    <w:p>
-      <w:pPr>
-        <w:spacing w:after="40"/>
-      </w:pPr>
-      <w:r>
-        <w:rPr>
-          <w:color w:val="4A4A4A"/>
-          <w:sz w:val="20"/>
-        </w:rPr>
-        <w:t>Divulga condições para a realização de operações compromissadas com instituições financeiras participantes do módulo Oferta Pública (Ofpub).</w:t>
-      </w:r>
-    </w:p>
-    <w:p>
-      <w:pPr>
-        <w:spacing w:after="40"/>
-      </w:pPr>
-      <w:r>
-        <w:rPr>
-          <w:b/>
-          <w:color w:val="888888"/>
-          <w:sz w:val="18"/>
-        </w:rPr>
-        <w:t xml:space="preserve">Publicado: </w:t>
-      </w:r>
-      <w:r>
-        <w:rPr>
-          <w:color w:val="888888"/>
-          <w:sz w:val="18"/>
-        </w:rPr>
-        <w:t xml:space="preserve">2026-07-08T18:30   </w:t>
-      </w:r>
-      <w:hyperlink r:id="rId11">
-        <w:r>
-          <w:rPr>
-            <w:color w:val="1A4D2E"/>
-            <w:u w:val="single"/>
-            <w:b/>
-          </w:rPr>
-          <w:t>Acessar materia</w:t>
-        </w:r>
-      </w:hyperlink>
-    </w:p>
-    <w:p>
-      <w:pPr>
-        <w:spacing w:after="120"/>
-      </w:pPr>
-      <w:r>
-        <w:rPr>
-          <w:i/>
-          <w:color w:val="888888"/>
-          <w:sz w:val="16"/>
-        </w:rPr>
-        <w:t>Condições para operações compromissadas, com impacto direto nas instituições financeiras e no mercado.</w:t>
-      </w:r>
-    </w:p>
-    <w:p>
-      <w:pPr>
-        <w:spacing w:before="160" w:after="40"/>
-      </w:pPr>
-      <w:r>
-        <w:rPr>
-          <w:b/>
-          <w:color w:val="1A1A1A"/>
-          <w:sz w:val="22"/>
-        </w:rPr>
-        <w:t xml:space="preserve">Comunicado n° 45.523, 8/7/2026   </w:t>
-      </w:r>
-      <w:r>
-        <w:rPr>
-          <w:b/>
-          <w:color w:val="D68910"/>
-          <w:sz w:val="16"/>
-        </w:rPr>
-        <w:t>[MÉDIA]</w:t>
-      </w:r>
-    </w:p>
-    <w:p>
-      <w:pPr>
-        <w:spacing w:after="40"/>
-      </w:pPr>
-      <w:r>
-        <w:rPr>
-          <w:color w:val="4A4A4A"/>
-          <w:sz w:val="20"/>
-        </w:rPr>
-        <w:t>Divulga nome de pessoas com interesse em exercer o controle de Instituição de Pagamento.</w:t>
-      </w:r>
-    </w:p>
-    <w:p>
-      <w:pPr>
-        <w:spacing w:after="40"/>
-      </w:pPr>
-      <w:r>
-        <w:rPr>
-          <w:b/>
-          <w:color w:val="888888"/>
-          <w:sz w:val="18"/>
-        </w:rPr>
-        <w:t xml:space="preserve">Publicado: </w:t>
-      </w:r>
-      <w:r>
-        <w:rPr>
-          <w:color w:val="888888"/>
-          <w:sz w:val="18"/>
-        </w:rPr>
-        <w:t xml:space="preserve">2026-07-08T17:40   </w:t>
-      </w:r>
-      <w:hyperlink r:id="rId26">
-        <w:r>
-          <w:rPr>
-            <w:color w:val="1A4D2E"/>
-            <w:u w:val="single"/>
-            <w:b/>
-          </w:rPr>
-          <w:t>Acessar materia</w:t>
-        </w:r>
-      </w:hyperlink>
-    </w:p>
-    <w:p>
-      <w:pPr>
-        <w:spacing w:after="120"/>
-      </w:pPr>
-      <w:r>
-        <w:rPr>
-          <w:i/>
-          <w:color w:val="888888"/>
-          <w:sz w:val="16"/>
-        </w:rPr>
-        <w:t>Divulgação de interesse em controle de instituição de pagamento, relevante para o setor financeiro.</w:t>
-      </w:r>
-    </w:p>
-    <w:p>
-      <w:pPr>
-        <w:spacing w:before="160" w:after="40"/>
-      </w:pPr>
-      <w:r>
-        <w:rPr>
-          <w:b/>
-          <w:color w:val="1A1A1A"/>
-          <w:sz w:val="22"/>
-        </w:rPr>
-        <w:t xml:space="preserve">Instrução Normativa BCB n° 758, 8/7/2026   </w:t>
-      </w:r>
-      <w:r>
-        <w:rPr>
-          <w:b/>
-          <w:color w:val="C0392B"/>
-          <w:sz w:val="16"/>
-        </w:rPr>
-        <w:t>[ALTA]</w:t>
-      </w:r>
-    </w:p>
-    <w:p>
-      <w:pPr>
-        <w:spacing w:after="40"/>
-      </w:pPr>
-      <w:r>
-        <w:rPr>
-          <w:color w:val="4A4A4A"/>
-          <w:sz w:val="20"/>
-        </w:rPr>
-        <w:t>Altera o Manual de Crédito Rural (MCR) para ajustar prazos e orientar instituições financeiras sobre procedimentos de reversão de desclassificação no Sicor.</w:t>
-      </w:r>
-    </w:p>
-    <w:p>
-      <w:pPr>
-        <w:spacing w:after="40"/>
-      </w:pPr>
-      <w:r>
-        <w:rPr>
-          <w:b/>
-          <w:color w:val="888888"/>
-          <w:sz w:val="18"/>
-        </w:rPr>
-        <w:t xml:space="preserve">Publicado: </w:t>
-      </w:r>
-      <w:r>
-        <w:rPr>
-          <w:color w:val="888888"/>
-          <w:sz w:val="18"/>
-        </w:rPr>
-        <w:t xml:space="preserve">2026-07-08T16:43   </w:t>
-      </w:r>
-      <w:hyperlink r:id="rId12">
-        <w:r>
-          <w:rPr>
-            <w:color w:val="1A4D2E"/>
-            <w:u w:val="single"/>
-            <w:b/>
-          </w:rPr>
-          <w:t>Acessar materia</w:t>
-        </w:r>
-      </w:hyperlink>
-    </w:p>
-    <w:p>
-      <w:pPr>
-        <w:spacing w:after="120"/>
-      </w:pPr>
-      <w:r>
-        <w:rPr>
-          <w:i/>
-          <w:color w:val="888888"/>
-          <w:sz w:val="16"/>
-        </w:rPr>
-        <w:t>Alteração de norma que afeta o crédito rural, com impacto direto em instituições financeiras e produtores.</w:t>
-      </w:r>
-    </w:p>
-    <w:p>
-      <w:pPr>
-        <w:spacing w:before="160" w:after="40"/>
-      </w:pPr>
-      <w:r>
-        <w:rPr>
-          <w:b/>
-          <w:color w:val="1A1A1A"/>
-          <w:sz w:val="22"/>
-        </w:rPr>
-        <w:t xml:space="preserve">Comunicado n° 45.522, 8/7/2026   </w:t>
-      </w:r>
-      <w:r>
-        <w:rPr>
-          <w:b/>
-          <w:color w:val="D68910"/>
-          <w:sz w:val="16"/>
-        </w:rPr>
-        <w:t>[MÉDIA]</w:t>
-      </w:r>
-    </w:p>
-    <w:p>
-      <w:pPr>
-        <w:spacing w:after="40"/>
-      </w:pPr>
-      <w:r>
-        <w:rPr>
-          <w:color w:val="4A4A4A"/>
-          <w:sz w:val="20"/>
-        </w:rPr>
-        <w:t>Divulga o resultado de leilões de swap.</w:t>
-      </w:r>
-    </w:p>
-    <w:p>
-      <w:pPr>
-        <w:spacing w:after="40"/>
-      </w:pPr>
-      <w:r>
-        <w:rPr>
-          <w:b/>
-          <w:color w:val="888888"/>
-          <w:sz w:val="18"/>
-        </w:rPr>
-        <w:t xml:space="preserve">Publicado: </w:t>
-      </w:r>
-      <w:r>
-        <w:rPr>
-          <w:color w:val="888888"/>
-          <w:sz w:val="18"/>
-        </w:rPr>
-        <w:t xml:space="preserve">2026-07-08T11:46   </w:t>
-      </w:r>
-      <w:hyperlink r:id="rId27">
-        <w:r>
-          <w:rPr>
-            <w:color w:val="1A4D2E"/>
-            <w:u w:val="single"/>
-            <w:b/>
-          </w:rPr>
-          <w:t>Acessar materia</w:t>
-        </w:r>
-      </w:hyperlink>
-    </w:p>
-    <w:p>
-      <w:pPr>
-        <w:spacing w:after="120"/>
-      </w:pPr>
-      <w:r>
-        <w:rPr>
-          <w:i/>
-          <w:color w:val="888888"/>
-          <w:sz w:val="16"/>
-        </w:rPr>
-        <w:t>Divulgação de resultados de leilões de swap, com relevância para o mercado financeiro.</w:t>
-      </w:r>
-    </w:p>
-    <w:p>
-      <w:pPr>
-        <w:spacing w:before="160" w:after="40"/>
-      </w:pPr>
-      <w:r>
-        <w:rPr>
-          <w:b/>
-          <w:color w:val="1A1A1A"/>
-          <w:sz w:val="22"/>
-        </w:rPr>
-        <w:t xml:space="preserve">Comunicado n° 45.521, 8/7/2026   </w:t>
-      </w:r>
-      <w:r>
-        <w:rPr>
-          <w:b/>
-          <w:color w:val="D68910"/>
-          <w:sz w:val="16"/>
-        </w:rPr>
-        <w:t>[MÉDIA]</w:t>
-      </w:r>
-    </w:p>
-    <w:p>
-      <w:pPr>
-        <w:spacing w:after="40"/>
-      </w:pPr>
-      <w:r>
-        <w:rPr>
-          <w:color w:val="4A4A4A"/>
-          <w:sz w:val="20"/>
-        </w:rPr>
-        <w:t>Divulga a realização de leilão de Swap Cambial Tradicional para fins de rolagem.</w:t>
-      </w:r>
-    </w:p>
-    <w:p>
-      <w:pPr>
-        <w:spacing w:after="40"/>
-      </w:pPr>
-      <w:r>
-        <w:rPr>
-          <w:b/>
-          <w:color w:val="888888"/>
-          <w:sz w:val="18"/>
-        </w:rPr>
-        <w:t xml:space="preserve">Publicado: </w:t>
-      </w:r>
-      <w:r>
-        <w:rPr>
-          <w:color w:val="888888"/>
-          <w:sz w:val="18"/>
-        </w:rPr>
-        <w:t xml:space="preserve">2026-07-08T11:30   </w:t>
-      </w:r>
-      <w:hyperlink r:id="rId28">
-        <w:r>
-          <w:rPr>
-            <w:color w:val="1A4D2E"/>
-            <w:u w:val="single"/>
-            <w:b/>
-          </w:rPr>
-          <w:t>Acessar materia</w:t>
-        </w:r>
-      </w:hyperlink>
-    </w:p>
-    <w:p>
-      <w:pPr>
-        <w:spacing w:after="120"/>
-      </w:pPr>
-      <w:r>
-        <w:rPr>
-          <w:i/>
-          <w:color w:val="888888"/>
-          <w:sz w:val="16"/>
-        </w:rPr>
-        <w:t>Divulgação de leilão de swap cambial, com impacto no mercado de câmbio.</w:t>
-      </w:r>
-    </w:p>
-    <w:p>
-      <w:pPr>
-        <w:spacing w:before="160" w:after="40"/>
-      </w:pPr>
-      <w:r>
-        <w:rPr>
-          <w:b/>
-          <w:color w:val="1A1A1A"/>
-          <w:sz w:val="22"/>
-        </w:rPr>
-        <w:t xml:space="preserve">Comunicado n° 45.520, 8/7/2026   </w:t>
-      </w:r>
-      <w:r>
-        <w:rPr>
-          <w:b/>
-          <w:color w:val="D68910"/>
-          <w:sz w:val="16"/>
-        </w:rPr>
-        <w:t>[MÉDIA]</w:t>
-      </w:r>
-    </w:p>
-    <w:p>
-      <w:pPr>
-        <w:spacing w:after="40"/>
-      </w:pPr>
-      <w:r>
-        <w:rPr>
-          <w:color w:val="4A4A4A"/>
-          <w:sz w:val="20"/>
-        </w:rPr>
-        <w:t>Divulga a realização de leilão de Swap Cambial Tradicional para fins de rolagem.</w:t>
-      </w:r>
-    </w:p>
-    <w:p>
-      <w:pPr>
-        <w:spacing w:after="40"/>
-      </w:pPr>
-      <w:r>
-        <w:rPr>
-          <w:b/>
-          <w:color w:val="888888"/>
-          <w:sz w:val="18"/>
-        </w:rPr>
-        <w:t xml:space="preserve">Publicado: </w:t>
-      </w:r>
-      <w:r>
-        <w:rPr>
-          <w:color w:val="888888"/>
-          <w:sz w:val="18"/>
-        </w:rPr>
-        <w:t xml:space="preserve">2026-07-08T11:30   </w:t>
-      </w:r>
-      <w:hyperlink r:id="rId29">
-        <w:r>
-          <w:rPr>
-            <w:color w:val="1A4D2E"/>
-            <w:u w:val="single"/>
-            <w:b/>
-          </w:rPr>
-          <w:t>Acessar materia</w:t>
-        </w:r>
-      </w:hyperlink>
-    </w:p>
-    <w:p>
-      <w:pPr>
-        <w:spacing w:after="120"/>
-      </w:pPr>
-      <w:r>
-        <w:rPr>
-          <w:i/>
-          <w:color w:val="888888"/>
-          <w:sz w:val="16"/>
-        </w:rPr>
-        <w:t>Divulgação de leilão de swap cambial, com impacto no mercado de câmbio.</w:t>
-      </w:r>
-    </w:p>
-    <w:p>
-      <w:pPr>
-        <w:spacing w:before="160" w:after="40"/>
-      </w:pPr>
-      <w:r>
-        <w:rPr>
-          <w:b/>
-          <w:color w:val="1A1A1A"/>
-          <w:sz w:val="22"/>
-        </w:rPr>
-        <w:t xml:space="preserve">Instrução Normativa BCB n° 757, 8/7/2026   </w:t>
-      </w:r>
-      <w:r>
-        <w:rPr>
-          <w:b/>
-          <w:color w:val="C0392B"/>
-          <w:sz w:val="16"/>
-        </w:rPr>
-        <w:t>[ALTA]</w:t>
-      </w:r>
-    </w:p>
-    <w:p>
-      <w:pPr>
-        <w:spacing w:after="40"/>
-      </w:pPr>
-      <w:r>
-        <w:rPr>
-          <w:color w:val="4A4A4A"/>
-          <w:sz w:val="20"/>
-        </w:rPr>
-        <w:t>Estabelece procedimentos para a prestação de informações ao Banco Central do Brasil relativas a contas de depósito em moeda estrangeira.</w:t>
-      </w:r>
-    </w:p>
-    <w:p>
-      <w:pPr>
-        <w:spacing w:after="40"/>
-      </w:pPr>
-      <w:r>
-        <w:rPr>
-          <w:b/>
-          <w:color w:val="888888"/>
-          <w:sz w:val="18"/>
-        </w:rPr>
-        <w:t xml:space="preserve">Publicado: </w:t>
-      </w:r>
-      <w:r>
-        <w:rPr>
-          <w:color w:val="888888"/>
-          <w:sz w:val="18"/>
-        </w:rPr>
-        <w:t xml:space="preserve">2026-07-08T10:39   </w:t>
-      </w:r>
-      <w:hyperlink r:id="rId13">
-        <w:r>
-          <w:rPr>
-            <w:color w:val="1A4D2E"/>
-            <w:u w:val="single"/>
-            <w:b/>
-          </w:rPr>
-          <w:t>Acessar materia</w:t>
-        </w:r>
-      </w:hyperlink>
-    </w:p>
-    <w:p>
-      <w:pPr>
-        <w:spacing w:after="120"/>
-      </w:pPr>
-      <w:r>
-        <w:rPr>
-          <w:i/>
-          <w:color w:val="888888"/>
-          <w:sz w:val="16"/>
-        </w:rPr>
-        <w:t>Norma que estabelece procedimentos para informações sobre contas em moeda estrangeira, com impacto em instituições financeiras e compliance.</w:t>
-      </w:r>
-    </w:p>
-    <w:p>
-      <w:pPr>
-        <w:spacing w:before="160" w:after="40"/>
-      </w:pPr>
-      <w:r>
-        <w:rPr>
-          <w:b/>
-          <w:color w:val="1A1A1A"/>
-          <w:sz w:val="22"/>
-        </w:rPr>
-        <w:t xml:space="preserve">Comunicado n° 45.519, 8/7/2026   </w:t>
-      </w:r>
-      <w:r>
-        <w:rPr>
-          <w:b/>
-          <w:color w:val="D68910"/>
-          <w:sz w:val="16"/>
-        </w:rPr>
-        <w:t>[MÉDIA]</w:t>
-      </w:r>
-    </w:p>
-    <w:p>
-      <w:pPr>
-        <w:spacing w:after="40"/>
-      </w:pPr>
-      <w:r>
-        <w:rPr>
-          <w:color w:val="4A4A4A"/>
-          <w:sz w:val="20"/>
-        </w:rPr>
-        <w:t>Divulga, para fins de recebimento de eventuais objeções, nomes de pessoas eleitas ou nomeadas para ocupar cargos de administração em instituições autorizadas a funcionar.</w:t>
-      </w:r>
-    </w:p>
-    <w:p>
-      <w:pPr>
-        <w:spacing w:after="40"/>
-      </w:pPr>
-      <w:r>
-        <w:rPr>
-          <w:b/>
-          <w:color w:val="888888"/>
-          <w:sz w:val="18"/>
-        </w:rPr>
-        <w:t xml:space="preserve">Publicado: </w:t>
-      </w:r>
-      <w:r>
-        <w:rPr>
-          <w:color w:val="888888"/>
-          <w:sz w:val="18"/>
-        </w:rPr>
-        <w:t xml:space="preserve">2026-07-08T09:53   </w:t>
-      </w:r>
-      <w:hyperlink r:id="rId30">
-        <w:r>
-          <w:rPr>
-            <w:color w:val="1A4D2E"/>
-            <w:u w:val="single"/>
-            <w:b/>
-          </w:rPr>
-          <w:t>Acessar materia</w:t>
-        </w:r>
-      </w:hyperlink>
-    </w:p>
-    <w:p>
-      <w:pPr>
-        <w:spacing w:after="120"/>
-      </w:pPr>
-      <w:r>
-        <w:rPr>
-          <w:i/>
-          <w:color w:val="888888"/>
-          <w:sz w:val="16"/>
-        </w:rPr>
-        <w:t>Divulgação de nomes para cargos de administração em instituições financeiras, importante para governança corporativa.</w:t>
-      </w:r>
-    </w:p>
-    <w:p>
-      <w:pPr>
-        <w:spacing w:before="160" w:after="40"/>
-      </w:pPr>
-      <w:r>
-        <w:rPr>
-          <w:b/>
-          <w:color w:val="1A1A1A"/>
-          <w:sz w:val="22"/>
-        </w:rPr>
-        <w:t xml:space="preserve">Comunicado n° 45.518, 8/7/2026   </w:t>
-      </w:r>
-      <w:r>
-        <w:rPr>
-          <w:b/>
-          <w:color w:val="D68910"/>
-          <w:sz w:val="16"/>
-        </w:rPr>
-        <w:t>[MÉDIA]</w:t>
-      </w:r>
-    </w:p>
-    <w:p>
-      <w:pPr>
-        <w:spacing w:after="40"/>
-      </w:pPr>
-      <w:r>
-        <w:rPr>
-          <w:color w:val="4A4A4A"/>
-          <w:sz w:val="20"/>
-        </w:rPr>
-        <w:t>Divulga nome aprovado de pessoas eleitas/nomeadas para cargos de órgãos estatutários ou contratuais de sociedades autorizadas a funcionar pelo Banco Central do Brasil.</w:t>
-      </w:r>
-    </w:p>
-    <w:p>
-      <w:pPr>
-        <w:spacing w:after="40"/>
-      </w:pPr>
-      <w:r>
-        <w:rPr>
-          <w:b/>
-          <w:color w:val="888888"/>
-          <w:sz w:val="18"/>
-        </w:rPr>
-        <w:t xml:space="preserve">Publicado: </w:t>
-      </w:r>
-      <w:r>
-        <w:rPr>
-          <w:color w:val="888888"/>
-          <w:sz w:val="18"/>
-        </w:rPr>
-        <w:t xml:space="preserve">2026-07-08T09:46   </w:t>
-      </w:r>
-      <w:hyperlink r:id="rId31">
-        <w:r>
-          <w:rPr>
-            <w:color w:val="1A4D2E"/>
-            <w:u w:val="single"/>
-            <w:b/>
-          </w:rPr>
-          <w:t>Acessar materia</w:t>
-        </w:r>
-      </w:hyperlink>
-    </w:p>
-    <w:p>
-      <w:pPr>
-        <w:spacing w:after="120"/>
-      </w:pPr>
-      <w:r>
-        <w:rPr>
-          <w:i/>
-          <w:color w:val="888888"/>
-          <w:sz w:val="16"/>
-        </w:rPr>
-        <w:t>Divulgação de nomes aprovados para cargos em instituições financeiras, importante para governança corporativa.</w:t>
-      </w:r>
-    </w:p>
-    <w:p/>
-    <w:tbl>
-      <w:tblPr>
-        <w:tblW w:type="auto" w:w="0"/>
-        <w:tblLayout w:type="fixed"/>
-        <w:tblLook w:firstColumn="1" w:firstRow="1" w:lastColumn="0" w:lastRow="0" w:noHBand="0" w:noVBand="1" w:val="04A0"/>
-      </w:tblPr>
-      <w:tblGrid>
-        <w:gridCol w:w="9638"/>
-      </w:tblGrid>
-      <w:tr>
-        <w:tc>
-          <w:tcPr>
-            <w:tcW w:type="dxa" w:w="9638"/>
-            <w:shd w:val="clear" w:color="auto" w:fill="1A4D2E"/>
-          </w:tcPr>
-          <w:p>
-            <w:pPr>
-              <w:spacing w:before="120" w:after="40"/>
-            </w:pPr>
-            <w:r>
-              <w:rPr>
-                <w:b w:val="0"/>
-                <w:color w:val="FFFFFF"/>
-                <w:sz w:val="32"/>
-              </w:rPr>
-              <w:t>Legislação Federal</w:t>
-            </w:r>
-          </w:p>
-        </w:tc>
-      </w:tr>
-    </w:tbl>
-    <w:p>
-      <w:pPr>
-        <w:spacing w:before="240" w:after="80"/>
-      </w:pPr>
-      <w:r>
-        <w:rPr>
-          <w:b/>
-          <w:color w:val="1A4D2E"/>
-          <w:sz w:val="20"/>
-        </w:rPr>
-        <w:t>DESTAQUES DO D.O.U.</w:t>
-      </w:r>
-    </w:p>
-    <w:p>
-      <w:pPr>
-        <w:spacing w:before="0" w:after="40"/>
-        <w:pBdr>
-          <w:bottom w:val="single" w:sz="8" w:space="1" w:color="1A4D2E"/>
-        </w:pBdr>
-      </w:pPr>
-    </w:p>
-    <w:p>
-      <w:pPr>
-        <w:spacing w:before="160" w:after="40"/>
-      </w:pPr>
-      <w:r>
-        <w:rPr>
-          <w:b/>
-          <w:color w:val="1A1A1A"/>
-          <w:sz w:val="22"/>
-        </w:rPr>
-        <w:t xml:space="preserve">RETIFICAÇÃO   </w:t>
-      </w:r>
-      <w:r>
-        <w:rPr>
-          <w:b/>
-          <w:color w:val="7F8C8D"/>
-          <w:sz w:val="16"/>
-        </w:rPr>
-        <w:t>[BAIXA]</w:t>
-      </w:r>
-    </w:p>
-    <w:p>
-      <w:pPr>
-        <w:spacing w:after="40"/>
-      </w:pPr>
-      <w:r>
-        <w:rPr>
-          <w:color w:val="4A4A4A"/>
-          <w:sz w:val="20"/>
-        </w:rPr>
-        <w:t>Retificação no Decreto nº 13.015, de 10 de junho de 2026, referente às assinaturas.</w:t>
-      </w:r>
-    </w:p>
-    <w:p>
-      <w:pPr>
-        <w:spacing w:after="40"/>
-      </w:pPr>
-      <w:r>
-        <w:rPr>
-          <w:b/>
-          <w:color w:val="888888"/>
-          <w:sz w:val="18"/>
-        </w:rPr>
-        <w:t xml:space="preserve">Publicado: </w:t>
-      </w:r>
-      <w:r>
-        <w:rPr>
-          <w:color w:val="888888"/>
-          <w:sz w:val="18"/>
-        </w:rPr>
-        <w:t xml:space="preserve">2026-07-09   </w:t>
-      </w:r>
-      <w:hyperlink r:id="rId32">
-        <w:r>
-          <w:rPr>
-            <w:color w:val="1A4D2E"/>
-            <w:u w:val="single"/>
-            <w:b/>
-          </w:rPr>
-          <w:t>Acessar materia</w:t>
-        </w:r>
-      </w:hyperlink>
-    </w:p>
-    <w:p>
-      <w:pPr>
-        <w:spacing w:after="120"/>
-      </w:pPr>
-      <w:r>
-        <w:rPr>
-          <w:i/>
-          <w:color w:val="888888"/>
-          <w:sz w:val="16"/>
-        </w:rPr>
-        <w:t>Retificação de decreto anterior, de natureza administrativa.</w:t>
-      </w:r>
-    </w:p>
-    <w:p>
-      <w:pPr>
-        <w:spacing w:before="160" w:after="40"/>
-      </w:pPr>
-      <w:r>
-        <w:rPr>
-          <w:b/>
-          <w:color w:val="1A1A1A"/>
-          <w:sz w:val="22"/>
-        </w:rPr>
-        <w:t xml:space="preserve">DESPACHOS DO PRESIDENTE DA REPÚBLICA   </w:t>
-      </w:r>
-      <w:r>
-        <w:rPr>
-          <w:b/>
-          <w:color w:val="7F8C8D"/>
-          <w:sz w:val="16"/>
-        </w:rPr>
-        <w:t>[BAIXA]</w:t>
-      </w:r>
-    </w:p>
-    <w:p>
-      <w:pPr>
-        <w:spacing w:after="40"/>
-      </w:pPr>
-      <w:r>
-        <w:rPr>
-          <w:color w:val="4A4A4A"/>
-          <w:sz w:val="20"/>
-        </w:rPr>
-        <w:t>Despachos presidenciais referentes à restituição de autógrafos de Projetos de Lei ao Congresso Nacional, que se transformam nas Leis nº 15.462 e nº 15.463, de 8 de julho de 2026.</w:t>
-      </w:r>
-    </w:p>
-    <w:p>
-      <w:pPr>
-        <w:spacing w:after="40"/>
-      </w:pPr>
-      <w:r>
-        <w:rPr>
-          <w:b/>
-          <w:color w:val="888888"/>
-          <w:sz w:val="18"/>
-        </w:rPr>
-        <w:t xml:space="preserve">Publicado: </w:t>
-      </w:r>
-      <w:r>
-        <w:rPr>
-          <w:color w:val="888888"/>
-          <w:sz w:val="18"/>
-        </w:rPr>
-        <w:t xml:space="preserve">2026-07-09   </w:t>
-      </w:r>
-      <w:hyperlink r:id="rId33">
-        <w:r>
-          <w:rPr>
-            <w:color w:val="1A4D2E"/>
-            <w:u w:val="single"/>
-            <w:b/>
-          </w:rPr>
-          <w:t>Acessar materia</w:t>
-        </w:r>
-      </w:hyperlink>
-    </w:p>
-    <w:p>
-      <w:pPr>
-        <w:spacing w:after="120"/>
-      </w:pPr>
-      <w:r>
-        <w:rPr>
-          <w:i/>
-          <w:color w:val="888888"/>
-          <w:sz w:val="16"/>
-        </w:rPr>
-        <w:t>Despachos administrativos sobre o processo legislativo, sem impacto direto a clientes corporativos.</w:t>
-      </w:r>
-    </w:p>
-    <w:p/>
-    <w:tbl>
-      <w:tblPr>
-        <w:tblW w:type="auto" w:w="0"/>
-        <w:tblLayout w:type="fixed"/>
-        <w:tblLook w:firstColumn="1" w:firstRow="1" w:lastColumn="0" w:lastRow="0" w:noHBand="0" w:noVBand="1" w:val="04A0"/>
-      </w:tblPr>
-      <w:tblGrid>
-        <w:gridCol w:w="9638"/>
-      </w:tblGrid>
-      <w:tr>
-        <w:tc>
-          <w:tcPr>
-            <w:tcW w:type="dxa" w:w="9638"/>
-            <w:shd w:val="clear" w:color="auto" w:fill="1A4D2E"/>
-          </w:tcPr>
-          <w:p>
-            <w:pPr>
-              <w:spacing w:before="120" w:after="40"/>
-            </w:pPr>
-            <w:r>
-              <w:rPr>
-                <w:b w:val="0"/>
-                <w:color w:val="FFFFFF"/>
-                <w:sz w:val="32"/>
-              </w:rPr>
-              <w:t>Tributário</w:t>
-            </w:r>
-          </w:p>
-        </w:tc>
-      </w:tr>
-    </w:tbl>
-    <w:p>
-      <w:pPr>
-        <w:spacing w:before="240" w:after="80"/>
-      </w:pPr>
-      <w:r>
-        <w:rPr>
-          <w:b/>
-          <w:color w:val="1A4D2E"/>
-          <w:sz w:val="20"/>
-        </w:rPr>
-        <w:t>MINISTÉRIO DA FAZENDA | NOTÍCIAS</w:t>
-      </w:r>
-    </w:p>
-    <w:p>
-      <w:pPr>
-        <w:spacing w:before="0" w:after="40"/>
-        <w:pBdr>
-          <w:bottom w:val="single" w:sz="8" w:space="1" w:color="1A4D2E"/>
-        </w:pBdr>
-      </w:pPr>
-    </w:p>
-    <w:p>
-      <w:pPr>
-        <w:spacing w:before="160" w:after="40"/>
-      </w:pPr>
-      <w:r>
-        <w:rPr>
-          <w:b/>
-          <w:color w:val="1A1A1A"/>
-          <w:sz w:val="22"/>
-        </w:rPr>
-        <w:t xml:space="preserve">Receita Federal envia comunicações a contribuintes com Selo Sintonia A+   </w:t>
-      </w:r>
-      <w:r>
-        <w:rPr>
-          <w:b/>
-          <w:color w:val="D68910"/>
-          <w:sz w:val="16"/>
-        </w:rPr>
-        <w:t>[MÉDIA]</w:t>
-      </w:r>
-    </w:p>
-    <w:p>
-      <w:pPr>
-        <w:spacing w:after="40"/>
-      </w:pPr>
-      <w:r>
-        <w:rPr>
-          <w:color w:val="4A4A4A"/>
-          <w:sz w:val="20"/>
-        </w:rPr>
-        <w:t>Público com essa classificação será informado sobre eventual existência de débitos em aberto pela Receita Federal.</w:t>
-      </w:r>
-    </w:p>
-    <w:p>
-      <w:pPr>
-        <w:spacing w:after="40"/>
-      </w:pPr>
-      <w:r>
-        <w:rPr>
-          <w:b/>
-          <w:color w:val="888888"/>
-          <w:sz w:val="18"/>
-        </w:rPr>
-        <w:t xml:space="preserve">Publicado: </w:t>
-      </w:r>
-      <w:r>
-        <w:rPr>
-          <w:color w:val="888888"/>
-          <w:sz w:val="18"/>
-        </w:rPr>
-        <w:t xml:space="preserve">2026-07-08   </w:t>
-      </w:r>
-      <w:hyperlink r:id="rId34">
-        <w:r>
-          <w:rPr>
-            <w:color w:val="1A4D2E"/>
-            <w:u w:val="single"/>
-            <w:b/>
-          </w:rPr>
-          <w:t>Acessar materia</w:t>
-        </w:r>
-      </w:hyperlink>
-    </w:p>
-    <w:p>
-      <w:pPr>
-        <w:spacing w:after="120"/>
-      </w:pPr>
-      <w:r>
-        <w:rPr>
-          <w:i/>
-          <w:color w:val="888888"/>
-          <w:sz w:val="16"/>
-        </w:rPr>
-        <w:t>Comunicações da Receita Federal sobre débitos, relevante para compliance fiscal de empresas.</w:t>
-      </w:r>
-    </w:p>
-    <w:p>
-      <w:pPr>
-        <w:spacing w:before="160" w:after="40"/>
-      </w:pPr>
-      <w:r>
-        <w:rPr>
-          <w:b/>
-          <w:color w:val="1A1A1A"/>
-          <w:sz w:val="22"/>
-        </w:rPr>
-        <w:t xml:space="preserve">Receita Federal divulga orientações sobre Adicional da CSLL prevista nas Regras GloBE   </w:t>
-      </w:r>
-      <w:r>
-        <w:rPr>
-          <w:b/>
-          <w:color w:val="C0392B"/>
-          <w:sz w:val="16"/>
-        </w:rPr>
-        <w:t>[ALTA]</w:t>
-      </w:r>
-    </w:p>
-    <w:p>
-      <w:pPr>
-        <w:spacing w:after="40"/>
-      </w:pPr>
-      <w:r>
-        <w:rPr>
-          <w:color w:val="4A4A4A"/>
-          <w:sz w:val="20"/>
-        </w:rPr>
-        <w:t>Entidades constituintes devem atentar para normas sobre o pagamento, prestação de informações na DCTFWeb e entrega da obrigação acessória, conforme as Regras GloBE.</w:t>
-      </w:r>
-    </w:p>
-    <w:p>
-      <w:pPr>
-        <w:spacing w:after="40"/>
-      </w:pPr>
-      <w:r>
-        <w:rPr>
-          <w:b/>
-          <w:color w:val="888888"/>
-          <w:sz w:val="18"/>
-        </w:rPr>
-        <w:t xml:space="preserve">Publicado: </w:t>
-      </w:r>
-      <w:r>
-        <w:rPr>
-          <w:color w:val="888888"/>
-          <w:sz w:val="18"/>
-        </w:rPr>
-        <w:t xml:space="preserve">2026-07-08   </w:t>
-      </w:r>
-      <w:hyperlink r:id="rId35">
-        <w:r>
-          <w:rPr>
-            <w:color w:val="1A4D2E"/>
-            <w:u w:val="single"/>
-            <w:b/>
-          </w:rPr>
-          <w:t>Acessar materia</w:t>
-        </w:r>
-      </w:hyperlink>
-    </w:p>
-    <w:p>
-      <w:pPr>
-        <w:spacing w:after="120"/>
-      </w:pPr>
-      <w:r>
-        <w:rPr>
-          <w:i/>
-          <w:color w:val="888888"/>
-          <w:sz w:val="16"/>
-        </w:rPr>
-        <w:t>Orientações sobre adicional da CSLL e regras GloBE, com impacto direto em empresas e obrigações fiscais.</w:t>
-      </w:r>
-    </w:p>
-    <w:p>
-      <w:pPr>
-        <w:spacing w:before="160" w:after="40"/>
-      </w:pPr>
-      <w:r>
-        <w:rPr>
-          <w:b/>
-          <w:color w:val="1A1A1A"/>
-          <w:sz w:val="22"/>
-        </w:rPr>
-        <w:t xml:space="preserve">Ação integrada combate organização criminosa responsável pela exploração de bets ilegais na Paraíba   </w:t>
-      </w:r>
-      <w:r>
-        <w:rPr>
-          <w:b/>
-          <w:color w:val="D68910"/>
-          <w:sz w:val="16"/>
-        </w:rPr>
-        <w:t>[MÉDIA]</w:t>
-      </w:r>
-    </w:p>
-    <w:p>
-      <w:pPr>
-        <w:spacing w:after="40"/>
-      </w:pPr>
-      <w:r>
-        <w:rPr>
-          <w:color w:val="4A4A4A"/>
-          <w:sz w:val="20"/>
-        </w:rPr>
-        <w:t>Operação conjunta resultou no bloqueio de R$ 100 milhões em combate à exploração de apostas ilegais na Paraíba.</w:t>
-      </w:r>
-    </w:p>
-    <w:p>
-      <w:pPr>
-        <w:spacing w:after="40"/>
-      </w:pPr>
-      <w:r>
-        <w:rPr>
-          <w:b/>
-          <w:color w:val="888888"/>
-          <w:sz w:val="18"/>
-        </w:rPr>
-        <w:t xml:space="preserve">Publicado: </w:t>
-      </w:r>
-      <w:r>
-        <w:rPr>
-          <w:color w:val="888888"/>
-          <w:sz w:val="18"/>
-        </w:rPr>
-        <w:t xml:space="preserve">2026-07-08   </w:t>
-      </w:r>
-      <w:hyperlink r:id="rId36">
-        <w:r>
-          <w:rPr>
-            <w:color w:val="1A4D2E"/>
-            <w:u w:val="single"/>
-            <w:b/>
-          </w:rPr>
-          <w:t>Acessar materia</w:t>
-        </w:r>
-      </w:hyperlink>
-    </w:p>
-    <w:p>
-      <w:pPr>
-        <w:spacing w:after="120"/>
-      </w:pPr>
-      <w:r>
-        <w:rPr>
-          <w:i/>
-          <w:color w:val="888888"/>
-          <w:sz w:val="16"/>
-        </w:rPr>
-        <w:t>Notícia sobre operação de combate a crimes financeiros, relevante para o ambiente de negócios e compliance.</w:t>
+        <w:t>Divulgação de nomes para cargos de administração em instituições financeiras, relevante para o setor regulado.</w:t>
       </w:r>
     </w:p>
     <w:p/>
@@ -2987,7 +1706,7 @@
           <w:color w:val="4A4A4A"/>
           <w:sz w:val="18"/>
         </w:rPr>
-        <w:t>B3 | Ofícios e Comunicados - Nenhuma publicação encontrada na janela temporal.</w:t>
+        <w:t>CCEE | Noticias - Nenhum resultado encontrado na janela temporal.</w:t>
       </w:r>
     </w:p>
     <w:p>
@@ -2999,7 +1718,7 @@
           <w:color w:val="4A4A4A"/>
           <w:sz w:val="18"/>
         </w:rPr>
-        <w:t>ANP | Notícias - Nenhuma publicação encontrada na janela temporal.</w:t>
+        <w:t>Ministério da Fazenda | Notícias - Nenhum resultado encontrado na janela temporal.</w:t>
       </w:r>
     </w:p>
     <w:p>
@@ -3011,7 +1730,7 @@
           <w:color w:val="4A4A4A"/>
           <w:sz w:val="18"/>
         </w:rPr>
-        <w:t>ONS | Notícias - Nenhuma publicação encontrada na janela temporal.</w:t>
+        <w:t>ANPD | Notícias - Nenhum resultado encontrado na janela temporal.</w:t>
       </w:r>
     </w:p>
     <w:p>
@@ -3023,7 +1742,7 @@
           <w:color w:val="4A4A4A"/>
           <w:sz w:val="18"/>
         </w:rPr>
-        <w:t>ANEEL | Últimas Notícias - Nenhuma publicação encontrada na janela temporal.</w:t>
+        <w:t>CVM | Notícias - Nenhum resultado encontrado na janela temporal.</w:t>
       </w:r>
     </w:p>
     <w:p>
@@ -3035,7 +1754,7 @@
           <w:color w:val="4A4A4A"/>
           <w:sz w:val="18"/>
         </w:rPr>
-        <w:t>Secretaria de Prêmios e Apostas | Notícias - A fonte explicitamente indica 'Nenhum resultado foi encontrado'.</w:t>
+        <w:t>B3 | Ofícios e Comunicados - Nenhum resultado encontrado na janela temporal.</w:t>
       </w:r>
     </w:p>
     <w:p>
@@ -3047,7 +1766,7 @@
           <w:color w:val="4A4A4A"/>
           <w:sz w:val="18"/>
         </w:rPr>
-        <w:t>COAF | Notícias - Nenhuma publicação encontrada na janela temporal.</w:t>
+        <w:t>ONS | Notícias - Nenhum item encontrado na fonte.</w:t>
       </w:r>
     </w:p>
     <w:p>
@@ -3059,7 +1778,7 @@
           <w:color w:val="4A4A4A"/>
           <w:sz w:val="18"/>
         </w:rPr>
-        <w:t>INPI | Notícias - A única publicação recente está fora da janela temporal (após 2026-07-09T10:51).</w:t>
+        <w:t>ANEEL | Últimas Notícias - Nenhum resultado encontrado na janela temporal.</w:t>
       </w:r>
     </w:p>
     <w:p>
@@ -3071,7 +1790,31 @@
           <w:color w:val="4A4A4A"/>
           <w:sz w:val="18"/>
         </w:rPr>
-        <w:t>ANM | Notícias - A única publicação recente está fora da janela temporal (após 2026-07-09T10:51).</w:t>
+        <w:t>Secretaria de Prêmios e Apostas | Notícias - Nenhum resultado encontrado na fonte.</w:t>
+      </w:r>
+    </w:p>
+    <w:p>
+      <w:pPr>
+        <w:pStyle w:val="ListBullet"/>
+      </w:pPr>
+      <w:r>
+        <w:rPr>
+          <w:color w:val="4A4A4A"/>
+          <w:sz w:val="18"/>
+        </w:rPr>
+        <w:t>INPI | Notícias - Nenhum resultado encontrado na janela temporal.</w:t>
+      </w:r>
+    </w:p>
+    <w:p>
+      <w:pPr>
+        <w:pStyle w:val="ListBullet"/>
+      </w:pPr>
+      <w:r>
+        <w:rPr>
+          <w:color w:val="4A4A4A"/>
+          <w:sz w:val="18"/>
+        </w:rPr>
+        <w:t>Ministério da Agricultura | Notícias - Nenhum resultado encontrado na janela temporal.</w:t>
       </w:r>
     </w:p>
     <w:p>
@@ -3093,17 +1836,19 @@
           <w:color w:val="4A4A4A"/>
           <w:sz w:val="18"/>
         </w:rPr>
-        <w:t>Receita Federal | Normas - A fonte é uma interface de busca e não apresenta conteúdo recente diretamente extraível.</w:t>
+        <w:t>Destaques do D.O.U. - Página de busca, não lista publicações diretamente.</w:t>
       </w:r>
     </w:p>
     <w:p>
+      <w:pPr>
+        <w:pStyle w:val="ListBullet"/>
+      </w:pPr>
       <w:r>
         <w:rPr>
-          <w:b/>
-          <w:color w:val="C0392B"/>
-          <w:sz w:val="20"/>
+          <w:color w:val="4A4A4A"/>
+          <w:sz w:val="18"/>
         </w:rPr>
-        <w:t>Fontes com erro tecnico:</w:t>
+        <w:t>Receita Federal | Normas - Página de busca, não lista publicações diretamente.</w:t>
       </w:r>
     </w:p>
     <w:p>
@@ -3127,7 +1872,53 @@
           <w:color w:val="4A4A4A"/>
           <w:sz w:val="18"/>
         </w:rPr>
+        <w:t>COAF | Notícias - Conteúdo não carregado ('Carregando') ou não disponível.</w:t>
+      </w:r>
+    </w:p>
+    <w:p>
+      <w:pPr>
+        <w:pStyle w:val="ListBullet"/>
+      </w:pPr>
+      <w:r>
+        <w:rPr>
+          <w:color w:val="4A4A4A"/>
+          <w:sz w:val="18"/>
+        </w:rPr>
         <w:t>Ministério do Meio Ambiente | Notícias - Conteúdo restrito, requer autenticação.</w:t>
+      </w:r>
+    </w:p>
+    <w:p>
+      <w:pPr>
+        <w:pStyle w:val="ListBullet"/>
+      </w:pPr>
+      <w:r>
+        <w:rPr>
+          <w:color w:val="4A4A4A"/>
+          <w:sz w:val="18"/>
+        </w:rPr>
+        <w:t>SENACON | Notícias - Conteúdo restrito, requer autenticação.</w:t>
+      </w:r>
+    </w:p>
+    <w:p>
+      <w:r>
+        <w:rPr>
+          <w:b/>
+          <w:color w:val="C0392B"/>
+          <w:sz w:val="20"/>
+        </w:rPr>
+        <w:t>Fontes com erro tecnico:</w:t>
+      </w:r>
+    </w:p>
+    <w:p>
+      <w:pPr>
+        <w:pStyle w:val="ListBullet"/>
+      </w:pPr>
+      <w:r>
+        <w:rPr>
+          <w:color w:val="4A4A4A"/>
+          <w:sz w:val="18"/>
+        </w:rPr>
+        <w:t>Planalto | Resenha Diaria - Internal Server Error: Failed to scrape. All scraping engines failed to retrieve content from this URL. Engines tried: [index, fire-engine;chrome-cdp, fire-engine(retry);chrome-cdp, fire-engine;tlscli</w:t>
       </w:r>
     </w:p>
     <w:p/>
@@ -3175,7 +1966,7 @@
           <w:color w:val="888888"/>
           <w:sz w:val="16"/>
         </w:rPr>
-        <w:t>Janela analisada: 2026-07-08T00:00 ate 2026-07-09T10:51</w:t>
+        <w:t>Janela analisada: 2026-07-09T00:00 ate 2026-07-10T10:13</w:t>
       </w:r>
     </w:p>
     <w:sectPr>

--- a/output/boletim_tributario.docx
+++ b/output/boletim_tributario.docx
@@ -52,7 +52,7 @@
                 <w:color w:val="FFFFFF"/>
                 <w:sz w:val="28"/>
               </w:rPr>
-              <w:t>10 de julho de 2026</w:t>
+              <w:t>13 de julho de 2026</w:t>
             </w:r>
           </w:p>
         </w:tc>
@@ -87,7 +87,7 @@
                 <w:color w:val="1A4D2E"/>
                 <w:sz w:val="56"/>
               </w:rPr>
-              <w:t>14</w:t>
+              <w:t>0</w:t>
             </w:r>
           </w:p>
         </w:tc>
@@ -106,7 +106,7 @@
                 <w:color w:val="C0392B"/>
                 <w:sz w:val="56"/>
               </w:rPr>
-              <w:t>4</w:t>
+              <w:t>0</w:t>
             </w:r>
           </w:p>
         </w:tc>
@@ -125,7 +125,7 @@
                 <w:color w:val="D68910"/>
                 <w:sz w:val="56"/>
               </w:rPr>
-              <w:t>10</w:t>
+              <w:t>0</w:t>
             </w:r>
           </w:p>
         </w:tc>
@@ -264,1661 +264,29 @@
       </w:tr>
     </w:tbl>
     <w:p/>
-    <w:tbl>
-      <w:tblPr>
-        <w:tblW w:type="auto" w:w="0"/>
-        <w:tblLayout w:type="fixed"/>
-        <w:tblLook w:firstColumn="1" w:firstRow="1" w:lastColumn="0" w:lastRow="0" w:noHBand="0" w:noVBand="1" w:val="04A0"/>
-      </w:tblPr>
-      <w:tblGrid>
-        <w:gridCol w:w="9638"/>
-      </w:tblGrid>
-      <w:tr>
-        <w:tc>
-          <w:tcPr>
-            <w:tcW w:type="dxa" w:w="9638"/>
-            <w:shd w:val="clear" w:color="auto" w:fill="1A4D2E"/>
-          </w:tcPr>
-          <w:p>
-            <w:pPr>
-              <w:spacing w:before="120" w:after="40"/>
-            </w:pPr>
-            <w:r>
-              <w:rPr>
-                <w:b w:val="0"/>
-                <w:color w:val="FFFFFF"/>
-                <w:sz w:val="32"/>
-              </w:rPr>
-              <w:t>Destaques do dia</w:t>
-            </w:r>
-          </w:p>
-          <w:p>
-            <w:pPr>
-              <w:spacing w:after="120"/>
-            </w:pPr>
-            <w:r>
-              <w:rPr>
-                <w:color w:val="A8D8B9"/>
-                <w:sz w:val="18"/>
-              </w:rPr>
-              <w:t>Selecionados por alta relevancia</w:t>
-            </w:r>
-          </w:p>
-        </w:tc>
-      </w:tr>
-    </w:tbl>
-    <w:tbl>
-      <w:tblPr>
-        <w:tblW w:type="auto" w:w="0"/>
-        <w:tblLayout w:type="fixed"/>
-        <w:tblLook w:firstColumn="1" w:firstRow="1" w:lastColumn="0" w:lastRow="0" w:noHBand="0" w:noVBand="1" w:val="04A0"/>
-      </w:tblPr>
-      <w:tblGrid>
-        <w:gridCol w:w="9638"/>
-      </w:tblGrid>
-      <w:tr>
-        <w:tc>
-          <w:tcPr>
-            <w:tcW w:type="dxa" w:w="9638"/>
-            <w:shd w:val="clear" w:color="auto" w:fill="F0F7F2"/>
-          </w:tcPr>
-          <w:p>
-            <w:pPr>
-              <w:spacing w:before="120" w:after="40"/>
-            </w:pPr>
-            <w:r>
-              <w:rPr>
-                <w:b/>
-                <w:color w:val="1A4D2E"/>
-                <w:sz w:val="16"/>
-              </w:rPr>
-              <w:t>BANCO CENTRAL | NORMAS</w:t>
-            </w:r>
-          </w:p>
-          <w:p>
-            <w:pPr>
-              <w:spacing w:after="40"/>
-            </w:pPr>
-            <w:hyperlink r:id="rId9">
-              <w:r>
-                <w:rPr>
-                  <w:color w:val="1A1A1A"/>
-                  <w:u w:val="single"/>
-                  <w:b/>
-                </w:rPr>
-                <w:t>Comunicado n° 45.535, 10/7/2026</w:t>
-              </w:r>
-            </w:hyperlink>
-          </w:p>
-          <w:p>
-            <w:pPr>
-              <w:spacing w:after="120"/>
-            </w:pPr>
-            <w:r>
-              <w:rPr>
-                <w:color w:val="4A4A4A"/>
-                <w:sz w:val="18"/>
-              </w:rPr>
-              <w:t>Divulga a Taxa Básica Financeira (TBF), o Redutor "R" e a Taxa Referencial (TR) relativos a 9 de julho de 2026.</w:t>
-            </w:r>
-          </w:p>
-        </w:tc>
-      </w:tr>
-    </w:tbl>
-    <w:tbl>
-      <w:tblPr>
-        <w:tblW w:type="auto" w:w="0"/>
-        <w:tblLayout w:type="fixed"/>
-        <w:tblLook w:firstColumn="1" w:firstRow="1" w:lastColumn="0" w:lastRow="0" w:noHBand="0" w:noVBand="1" w:val="04A0"/>
-      </w:tblPr>
-      <w:tblGrid>
-        <w:gridCol w:w="9638"/>
-      </w:tblGrid>
-      <w:tr>
-        <w:tc>
-          <w:tcPr>
-            <w:tcW w:type="dxa" w:w="9638"/>
-            <w:shd w:val="clear" w:color="auto" w:fill="F0F7F2"/>
-          </w:tcPr>
-          <w:p>
-            <w:pPr>
-              <w:spacing w:before="120" w:after="40"/>
-            </w:pPr>
-            <w:r>
-              <w:rPr>
-                <w:b/>
-                <w:color w:val="1A4D2E"/>
-                <w:sz w:val="16"/>
-              </w:rPr>
-              <w:t>BANCO CENTRAL | NORMAS</w:t>
-            </w:r>
-          </w:p>
-          <w:p>
-            <w:pPr>
-              <w:spacing w:after="40"/>
-            </w:pPr>
-            <w:hyperlink r:id="rId10">
-              <w:r>
-                <w:rPr>
-                  <w:color w:val="1A1A1A"/>
-                  <w:u w:val="single"/>
-                  <w:b/>
-                </w:rPr>
-                <w:t>Comunicado n° 45.534, 9/7/2026</w:t>
-              </w:r>
-            </w:hyperlink>
-          </w:p>
-          <w:p>
-            <w:pPr>
-              <w:spacing w:after="120"/>
-            </w:pPr>
-            <w:r>
-              <w:rPr>
-                <w:color w:val="4A4A4A"/>
-                <w:sz w:val="18"/>
-              </w:rPr>
-              <w:t>Divulga condições para a realização de operações compromissadas com instituições financeiras participantes do módulo Oferta Pública (Ofpub).</w:t>
-            </w:r>
-          </w:p>
-        </w:tc>
-      </w:tr>
-    </w:tbl>
-    <w:tbl>
-      <w:tblPr>
-        <w:tblW w:type="auto" w:w="0"/>
-        <w:tblLayout w:type="fixed"/>
-        <w:tblLook w:firstColumn="1" w:firstRow="1" w:lastColumn="0" w:lastRow="0" w:noHBand="0" w:noVBand="1" w:val="04A0"/>
-      </w:tblPr>
-      <w:tblGrid>
-        <w:gridCol w:w="9638"/>
-      </w:tblGrid>
-      <w:tr>
-        <w:tc>
-          <w:tcPr>
-            <w:tcW w:type="dxa" w:w="9638"/>
-            <w:shd w:val="clear" w:color="auto" w:fill="F0F7F2"/>
-          </w:tcPr>
-          <w:p>
-            <w:pPr>
-              <w:spacing w:before="120" w:after="40"/>
-            </w:pPr>
-            <w:r>
-              <w:rPr>
-                <w:b/>
-                <w:color w:val="1A4D2E"/>
-                <w:sz w:val="16"/>
-              </w:rPr>
-              <w:t>BANCO CENTRAL | NORMAS</w:t>
-            </w:r>
-          </w:p>
-          <w:p>
-            <w:pPr>
-              <w:spacing w:after="40"/>
-            </w:pPr>
-            <w:hyperlink r:id="rId11">
-              <w:r>
-                <w:rPr>
-                  <w:color w:val="1A1A1A"/>
-                  <w:u w:val="single"/>
-                  <w:b/>
-                </w:rPr>
-                <w:t>Comunicado n° 45.533, 9/7/2026</w:t>
-              </w:r>
-            </w:hyperlink>
-          </w:p>
-          <w:p>
-            <w:pPr>
-              <w:spacing w:after="120"/>
-            </w:pPr>
-            <w:r>
-              <w:rPr>
-                <w:color w:val="4A4A4A"/>
-                <w:sz w:val="18"/>
-              </w:rPr>
-              <w:t>Divulga as condições de oferta pública para a realização de operações de swap para fins de rolagem do vencimento de 03/08/2026.</w:t>
-            </w:r>
-          </w:p>
-        </w:tc>
-      </w:tr>
-    </w:tbl>
-    <w:tbl>
-      <w:tblPr>
-        <w:tblW w:type="auto" w:w="0"/>
-        <w:tblLayout w:type="fixed"/>
-        <w:tblLook w:firstColumn="1" w:firstRow="1" w:lastColumn="0" w:lastRow="0" w:noHBand="0" w:noVBand="1" w:val="04A0"/>
-      </w:tblPr>
-      <w:tblGrid>
-        <w:gridCol w:w="9638"/>
-      </w:tblGrid>
-      <w:tr>
-        <w:tc>
-          <w:tcPr>
-            <w:tcW w:type="dxa" w:w="9638"/>
-            <w:shd w:val="clear" w:color="auto" w:fill="F0F7F2"/>
-          </w:tcPr>
-          <w:p>
-            <w:pPr>
-              <w:spacing w:before="120" w:after="40"/>
-            </w:pPr>
-            <w:r>
-              <w:rPr>
-                <w:b/>
-                <w:color w:val="1A4D2E"/>
-                <w:sz w:val="16"/>
-              </w:rPr>
-              <w:t>BANCO CENTRAL | NORMAS</w:t>
-            </w:r>
-          </w:p>
-          <w:p>
-            <w:pPr>
-              <w:spacing w:after="40"/>
-            </w:pPr>
-            <w:hyperlink r:id="rId12">
-              <w:r>
-                <w:rPr>
-                  <w:color w:val="1A1A1A"/>
-                  <w:u w:val="single"/>
-                  <w:b/>
-                </w:rPr>
-                <w:t>Instrução Normativa BCB n° 761, 9/7/2026</w:t>
-              </w:r>
-            </w:hyperlink>
-          </w:p>
-          <w:p>
-            <w:pPr>
-              <w:spacing w:after="120"/>
-            </w:pPr>
-            <w:r>
-              <w:rPr>
-                <w:color w:val="4A4A4A"/>
-                <w:sz w:val="18"/>
-              </w:rPr>
-              <w:t>Divulga orientações sobre medidas reforçadas para instituições financeiras em operações com países com deficiências nas recomendações do Gafi.</w:t>
-            </w:r>
-          </w:p>
-        </w:tc>
-      </w:tr>
-    </w:tbl>
-    <w:p/>
-    <w:tbl>
-      <w:tblPr>
-        <w:tblW w:type="auto" w:w="0"/>
-        <w:tblLayout w:type="fixed"/>
-        <w:tblLook w:firstColumn="1" w:firstRow="1" w:lastColumn="0" w:lastRow="0" w:noHBand="0" w:noVBand="1" w:val="04A0"/>
-      </w:tblPr>
-      <w:tblGrid>
-        <w:gridCol w:w="9638"/>
-      </w:tblGrid>
-      <w:tr>
-        <w:tc>
-          <w:tcPr>
-            <w:tcW w:type="dxa" w:w="9638"/>
-            <w:shd w:val="clear" w:color="auto" w:fill="1A4D2E"/>
-          </w:tcPr>
-          <w:p>
-            <w:pPr>
-              <w:spacing w:before="120" w:after="40"/>
-            </w:pPr>
-            <w:r>
-              <w:rPr>
-                <w:b w:val="0"/>
-                <w:color w:val="FFFFFF"/>
-                <w:sz w:val="32"/>
-              </w:rPr>
-              <w:t>Financeiro e Mercado de Capitais</w:t>
-            </w:r>
-          </w:p>
-        </w:tc>
-      </w:tr>
-    </w:tbl>
     <w:p>
       <w:pPr>
-        <w:spacing w:before="240" w:after="80"/>
+        <w:jc w:val="center"/>
       </w:pPr>
       <w:r>
         <w:rPr>
-          <w:b/>
-          <w:color w:val="1A4D2E"/>
-          <w:sz w:val="20"/>
+          <w:color w:val="888888"/>
+          <w:sz w:val="24"/>
         </w:rPr>
-        <w:t>BANCO CENTRAL | NORMAS</w:t>
+        <w:t>Nao ha itens para este boletim na janela temporal atual.</w:t>
       </w:r>
     </w:p>
     <w:p>
       <w:pPr>
-        <w:spacing w:before="0" w:after="40"/>
-        <w:pBdr>
-          <w:bottom w:val="single" w:sz="8" w:space="1" w:color="1A4D2E"/>
-        </w:pBdr>
-      </w:pPr>
-    </w:p>
-    <w:p>
-      <w:pPr>
-        <w:spacing w:before="160" w:after="40"/>
-      </w:pPr>
-      <w:r>
-        <w:rPr>
-          <w:b/>
-          <w:color w:val="1A1A1A"/>
-          <w:sz w:val="22"/>
-        </w:rPr>
-        <w:t xml:space="preserve">Comunicado n° 45.538, 10/7/2026   </w:t>
-      </w:r>
-      <w:r>
-        <w:rPr>
-          <w:b/>
-          <w:color w:val="D68910"/>
-          <w:sz w:val="16"/>
-        </w:rPr>
-        <w:t>[MÉDIA]</w:t>
-      </w:r>
-    </w:p>
-    <w:p>
-      <w:pPr>
-        <w:spacing w:after="40"/>
-      </w:pPr>
-      <w:r>
-        <w:rPr>
-          <w:color w:val="4A4A4A"/>
-          <w:sz w:val="20"/>
-        </w:rPr>
-        <w:t>Divulga nome de pessoas com interesse em exercer o controle de Instituição de Pagamento.</w:t>
-      </w:r>
-    </w:p>
-    <w:p>
-      <w:pPr>
-        <w:spacing w:after="40"/>
-      </w:pPr>
-      <w:r>
-        <w:rPr>
-          <w:b/>
-          <w:color w:val="888888"/>
-          <w:sz w:val="18"/>
-        </w:rPr>
-        <w:t xml:space="preserve">Publicado: </w:t>
-      </w:r>
-      <w:r>
-        <w:rPr>
-          <w:color w:val="888888"/>
-          <w:sz w:val="18"/>
-        </w:rPr>
-        <w:t xml:space="preserve">2026-07-10T09:42   </w:t>
-      </w:r>
-      <w:hyperlink r:id="rId13">
-        <w:r>
-          <w:rPr>
-            <w:color w:val="1A4D2E"/>
-            <w:u w:val="single"/>
-            <w:b/>
-          </w:rPr>
-          <w:t>Acessar materia</w:t>
-        </w:r>
-      </w:hyperlink>
-    </w:p>
-    <w:p>
-      <w:pPr>
-        <w:spacing w:after="120"/>
+        <w:jc w:val="center"/>
       </w:pPr>
       <w:r>
         <w:rPr>
           <w:i/>
           <w:color w:val="888888"/>
-          <w:sz w:val="16"/>
-        </w:rPr>
-        <w:t>Divulgação de nomes de interessados em controle de Instituição de Pagamento, relevante para o mercado financeiro.</w:t>
-      </w:r>
-    </w:p>
-    <w:p>
-      <w:pPr>
-        <w:spacing w:before="160" w:after="40"/>
-      </w:pPr>
-      <w:r>
-        <w:rPr>
-          <w:b/>
-          <w:color w:val="1A1A1A"/>
-          <w:sz w:val="22"/>
-        </w:rPr>
-        <w:t xml:space="preserve">Comunicado n° 45.537, 10/7/2026   </w:t>
-      </w:r>
-      <w:r>
-        <w:rPr>
-          <w:b/>
-          <w:color w:val="D68910"/>
-          <w:sz w:val="16"/>
-        </w:rPr>
-        <w:t>[MÉDIA]</w:t>
-      </w:r>
-    </w:p>
-    <w:p>
-      <w:pPr>
-        <w:spacing w:after="40"/>
-      </w:pPr>
-      <w:r>
-        <w:rPr>
-          <w:color w:val="4A4A4A"/>
           <w:sz w:val="20"/>
         </w:rPr>
-        <w:t>Divulga nome de pessoas com interesse em exercer o controle de Instituição de Pagamento.</w:t>
-      </w:r>
-    </w:p>
-    <w:p>
-      <w:pPr>
-        <w:spacing w:after="40"/>
-      </w:pPr>
-      <w:r>
-        <w:rPr>
-          <w:b/>
-          <w:color w:val="888888"/>
-          <w:sz w:val="18"/>
-        </w:rPr>
-        <w:t xml:space="preserve">Publicado: </w:t>
-      </w:r>
-      <w:r>
-        <w:rPr>
-          <w:color w:val="888888"/>
-          <w:sz w:val="18"/>
-        </w:rPr>
-        <w:t xml:space="preserve">2026-07-10T09:39   </w:t>
-      </w:r>
-      <w:hyperlink r:id="rId14">
-        <w:r>
-          <w:rPr>
-            <w:color w:val="1A4D2E"/>
-            <w:u w:val="single"/>
-            <w:b/>
-          </w:rPr>
-          <w:t>Acessar materia</w:t>
-        </w:r>
-      </w:hyperlink>
-    </w:p>
-    <w:p>
-      <w:pPr>
-        <w:spacing w:after="120"/>
-      </w:pPr>
-      <w:r>
-        <w:rPr>
-          <w:i/>
-          <w:color w:val="888888"/>
-          <w:sz w:val="16"/>
-        </w:rPr>
-        <w:t>Divulgação de nomes de interessados em controle de Instituição de Pagamento, relevante para o mercado financeiro.</w:t>
-      </w:r>
-    </w:p>
-    <w:p>
-      <w:pPr>
-        <w:spacing w:before="160" w:after="40"/>
-      </w:pPr>
-      <w:r>
-        <w:rPr>
-          <w:b/>
-          <w:color w:val="1A1A1A"/>
-          <w:sz w:val="22"/>
-        </w:rPr>
-        <w:t xml:space="preserve">Comunicado n° 45.536, 10/7/2026   </w:t>
-      </w:r>
-      <w:r>
-        <w:rPr>
-          <w:b/>
-          <w:color w:val="D68910"/>
-          <w:sz w:val="16"/>
-        </w:rPr>
-        <w:t>[MÉDIA]</w:t>
-      </w:r>
-    </w:p>
-    <w:p>
-      <w:pPr>
-        <w:spacing w:after="40"/>
-      </w:pPr>
-      <w:r>
-        <w:rPr>
-          <w:color w:val="4A4A4A"/>
-          <w:sz w:val="20"/>
-        </w:rPr>
-        <w:t>Divulga nomes de pessoas eleitas ou nomeadas para cargos de administração em instituições autorizadas a funcionar, para fins de objeções.</w:t>
-      </w:r>
-    </w:p>
-    <w:p>
-      <w:pPr>
-        <w:spacing w:after="40"/>
-      </w:pPr>
-      <w:r>
-        <w:rPr>
-          <w:b/>
-          <w:color w:val="888888"/>
-          <w:sz w:val="18"/>
-        </w:rPr>
-        <w:t xml:space="preserve">Publicado: </w:t>
-      </w:r>
-      <w:r>
-        <w:rPr>
-          <w:color w:val="888888"/>
-          <w:sz w:val="18"/>
-        </w:rPr>
-        <w:t xml:space="preserve">2026-07-10T09:34   </w:t>
-      </w:r>
-      <w:hyperlink r:id="rId15">
-        <w:r>
-          <w:rPr>
-            <w:color w:val="1A4D2E"/>
-            <w:u w:val="single"/>
-            <w:b/>
-          </w:rPr>
-          <w:t>Acessar materia</w:t>
-        </w:r>
-      </w:hyperlink>
-    </w:p>
-    <w:p>
-      <w:pPr>
-        <w:spacing w:after="120"/>
-      </w:pPr>
-      <w:r>
-        <w:rPr>
-          <w:i/>
-          <w:color w:val="888888"/>
-          <w:sz w:val="16"/>
-        </w:rPr>
-        <w:t>Divulgação de nomes para cargos de administração em instituições financeiras, relevante para o setor regulado.</w:t>
-      </w:r>
-    </w:p>
-    <w:p>
-      <w:pPr>
-        <w:spacing w:before="160" w:after="40"/>
-      </w:pPr>
-      <w:r>
-        <w:rPr>
-          <w:b/>
-          <w:color w:val="1A1A1A"/>
-          <w:sz w:val="22"/>
-        </w:rPr>
-        <w:t xml:space="preserve">Comunicado n° 45.535, 10/7/2026   </w:t>
-      </w:r>
-      <w:r>
-        <w:rPr>
-          <w:b/>
-          <w:color w:val="C0392B"/>
-          <w:sz w:val="16"/>
-        </w:rPr>
-        <w:t>[ALTA]</w:t>
-      </w:r>
-    </w:p>
-    <w:p>
-      <w:pPr>
-        <w:spacing w:after="40"/>
-      </w:pPr>
-      <w:r>
-        <w:rPr>
-          <w:color w:val="4A4A4A"/>
-          <w:sz w:val="20"/>
-        </w:rPr>
-        <w:t>Divulga a Taxa Básica Financeira (TBF), o Redutor "R" e a Taxa Referencial (TR) relativos a 9 de julho de 2026.</w:t>
-      </w:r>
-    </w:p>
-    <w:p>
-      <w:pPr>
-        <w:spacing w:after="40"/>
-      </w:pPr>
-      <w:r>
-        <w:rPr>
-          <w:b/>
-          <w:color w:val="888888"/>
-          <w:sz w:val="18"/>
-        </w:rPr>
-        <w:t xml:space="preserve">Publicado: </w:t>
-      </w:r>
-      <w:r>
-        <w:rPr>
-          <w:color w:val="888888"/>
-          <w:sz w:val="18"/>
-        </w:rPr>
-        <w:t xml:space="preserve">2026-07-10T09:06   </w:t>
-      </w:r>
-      <w:hyperlink r:id="rId9">
-        <w:r>
-          <w:rPr>
-            <w:color w:val="1A4D2E"/>
-            <w:u w:val="single"/>
-            <w:b/>
-          </w:rPr>
-          <w:t>Acessar materia</w:t>
-        </w:r>
-      </w:hyperlink>
-    </w:p>
-    <w:p>
-      <w:pPr>
-        <w:spacing w:after="120"/>
-      </w:pPr>
-      <w:r>
-        <w:rPr>
-          <w:i/>
-          <w:color w:val="888888"/>
-          <w:sz w:val="16"/>
-        </w:rPr>
-        <w:t>Divulgação de taxas de referência importantes para o mercado financeiro.</w:t>
-      </w:r>
-    </w:p>
-    <w:p>
-      <w:pPr>
-        <w:spacing w:before="160" w:after="40"/>
-      </w:pPr>
-      <w:r>
-        <w:rPr>
-          <w:b/>
-          <w:color w:val="1A1A1A"/>
-          <w:sz w:val="22"/>
-        </w:rPr>
-        <w:t xml:space="preserve">Comunicado n° 45.534, 9/7/2026   </w:t>
-      </w:r>
-      <w:r>
-        <w:rPr>
-          <w:b/>
-          <w:color w:val="C0392B"/>
-          <w:sz w:val="16"/>
-        </w:rPr>
-        <w:t>[ALTA]</w:t>
-      </w:r>
-    </w:p>
-    <w:p>
-      <w:pPr>
-        <w:spacing w:after="40"/>
-      </w:pPr>
-      <w:r>
-        <w:rPr>
-          <w:color w:val="4A4A4A"/>
-          <w:sz w:val="20"/>
-        </w:rPr>
-        <w:t>Divulga condições para a realização de operações compromissadas com instituições financeiras participantes do módulo Oferta Pública (Ofpub).</w:t>
-      </w:r>
-    </w:p>
-    <w:p>
-      <w:pPr>
-        <w:spacing w:after="40"/>
-      </w:pPr>
-      <w:r>
-        <w:rPr>
-          <w:b/>
-          <w:color w:val="888888"/>
-          <w:sz w:val="18"/>
-        </w:rPr>
-        <w:t xml:space="preserve">Publicado: </w:t>
-      </w:r>
-      <w:r>
-        <w:rPr>
-          <w:color w:val="888888"/>
-          <w:sz w:val="18"/>
-        </w:rPr>
-        <w:t xml:space="preserve">2026-07-09T18:31   </w:t>
-      </w:r>
-      <w:hyperlink r:id="rId10">
-        <w:r>
-          <w:rPr>
-            <w:color w:val="1A4D2E"/>
-            <w:u w:val="single"/>
-            <w:b/>
-          </w:rPr>
-          <w:t>Acessar materia</w:t>
-        </w:r>
-      </w:hyperlink>
-    </w:p>
-    <w:p>
-      <w:pPr>
-        <w:spacing w:after="120"/>
-      </w:pPr>
-      <w:r>
-        <w:rPr>
-          <w:i/>
-          <w:color w:val="888888"/>
-          <w:sz w:val="16"/>
-        </w:rPr>
-        <w:t>Estabelece condições para operações financeiras, com impacto direto em instituições do mercado.</w:t>
-      </w:r>
-    </w:p>
-    <w:p>
-      <w:pPr>
-        <w:spacing w:before="160" w:after="40"/>
-      </w:pPr>
-      <w:r>
-        <w:rPr>
-          <w:b/>
-          <w:color w:val="1A1A1A"/>
-          <w:sz w:val="22"/>
-        </w:rPr>
-        <w:t xml:space="preserve">Comunicado n° 45.533, 9/7/2026   </w:t>
-      </w:r>
-      <w:r>
-        <w:rPr>
-          <w:b/>
-          <w:color w:val="C0392B"/>
-          <w:sz w:val="16"/>
-        </w:rPr>
-        <w:t>[ALTA]</w:t>
-      </w:r>
-    </w:p>
-    <w:p>
-      <w:pPr>
-        <w:spacing w:after="40"/>
-      </w:pPr>
-      <w:r>
-        <w:rPr>
-          <w:color w:val="4A4A4A"/>
-          <w:sz w:val="20"/>
-        </w:rPr>
-        <w:t>Divulga as condições de oferta pública para a realização de operações de swap para fins de rolagem do vencimento de 03/08/2026.</w:t>
-      </w:r>
-    </w:p>
-    <w:p>
-      <w:pPr>
-        <w:spacing w:after="40"/>
-      </w:pPr>
-      <w:r>
-        <w:rPr>
-          <w:b/>
-          <w:color w:val="888888"/>
-          <w:sz w:val="18"/>
-        </w:rPr>
-        <w:t xml:space="preserve">Publicado: </w:t>
-      </w:r>
-      <w:r>
-        <w:rPr>
-          <w:color w:val="888888"/>
-          <w:sz w:val="18"/>
-        </w:rPr>
-        <w:t xml:space="preserve">2026-07-09T18:30   </w:t>
-      </w:r>
-      <w:hyperlink r:id="rId11">
-        <w:r>
-          <w:rPr>
-            <w:color w:val="1A4D2E"/>
-            <w:u w:val="single"/>
-            <w:b/>
-          </w:rPr>
-          <w:t>Acessar materia</w:t>
-        </w:r>
-      </w:hyperlink>
-    </w:p>
-    <w:p>
-      <w:pPr>
-        <w:spacing w:after="120"/>
-      </w:pPr>
-      <w:r>
-        <w:rPr>
-          <w:i/>
-          <w:color w:val="888888"/>
-          <w:sz w:val="16"/>
-        </w:rPr>
-        <w:t>Define condições para operações de swap, impactando o mercado de câmbio e derivativos.</w:t>
-      </w:r>
-    </w:p>
-    <w:p>
-      <w:pPr>
-        <w:spacing w:before="160" w:after="40"/>
-      </w:pPr>
-      <w:r>
-        <w:rPr>
-          <w:b/>
-          <w:color w:val="1A1A1A"/>
-          <w:sz w:val="22"/>
-        </w:rPr>
-        <w:t xml:space="preserve">Instrução Normativa BCB n° 761, 9/7/2026   </w:t>
-      </w:r>
-      <w:r>
-        <w:rPr>
-          <w:b/>
-          <w:color w:val="C0392B"/>
-          <w:sz w:val="16"/>
-        </w:rPr>
-        <w:t>[ALTA]</w:t>
-      </w:r>
-    </w:p>
-    <w:p>
-      <w:pPr>
-        <w:spacing w:after="40"/>
-      </w:pPr>
-      <w:r>
-        <w:rPr>
-          <w:color w:val="4A4A4A"/>
-          <w:sz w:val="20"/>
-        </w:rPr>
-        <w:t>Divulga orientações sobre medidas reforçadas para instituições financeiras em operações com países com deficiências nas recomendações do Gafi.</w:t>
-      </w:r>
-    </w:p>
-    <w:p>
-      <w:pPr>
-        <w:spacing w:after="40"/>
-      </w:pPr>
-      <w:r>
-        <w:rPr>
-          <w:b/>
-          <w:color w:val="888888"/>
-          <w:sz w:val="18"/>
-        </w:rPr>
-        <w:t xml:space="preserve">Publicado: </w:t>
-      </w:r>
-      <w:r>
-        <w:rPr>
-          <w:color w:val="888888"/>
-          <w:sz w:val="18"/>
-        </w:rPr>
-        <w:t xml:space="preserve">2026-07-09T16:33   </w:t>
-      </w:r>
-      <w:hyperlink r:id="rId12">
-        <w:r>
-          <w:rPr>
-            <w:color w:val="1A4D2E"/>
-            <w:u w:val="single"/>
-            <w:b/>
-          </w:rPr>
-          <w:t>Acessar materia</w:t>
-        </w:r>
-      </w:hyperlink>
-    </w:p>
-    <w:p>
-      <w:pPr>
-        <w:spacing w:after="120"/>
-      </w:pPr>
-      <w:r>
-        <w:rPr>
-          <w:i/>
-          <w:color w:val="888888"/>
-          <w:sz w:val="16"/>
-        </w:rPr>
-        <w:t>Instrução normativa com impacto regulatório direto sobre compliance e prevenção à lavagem de dinheiro para instituições financeiras.</w:t>
-      </w:r>
-    </w:p>
-    <w:p>
-      <w:pPr>
-        <w:spacing w:before="160" w:after="40"/>
-      </w:pPr>
-      <w:r>
-        <w:rPr>
-          <w:b/>
-          <w:color w:val="1A1A1A"/>
-          <w:sz w:val="22"/>
-        </w:rPr>
-        <w:t xml:space="preserve">Instrução Normativa BCB n° 760, 9/7/2026   </w:t>
-      </w:r>
-      <w:r>
-        <w:rPr>
-          <w:b/>
-          <w:color w:val="D68910"/>
-          <w:sz w:val="16"/>
-        </w:rPr>
-        <w:t>[MÉDIA]</w:t>
-      </w:r>
-    </w:p>
-    <w:p>
-      <w:pPr>
-        <w:spacing w:after="40"/>
-      </w:pPr>
-      <w:r>
-        <w:rPr>
-          <w:color w:val="4A4A4A"/>
-          <w:sz w:val="20"/>
-        </w:rPr>
-        <w:t>Divulga a versão 9.0 do Manual de Experiência do Cliente no Open Finance.</w:t>
-      </w:r>
-    </w:p>
-    <w:p>
-      <w:pPr>
-        <w:spacing w:after="40"/>
-      </w:pPr>
-      <w:r>
-        <w:rPr>
-          <w:b/>
-          <w:color w:val="888888"/>
-          <w:sz w:val="18"/>
-        </w:rPr>
-        <w:t xml:space="preserve">Publicado: </w:t>
-      </w:r>
-      <w:r>
-        <w:rPr>
-          <w:color w:val="888888"/>
-          <w:sz w:val="18"/>
-        </w:rPr>
-        <w:t xml:space="preserve">2026-07-09T13:46   </w:t>
-      </w:r>
-      <w:hyperlink r:id="rId16">
-        <w:r>
-          <w:rPr>
-            <w:color w:val="1A4D2E"/>
-            <w:u w:val="single"/>
-            <w:b/>
-          </w:rPr>
-          <w:t>Acessar materia</w:t>
-        </w:r>
-      </w:hyperlink>
-    </w:p>
-    <w:p>
-      <w:pPr>
-        <w:spacing w:after="120"/>
-      </w:pPr>
-      <w:r>
-        <w:rPr>
-          <w:i/>
-          <w:color w:val="888888"/>
-          <w:sz w:val="16"/>
-        </w:rPr>
-        <w:t>Atualização de manual técnico do Open Finance, com impacto operacional para as instituições.</w:t>
-      </w:r>
-    </w:p>
-    <w:p>
-      <w:pPr>
-        <w:spacing w:before="160" w:after="40"/>
-      </w:pPr>
-      <w:r>
-        <w:rPr>
-          <w:b/>
-          <w:color w:val="1A1A1A"/>
-          <w:sz w:val="22"/>
-        </w:rPr>
-        <w:t xml:space="preserve">Instrução Normativa BCB n° 759, 9/7/2026   </w:t>
-      </w:r>
-      <w:r>
-        <w:rPr>
-          <w:b/>
-          <w:color w:val="D68910"/>
-          <w:sz w:val="16"/>
-        </w:rPr>
-        <w:t>[MÉDIA]</w:t>
-      </w:r>
-    </w:p>
-    <w:p>
-      <w:pPr>
-        <w:spacing w:after="40"/>
-      </w:pPr>
-      <w:r>
-        <w:rPr>
-          <w:color w:val="4A4A4A"/>
-          <w:sz w:val="20"/>
-        </w:rPr>
-        <w:t>Divulga a versão 8.0 do Manual de Escopo de Dados e Serviços do Open Finance.</w:t>
-      </w:r>
-    </w:p>
-    <w:p>
-      <w:pPr>
-        <w:spacing w:after="40"/>
-      </w:pPr>
-      <w:r>
-        <w:rPr>
-          <w:b/>
-          <w:color w:val="888888"/>
-          <w:sz w:val="18"/>
-        </w:rPr>
-        <w:t xml:space="preserve">Publicado: </w:t>
-      </w:r>
-      <w:r>
-        <w:rPr>
-          <w:color w:val="888888"/>
-          <w:sz w:val="18"/>
-        </w:rPr>
-        <w:t xml:space="preserve">2026-07-09T13:26   </w:t>
-      </w:r>
-      <w:hyperlink r:id="rId17">
-        <w:r>
-          <w:rPr>
-            <w:color w:val="1A4D2E"/>
-            <w:u w:val="single"/>
-            <w:b/>
-          </w:rPr>
-          <w:t>Acessar materia</w:t>
-        </w:r>
-      </w:hyperlink>
-    </w:p>
-    <w:p>
-      <w:pPr>
-        <w:spacing w:after="120"/>
-      </w:pPr>
-      <w:r>
-        <w:rPr>
-          <w:i/>
-          <w:color w:val="888888"/>
-          <w:sz w:val="16"/>
-        </w:rPr>
-        <w:t>Atualização de manual técnico do Open Finance, com impacto operacional para as instituições.</w:t>
-      </w:r>
-    </w:p>
-    <w:p>
-      <w:pPr>
-        <w:spacing w:before="160" w:after="40"/>
-      </w:pPr>
-      <w:r>
-        <w:rPr>
-          <w:b/>
-          <w:color w:val="1A1A1A"/>
-          <w:sz w:val="22"/>
-        </w:rPr>
-        <w:t xml:space="preserve">Comunicado n° 45.532, 9/7/2026   </w:t>
-      </w:r>
-      <w:r>
-        <w:rPr>
-          <w:b/>
-          <w:color w:val="D68910"/>
-          <w:sz w:val="16"/>
-        </w:rPr>
-        <w:t>[MÉDIA]</w:t>
-      </w:r>
-    </w:p>
-    <w:p>
-      <w:pPr>
-        <w:spacing w:after="40"/>
-      </w:pPr>
-      <w:r>
-        <w:rPr>
-          <w:color w:val="4A4A4A"/>
-          <w:sz w:val="20"/>
-        </w:rPr>
-        <w:t>Divulga o resultado de leilões de swap.</w:t>
-      </w:r>
-    </w:p>
-    <w:p>
-      <w:pPr>
-        <w:spacing w:after="40"/>
-      </w:pPr>
-      <w:r>
-        <w:rPr>
-          <w:b/>
-          <w:color w:val="888888"/>
-          <w:sz w:val="18"/>
-        </w:rPr>
-        <w:t xml:space="preserve">Publicado: </w:t>
-      </w:r>
-      <w:r>
-        <w:rPr>
-          <w:color w:val="888888"/>
-          <w:sz w:val="18"/>
-        </w:rPr>
-        <w:t xml:space="preserve">2026-07-09T11:44   </w:t>
-      </w:r>
-      <w:hyperlink r:id="rId18">
-        <w:r>
-          <w:rPr>
-            <w:color w:val="1A4D2E"/>
-            <w:u w:val="single"/>
-            <w:b/>
-          </w:rPr>
-          <w:t>Acessar materia</w:t>
-        </w:r>
-      </w:hyperlink>
-    </w:p>
-    <w:p>
-      <w:pPr>
-        <w:spacing w:after="120"/>
-      </w:pPr>
-      <w:r>
-        <w:rPr>
-          <w:i/>
-          <w:color w:val="888888"/>
-          <w:sz w:val="16"/>
-        </w:rPr>
-        <w:t>Informação sobre o resultado de leilões de swap, relevante para o mercado financeiro.</w:t>
-      </w:r>
-    </w:p>
-    <w:p>
-      <w:pPr>
-        <w:spacing w:before="160" w:after="40"/>
-      </w:pPr>
-      <w:r>
-        <w:rPr>
-          <w:b/>
-          <w:color w:val="1A1A1A"/>
-          <w:sz w:val="22"/>
-        </w:rPr>
-        <w:t xml:space="preserve">Comunicado n° 45.531, 9/7/2026   </w:t>
-      </w:r>
-      <w:r>
-        <w:rPr>
-          <w:b/>
-          <w:color w:val="D68910"/>
-          <w:sz w:val="16"/>
-        </w:rPr>
-        <w:t>[MÉDIA]</w:t>
-      </w:r>
-    </w:p>
-    <w:p>
-      <w:pPr>
-        <w:spacing w:after="40"/>
-      </w:pPr>
-      <w:r>
-        <w:rPr>
-          <w:color w:val="4A4A4A"/>
-          <w:sz w:val="20"/>
-        </w:rPr>
-        <w:t>Divulga a realização de leilão de Swap Cambial Tradicional para fins de rolagem.</w:t>
-      </w:r>
-    </w:p>
-    <w:p>
-      <w:pPr>
-        <w:spacing w:after="40"/>
-      </w:pPr>
-      <w:r>
-        <w:rPr>
-          <w:b/>
-          <w:color w:val="888888"/>
-          <w:sz w:val="18"/>
-        </w:rPr>
-        <w:t xml:space="preserve">Publicado: </w:t>
-      </w:r>
-      <w:r>
-        <w:rPr>
-          <w:color w:val="888888"/>
-          <w:sz w:val="18"/>
-        </w:rPr>
-        <w:t xml:space="preserve">2026-07-09T11:30   </w:t>
-      </w:r>
-      <w:hyperlink r:id="rId19">
-        <w:r>
-          <w:rPr>
-            <w:color w:val="1A4D2E"/>
-            <w:u w:val="single"/>
-            <w:b/>
-          </w:rPr>
-          <w:t>Acessar materia</w:t>
-        </w:r>
-      </w:hyperlink>
-    </w:p>
-    <w:p>
-      <w:pPr>
-        <w:spacing w:after="120"/>
-      </w:pPr>
-      <w:r>
-        <w:rPr>
-          <w:i/>
-          <w:color w:val="888888"/>
-          <w:sz w:val="16"/>
-        </w:rPr>
-        <w:t>Anúncio de leilão de swap cambial, relevante para o mercado financeiro.</w:t>
-      </w:r>
-    </w:p>
-    <w:p>
-      <w:pPr>
-        <w:spacing w:before="160" w:after="40"/>
-      </w:pPr>
-      <w:r>
-        <w:rPr>
-          <w:b/>
-          <w:color w:val="1A1A1A"/>
-          <w:sz w:val="22"/>
-        </w:rPr>
-        <w:t xml:space="preserve">Comunicado n° 45.530, 9/7/2026   </w:t>
-      </w:r>
-      <w:r>
-        <w:rPr>
-          <w:b/>
-          <w:color w:val="D68910"/>
-          <w:sz w:val="16"/>
-        </w:rPr>
-        <w:t>[MÉDIA]</w:t>
-      </w:r>
-    </w:p>
-    <w:p>
-      <w:pPr>
-        <w:spacing w:after="40"/>
-      </w:pPr>
-      <w:r>
-        <w:rPr>
-          <w:color w:val="4A4A4A"/>
-          <w:sz w:val="20"/>
-        </w:rPr>
-        <w:t>Divulga a realização de leilão de Swap Cambial Tradicional para fins de rolagem.</w:t>
-      </w:r>
-    </w:p>
-    <w:p>
-      <w:pPr>
-        <w:spacing w:after="40"/>
-      </w:pPr>
-      <w:r>
-        <w:rPr>
-          <w:b/>
-          <w:color w:val="888888"/>
-          <w:sz w:val="18"/>
-        </w:rPr>
-        <w:t xml:space="preserve">Publicado: </w:t>
-      </w:r>
-      <w:r>
-        <w:rPr>
-          <w:color w:val="888888"/>
-          <w:sz w:val="18"/>
-        </w:rPr>
-        <w:t xml:space="preserve">2026-07-09T11:30   </w:t>
-      </w:r>
-      <w:hyperlink r:id="rId20">
-        <w:r>
-          <w:rPr>
-            <w:color w:val="1A4D2E"/>
-            <w:u w:val="single"/>
-            <w:b/>
-          </w:rPr>
-          <w:t>Acessar materia</w:t>
-        </w:r>
-      </w:hyperlink>
-    </w:p>
-    <w:p>
-      <w:pPr>
-        <w:spacing w:after="120"/>
-      </w:pPr>
-      <w:r>
-        <w:rPr>
-          <w:i/>
-          <w:color w:val="888888"/>
-          <w:sz w:val="16"/>
-        </w:rPr>
-        <w:t>Anúncio de leilão de swap cambial, relevante para o mercado financeiro.</w:t>
-      </w:r>
-    </w:p>
-    <w:p>
-      <w:pPr>
-        <w:spacing w:before="160" w:after="40"/>
-      </w:pPr>
-      <w:r>
-        <w:rPr>
-          <w:b/>
-          <w:color w:val="1A1A1A"/>
-          <w:sz w:val="22"/>
-        </w:rPr>
-        <w:t xml:space="preserve">Comunicado n° 45.529, 9/7/2026   </w:t>
-      </w:r>
-      <w:r>
-        <w:rPr>
-          <w:b/>
-          <w:color w:val="D68910"/>
-          <w:sz w:val="16"/>
-        </w:rPr>
-        <w:t>[MÉDIA]</w:t>
-      </w:r>
-    </w:p>
-    <w:p>
-      <w:pPr>
-        <w:spacing w:after="40"/>
-      </w:pPr>
-      <w:r>
-        <w:rPr>
-          <w:color w:val="4A4A4A"/>
-          <w:sz w:val="20"/>
-        </w:rPr>
-        <w:t>Divulga nome de pessoa com interesse em participar do controle de Instituição de Pagamento.</w:t>
-      </w:r>
-    </w:p>
-    <w:p>
-      <w:pPr>
-        <w:spacing w:after="40"/>
-      </w:pPr>
-      <w:r>
-        <w:rPr>
-          <w:b/>
-          <w:color w:val="888888"/>
-          <w:sz w:val="18"/>
-        </w:rPr>
-        <w:t xml:space="preserve">Publicado: </w:t>
-      </w:r>
-      <w:r>
-        <w:rPr>
-          <w:color w:val="888888"/>
-          <w:sz w:val="18"/>
-        </w:rPr>
-        <w:t xml:space="preserve">2026-07-09T10:21   </w:t>
-      </w:r>
-      <w:hyperlink r:id="rId21">
-        <w:r>
-          <w:rPr>
-            <w:color w:val="1A4D2E"/>
-            <w:u w:val="single"/>
-            <w:b/>
-          </w:rPr>
-          <w:t>Acessar materia</w:t>
-        </w:r>
-      </w:hyperlink>
-    </w:p>
-    <w:p>
-      <w:pPr>
-        <w:spacing w:after="120"/>
-      </w:pPr>
-      <w:r>
-        <w:rPr>
-          <w:i/>
-          <w:color w:val="888888"/>
-          <w:sz w:val="16"/>
-        </w:rPr>
-        <w:t>Divulgação de nome de interessado em controle de Instituição de Pagamento, relevante para o mercado financeiro.</w:t>
-      </w:r>
-    </w:p>
-    <w:p>
-      <w:pPr>
-        <w:spacing w:before="160" w:after="40"/>
-      </w:pPr>
-      <w:r>
-        <w:rPr>
-          <w:b/>
-          <w:color w:val="1A1A1A"/>
-          <w:sz w:val="22"/>
-        </w:rPr>
-        <w:t xml:space="preserve">Comunicado n° 45.528, 9/7/2026   </w:t>
-      </w:r>
-      <w:r>
-        <w:rPr>
-          <w:b/>
-          <w:color w:val="D68910"/>
-          <w:sz w:val="16"/>
-        </w:rPr>
-        <w:t>[MÉDIA]</w:t>
-      </w:r>
-    </w:p>
-    <w:p>
-      <w:pPr>
-        <w:spacing w:after="40"/>
-      </w:pPr>
-      <w:r>
-        <w:rPr>
-          <w:color w:val="4A4A4A"/>
-          <w:sz w:val="20"/>
-        </w:rPr>
-        <w:t>Divulga, para fins de recebimento de eventuais objeções, nomes de pessoas eleitas ou nomeadas para ocupar cargos de administração em instituições autorizadas a funcionar.</w:t>
-      </w:r>
-    </w:p>
-    <w:p>
-      <w:pPr>
-        <w:spacing w:after="40"/>
-      </w:pPr>
-      <w:r>
-        <w:rPr>
-          <w:b/>
-          <w:color w:val="888888"/>
-          <w:sz w:val="18"/>
-        </w:rPr>
-        <w:t xml:space="preserve">Publicado: </w:t>
-      </w:r>
-      <w:r>
-        <w:rPr>
-          <w:color w:val="888888"/>
-          <w:sz w:val="18"/>
-        </w:rPr>
-        <w:t xml:space="preserve">2026-07-09T09:36   </w:t>
-      </w:r>
-      <w:hyperlink r:id="rId22">
-        <w:r>
-          <w:rPr>
-            <w:color w:val="1A4D2E"/>
-            <w:u w:val="single"/>
-            <w:b/>
-          </w:rPr>
-          <w:t>Acessar materia</w:t>
-        </w:r>
-      </w:hyperlink>
-    </w:p>
-    <w:p>
-      <w:pPr>
-        <w:spacing w:after="120"/>
-      </w:pPr>
-      <w:r>
-        <w:rPr>
-          <w:i/>
-          <w:color w:val="888888"/>
-          <w:sz w:val="16"/>
-        </w:rPr>
-        <w:t>Divulgação de nomes para cargos de administração em instituições financeiras, relevante para o setor regulado.</w:t>
-      </w:r>
-    </w:p>
-    <w:p/>
-    <w:tbl>
-      <w:tblPr>
-        <w:tblW w:type="auto" w:w="0"/>
-        <w:tblLayout w:type="fixed"/>
-        <w:tblLook w:firstColumn="1" w:firstRow="1" w:lastColumn="0" w:lastRow="0" w:noHBand="0" w:noVBand="1" w:val="04A0"/>
-      </w:tblPr>
-      <w:tblGrid>
-        <w:gridCol w:w="9638"/>
-      </w:tblGrid>
-      <w:tr>
-        <w:tc>
-          <w:tcPr>
-            <w:tcW w:type="dxa" w:w="9638"/>
-          </w:tcPr>
-          <w:p>
-            <w:pPr>
-              <w:spacing w:before="120" w:after="40"/>
-            </w:pPr>
-            <w:r>
-              <w:rPr>
-                <w:b w:val="0"/>
-                <w:color w:val="1A4D2E"/>
-                <w:sz w:val="32"/>
-              </w:rPr>
-              <w:t>Transparencia da coleta</w:t>
-            </w:r>
-          </w:p>
-        </w:tc>
-      </w:tr>
-    </w:tbl>
-    <w:p>
-      <w:r>
-        <w:rPr>
-          <w:b/>
-          <w:color w:val="1A4D2E"/>
-          <w:sz w:val="20"/>
-        </w:rPr>
-        <w:t>Fontes sem publicacao na janela:</w:t>
-      </w:r>
-    </w:p>
-    <w:p>
-      <w:pPr>
-        <w:pStyle w:val="ListBullet"/>
-      </w:pPr>
-      <w:r>
-        <w:rPr>
-          <w:color w:val="4A4A4A"/>
-          <w:sz w:val="18"/>
-        </w:rPr>
-        <w:t>CCEE | Noticias - Nenhum resultado encontrado na janela temporal.</w:t>
-      </w:r>
-    </w:p>
-    <w:p>
-      <w:pPr>
-        <w:pStyle w:val="ListBullet"/>
-      </w:pPr>
-      <w:r>
-        <w:rPr>
-          <w:color w:val="4A4A4A"/>
-          <w:sz w:val="18"/>
-        </w:rPr>
-        <w:t>Ministério da Fazenda | Notícias - Nenhum resultado encontrado na janela temporal.</w:t>
-      </w:r>
-    </w:p>
-    <w:p>
-      <w:pPr>
-        <w:pStyle w:val="ListBullet"/>
-      </w:pPr>
-      <w:r>
-        <w:rPr>
-          <w:color w:val="4A4A4A"/>
-          <w:sz w:val="18"/>
-        </w:rPr>
-        <w:t>ANPD | Notícias - Nenhum resultado encontrado na janela temporal.</w:t>
-      </w:r>
-    </w:p>
-    <w:p>
-      <w:pPr>
-        <w:pStyle w:val="ListBullet"/>
-      </w:pPr>
-      <w:r>
-        <w:rPr>
-          <w:color w:val="4A4A4A"/>
-          <w:sz w:val="18"/>
-        </w:rPr>
-        <w:t>CVM | Notícias - Nenhum resultado encontrado na janela temporal.</w:t>
-      </w:r>
-    </w:p>
-    <w:p>
-      <w:pPr>
-        <w:pStyle w:val="ListBullet"/>
-      </w:pPr>
-      <w:r>
-        <w:rPr>
-          <w:color w:val="4A4A4A"/>
-          <w:sz w:val="18"/>
-        </w:rPr>
-        <w:t>B3 | Ofícios e Comunicados - Nenhum resultado encontrado na janela temporal.</w:t>
-      </w:r>
-    </w:p>
-    <w:p>
-      <w:pPr>
-        <w:pStyle w:val="ListBullet"/>
-      </w:pPr>
-      <w:r>
-        <w:rPr>
-          <w:color w:val="4A4A4A"/>
-          <w:sz w:val="18"/>
-        </w:rPr>
-        <w:t>ONS | Notícias - Nenhum item encontrado na fonte.</w:t>
-      </w:r>
-    </w:p>
-    <w:p>
-      <w:pPr>
-        <w:pStyle w:val="ListBullet"/>
-      </w:pPr>
-      <w:r>
-        <w:rPr>
-          <w:color w:val="4A4A4A"/>
-          <w:sz w:val="18"/>
-        </w:rPr>
-        <w:t>ANEEL | Últimas Notícias - Nenhum resultado encontrado na janela temporal.</w:t>
-      </w:r>
-    </w:p>
-    <w:p>
-      <w:pPr>
-        <w:pStyle w:val="ListBullet"/>
-      </w:pPr>
-      <w:r>
-        <w:rPr>
-          <w:color w:val="4A4A4A"/>
-          <w:sz w:val="18"/>
-        </w:rPr>
-        <w:t>Secretaria de Prêmios e Apostas | Notícias - Nenhum resultado encontrado na fonte.</w:t>
-      </w:r>
-    </w:p>
-    <w:p>
-      <w:pPr>
-        <w:pStyle w:val="ListBullet"/>
-      </w:pPr>
-      <w:r>
-        <w:rPr>
-          <w:color w:val="4A4A4A"/>
-          <w:sz w:val="18"/>
-        </w:rPr>
-        <w:t>INPI | Notícias - Nenhum resultado encontrado na janela temporal.</w:t>
-      </w:r>
-    </w:p>
-    <w:p>
-      <w:pPr>
-        <w:pStyle w:val="ListBullet"/>
-      </w:pPr>
-      <w:r>
-        <w:rPr>
-          <w:color w:val="4A4A4A"/>
-          <w:sz w:val="18"/>
-        </w:rPr>
-        <w:t>Ministério da Agricultura | Notícias - Nenhum resultado encontrado na janela temporal.</w:t>
-      </w:r>
-    </w:p>
-    <w:p>
-      <w:r>
-        <w:rPr>
-          <w:b/>
-          <w:color w:val="D68910"/>
-          <w:sz w:val="20"/>
-        </w:rPr>
-        <w:t>Fontes sem resultado relevante:</w:t>
-      </w:r>
-    </w:p>
-    <w:p>
-      <w:pPr>
-        <w:pStyle w:val="ListBullet"/>
-      </w:pPr>
-      <w:r>
-        <w:rPr>
-          <w:color w:val="4A4A4A"/>
-          <w:sz w:val="18"/>
-        </w:rPr>
-        <w:t>Destaques do D.O.U. - Página de busca, não lista publicações diretamente.</w:t>
-      </w:r>
-    </w:p>
-    <w:p>
-      <w:pPr>
-        <w:pStyle w:val="ListBullet"/>
-      </w:pPr>
-      <w:r>
-        <w:rPr>
-          <w:color w:val="4A4A4A"/>
-          <w:sz w:val="18"/>
-        </w:rPr>
-        <w:t>Receita Federal | Normas - Página de busca, não lista publicações diretamente.</w:t>
-      </w:r>
-    </w:p>
-    <w:p>
-      <w:pPr>
-        <w:pStyle w:val="ListBullet"/>
-      </w:pPr>
-      <w:r>
-        <w:rPr>
-          <w:color w:val="4A4A4A"/>
-          <w:sz w:val="18"/>
-        </w:rPr>
-        <w:t>CGU | Notícias - Conteúdo restrito, requer autenticação.</w:t>
-      </w:r>
-    </w:p>
-    <w:p>
-      <w:pPr>
-        <w:pStyle w:val="ListBullet"/>
-      </w:pPr>
-      <w:r>
-        <w:rPr>
-          <w:color w:val="4A4A4A"/>
-          <w:sz w:val="18"/>
-        </w:rPr>
-        <w:t>COAF | Notícias - Conteúdo não carregado ('Carregando') ou não disponível.</w:t>
-      </w:r>
-    </w:p>
-    <w:p>
-      <w:pPr>
-        <w:pStyle w:val="ListBullet"/>
-      </w:pPr>
-      <w:r>
-        <w:rPr>
-          <w:color w:val="4A4A4A"/>
-          <w:sz w:val="18"/>
-        </w:rPr>
-        <w:t>Ministério do Meio Ambiente | Notícias - Conteúdo restrito, requer autenticação.</w:t>
-      </w:r>
-    </w:p>
-    <w:p>
-      <w:pPr>
-        <w:pStyle w:val="ListBullet"/>
-      </w:pPr>
-      <w:r>
-        <w:rPr>
-          <w:color w:val="4A4A4A"/>
-          <w:sz w:val="18"/>
-        </w:rPr>
-        <w:t>SENACON | Notícias - Conteúdo restrito, requer autenticação.</w:t>
-      </w:r>
-    </w:p>
-    <w:p>
-      <w:r>
-        <w:rPr>
-          <w:b/>
-          <w:color w:val="C0392B"/>
-          <w:sz w:val="20"/>
-        </w:rPr>
-        <w:t>Fontes com erro tecnico:</w:t>
-      </w:r>
-    </w:p>
-    <w:p>
-      <w:pPr>
-        <w:pStyle w:val="ListBullet"/>
-      </w:pPr>
-      <w:r>
-        <w:rPr>
-          <w:color w:val="4A4A4A"/>
-          <w:sz w:val="18"/>
-        </w:rPr>
-        <w:t>Planalto | Resenha Diaria - Internal Server Error: Failed to scrape. All scraping engines failed to retrieve content from this URL. Engines tried: [index, fire-engine;chrome-cdp, fire-engine(retry);chrome-cdp, fire-engine;tlscli</w:t>
+        <w:t>Isso pode ocorrer em fins de semana, feriados ou dias sem publicacoes relevantes.</w:t>
       </w:r>
     </w:p>
     <w:p/>
@@ -1966,7 +334,7 @@
           <w:color w:val="888888"/>
           <w:sz w:val="16"/>
         </w:rPr>
-        <w:t>Janela analisada: 2026-07-09T00:00 ate 2026-07-10T10:13</w:t>
+        <w:t>Janela analisada: 2026-07-10T00:00 ate 2026-07-13T10:25</w:t>
       </w:r>
     </w:p>
     <w:sectPr>
